--- a/apps/staff/src/core/Paperwork/US_TN/UsTnDiangosticClassification2026/dcaf_template.docx
+++ b/apps/staff/src/core/Paperwork/US_TN/UsTnDiangosticClassification2026/dcaf_template.docx
@@ -77,7 +77,7 @@
           <w:sz w:val="20"/>
           <w:szCs w:val="20"/>
         </w:rPr>
-        <w:t>Violent Felony Conviction in Last 24 Months __________________________________________________</w:t>
+        <w:t>Violent Felony Conviction in Last 24 Months _________________________________________________</w:t>
       </w:r>
       <w:proofErr w:type="gramStart"/>
       <w:r>
@@ -515,7 +515,14 @@
           <w:sz w:val="20"/>
           <w:szCs w:val="20"/>
         </w:rPr>
-        <w:t>_  6</w:t>
+        <w:t xml:space="preserve">_  </w:t>
+      </w:r>
+      <w:r>
+        <w:rPr>
+          <w:sz w:val="20"/>
+          <w:szCs w:val="20"/>
+        </w:rPr>
+        <w:t>8</w:t>
       </w:r>
       <w:proofErr w:type="gramEnd"/>
     </w:p>
@@ -679,7 +686,21 @@
           <w:sz w:val="20"/>
           <w:szCs w:val="20"/>
         </w:rPr>
-        <w:t>_  20</w:t>
+        <w:t xml:space="preserve">_  </w:t>
+      </w:r>
+      <w:r>
+        <w:rPr>
+          <w:sz w:val="20"/>
+          <w:szCs w:val="20"/>
+        </w:rPr>
+        <w:t>1</w:t>
+      </w:r>
+      <w:r>
+        <w:rPr>
+          <w:sz w:val="20"/>
+          <w:szCs w:val="20"/>
+        </w:rPr>
+        <w:t>0</w:t>
       </w:r>
       <w:proofErr w:type="gramEnd"/>
     </w:p>
@@ -1042,7 +1063,14 @@
           <w:sz w:val="20"/>
           <w:szCs w:val="20"/>
         </w:rPr>
-        <w:t>_  8</w:t>
+        <w:t xml:space="preserve">_  </w:t>
+      </w:r>
+      <w:r>
+        <w:rPr>
+          <w:sz w:val="20"/>
+          <w:szCs w:val="20"/>
+        </w:rPr>
+        <w:t>7</w:t>
       </w:r>
       <w:proofErr w:type="gramEnd"/>
     </w:p>
@@ -1110,6 +1138,48 @@
           <w:sz w:val="20"/>
           <w:szCs w:val="20"/>
         </w:rPr>
+        <w:t xml:space="preserve">_  </w:t>
+      </w:r>
+      <w:r>
+        <w:rPr>
+          <w:sz w:val="20"/>
+          <w:szCs w:val="20"/>
+        </w:rPr>
+        <w:t>0</w:t>
+      </w:r>
+      <w:proofErr w:type="gramEnd"/>
+    </w:p>
+    <w:p>
+      <w:pPr>
+        <w:rPr>
+          <w:b/>
+          <w:bCs/>
+          <w:sz w:val="20"/>
+          <w:szCs w:val="20"/>
+        </w:rPr>
+      </w:pPr>
+      <w:r>
+        <w:rPr>
+          <w:b/>
+          <w:bCs/>
+          <w:sz w:val="20"/>
+          <w:szCs w:val="20"/>
+        </w:rPr>
+        <w:tab/>
+      </w:r>
+      <w:r>
+        <w:rPr>
+          <w:sz w:val="20"/>
+          <w:szCs w:val="20"/>
+        </w:rPr>
+        <w:t>36 - 40 ____________________________________________________________________________</w:t>
+      </w:r>
+      <w:proofErr w:type="gramStart"/>
+      <w:r>
+        <w:rPr>
+          <w:sz w:val="20"/>
+          <w:szCs w:val="20"/>
+        </w:rPr>
         <w:t>_  -</w:t>
       </w:r>
       <w:proofErr w:type="gramEnd"/>
@@ -1144,7 +1214,7 @@
           <w:sz w:val="20"/>
           <w:szCs w:val="20"/>
         </w:rPr>
-        <w:t>36 - 40 ____________________________________________________________________________</w:t>
+        <w:t>41 - 45 ____________________________________________________________________________</w:t>
       </w:r>
       <w:proofErr w:type="gramStart"/>
       <w:r>
@@ -1160,14 +1230,12 @@
           <w:sz w:val="20"/>
           <w:szCs w:val="20"/>
         </w:rPr>
-        <w:t>2</w:t>
-      </w:r>
-    </w:p>
-    <w:p>
-      <w:pPr>
-        <w:rPr>
-          <w:b/>
-          <w:bCs/>
+        <w:t>3</w:t>
+      </w:r>
+    </w:p>
+    <w:p>
+      <w:pPr>
+        <w:rPr>
           <w:sz w:val="20"/>
           <w:szCs w:val="20"/>
         </w:rPr>
@@ -1186,7 +1254,7 @@
           <w:sz w:val="20"/>
           <w:szCs w:val="20"/>
         </w:rPr>
-        <w:t>41 - 45 ____________________________________________________________________________</w:t>
+        <w:t>Older than 45 _______________________________________________________________________</w:t>
       </w:r>
       <w:proofErr w:type="gramStart"/>
       <w:r>
@@ -1203,46 +1271,6 @@
           <w:szCs w:val="20"/>
         </w:rPr>
         <w:t>4</w:t>
-      </w:r>
-    </w:p>
-    <w:p>
-      <w:pPr>
-        <w:rPr>
-          <w:sz w:val="20"/>
-          <w:szCs w:val="20"/>
-        </w:rPr>
-      </w:pPr>
-      <w:r>
-        <w:rPr>
-          <w:b/>
-          <w:bCs/>
-          <w:sz w:val="20"/>
-          <w:szCs w:val="20"/>
-        </w:rPr>
-        <w:tab/>
-      </w:r>
-      <w:r>
-        <w:rPr>
-          <w:sz w:val="20"/>
-          <w:szCs w:val="20"/>
-        </w:rPr>
-        <w:t>Older than 45 _______________________________________________________________________</w:t>
-      </w:r>
-      <w:proofErr w:type="gramStart"/>
-      <w:r>
-        <w:rPr>
-          <w:sz w:val="20"/>
-          <w:szCs w:val="20"/>
-        </w:rPr>
-        <w:t>_  -</w:t>
-      </w:r>
-      <w:proofErr w:type="gramEnd"/>
-      <w:r>
-        <w:rPr>
-          <w:sz w:val="20"/>
-          <w:szCs w:val="20"/>
-        </w:rPr>
-        <w:t>6</w:t>
       </w:r>
       <w:r>
         <w:rPr>

--- a/apps/staff/src/core/Paperwork/US_TN/UsTnDiangosticClassification2026/dcaf_template.docx
+++ b/apps/staff/src/core/Paperwork/US_TN/UsTnDiangosticClassification2026/dcaf_template.docx
@@ -6,19 +6,1948 @@
       <w:pPr>
         <w:jc w:val="center"/>
         <w:rPr>
-          <w:b/>
-          <w:bCs/>
-          <w:sz w:val="20"/>
-          <w:szCs w:val="20"/>
-        </w:rPr>
-      </w:pPr>
-      <w:r>
-        <w:rPr>
-          <w:b/>
-          <w:bCs/>
-          <w:sz w:val="20"/>
-          <w:szCs w:val="20"/>
-        </w:rPr>
+          <w:rFonts w:ascii="Consolas" w:eastAsia="Consolas" w:hAnsi="Consolas" w:cs="Consolas"/>
+          <w:color w:val="000000" w:themeColor="text1"/>
+        </w:rPr>
+      </w:pPr>
+      <w:r>
+        <w:rPr>
+          <w:rFonts w:ascii="Consolas" w:eastAsia="Consolas" w:hAnsi="Consolas" w:cs="Consolas"/>
+          <w:color w:val="000000" w:themeColor="text1"/>
+        </w:rPr>
+        <w:t>TENNESSEE DEPARTMENT OF CORRECTION</w:t>
+      </w:r>
+    </w:p>
+    <w:p>
+      <w:pPr>
+        <w:jc w:val="center"/>
+        <w:rPr>
+          <w:rFonts w:ascii="Consolas" w:eastAsia="Consolas" w:hAnsi="Consolas" w:cs="Consolas"/>
+          <w:color w:val="000000" w:themeColor="text1"/>
+        </w:rPr>
+      </w:pPr>
+      <w:r>
+        <w:rPr>
+          <w:rFonts w:ascii="Consolas" w:eastAsia="Consolas" w:hAnsi="Consolas" w:cs="Consolas"/>
+          <w:color w:val="000000" w:themeColor="text1"/>
+        </w:rPr>
+        <w:t>OFFENDER CLASSIFICATION SUMMARY</w:t>
+      </w:r>
+    </w:p>
+    <w:p>
+      <w:pPr>
+        <w:jc w:val="center"/>
+        <w:rPr>
+          <w:rFonts w:ascii="Consolas" w:eastAsia="Consolas" w:hAnsi="Consolas" w:cs="Consolas"/>
+        </w:rPr>
+      </w:pPr>
+    </w:p>
+    <w:p>
+      <w:pPr>
+        <w:rPr>
+          <w:rFonts w:ascii="Consolas" w:eastAsia="Consolas" w:hAnsi="Consolas" w:cs="Consolas"/>
+          <w:lang w:val="en-US"/>
+        </w:rPr>
+      </w:pPr>
+      <w:r>
+        <w:rPr>
+          <w:rFonts w:ascii="Consolas" w:eastAsia="Consolas" w:hAnsi="Consolas" w:cs="Consolas"/>
+          <w:lang w:val="en-US"/>
+        </w:rPr>
+        <w:t xml:space="preserve">TOMIS ID: </w:t>
+      </w:r>
+      <w:r>
+        <w:rPr>
+          <w:rFonts w:ascii="Consolas" w:eastAsia="Consolas" w:hAnsi="Consolas" w:cs="Consolas"/>
+          <w:u w:val="single"/>
+          <w:lang w:val="en-US"/>
+        </w:rPr>
+        <w:t>{</w:t>
+      </w:r>
+      <w:proofErr w:type="spellStart"/>
+      <w:r>
+        <w:rPr>
+          <w:rFonts w:ascii="Consolas" w:eastAsia="Consolas" w:hAnsi="Consolas" w:cs="Consolas"/>
+          <w:u w:val="single"/>
+          <w:lang w:val="en-US"/>
+        </w:rPr>
+        <w:t>omsId</w:t>
+      </w:r>
+      <w:proofErr w:type="spellEnd"/>
+      <w:r>
+        <w:rPr>
+          <w:rFonts w:ascii="Consolas" w:eastAsia="Consolas" w:hAnsi="Consolas" w:cs="Consolas"/>
+          <w:u w:val="single"/>
+          <w:lang w:val="en-US"/>
+        </w:rPr>
+        <w:t>}</w:t>
+      </w:r>
+      <w:r>
+        <w:tab/>
+      </w:r>
+      <w:r>
+        <w:rPr>
+          <w:rFonts w:ascii="Consolas" w:eastAsia="Consolas" w:hAnsi="Consolas" w:cs="Consolas"/>
+          <w:lang w:val="en-US"/>
+        </w:rPr>
+        <w:t xml:space="preserve">Offender Name: </w:t>
+      </w:r>
+      <w:r>
+        <w:rPr>
+          <w:rFonts w:ascii="Consolas" w:eastAsia="Consolas" w:hAnsi="Consolas" w:cs="Consolas"/>
+          <w:u w:val="single"/>
+          <w:lang w:val="en-US"/>
+        </w:rPr>
+        <w:t>{</w:t>
+      </w:r>
+      <w:proofErr w:type="spellStart"/>
+      <w:r>
+        <w:rPr>
+          <w:rFonts w:ascii="Consolas" w:eastAsia="Consolas" w:hAnsi="Consolas" w:cs="Consolas"/>
+          <w:u w:val="single"/>
+          <w:lang w:val="en-US"/>
+        </w:rPr>
+        <w:t>residentFullName</w:t>
+      </w:r>
+      <w:proofErr w:type="spellEnd"/>
+      <w:r>
+        <w:rPr>
+          <w:rFonts w:ascii="Consolas" w:eastAsia="Consolas" w:hAnsi="Consolas" w:cs="Consolas"/>
+          <w:u w:val="single"/>
+          <w:lang w:val="en-US"/>
+        </w:rPr>
+        <w:t>}</w:t>
+      </w:r>
+      <w:r>
+        <w:tab/>
+      </w:r>
+      <w:r>
+        <w:tab/>
+      </w:r>
+      <w:r>
+        <w:rPr>
+          <w:rFonts w:ascii="Consolas" w:eastAsia="Consolas" w:hAnsi="Consolas" w:cs="Consolas"/>
+          <w:lang w:val="en-US"/>
+        </w:rPr>
+        <w:t xml:space="preserve">Institution Name: </w:t>
+      </w:r>
+      <w:r>
+        <w:rPr>
+          <w:rFonts w:ascii="Consolas" w:eastAsia="Consolas" w:hAnsi="Consolas" w:cs="Consolas"/>
+          <w:u w:val="single"/>
+          <w:lang w:val="en-US"/>
+        </w:rPr>
+        <w:t>{</w:t>
+      </w:r>
+      <w:proofErr w:type="spellStart"/>
+      <w:r>
+        <w:rPr>
+          <w:rFonts w:ascii="Consolas" w:eastAsia="Consolas" w:hAnsi="Consolas" w:cs="Consolas"/>
+          <w:u w:val="single"/>
+          <w:lang w:val="en-US"/>
+        </w:rPr>
+        <w:t>institutionName</w:t>
+      </w:r>
+      <w:proofErr w:type="spellEnd"/>
+      <w:r>
+        <w:rPr>
+          <w:rFonts w:ascii="Consolas" w:eastAsia="Consolas" w:hAnsi="Consolas" w:cs="Consolas"/>
+          <w:u w:val="single"/>
+          <w:lang w:val="en-US"/>
+        </w:rPr>
+        <w:t>}</w:t>
+      </w:r>
+      <w:r>
+        <w:tab/>
+      </w:r>
+    </w:p>
+    <w:p>
+      <w:pPr>
+        <w:rPr>
+          <w:rFonts w:ascii="Consolas" w:eastAsia="Consolas" w:hAnsi="Consolas" w:cs="Consolas"/>
+        </w:rPr>
+      </w:pPr>
+    </w:p>
+    <w:p>
+      <w:pPr>
+        <w:rPr>
+          <w:rFonts w:ascii="Consolas" w:eastAsia="Consolas" w:hAnsi="Consolas" w:cs="Consolas"/>
+        </w:rPr>
+      </w:pPr>
+      <w:r>
+        <w:rPr>
+          <w:rFonts w:ascii="Consolas" w:eastAsia="Consolas" w:hAnsi="Consolas" w:cs="Consolas"/>
+        </w:rPr>
+        <w:t>Classification Type: CLASSIFICATION</w:t>
+      </w:r>
+      <w:r>
+        <w:rPr>
+          <w:rFonts w:ascii="Consolas" w:eastAsia="Consolas" w:hAnsi="Consolas" w:cs="Consolas"/>
+        </w:rPr>
+        <w:tab/>
+      </w:r>
+      <w:r>
+        <w:rPr>
+          <w:rFonts w:ascii="Consolas" w:eastAsia="Consolas" w:hAnsi="Consolas" w:cs="Consolas"/>
+        </w:rPr>
+        <w:tab/>
+      </w:r>
+      <w:r>
+        <w:rPr>
+          <w:rFonts w:ascii="Consolas" w:eastAsia="Consolas" w:hAnsi="Consolas" w:cs="Consolas"/>
+        </w:rPr>
+        <w:tab/>
+      </w:r>
+      <w:r>
+        <w:rPr>
+          <w:rFonts w:ascii="Consolas" w:eastAsia="Consolas" w:hAnsi="Consolas" w:cs="Consolas"/>
+        </w:rPr>
+        <w:tab/>
+      </w:r>
+      <w:r>
+        <w:rPr>
+          <w:rFonts w:ascii="Consolas" w:eastAsia="Consolas" w:hAnsi="Consolas" w:cs="Consolas"/>
+        </w:rPr>
+        <w:tab/>
+        <w:t xml:space="preserve">       CAF Date: </w:t>
+      </w:r>
+      <w:proofErr w:type="gramStart"/>
+      <w:r>
+        <w:rPr>
+          <w:rFonts w:ascii="Consolas" w:eastAsia="Consolas" w:hAnsi="Consolas" w:cs="Consolas"/>
+          <w:u w:val="single"/>
+        </w:rPr>
+        <w:t xml:space="preserve">   {</w:t>
+      </w:r>
+      <w:proofErr w:type="gramEnd"/>
+      <w:r>
+        <w:rPr>
+          <w:rFonts w:ascii="Consolas" w:eastAsia="Consolas" w:hAnsi="Consolas" w:cs="Consolas"/>
+          <w:u w:val="single"/>
+        </w:rPr>
+        <w:t xml:space="preserve">date}  </w:t>
+      </w:r>
+      <w:r>
+        <w:rPr>
+          <w:rFonts w:ascii="Consolas" w:eastAsia="Consolas" w:hAnsi="Consolas" w:cs="Consolas"/>
+          <w:u w:val="single"/>
+        </w:rPr>
+        <w:tab/>
+      </w:r>
+    </w:p>
+    <w:p>
+      <w:pPr>
+        <w:rPr>
+          <w:rFonts w:ascii="Consolas" w:eastAsia="Consolas" w:hAnsi="Consolas" w:cs="Consolas"/>
+        </w:rPr>
+      </w:pPr>
+    </w:p>
+    <w:p>
+      <w:pPr>
+        <w:rPr>
+          <w:rFonts w:ascii="Consolas" w:eastAsia="Consolas" w:hAnsi="Consolas" w:cs="Consolas"/>
+          <w:u w:val="single"/>
+          <w:lang w:val="en-US"/>
+        </w:rPr>
+      </w:pPr>
+      <w:r>
+        <w:rPr>
+          <w:rFonts w:ascii="Consolas" w:eastAsia="Consolas" w:hAnsi="Consolas" w:cs="Consolas"/>
+          <w:lang w:val="en-US"/>
+        </w:rPr>
+        <w:t xml:space="preserve">Status at time of Hearing:                </w:t>
+      </w:r>
+      <w:proofErr w:type="spellStart"/>
+      <w:r>
+        <w:rPr>
+          <w:rFonts w:ascii="Consolas" w:eastAsia="Consolas" w:hAnsi="Consolas" w:cs="Consolas"/>
+          <w:lang w:val="en-US"/>
+        </w:rPr>
+        <w:t>Gen.Pop</w:t>
+      </w:r>
+      <w:proofErr w:type="spellEnd"/>
+      <w:r>
+        <w:rPr>
+          <w:rFonts w:ascii="Consolas" w:eastAsia="Consolas" w:hAnsi="Consolas" w:cs="Consolas"/>
+          <w:lang w:val="en-US"/>
+        </w:rPr>
+        <w:t>.</w:t>
+      </w:r>
+      <w:r>
+        <w:rPr>
+          <w:rFonts w:ascii="Consolas" w:eastAsia="Consolas" w:hAnsi="Consolas" w:cs="Consolas"/>
+          <w:u w:val="single"/>
+          <w:lang w:val="en-US"/>
+        </w:rPr>
+        <w:t xml:space="preserve"> {</w:t>
+      </w:r>
+      <w:proofErr w:type="spellStart"/>
+      <w:proofErr w:type="gramStart"/>
+      <w:r>
+        <w:rPr>
+          <w:rFonts w:ascii="Consolas" w:eastAsia="Consolas" w:hAnsi="Consolas" w:cs="Consolas"/>
+          <w:u w:val="single"/>
+          <w:lang w:val="en-US"/>
+        </w:rPr>
+        <w:t>statGen</w:t>
+      </w:r>
+      <w:proofErr w:type="spellEnd"/>
+      <w:r>
+        <w:rPr>
+          <w:rFonts w:ascii="Consolas" w:eastAsia="Consolas" w:hAnsi="Consolas" w:cs="Consolas"/>
+          <w:u w:val="single"/>
+          <w:lang w:val="en-US"/>
+        </w:rPr>
+        <w:t xml:space="preserve">} </w:t>
+      </w:r>
+      <w:r>
+        <w:rPr>
+          <w:rFonts w:ascii="Consolas" w:eastAsia="Consolas" w:hAnsi="Consolas" w:cs="Consolas"/>
+          <w:lang w:val="en-US"/>
+        </w:rPr>
+        <w:t xml:space="preserve"> AS</w:t>
+      </w:r>
+      <w:proofErr w:type="gramEnd"/>
+      <w:r>
+        <w:rPr>
+          <w:rFonts w:ascii="Consolas" w:eastAsia="Consolas" w:hAnsi="Consolas" w:cs="Consolas"/>
+          <w:u w:val="single"/>
+          <w:lang w:val="en-US"/>
+        </w:rPr>
+        <w:t xml:space="preserve"> {</w:t>
+      </w:r>
+      <w:proofErr w:type="spellStart"/>
+      <w:proofErr w:type="gramStart"/>
+      <w:r>
+        <w:rPr>
+          <w:rFonts w:ascii="Consolas" w:eastAsia="Consolas" w:hAnsi="Consolas" w:cs="Consolas"/>
+          <w:u w:val="single"/>
+          <w:lang w:val="en-US"/>
+        </w:rPr>
+        <w:t>statAs</w:t>
+      </w:r>
+      <w:proofErr w:type="spellEnd"/>
+      <w:r>
+        <w:rPr>
+          <w:rFonts w:ascii="Consolas" w:eastAsia="Consolas" w:hAnsi="Consolas" w:cs="Consolas"/>
+          <w:u w:val="single"/>
+          <w:lang w:val="en-US"/>
+        </w:rPr>
+        <w:t xml:space="preserve">} </w:t>
+      </w:r>
+      <w:r>
+        <w:rPr>
+          <w:rFonts w:ascii="Consolas" w:eastAsia="Consolas" w:hAnsi="Consolas" w:cs="Consolas"/>
+          <w:lang w:val="en-US"/>
+        </w:rPr>
+        <w:t xml:space="preserve"> PC</w:t>
+      </w:r>
+      <w:proofErr w:type="gramEnd"/>
+      <w:r>
+        <w:rPr>
+          <w:rFonts w:ascii="Consolas" w:eastAsia="Consolas" w:hAnsi="Consolas" w:cs="Consolas"/>
+          <w:u w:val="single"/>
+          <w:lang w:val="en-US"/>
+        </w:rPr>
+        <w:t xml:space="preserve"> {</w:t>
+      </w:r>
+      <w:proofErr w:type="spellStart"/>
+      <w:proofErr w:type="gramStart"/>
+      <w:r>
+        <w:rPr>
+          <w:rFonts w:ascii="Consolas" w:eastAsia="Consolas" w:hAnsi="Consolas" w:cs="Consolas"/>
+          <w:u w:val="single"/>
+          <w:lang w:val="en-US"/>
+        </w:rPr>
+        <w:t>statPc</w:t>
+      </w:r>
+      <w:proofErr w:type="spellEnd"/>
+      <w:r>
+        <w:rPr>
+          <w:rFonts w:ascii="Consolas" w:eastAsia="Consolas" w:hAnsi="Consolas" w:cs="Consolas"/>
+          <w:u w:val="single"/>
+          <w:lang w:val="en-US"/>
+        </w:rPr>
+        <w:t xml:space="preserve">} </w:t>
+      </w:r>
+      <w:r>
+        <w:rPr>
+          <w:rFonts w:ascii="Consolas" w:eastAsia="Consolas" w:hAnsi="Consolas" w:cs="Consolas"/>
+          <w:lang w:val="en-US"/>
+        </w:rPr>
+        <w:t xml:space="preserve"> Other</w:t>
+      </w:r>
+      <w:proofErr w:type="gramEnd"/>
+      <w:r>
+        <w:rPr>
+          <w:rFonts w:ascii="Consolas" w:eastAsia="Consolas" w:hAnsi="Consolas" w:cs="Consolas"/>
+          <w:lang w:val="en-US"/>
+        </w:rPr>
+        <w:t xml:space="preserve"> </w:t>
+      </w:r>
+      <w:r>
+        <w:rPr>
+          <w:rFonts w:ascii="Consolas" w:eastAsia="Consolas" w:hAnsi="Consolas" w:cs="Consolas"/>
+          <w:u w:val="single"/>
+          <w:lang w:val="en-US"/>
+        </w:rPr>
+        <w:t xml:space="preserve">   </w:t>
+      </w:r>
+      <w:proofErr w:type="gramStart"/>
+      <w:r>
+        <w:rPr>
+          <w:rFonts w:ascii="Consolas" w:eastAsia="Consolas" w:hAnsi="Consolas" w:cs="Consolas"/>
+          <w:u w:val="single"/>
+          <w:lang w:val="en-US"/>
+        </w:rPr>
+        <w:t xml:space="preserve">   {</w:t>
+      </w:r>
+      <w:proofErr w:type="spellStart"/>
+      <w:proofErr w:type="gramEnd"/>
+      <w:r>
+        <w:rPr>
+          <w:rFonts w:ascii="Consolas" w:eastAsia="Consolas" w:hAnsi="Consolas" w:cs="Consolas"/>
+          <w:u w:val="single"/>
+          <w:lang w:val="en-US"/>
+        </w:rPr>
+        <w:t>statusAtHearing</w:t>
+      </w:r>
+      <w:proofErr w:type="spellEnd"/>
+      <w:r>
+        <w:rPr>
+          <w:rFonts w:ascii="Consolas" w:eastAsia="Consolas" w:hAnsi="Consolas" w:cs="Consolas"/>
+          <w:u w:val="single"/>
+          <w:lang w:val="en-US"/>
+        </w:rPr>
+        <w:t xml:space="preserve">}        </w:t>
+      </w:r>
+      <w:r>
+        <w:tab/>
+      </w:r>
+    </w:p>
+    <w:p>
+      <w:pPr>
+        <w:rPr>
+          <w:rFonts w:ascii="Consolas" w:eastAsia="Consolas" w:hAnsi="Consolas" w:cs="Consolas"/>
+        </w:rPr>
+      </w:pPr>
+    </w:p>
+    <w:p>
+      <w:pPr>
+        <w:rPr>
+          <w:rFonts w:ascii="Consolas" w:eastAsia="Consolas" w:hAnsi="Consolas" w:cs="Consolas"/>
+          <w:u w:val="single"/>
+          <w:lang w:val="en-US"/>
+        </w:rPr>
+      </w:pPr>
+      <w:r>
+        <w:rPr>
+          <w:rFonts w:ascii="Consolas" w:eastAsia="Consolas" w:hAnsi="Consolas" w:cs="Consolas"/>
+          <w:lang w:val="en-US"/>
+        </w:rPr>
+        <w:t xml:space="preserve">Incompatibles: </w:t>
+      </w:r>
+      <w:proofErr w:type="gramStart"/>
+      <w:r>
+        <w:rPr>
+          <w:rFonts w:ascii="Consolas" w:eastAsia="Consolas" w:hAnsi="Consolas" w:cs="Consolas"/>
+          <w:lang w:val="en-US"/>
+        </w:rPr>
+        <w:t>Yes</w:t>
+      </w:r>
+      <w:proofErr w:type="gramEnd"/>
+      <w:r>
+        <w:rPr>
+          <w:rFonts w:ascii="Consolas" w:eastAsia="Consolas" w:hAnsi="Consolas" w:cs="Consolas"/>
+          <w:u w:val="single"/>
+          <w:lang w:val="en-US"/>
+        </w:rPr>
+        <w:t xml:space="preserve"> {</w:t>
+      </w:r>
+      <w:proofErr w:type="spellStart"/>
+      <w:proofErr w:type="gramStart"/>
+      <w:r>
+        <w:rPr>
+          <w:rFonts w:ascii="Consolas" w:eastAsia="Consolas" w:hAnsi="Consolas" w:cs="Consolas"/>
+          <w:u w:val="single"/>
+          <w:lang w:val="en-US"/>
+        </w:rPr>
+        <w:t>incY</w:t>
+      </w:r>
+      <w:proofErr w:type="spellEnd"/>
+      <w:r>
+        <w:rPr>
+          <w:rFonts w:ascii="Consolas" w:eastAsia="Consolas" w:hAnsi="Consolas" w:cs="Consolas"/>
+          <w:u w:val="single"/>
+          <w:lang w:val="en-US"/>
+        </w:rPr>
+        <w:t xml:space="preserve">} </w:t>
+      </w:r>
+      <w:r>
+        <w:rPr>
+          <w:rFonts w:ascii="Consolas" w:eastAsia="Consolas" w:hAnsi="Consolas" w:cs="Consolas"/>
+          <w:lang w:val="en-US"/>
+        </w:rPr>
+        <w:t xml:space="preserve"> No</w:t>
+      </w:r>
+      <w:proofErr w:type="gramEnd"/>
+      <w:r>
+        <w:rPr>
+          <w:rFonts w:ascii="Consolas" w:eastAsia="Consolas" w:hAnsi="Consolas" w:cs="Consolas"/>
+          <w:u w:val="single"/>
+          <w:lang w:val="en-US"/>
+        </w:rPr>
+        <w:t xml:space="preserve"> {</w:t>
+      </w:r>
+      <w:proofErr w:type="spellStart"/>
+      <w:r>
+        <w:rPr>
+          <w:rFonts w:ascii="Consolas" w:eastAsia="Consolas" w:hAnsi="Consolas" w:cs="Consolas"/>
+          <w:u w:val="single"/>
+          <w:lang w:val="en-US"/>
+        </w:rPr>
+        <w:t>incN</w:t>
+      </w:r>
+      <w:proofErr w:type="spellEnd"/>
+      <w:r>
+        <w:rPr>
+          <w:rFonts w:ascii="Consolas" w:eastAsia="Consolas" w:hAnsi="Consolas" w:cs="Consolas"/>
+          <w:u w:val="single"/>
+          <w:lang w:val="en-US"/>
+        </w:rPr>
+        <w:t xml:space="preserve">} </w:t>
+      </w:r>
+      <w:r>
+        <w:tab/>
+        <w:t xml:space="preserve">              </w:t>
+      </w:r>
+      <w:r>
+        <w:rPr>
+          <w:rFonts w:ascii="Consolas" w:eastAsia="Consolas" w:hAnsi="Consolas" w:cs="Consolas"/>
+          <w:lang w:val="en-US"/>
+        </w:rPr>
+        <w:t xml:space="preserve">Inmate agrees to waive 48 hr. hearing </w:t>
+      </w:r>
+      <w:proofErr w:type="gramStart"/>
+      <w:r>
+        <w:rPr>
+          <w:rFonts w:ascii="Consolas" w:eastAsia="Consolas" w:hAnsi="Consolas" w:cs="Consolas"/>
+          <w:lang w:val="en-US"/>
+        </w:rPr>
+        <w:t>notice:_</w:t>
+      </w:r>
+      <w:proofErr w:type="gramEnd"/>
+      <w:r>
+        <w:rPr>
+          <w:rFonts w:ascii="Consolas" w:eastAsia="Consolas" w:hAnsi="Consolas" w:cs="Consolas"/>
+          <w:lang w:val="en-US"/>
+        </w:rPr>
+        <w:t>______</w:t>
+      </w:r>
+      <w:r>
+        <w:tab/>
+      </w:r>
+    </w:p>
+    <w:p>
+      <w:pPr>
+        <w:rPr>
+          <w:rFonts w:ascii="Consolas" w:eastAsia="Consolas" w:hAnsi="Consolas" w:cs="Consolas"/>
+          <w:u w:val="single"/>
+          <w:lang w:val="en-US"/>
+        </w:rPr>
+      </w:pPr>
+      <w:r>
+        <w:rPr>
+          <w:rFonts w:ascii="Consolas" w:eastAsia="Consolas" w:hAnsi="Consolas" w:cs="Consolas"/>
+          <w:lang w:val="en-US"/>
+        </w:rPr>
+        <w:t>{#</w:t>
+      </w:r>
+      <w:proofErr w:type="gramStart"/>
+      <w:r>
+        <w:rPr>
+          <w:rFonts w:ascii="Consolas" w:eastAsia="Consolas" w:hAnsi="Consolas" w:cs="Consolas"/>
+          <w:lang w:val="en-US"/>
+        </w:rPr>
+        <w:t>hasIncompatibles}Incompatibles</w:t>
+      </w:r>
+      <w:proofErr w:type="gramEnd"/>
+      <w:r>
+        <w:rPr>
+          <w:rFonts w:ascii="Consolas" w:eastAsia="Consolas" w:hAnsi="Consolas" w:cs="Consolas"/>
+          <w:lang w:val="en-US"/>
+        </w:rPr>
+        <w:t>: {</w:t>
+      </w:r>
+      <w:proofErr w:type="spellStart"/>
+      <w:r>
+        <w:rPr>
+          <w:rFonts w:ascii="Consolas" w:eastAsia="Consolas" w:hAnsi="Consolas" w:cs="Consolas"/>
+          <w:u w:val="single"/>
+          <w:lang w:val="en-US"/>
+        </w:rPr>
+        <w:t>incompatiblesList</w:t>
+      </w:r>
+      <w:proofErr w:type="spellEnd"/>
+      <w:r>
+        <w:rPr>
+          <w:rFonts w:ascii="Consolas" w:eastAsia="Consolas" w:hAnsi="Consolas" w:cs="Consolas"/>
+          <w:u w:val="single"/>
+          <w:lang w:val="en-US"/>
+        </w:rPr>
+        <w:t>}</w:t>
+      </w:r>
+    </w:p>
+    <w:p>
+      <w:pPr>
+        <w:rPr>
+          <w:rFonts w:ascii="Consolas" w:eastAsia="Consolas" w:hAnsi="Consolas" w:cs="Consolas"/>
+        </w:rPr>
+      </w:pPr>
+      <w:r>
+        <w:rPr>
+          <w:rFonts w:ascii="Consolas" w:eastAsia="Consolas" w:hAnsi="Consolas" w:cs="Consolas"/>
+        </w:rPr>
+        <w:t>{/}</w:t>
+      </w:r>
+    </w:p>
+    <w:p>
+      <w:pPr>
+        <w:rPr>
+          <w:rFonts w:ascii="Consolas" w:eastAsia="Consolas" w:hAnsi="Consolas" w:cs="Consolas"/>
+          <w:lang w:val="en-US"/>
+        </w:rPr>
+      </w:pPr>
+      <w:r>
+        <w:rPr>
+          <w:rFonts w:ascii="Consolas" w:eastAsia="Consolas" w:hAnsi="Consolas" w:cs="Consolas"/>
+          <w:lang w:val="en-US"/>
+        </w:rPr>
+        <w:t xml:space="preserve">Scored CAF Range: </w:t>
+      </w:r>
+      <w:r>
+        <w:rPr>
+          <w:rFonts w:ascii="Consolas" w:eastAsia="Consolas" w:hAnsi="Consolas" w:cs="Consolas"/>
+          <w:u w:val="single"/>
+          <w:lang w:val="en-US"/>
+        </w:rPr>
+        <w:t>{</w:t>
+      </w:r>
+      <w:proofErr w:type="spellStart"/>
+      <w:r>
+        <w:rPr>
+          <w:rFonts w:ascii="Consolas" w:eastAsia="Consolas" w:hAnsi="Consolas" w:cs="Consolas"/>
+          <w:u w:val="single"/>
+          <w:lang w:val="en-US"/>
+        </w:rPr>
+        <w:t>totalText</w:t>
+      </w:r>
+      <w:proofErr w:type="spellEnd"/>
+      <w:r>
+        <w:rPr>
+          <w:rFonts w:ascii="Consolas" w:eastAsia="Consolas" w:hAnsi="Consolas" w:cs="Consolas"/>
+          <w:u w:val="single"/>
+          <w:lang w:val="en-US"/>
+        </w:rPr>
+        <w:t>}</w:t>
+      </w:r>
+      <w:r>
+        <w:tab/>
+      </w:r>
+      <w:r>
+        <w:tab/>
+      </w:r>
+      <w:r>
+        <w:rPr>
+          <w:rFonts w:ascii="Consolas" w:eastAsia="Consolas" w:hAnsi="Consolas" w:cs="Consolas"/>
+          <w:lang w:val="en-US"/>
+        </w:rPr>
+        <w:t xml:space="preserve">Current Custody Level: </w:t>
+      </w:r>
+      <w:r>
+        <w:rPr>
+          <w:rFonts w:ascii="Consolas" w:eastAsia="Consolas" w:hAnsi="Consolas" w:cs="Consolas"/>
+          <w:u w:val="single"/>
+          <w:lang w:val="en-US"/>
+        </w:rPr>
+        <w:t>{</w:t>
+      </w:r>
+      <w:proofErr w:type="spellStart"/>
+      <w:r>
+        <w:rPr>
+          <w:rFonts w:ascii="Consolas" w:eastAsia="Consolas" w:hAnsi="Consolas" w:cs="Consolas"/>
+          <w:u w:val="single"/>
+          <w:lang w:val="en-US"/>
+        </w:rPr>
+        <w:t>currentCustodyLevel</w:t>
+      </w:r>
+      <w:proofErr w:type="spellEnd"/>
+      <w:r>
+        <w:rPr>
+          <w:rFonts w:ascii="Consolas" w:eastAsia="Consolas" w:hAnsi="Consolas" w:cs="Consolas"/>
+          <w:u w:val="single"/>
+          <w:lang w:val="en-US"/>
+        </w:rPr>
+        <w:t>}</w:t>
+      </w:r>
+    </w:p>
+    <w:p>
+      <w:pPr>
+        <w:rPr>
+          <w:rFonts w:ascii="Consolas" w:eastAsia="Consolas" w:hAnsi="Consolas" w:cs="Consolas"/>
+        </w:rPr>
+      </w:pPr>
+    </w:p>
+    <w:p>
+      <w:pPr>
+        <w:rPr>
+          <w:rFonts w:ascii="Consolas" w:eastAsia="Consolas" w:hAnsi="Consolas" w:cs="Consolas"/>
+        </w:rPr>
+      </w:pPr>
+      <w:r>
+        <w:rPr>
+          <w:rFonts w:ascii="Consolas" w:eastAsia="Consolas" w:hAnsi="Consolas" w:cs="Consolas"/>
+        </w:rPr>
+        <w:t>Panel’s Majority Recommendation:</w:t>
+      </w:r>
+    </w:p>
+    <w:p>
+      <w:pPr>
+        <w:rPr>
+          <w:rFonts w:ascii="Consolas" w:eastAsia="Consolas" w:hAnsi="Consolas" w:cs="Consolas"/>
+          <w:lang w:val="en-US"/>
+        </w:rPr>
+      </w:pPr>
+      <w:r>
+        <w:rPr>
+          <w:rFonts w:ascii="Consolas" w:eastAsia="Consolas" w:hAnsi="Consolas" w:cs="Consolas"/>
+        </w:rPr>
+        <w:tab/>
+      </w:r>
+      <w:r>
+        <w:rPr>
+          <w:rFonts w:ascii="Consolas" w:eastAsia="Consolas" w:hAnsi="Consolas" w:cs="Consolas"/>
+          <w:lang w:val="en-US"/>
+        </w:rPr>
+        <w:t xml:space="preserve">Facility Assignment: </w:t>
+      </w:r>
+      <w:r>
+        <w:rPr>
+          <w:rFonts w:ascii="Consolas" w:eastAsia="Consolas" w:hAnsi="Consolas" w:cs="Consolas"/>
+          <w:u w:val="single"/>
+          <w:lang w:val="en-US"/>
+        </w:rPr>
+        <w:t>{</w:t>
+      </w:r>
+      <w:proofErr w:type="spellStart"/>
+      <w:proofErr w:type="gramStart"/>
+      <w:r>
+        <w:rPr>
+          <w:rFonts w:ascii="Consolas" w:eastAsia="Consolas" w:hAnsi="Consolas" w:cs="Consolas"/>
+          <w:u w:val="single"/>
+          <w:lang w:val="en-US"/>
+        </w:rPr>
+        <w:t>recFacAs</w:t>
+      </w:r>
+      <w:proofErr w:type="spellEnd"/>
+      <w:r>
+        <w:rPr>
+          <w:rFonts w:ascii="Consolas" w:eastAsia="Consolas" w:hAnsi="Consolas" w:cs="Consolas"/>
+          <w:u w:val="single"/>
+          <w:lang w:val="en-US"/>
+        </w:rPr>
+        <w:t>}</w:t>
+      </w:r>
+      <w:r>
+        <w:rPr>
+          <w:rFonts w:ascii="Consolas" w:eastAsia="Consolas" w:hAnsi="Consolas" w:cs="Consolas"/>
+          <w:lang w:val="en-US"/>
+        </w:rPr>
+        <w:t xml:space="preserve">   </w:t>
+      </w:r>
+      <w:proofErr w:type="gramEnd"/>
+      <w:r>
+        <w:rPr>
+          <w:rFonts w:ascii="Consolas" w:eastAsia="Consolas" w:hAnsi="Consolas" w:cs="Consolas"/>
+          <w:lang w:val="en-US"/>
+        </w:rPr>
+        <w:t xml:space="preserve">              Transfer: </w:t>
+      </w:r>
+      <w:proofErr w:type="gramStart"/>
+      <w:r>
+        <w:rPr>
+          <w:rFonts w:ascii="Consolas" w:eastAsia="Consolas" w:hAnsi="Consolas" w:cs="Consolas"/>
+          <w:lang w:val="en-US"/>
+        </w:rPr>
+        <w:t>Yes</w:t>
+      </w:r>
+      <w:proofErr w:type="gramEnd"/>
+      <w:r>
+        <w:rPr>
+          <w:rFonts w:ascii="Consolas" w:eastAsia="Consolas" w:hAnsi="Consolas" w:cs="Consolas"/>
+          <w:u w:val="single"/>
+          <w:lang w:val="en-US"/>
+        </w:rPr>
+        <w:t xml:space="preserve"> {</w:t>
+      </w:r>
+      <w:proofErr w:type="spellStart"/>
+      <w:proofErr w:type="gramStart"/>
+      <w:r>
+        <w:rPr>
+          <w:rFonts w:ascii="Consolas" w:eastAsia="Consolas" w:hAnsi="Consolas" w:cs="Consolas"/>
+          <w:u w:val="single"/>
+          <w:lang w:val="en-US"/>
+        </w:rPr>
+        <w:t>trY</w:t>
+      </w:r>
+      <w:proofErr w:type="spellEnd"/>
+      <w:r>
+        <w:rPr>
+          <w:rFonts w:ascii="Consolas" w:eastAsia="Consolas" w:hAnsi="Consolas" w:cs="Consolas"/>
+          <w:u w:val="single"/>
+          <w:lang w:val="en-US"/>
+        </w:rPr>
+        <w:t xml:space="preserve">} </w:t>
+      </w:r>
+      <w:r>
+        <w:rPr>
+          <w:rFonts w:ascii="Consolas" w:eastAsia="Consolas" w:hAnsi="Consolas" w:cs="Consolas"/>
+          <w:lang w:val="en-US"/>
+        </w:rPr>
+        <w:t xml:space="preserve"> No</w:t>
+      </w:r>
+      <w:proofErr w:type="gramEnd"/>
+      <w:r>
+        <w:rPr>
+          <w:rFonts w:ascii="Consolas" w:eastAsia="Consolas" w:hAnsi="Consolas" w:cs="Consolas"/>
+          <w:u w:val="single"/>
+          <w:lang w:val="en-US"/>
+        </w:rPr>
+        <w:t xml:space="preserve"> {</w:t>
+      </w:r>
+      <w:proofErr w:type="spellStart"/>
+      <w:proofErr w:type="gramStart"/>
+      <w:r>
+        <w:rPr>
+          <w:rFonts w:ascii="Consolas" w:eastAsia="Consolas" w:hAnsi="Consolas" w:cs="Consolas"/>
+          <w:u w:val="single"/>
+          <w:lang w:val="en-US"/>
+        </w:rPr>
+        <w:t>trN</w:t>
+      </w:r>
+      <w:proofErr w:type="spellEnd"/>
+      <w:r>
+        <w:rPr>
+          <w:rFonts w:ascii="Consolas" w:eastAsia="Consolas" w:hAnsi="Consolas" w:cs="Consolas"/>
+          <w:u w:val="single"/>
+          <w:lang w:val="en-US"/>
+        </w:rPr>
+        <w:t xml:space="preserve">} </w:t>
+      </w:r>
+      <w:r>
+        <w:rPr>
+          <w:rFonts w:ascii="Consolas" w:eastAsia="Consolas" w:hAnsi="Consolas" w:cs="Consolas"/>
+          <w:lang w:val="en-US"/>
+        </w:rPr>
+        <w:t xml:space="preserve"> Explain</w:t>
+      </w:r>
+      <w:proofErr w:type="gramEnd"/>
+      <w:r>
+        <w:rPr>
+          <w:rFonts w:ascii="Consolas" w:eastAsia="Consolas" w:hAnsi="Consolas" w:cs="Consolas"/>
+          <w:lang w:val="en-US"/>
+        </w:rPr>
+        <w:t xml:space="preserve"> Below:</w:t>
+      </w:r>
+    </w:p>
+    <w:p>
+      <w:pPr>
+        <w:rPr>
+          <w:rFonts w:ascii="Consolas" w:eastAsia="Consolas" w:hAnsi="Consolas" w:cs="Consolas"/>
+          <w:u w:val="single"/>
+          <w:lang w:val="en-US"/>
+        </w:rPr>
+      </w:pPr>
+      <w:r>
+        <w:rPr>
+          <w:rFonts w:ascii="Consolas" w:eastAsia="Consolas" w:hAnsi="Consolas" w:cs="Consolas"/>
+        </w:rPr>
+        <w:tab/>
+      </w:r>
+      <w:r>
+        <w:rPr>
+          <w:rFonts w:ascii="Consolas" w:eastAsia="Consolas" w:hAnsi="Consolas" w:cs="Consolas"/>
+          <w:lang w:val="en-US"/>
+        </w:rPr>
+        <w:t xml:space="preserve">Custody Level: </w:t>
+      </w:r>
+      <w:r>
+        <w:rPr>
+          <w:rFonts w:ascii="Consolas" w:eastAsia="Consolas" w:hAnsi="Consolas" w:cs="Consolas"/>
+          <w:u w:val="single"/>
+          <w:lang w:val="en-US"/>
+        </w:rPr>
+        <w:t>{</w:t>
+      </w:r>
+      <w:proofErr w:type="spellStart"/>
+      <w:r>
+        <w:rPr>
+          <w:rFonts w:ascii="Consolas" w:eastAsia="Consolas" w:hAnsi="Consolas" w:cs="Consolas"/>
+          <w:u w:val="single"/>
+          <w:lang w:val="en-US"/>
+        </w:rPr>
+        <w:t>recommendationCustodyLevel</w:t>
+      </w:r>
+      <w:proofErr w:type="spellEnd"/>
+      <w:r>
+        <w:rPr>
+          <w:rFonts w:ascii="Consolas" w:eastAsia="Consolas" w:hAnsi="Consolas" w:cs="Consolas"/>
+          <w:u w:val="single"/>
+          <w:lang w:val="en-US"/>
+        </w:rPr>
+        <w:t>}</w:t>
+      </w:r>
+      <w:r>
+        <w:rPr>
+          <w:rFonts w:ascii="Consolas" w:eastAsia="Consolas" w:hAnsi="Consolas" w:cs="Consolas"/>
+          <w:u w:val="single"/>
+        </w:rPr>
+        <w:tab/>
+      </w:r>
+    </w:p>
+    <w:p>
+      <w:pPr>
+        <w:rPr>
+          <w:rFonts w:ascii="Consolas" w:eastAsia="Consolas" w:hAnsi="Consolas" w:cs="Consolas"/>
+          <w:u w:val="single"/>
+          <w:lang w:val="en-US"/>
+        </w:rPr>
+      </w:pPr>
+      <w:r>
+        <w:rPr>
+          <w:rFonts w:ascii="Consolas" w:eastAsia="Consolas" w:hAnsi="Consolas" w:cs="Consolas"/>
+        </w:rPr>
+        <w:tab/>
+      </w:r>
+      <w:r>
+        <w:rPr>
+          <w:rFonts w:ascii="Consolas" w:eastAsia="Consolas" w:hAnsi="Consolas" w:cs="Consolas"/>
+          <w:lang w:val="en-US"/>
+        </w:rPr>
+        <w:t xml:space="preserve">Override Type: </w:t>
+      </w:r>
+      <w:r>
+        <w:rPr>
+          <w:rFonts w:ascii="Consolas" w:eastAsia="Consolas" w:hAnsi="Consolas" w:cs="Consolas"/>
+          <w:u w:val="single"/>
+          <w:lang w:val="en-US"/>
+        </w:rPr>
+        <w:t>{</w:t>
+      </w:r>
+      <w:proofErr w:type="spellStart"/>
+      <w:r>
+        <w:rPr>
+          <w:rFonts w:ascii="Consolas" w:eastAsia="Consolas" w:hAnsi="Consolas" w:cs="Consolas"/>
+          <w:u w:val="single"/>
+          <w:lang w:val="en-US"/>
+        </w:rPr>
+        <w:t>recommendationOverrideType</w:t>
+      </w:r>
+      <w:proofErr w:type="spellEnd"/>
+      <w:r>
+        <w:rPr>
+          <w:rFonts w:ascii="Consolas" w:eastAsia="Consolas" w:hAnsi="Consolas" w:cs="Consolas"/>
+          <w:u w:val="single"/>
+          <w:lang w:val="en-US"/>
+        </w:rPr>
+        <w:t>}</w:t>
+      </w:r>
+      <w:r>
+        <w:rPr>
+          <w:rFonts w:ascii="Consolas" w:eastAsia="Consolas" w:hAnsi="Consolas" w:cs="Consolas"/>
+          <w:u w:val="single"/>
+          <w:lang w:val="en-US"/>
+        </w:rPr>
+        <w:tab/>
+      </w:r>
+    </w:p>
+    <w:p>
+      <w:pPr>
+        <w:ind w:firstLine="720"/>
+        <w:rPr>
+          <w:rFonts w:ascii="Consolas" w:eastAsia="Consolas" w:hAnsi="Consolas" w:cs="Consolas"/>
+          <w:u w:val="single"/>
+        </w:rPr>
+      </w:pPr>
+      <w:r>
+        <w:rPr>
+          <w:rFonts w:ascii="Consolas" w:eastAsia="Consolas" w:hAnsi="Consolas" w:cs="Consolas"/>
+        </w:rPr>
+        <w:t xml:space="preserve">Justification, Program Recommendations, and Summary: </w:t>
+      </w:r>
+    </w:p>
+    <w:p>
+      <w:pPr>
+        <w:tabs>
+          <w:tab w:val="left" w:pos="10800"/>
+        </w:tabs>
+        <w:rPr>
+          <w:rFonts w:ascii="Consolas" w:eastAsia="Consolas" w:hAnsi="Consolas" w:cs="Consolas"/>
+          <w:u w:val="single"/>
+          <w:lang w:val="en-US"/>
+        </w:rPr>
+      </w:pPr>
+      <w:r>
+        <w:rPr>
+          <w:rFonts w:ascii="Consolas" w:eastAsia="Consolas" w:hAnsi="Consolas" w:cs="Consolas"/>
+          <w:u w:val="single"/>
+          <w:lang w:val="en-US"/>
+        </w:rPr>
+        <w:t>{</w:t>
+      </w:r>
+      <w:proofErr w:type="spellStart"/>
+      <w:r>
+        <w:rPr>
+          <w:rFonts w:ascii="Consolas" w:eastAsia="Consolas" w:hAnsi="Consolas" w:cs="Consolas"/>
+          <w:u w:val="single"/>
+          <w:lang w:val="en-US"/>
+        </w:rPr>
+        <w:t>recommendationJustification</w:t>
+      </w:r>
+      <w:proofErr w:type="spellEnd"/>
+      <w:r>
+        <w:rPr>
+          <w:rFonts w:ascii="Consolas" w:eastAsia="Consolas" w:hAnsi="Consolas" w:cs="Consolas"/>
+          <w:u w:val="single"/>
+          <w:lang w:val="en-US"/>
+        </w:rPr>
+        <w:t>}</w:t>
+      </w:r>
+      <w:r>
+        <w:tab/>
+      </w:r>
+    </w:p>
+    <w:p>
+      <w:pPr>
+        <w:rPr>
+          <w:rFonts w:ascii="Consolas" w:eastAsia="Consolas" w:hAnsi="Consolas" w:cs="Consolas"/>
+          <w:u w:val="single"/>
+        </w:rPr>
+      </w:pPr>
+    </w:p>
+    <w:p>
+      <w:pPr>
+        <w:rPr>
+          <w:rFonts w:ascii="Consolas" w:eastAsia="Consolas" w:hAnsi="Consolas" w:cs="Consolas"/>
+          <w:u w:val="single"/>
+          <w:lang w:val="en-US"/>
+        </w:rPr>
+      </w:pPr>
+      <w:r>
+        <w:rPr>
+          <w:rFonts w:ascii="Consolas" w:eastAsia="Consolas" w:hAnsi="Consolas" w:cs="Consolas"/>
+          <w:lang w:val="en-US"/>
+        </w:rPr>
+        <w:t xml:space="preserve">Updated Photo Needed:   </w:t>
+      </w:r>
+      <w:proofErr w:type="gramStart"/>
+      <w:r>
+        <w:rPr>
+          <w:rFonts w:ascii="Consolas" w:eastAsia="Consolas" w:hAnsi="Consolas" w:cs="Consolas"/>
+          <w:lang w:val="en-US"/>
+        </w:rPr>
+        <w:t xml:space="preserve">Yes </w:t>
+      </w:r>
+      <w:r>
+        <w:rPr>
+          <w:rFonts w:ascii="Consolas" w:eastAsia="Consolas" w:hAnsi="Consolas" w:cs="Consolas"/>
+          <w:u w:val="single"/>
+          <w:lang w:val="en-US"/>
+        </w:rPr>
+        <w:t xml:space="preserve">  {</w:t>
+      </w:r>
+      <w:proofErr w:type="spellStart"/>
+      <w:r>
+        <w:rPr>
+          <w:rFonts w:ascii="Consolas" w:eastAsia="Consolas" w:hAnsi="Consolas" w:cs="Consolas"/>
+          <w:u w:val="single"/>
+          <w:lang w:val="en-US"/>
+        </w:rPr>
+        <w:t>photoY</w:t>
+      </w:r>
+      <w:proofErr w:type="spellEnd"/>
+      <w:r>
+        <w:rPr>
+          <w:rFonts w:ascii="Consolas" w:eastAsia="Consolas" w:hAnsi="Consolas" w:cs="Consolas"/>
+          <w:u w:val="single"/>
+          <w:lang w:val="en-US"/>
+        </w:rPr>
+        <w:t xml:space="preserve">}  </w:t>
+      </w:r>
+      <w:r>
+        <w:tab/>
+      </w:r>
+      <w:proofErr w:type="gramEnd"/>
+      <w:r>
+        <w:rPr>
+          <w:rFonts w:ascii="Consolas" w:eastAsia="Consolas" w:hAnsi="Consolas" w:cs="Consolas"/>
+          <w:lang w:val="en-US"/>
+        </w:rPr>
+        <w:t xml:space="preserve">   No</w:t>
+      </w:r>
+      <w:proofErr w:type="gramStart"/>
+      <w:r>
+        <w:rPr>
+          <w:rFonts w:ascii="Consolas" w:eastAsia="Consolas" w:hAnsi="Consolas" w:cs="Consolas"/>
+          <w:lang w:val="en-US"/>
+        </w:rPr>
+        <w:t xml:space="preserve"> </w:t>
+      </w:r>
+      <w:r>
+        <w:rPr>
+          <w:rFonts w:ascii="Consolas" w:eastAsia="Consolas" w:hAnsi="Consolas" w:cs="Consolas"/>
+          <w:u w:val="single"/>
+          <w:lang w:val="en-US"/>
+        </w:rPr>
+        <w:t xml:space="preserve">  {</w:t>
+      </w:r>
+      <w:proofErr w:type="spellStart"/>
+      <w:proofErr w:type="gramEnd"/>
+      <w:r>
+        <w:rPr>
+          <w:rFonts w:ascii="Consolas" w:eastAsia="Consolas" w:hAnsi="Consolas" w:cs="Consolas"/>
+          <w:u w:val="single"/>
+          <w:lang w:val="en-US"/>
+        </w:rPr>
+        <w:t>photoN</w:t>
+      </w:r>
+      <w:proofErr w:type="spellEnd"/>
+      <w:r>
+        <w:rPr>
+          <w:rFonts w:ascii="Consolas" w:eastAsia="Consolas" w:hAnsi="Consolas" w:cs="Consolas"/>
+          <w:u w:val="single"/>
+          <w:lang w:val="en-US"/>
+        </w:rPr>
+        <w:t xml:space="preserve">}  </w:t>
+      </w:r>
+      <w:r>
+        <w:tab/>
+      </w:r>
+    </w:p>
+    <w:p>
+      <w:pPr>
+        <w:rPr>
+          <w:rFonts w:ascii="Consolas" w:eastAsia="Consolas" w:hAnsi="Consolas" w:cs="Consolas"/>
+          <w:lang w:val="en-US"/>
+        </w:rPr>
+      </w:pPr>
+      <w:r>
+        <w:rPr>
+          <w:rFonts w:ascii="Consolas" w:eastAsia="Consolas" w:hAnsi="Consolas" w:cs="Consolas"/>
+          <w:lang w:val="en-US"/>
+        </w:rPr>
+        <w:t xml:space="preserve">Emergency Contact Updated:   </w:t>
+      </w:r>
+      <w:proofErr w:type="gramStart"/>
+      <w:r>
+        <w:rPr>
+          <w:rFonts w:ascii="Consolas" w:eastAsia="Consolas" w:hAnsi="Consolas" w:cs="Consolas"/>
+          <w:lang w:val="en-US"/>
+        </w:rPr>
+        <w:t xml:space="preserve">Yes </w:t>
+      </w:r>
+      <w:r>
+        <w:rPr>
+          <w:rFonts w:ascii="Consolas" w:eastAsia="Consolas" w:hAnsi="Consolas" w:cs="Consolas"/>
+          <w:u w:val="single"/>
+          <w:lang w:val="en-US"/>
+        </w:rPr>
+        <w:t xml:space="preserve">  {</w:t>
+      </w:r>
+      <w:proofErr w:type="spellStart"/>
+      <w:r>
+        <w:rPr>
+          <w:rFonts w:ascii="Consolas" w:eastAsia="Consolas" w:hAnsi="Consolas" w:cs="Consolas"/>
+          <w:u w:val="single"/>
+          <w:lang w:val="en-US"/>
+        </w:rPr>
+        <w:t>emeY</w:t>
+      </w:r>
+      <w:proofErr w:type="spellEnd"/>
+      <w:r>
+        <w:rPr>
+          <w:rFonts w:ascii="Consolas" w:eastAsia="Consolas" w:hAnsi="Consolas" w:cs="Consolas"/>
+          <w:u w:val="single"/>
+          <w:lang w:val="en-US"/>
+        </w:rPr>
+        <w:t xml:space="preserve">}  </w:t>
+      </w:r>
+      <w:r>
+        <w:tab/>
+      </w:r>
+      <w:proofErr w:type="gramEnd"/>
+      <w:r>
+        <w:rPr>
+          <w:rFonts w:ascii="Consolas" w:eastAsia="Consolas" w:hAnsi="Consolas" w:cs="Consolas"/>
+          <w:lang w:val="en-US"/>
+        </w:rPr>
+        <w:t xml:space="preserve">   No</w:t>
+      </w:r>
+      <w:proofErr w:type="gramStart"/>
+      <w:r>
+        <w:tab/>
+      </w:r>
+      <w:r>
+        <w:rPr>
+          <w:rFonts w:ascii="Consolas" w:eastAsia="Consolas" w:hAnsi="Consolas" w:cs="Consolas"/>
+          <w:u w:val="single"/>
+          <w:lang w:val="en-US"/>
+        </w:rPr>
+        <w:t xml:space="preserve">  {</w:t>
+      </w:r>
+      <w:proofErr w:type="spellStart"/>
+      <w:r>
+        <w:rPr>
+          <w:rFonts w:ascii="Consolas" w:eastAsia="Consolas" w:hAnsi="Consolas" w:cs="Consolas"/>
+          <w:u w:val="single"/>
+          <w:lang w:val="en-US"/>
+        </w:rPr>
+        <w:t>emeN</w:t>
+      </w:r>
+      <w:proofErr w:type="spellEnd"/>
+      <w:r>
+        <w:rPr>
+          <w:rFonts w:ascii="Consolas" w:eastAsia="Consolas" w:hAnsi="Consolas" w:cs="Consolas"/>
+          <w:u w:val="single"/>
+          <w:lang w:val="en-US"/>
+        </w:rPr>
+        <w:t xml:space="preserve">}  </w:t>
+      </w:r>
+      <w:r>
+        <w:tab/>
+      </w:r>
+      <w:proofErr w:type="gramEnd"/>
+      <w:r>
+        <w:rPr>
+          <w:rFonts w:ascii="Consolas" w:eastAsia="Consolas" w:hAnsi="Consolas" w:cs="Consolas"/>
+          <w:lang w:val="en-US"/>
+        </w:rPr>
+        <w:t xml:space="preserve">   Date Updated:</w:t>
+      </w:r>
+      <w:r>
+        <w:rPr>
+          <w:rFonts w:ascii="Consolas" w:eastAsia="Consolas" w:hAnsi="Consolas" w:cs="Consolas"/>
+          <w:u w:val="single"/>
+          <w:lang w:val="en-US"/>
+        </w:rPr>
+        <w:t xml:space="preserve"> </w:t>
+      </w:r>
+      <w:r>
+        <w:rPr>
+          <w:rFonts w:ascii="Consolas" w:eastAsia="Consolas" w:hAnsi="Consolas" w:cs="Consolas"/>
+          <w:u w:val="single"/>
+          <w:lang w:val="en-US"/>
+        </w:rPr>
+        <w:tab/>
+        <w:t>{</w:t>
+      </w:r>
+      <w:proofErr w:type="spellStart"/>
+      <w:r>
+        <w:rPr>
+          <w:rFonts w:ascii="Consolas" w:eastAsia="Consolas" w:hAnsi="Consolas" w:cs="Consolas"/>
+          <w:u w:val="single"/>
+          <w:lang w:val="en-US"/>
+        </w:rPr>
+        <w:t>emergencyContactUpdatedDate</w:t>
+      </w:r>
+      <w:proofErr w:type="spellEnd"/>
+      <w:r>
+        <w:rPr>
+          <w:rFonts w:ascii="Consolas" w:eastAsia="Consolas" w:hAnsi="Consolas" w:cs="Consolas"/>
+          <w:u w:val="single"/>
+          <w:lang w:val="en-US"/>
+        </w:rPr>
+        <w:t>}</w:t>
+      </w:r>
+      <w:r>
+        <w:rPr>
+          <w:rFonts w:ascii="Consolas" w:eastAsia="Consolas" w:hAnsi="Consolas" w:cs="Consolas"/>
+          <w:u w:val="single"/>
+          <w:lang w:val="en-US"/>
+        </w:rPr>
+        <w:tab/>
+      </w:r>
+      <w:r>
+        <w:rPr>
+          <w:rFonts w:ascii="Consolas" w:eastAsia="Consolas" w:hAnsi="Consolas" w:cs="Consolas"/>
+          <w:u w:val="single"/>
+          <w:lang w:val="en-US"/>
+        </w:rPr>
+        <w:tab/>
+        <w:t xml:space="preserve">    </w:t>
+      </w:r>
+    </w:p>
+    <w:p>
+      <w:pPr>
+        <w:rPr>
+          <w:rFonts w:ascii="Consolas" w:eastAsia="Consolas" w:hAnsi="Consolas" w:cs="Consolas"/>
+        </w:rPr>
+      </w:pPr>
+    </w:p>
+    <w:p>
+      <w:pPr>
+        <w:rPr>
+          <w:rFonts w:ascii="Consolas" w:eastAsia="Consolas" w:hAnsi="Consolas" w:cs="Consolas"/>
+          <w:u w:val="single"/>
+        </w:rPr>
+      </w:pPr>
+      <w:r>
+        <w:rPr>
+          <w:rFonts w:ascii="Consolas" w:eastAsia="Consolas" w:hAnsi="Consolas" w:cs="Consolas"/>
+        </w:rPr>
+        <w:t xml:space="preserve">Offender Signature: </w:t>
+      </w:r>
+      <w:r>
+        <w:rPr>
+          <w:rFonts w:ascii="Consolas" w:eastAsia="Consolas" w:hAnsi="Consolas" w:cs="Consolas"/>
+          <w:u w:val="single"/>
+        </w:rPr>
+        <w:t xml:space="preserve">                                      </w:t>
+      </w:r>
+      <w:r>
+        <w:rPr>
+          <w:rFonts w:ascii="Consolas" w:eastAsia="Consolas" w:hAnsi="Consolas" w:cs="Consolas"/>
+        </w:rPr>
+        <w:t xml:space="preserve">     Appeal: </w:t>
+      </w:r>
+      <w:proofErr w:type="gramStart"/>
+      <w:r>
+        <w:rPr>
+          <w:rFonts w:ascii="Consolas" w:eastAsia="Consolas" w:hAnsi="Consolas" w:cs="Consolas"/>
+        </w:rPr>
+        <w:t xml:space="preserve">Yes </w:t>
+      </w:r>
+      <w:r>
+        <w:rPr>
+          <w:rFonts w:ascii="Consolas" w:eastAsia="Consolas" w:hAnsi="Consolas" w:cs="Consolas"/>
+          <w:u w:val="single"/>
+        </w:rPr>
+        <w:t xml:space="preserve"> {</w:t>
+      </w:r>
+      <w:proofErr w:type="spellStart"/>
+      <w:r>
+        <w:rPr>
+          <w:rFonts w:ascii="Consolas" w:eastAsia="Consolas" w:hAnsi="Consolas" w:cs="Consolas"/>
+          <w:u w:val="single"/>
+        </w:rPr>
+        <w:t>apY</w:t>
+      </w:r>
+      <w:proofErr w:type="spellEnd"/>
+      <w:r>
+        <w:rPr>
+          <w:rFonts w:ascii="Consolas" w:eastAsia="Consolas" w:hAnsi="Consolas" w:cs="Consolas"/>
+          <w:u w:val="single"/>
+        </w:rPr>
+        <w:t xml:space="preserve">} </w:t>
+      </w:r>
+      <w:r>
+        <w:rPr>
+          <w:rFonts w:ascii="Consolas" w:eastAsia="Consolas" w:hAnsi="Consolas" w:cs="Consolas"/>
+        </w:rPr>
+        <w:t xml:space="preserve"> No </w:t>
+      </w:r>
+      <w:r>
+        <w:rPr>
+          <w:rFonts w:ascii="Consolas" w:eastAsia="Consolas" w:hAnsi="Consolas" w:cs="Consolas"/>
+          <w:u w:val="single"/>
+        </w:rPr>
+        <w:t xml:space="preserve">  {</w:t>
+      </w:r>
+      <w:proofErr w:type="spellStart"/>
+      <w:proofErr w:type="gramEnd"/>
+      <w:r>
+        <w:rPr>
+          <w:rFonts w:ascii="Consolas" w:eastAsia="Consolas" w:hAnsi="Consolas" w:cs="Consolas"/>
+          <w:u w:val="single"/>
+        </w:rPr>
+        <w:t>apN</w:t>
+      </w:r>
+      <w:proofErr w:type="spellEnd"/>
+      <w:r>
+        <w:rPr>
+          <w:rFonts w:ascii="Consolas" w:eastAsia="Consolas" w:hAnsi="Consolas" w:cs="Consolas"/>
+          <w:u w:val="single"/>
+        </w:rPr>
+        <w:t>}</w:t>
+      </w:r>
+    </w:p>
+    <w:p>
+      <w:pPr>
+        <w:rPr>
+          <w:rFonts w:ascii="Consolas" w:eastAsia="Consolas" w:hAnsi="Consolas" w:cs="Consolas"/>
+          <w:lang w:val="en-US"/>
+        </w:rPr>
+      </w:pPr>
+      <w:r>
+        <w:rPr>
+          <w:rFonts w:ascii="Consolas" w:eastAsia="Consolas" w:hAnsi="Consolas" w:cs="Consolas"/>
+        </w:rPr>
+        <w:tab/>
+      </w:r>
+      <w:r>
+        <w:rPr>
+          <w:rFonts w:ascii="Consolas" w:eastAsia="Consolas" w:hAnsi="Consolas" w:cs="Consolas"/>
+        </w:rPr>
+        <w:tab/>
+      </w:r>
+      <w:r>
+        <w:rPr>
+          <w:rFonts w:ascii="Consolas" w:eastAsia="Consolas" w:hAnsi="Consolas" w:cs="Consolas"/>
+        </w:rPr>
+        <w:tab/>
+      </w:r>
+      <w:r>
+        <w:rPr>
+          <w:rFonts w:ascii="Consolas" w:eastAsia="Consolas" w:hAnsi="Consolas" w:cs="Consolas"/>
+        </w:rPr>
+        <w:tab/>
+      </w:r>
+      <w:r>
+        <w:rPr>
+          <w:rFonts w:ascii="Consolas" w:eastAsia="Consolas" w:hAnsi="Consolas" w:cs="Consolas"/>
+        </w:rPr>
+        <w:tab/>
+      </w:r>
+      <w:r>
+        <w:rPr>
+          <w:rFonts w:ascii="Consolas" w:eastAsia="Consolas" w:hAnsi="Consolas" w:cs="Consolas"/>
+        </w:rPr>
+        <w:tab/>
+      </w:r>
+      <w:r>
+        <w:rPr>
+          <w:rFonts w:ascii="Consolas" w:eastAsia="Consolas" w:hAnsi="Consolas" w:cs="Consolas"/>
+          <w:lang w:val="en-US"/>
+        </w:rPr>
+        <w:t xml:space="preserve">If </w:t>
+      </w:r>
+      <w:proofErr w:type="gramStart"/>
+      <w:r>
+        <w:rPr>
+          <w:rFonts w:ascii="Consolas" w:eastAsia="Consolas" w:hAnsi="Consolas" w:cs="Consolas"/>
+          <w:lang w:val="en-US"/>
+        </w:rPr>
+        <w:t>Yes</w:t>
+      </w:r>
+      <w:proofErr w:type="gramEnd"/>
+      <w:r>
+        <w:rPr>
+          <w:rFonts w:ascii="Consolas" w:eastAsia="Consolas" w:hAnsi="Consolas" w:cs="Consolas"/>
+          <w:lang w:val="en-US"/>
+        </w:rPr>
+        <w:t xml:space="preserve"> provide appeal and copy to inmate</w:t>
+      </w:r>
+      <w:r>
+        <w:rPr>
+          <w:rFonts w:ascii="Consolas" w:eastAsia="Consolas" w:hAnsi="Consolas" w:cs="Consolas"/>
+        </w:rPr>
+        <w:tab/>
+      </w:r>
+    </w:p>
+    <w:p>
+      <w:pPr>
+        <w:rPr>
+          <w:u w:val="single"/>
+        </w:rPr>
+      </w:pPr>
+      <w:r>
+        <w:rPr>
+          <w:rFonts w:ascii="Consolas" w:eastAsia="Consolas" w:hAnsi="Consolas" w:cs="Consolas"/>
+          <w:lang w:val="en-US"/>
+        </w:rPr>
+        <w:t xml:space="preserve">Panel Member Signatures: </w:t>
+      </w:r>
+      <w:r>
+        <w:tab/>
+      </w:r>
+      <w:r>
+        <w:tab/>
+      </w:r>
+      <w:r>
+        <w:tab/>
+      </w:r>
+      <w:r>
+        <w:tab/>
+      </w:r>
+      <w:r>
+        <w:tab/>
+      </w:r>
+      <w:r>
+        <w:tab/>
+      </w:r>
+      <w:r>
+        <w:tab/>
+      </w:r>
+      <w:r>
+        <w:rPr>
+          <w:rFonts w:ascii="Consolas" w:eastAsia="Consolas" w:hAnsi="Consolas" w:cs="Consolas"/>
+          <w:lang w:val="en-US"/>
+        </w:rPr>
+        <w:t>Date:</w:t>
+      </w:r>
+      <w:r>
+        <w:rPr>
+          <w:u w:val="single"/>
+        </w:rPr>
+        <w:tab/>
+      </w:r>
+      <w:r>
+        <w:rPr>
+          <w:u w:val="single"/>
+        </w:rPr>
+        <w:tab/>
+        <w:t xml:space="preserve">   </w:t>
+      </w:r>
+      <w:r>
+        <w:rPr>
+          <w:u w:val="single"/>
+        </w:rPr>
+        <w:tab/>
+      </w:r>
+      <w:r>
+        <w:rPr>
+          <w:u w:val="single"/>
+        </w:rPr>
+        <w:tab/>
+      </w:r>
+    </w:p>
+    <w:p>
+      <w:pPr>
+        <w:rPr>
+          <w:rFonts w:ascii="Consolas" w:eastAsia="Consolas" w:hAnsi="Consolas" w:cs="Consolas"/>
+        </w:rPr>
+      </w:pPr>
+    </w:p>
+    <w:p>
+      <w:pPr>
+        <w:rPr>
+          <w:rFonts w:ascii="Consolas" w:eastAsia="Consolas" w:hAnsi="Consolas" w:cs="Consolas"/>
+          <w:u w:val="single"/>
+        </w:rPr>
+      </w:pPr>
+      <w:r>
+        <w:rPr>
+          <w:rFonts w:ascii="Consolas" w:eastAsia="Consolas" w:hAnsi="Consolas" w:cs="Consolas"/>
+          <w:u w:val="single"/>
+        </w:rPr>
+        <w:t xml:space="preserve">                         </w:t>
+      </w:r>
+      <w:r>
+        <w:rPr>
+          <w:rFonts w:ascii="Consolas" w:eastAsia="Consolas" w:hAnsi="Consolas" w:cs="Consolas"/>
+        </w:rPr>
+        <w:tab/>
+      </w:r>
+      <w:r>
+        <w:rPr>
+          <w:rFonts w:ascii="Consolas" w:eastAsia="Consolas" w:hAnsi="Consolas" w:cs="Consolas"/>
+          <w:u w:val="single"/>
+        </w:rPr>
+        <w:t xml:space="preserve">                         </w:t>
+      </w:r>
+      <w:r>
+        <w:rPr>
+          <w:rFonts w:ascii="Consolas" w:eastAsia="Consolas" w:hAnsi="Consolas" w:cs="Consolas"/>
+        </w:rPr>
+        <w:tab/>
+      </w:r>
+      <w:r>
+        <w:rPr>
+          <w:rFonts w:ascii="Consolas" w:eastAsia="Consolas" w:hAnsi="Consolas" w:cs="Consolas"/>
+          <w:u w:val="single"/>
+        </w:rPr>
+        <w:tab/>
+      </w:r>
+      <w:r>
+        <w:rPr>
+          <w:rFonts w:ascii="Consolas" w:eastAsia="Consolas" w:hAnsi="Consolas" w:cs="Consolas"/>
+          <w:u w:val="single"/>
+        </w:rPr>
+        <w:tab/>
+      </w:r>
+      <w:r>
+        <w:rPr>
+          <w:rFonts w:ascii="Consolas" w:eastAsia="Consolas" w:hAnsi="Consolas" w:cs="Consolas"/>
+          <w:u w:val="single"/>
+        </w:rPr>
+        <w:tab/>
+      </w:r>
+      <w:r>
+        <w:rPr>
+          <w:rFonts w:ascii="Consolas" w:eastAsia="Consolas" w:hAnsi="Consolas" w:cs="Consolas"/>
+          <w:u w:val="single"/>
+        </w:rPr>
+        <w:tab/>
+      </w:r>
+      <w:r>
+        <w:rPr>
+          <w:rFonts w:ascii="Consolas" w:eastAsia="Consolas" w:hAnsi="Consolas" w:cs="Consolas"/>
+          <w:u w:val="single"/>
+        </w:rPr>
+        <w:tab/>
+      </w:r>
+    </w:p>
+    <w:p>
+      <w:pPr>
+        <w:rPr>
+          <w:rFonts w:ascii="Consolas" w:eastAsia="Consolas" w:hAnsi="Consolas" w:cs="Consolas"/>
+          <w:u w:val="single"/>
+        </w:rPr>
+      </w:pPr>
+      <w:r>
+        <w:rPr>
+          <w:rFonts w:ascii="Consolas" w:eastAsia="Consolas" w:hAnsi="Consolas" w:cs="Consolas"/>
+        </w:rPr>
+        <w:t>Chairperson</w:t>
+      </w:r>
+      <w:r>
+        <w:rPr>
+          <w:rFonts w:ascii="Consolas" w:eastAsia="Consolas" w:hAnsi="Consolas" w:cs="Consolas"/>
+        </w:rPr>
+        <w:tab/>
+      </w:r>
+      <w:r>
+        <w:rPr>
+          <w:rFonts w:ascii="Consolas" w:eastAsia="Consolas" w:hAnsi="Consolas" w:cs="Consolas"/>
+        </w:rPr>
+        <w:tab/>
+      </w:r>
+      <w:r>
+        <w:rPr>
+          <w:rFonts w:ascii="Consolas" w:eastAsia="Consolas" w:hAnsi="Consolas" w:cs="Consolas"/>
+        </w:rPr>
+        <w:tab/>
+      </w:r>
+      <w:r>
+        <w:rPr>
+          <w:rFonts w:ascii="Consolas" w:eastAsia="Consolas" w:hAnsi="Consolas" w:cs="Consolas"/>
+        </w:rPr>
+        <w:tab/>
+        <w:t>Treatment Member</w:t>
+      </w:r>
+      <w:r>
+        <w:rPr>
+          <w:rFonts w:ascii="Consolas" w:eastAsia="Consolas" w:hAnsi="Consolas" w:cs="Consolas"/>
+        </w:rPr>
+        <w:tab/>
+      </w:r>
+      <w:r>
+        <w:rPr>
+          <w:rFonts w:ascii="Consolas" w:eastAsia="Consolas" w:hAnsi="Consolas" w:cs="Consolas"/>
+        </w:rPr>
+        <w:tab/>
+      </w:r>
+      <w:r>
+        <w:rPr>
+          <w:rFonts w:ascii="Consolas" w:eastAsia="Consolas" w:hAnsi="Consolas" w:cs="Consolas"/>
+        </w:rPr>
+        <w:tab/>
+        <w:t>Security Member</w:t>
+      </w:r>
+    </w:p>
+    <w:p>
+      <w:pPr>
+        <w:rPr>
+          <w:rFonts w:ascii="Consolas" w:eastAsia="Consolas" w:hAnsi="Consolas" w:cs="Consolas"/>
+        </w:rPr>
+      </w:pPr>
+    </w:p>
+    <w:p>
+      <w:pPr>
+        <w:rPr>
+          <w:rFonts w:ascii="Consolas" w:eastAsia="Consolas" w:hAnsi="Consolas" w:cs="Consolas"/>
+        </w:rPr>
+      </w:pPr>
+      <w:r>
+        <w:rPr>
+          <w:rFonts w:ascii="Consolas" w:eastAsia="Consolas" w:hAnsi="Consolas" w:cs="Consolas"/>
+        </w:rPr>
+        <w:t>If panel member disagrees with majority recommend, state specific reasons:</w:t>
+      </w:r>
+    </w:p>
+    <w:p>
+      <w:pPr>
+        <w:tabs>
+          <w:tab w:val="left" w:pos="10800"/>
+        </w:tabs>
+        <w:rPr>
+          <w:rFonts w:ascii="Consolas" w:eastAsia="Consolas" w:hAnsi="Consolas" w:cs="Consolas"/>
+          <w:u w:val="single"/>
+          <w:lang w:val="en-US"/>
+        </w:rPr>
+      </w:pPr>
+      <w:r>
+        <w:rPr>
+          <w:rFonts w:ascii="Consolas" w:eastAsia="Consolas" w:hAnsi="Consolas" w:cs="Consolas"/>
+          <w:u w:val="single"/>
+          <w:lang w:val="en-US"/>
+        </w:rPr>
+        <w:t>{</w:t>
+      </w:r>
+      <w:proofErr w:type="spellStart"/>
+      <w:r>
+        <w:rPr>
+          <w:rFonts w:ascii="Consolas" w:eastAsia="Consolas" w:hAnsi="Consolas" w:cs="Consolas"/>
+          <w:u w:val="single"/>
+          <w:lang w:val="en-US"/>
+        </w:rPr>
+        <w:t>disagreementReasons</w:t>
+      </w:r>
+      <w:proofErr w:type="spellEnd"/>
+      <w:r>
+        <w:rPr>
+          <w:rFonts w:ascii="Consolas" w:eastAsia="Consolas" w:hAnsi="Consolas" w:cs="Consolas"/>
+          <w:u w:val="single"/>
+          <w:lang w:val="en-US"/>
+        </w:rPr>
+        <w:t>}</w:t>
+      </w:r>
+      <w:r>
+        <w:tab/>
+      </w:r>
+    </w:p>
+    <w:p>
+      <w:pPr>
+        <w:rPr>
+          <w:rFonts w:ascii="Consolas" w:eastAsia="Consolas" w:hAnsi="Consolas" w:cs="Consolas"/>
+        </w:rPr>
+      </w:pPr>
+      <w:r>
+        <w:rPr>
+          <w:rFonts w:ascii="Consolas" w:eastAsia="Consolas" w:hAnsi="Consolas" w:cs="Consolas"/>
+        </w:rPr>
+        <w:t>Approving Authority:</w:t>
+      </w:r>
+    </w:p>
+    <w:p>
+      <w:pPr>
+        <w:rPr>
+          <w:rFonts w:ascii="Consolas" w:eastAsia="Consolas" w:hAnsi="Consolas" w:cs="Consolas"/>
+        </w:rPr>
+      </w:pPr>
+    </w:p>
+    <w:p>
+      <w:pPr>
+        <w:rPr>
+          <w:rFonts w:ascii="Consolas" w:eastAsia="Consolas" w:hAnsi="Consolas" w:cs="Consolas"/>
+          <w:u w:val="single"/>
+        </w:rPr>
+      </w:pPr>
+      <w:r>
+        <w:rPr>
+          <w:rFonts w:ascii="Consolas" w:eastAsia="Consolas" w:hAnsi="Consolas" w:cs="Consolas"/>
+          <w:u w:val="single"/>
+          <w:lang w:val="en-US"/>
+        </w:rPr>
+        <w:t xml:space="preserve">                         </w:t>
+      </w:r>
+      <w:r>
+        <w:tab/>
+      </w:r>
+      <w:r>
+        <w:rPr>
+          <w:rFonts w:ascii="Consolas" w:eastAsia="Consolas" w:hAnsi="Consolas" w:cs="Consolas"/>
+          <w:u w:val="single"/>
+          <w:lang w:val="en-US"/>
+        </w:rPr>
+        <w:t xml:space="preserve">                    </w:t>
+      </w:r>
+      <w:r>
+        <w:tab/>
+        <w:t xml:space="preserve">  </w:t>
+      </w:r>
+      <w:r>
+        <w:rPr>
+          <w:rFonts w:ascii="Consolas" w:eastAsia="Consolas" w:hAnsi="Consolas" w:cs="Consolas"/>
+          <w:lang w:val="en-US"/>
+        </w:rPr>
+        <w:t xml:space="preserve">Approve </w:t>
+      </w:r>
+      <w:r>
+        <w:rPr>
+          <w:u w:val="single"/>
+        </w:rPr>
+        <w:tab/>
+      </w:r>
+      <w:r>
+        <w:rPr>
+          <w:rFonts w:ascii="Consolas" w:eastAsia="Consolas" w:hAnsi="Consolas" w:cs="Consolas"/>
+          <w:u w:val="single"/>
+          <w:lang w:val="en-US"/>
+        </w:rPr>
+        <w:t xml:space="preserve">    </w:t>
+      </w:r>
+      <w:r>
+        <w:rPr>
+          <w:rFonts w:ascii="Consolas" w:eastAsia="Consolas" w:hAnsi="Consolas" w:cs="Consolas"/>
+          <w:lang w:val="en-US"/>
+        </w:rPr>
+        <w:t xml:space="preserve"> Deny </w:t>
+      </w:r>
+      <w:r>
+        <w:rPr>
+          <w:rFonts w:ascii="Consolas" w:eastAsia="Consolas" w:hAnsi="Consolas" w:cs="Consolas"/>
+          <w:u w:val="single"/>
+        </w:rPr>
+        <w:tab/>
+      </w:r>
+      <w:r>
+        <w:rPr>
+          <w:rFonts w:ascii="Consolas" w:eastAsia="Consolas" w:hAnsi="Consolas" w:cs="Consolas"/>
+          <w:u w:val="single"/>
+        </w:rPr>
+        <w:tab/>
+        <w:t xml:space="preserve">   </w:t>
+      </w:r>
+    </w:p>
+    <w:p>
+      <w:pPr>
+        <w:rPr>
+          <w:rFonts w:ascii="Consolas" w:eastAsia="Consolas" w:hAnsi="Consolas" w:cs="Consolas"/>
+        </w:rPr>
+      </w:pPr>
+      <w:r>
+        <w:rPr>
+          <w:rFonts w:ascii="Consolas" w:eastAsia="Consolas" w:hAnsi="Consolas" w:cs="Consolas"/>
+        </w:rPr>
+        <w:t>Signature</w:t>
+      </w:r>
+      <w:r>
+        <w:rPr>
+          <w:rFonts w:ascii="Consolas" w:eastAsia="Consolas" w:hAnsi="Consolas" w:cs="Consolas"/>
+        </w:rPr>
+        <w:tab/>
+      </w:r>
+      <w:r>
+        <w:rPr>
+          <w:rFonts w:ascii="Consolas" w:eastAsia="Consolas" w:hAnsi="Consolas" w:cs="Consolas"/>
+        </w:rPr>
+        <w:tab/>
+      </w:r>
+      <w:r>
+        <w:rPr>
+          <w:rFonts w:ascii="Consolas" w:eastAsia="Consolas" w:hAnsi="Consolas" w:cs="Consolas"/>
+        </w:rPr>
+        <w:tab/>
+      </w:r>
+      <w:r>
+        <w:rPr>
+          <w:rFonts w:ascii="Consolas" w:eastAsia="Consolas" w:hAnsi="Consolas" w:cs="Consolas"/>
+        </w:rPr>
+        <w:tab/>
+        <w:t>Date</w:t>
+      </w:r>
+    </w:p>
+    <w:p>
+      <w:pPr>
+        <w:rPr>
+          <w:rFonts w:ascii="Consolas" w:eastAsia="Consolas" w:hAnsi="Consolas" w:cs="Consolas"/>
+        </w:rPr>
+      </w:pPr>
+    </w:p>
+    <w:p>
+      <w:pPr>
+        <w:rPr>
+          <w:rFonts w:ascii="Consolas" w:eastAsia="Consolas" w:hAnsi="Consolas" w:cs="Consolas"/>
+        </w:rPr>
+      </w:pPr>
+      <w:r>
+        <w:rPr>
+          <w:rFonts w:ascii="Consolas" w:eastAsia="Consolas" w:hAnsi="Consolas" w:cs="Consolas"/>
+        </w:rPr>
+        <w:t>If denied, reasons include:</w:t>
+      </w:r>
+    </w:p>
+    <w:p>
+      <w:pPr>
+        <w:rPr>
+          <w:b/>
+          <w:bCs/>
+          <w:sz w:val="20"/>
+          <w:szCs w:val="20"/>
+        </w:rPr>
+      </w:pPr>
+      <w:r>
+        <w:rPr>
+          <w:rFonts w:ascii="Consolas" w:eastAsia="Consolas" w:hAnsi="Consolas" w:cs="Consolas"/>
+          <w:u w:val="single"/>
+          <w:lang w:val="en-US"/>
+        </w:rPr>
+        <w:t>{</w:t>
+      </w:r>
+      <w:proofErr w:type="spellStart"/>
+      <w:r>
+        <w:rPr>
+          <w:rFonts w:ascii="Consolas" w:eastAsia="Consolas" w:hAnsi="Consolas" w:cs="Consolas"/>
+          <w:u w:val="single"/>
+          <w:lang w:val="en-US"/>
+        </w:rPr>
+        <w:t>denialReasons</w:t>
+      </w:r>
+      <w:proofErr w:type="spellEnd"/>
+      <w:r>
+        <w:rPr>
+          <w:rFonts w:ascii="Consolas" w:eastAsia="Consolas" w:hAnsi="Consolas" w:cs="Consolas"/>
+          <w:u w:val="single"/>
+          <w:lang w:val="en-US"/>
+        </w:rPr>
+        <w:t>}</w:t>
+      </w:r>
+    </w:p>
+    <w:p>
+      <w:pPr>
+        <w:tabs>
+          <w:tab w:val="left" w:pos="3823"/>
+        </w:tabs>
+        <w:rPr>
+          <w:sz w:val="20"/>
+          <w:szCs w:val="20"/>
+        </w:rPr>
+        <w:sectPr>
+          <w:headerReference w:type="default" r:id="rId7"/>
+          <w:pgSz w:w="12240" w:h="15840"/>
+          <w:pgMar w:top="711" w:right="720" w:bottom="738" w:left="720" w:header="0" w:footer="720" w:gutter="0"/>
+          <w:pgNumType w:start="1"/>
+          <w:cols w:space="720"/>
+          <w:docGrid w:linePitch="299"/>
+        </w:sectPr>
+      </w:pPr>
+      <w:r>
+        <w:rPr>
+          <w:sz w:val="20"/>
+          <w:szCs w:val="20"/>
+        </w:rPr>
+        <w:tab/>
+      </w:r>
+    </w:p>
+    <w:p>
+      <w:pPr>
+        <w:jc w:val="center"/>
+        <w:rPr>
+          <w:b/>
+          <w:bCs/>
+          <w:sz w:val="20"/>
+          <w:szCs w:val="20"/>
+        </w:rPr>
+      </w:pPr>
+      <w:r>
+        <w:rPr>
+          <w:b/>
+          <w:bCs/>
+          <w:sz w:val="20"/>
+          <w:szCs w:val="20"/>
+        </w:rPr>
+        <w:lastRenderedPageBreak/>
         <w:t>TENNESSEE CLASSIFICATION INSTRUMENT: DIAGNOSTIC</w:t>
       </w:r>
     </w:p>
@@ -1848,12 +3777,6 @@
       </w:pPr>
     </w:p>
     <w:sectPr>
-      <w:headerReference w:type="even" r:id="rId7"/>
-      <w:headerReference w:type="default" r:id="rId8"/>
-      <w:footerReference w:type="even" r:id="rId9"/>
-      <w:footerReference w:type="default" r:id="rId10"/>
-      <w:headerReference w:type="first" r:id="rId11"/>
-      <w:footerReference w:type="first" r:id="rId12"/>
       <w:pgSz w:w="15840" w:h="12240" w:orient="landscape"/>
       <w:pgMar w:top="1440" w:right="1440" w:bottom="1440" w:left="1440" w:header="720" w:footer="720" w:gutter="0"/>
       <w:pgNumType w:start="1"/>
@@ -1888,36 +3811,6 @@
 </w:endnotes>
 </file>
 
-<file path=word/footer1.xml><?xml version="1.0" encoding="utf-8"?>
-<w:ftr xmlns:wpc="http://schemas.microsoft.com/office/word/2010/wordprocessingCanvas" xmlns:cx="http://schemas.microsoft.com/office/drawing/2014/chartex" xmlns:cx1="http://schemas.microsoft.com/office/drawing/2015/9/8/chartex" xmlns:cx2="http://schemas.microsoft.com/office/drawing/2015/10/21/chartex" xmlns:cx3="http://schemas.microsoft.com/office/drawing/2016/5/9/chartex" xmlns:cx4="http://schemas.microsoft.com/office/drawing/2016/5/10/chartex" xmlns:cx5="http://schemas.microsoft.com/office/drawing/2016/5/11/chartex" xmlns:cx6="http://schemas.microsoft.com/office/drawing/2016/5/12/chartex" xmlns:cx7="http://schemas.microsoft.com/office/drawing/2016/5/13/chartex" xmlns:cx8="http://schemas.microsoft.com/office/drawing/2016/5/14/chartex" xmlns:mc="http://schemas.openxmlformats.org/markup-compatibility/2006" xmlns:aink="http://schemas.microsoft.com/office/drawing/2016/ink" xmlns:am3d="http://schemas.microsoft.com/office/drawing/2017/model3d" xmlns:o="urn:schemas-microsoft-com:office:office" xmlns:oel="http://schemas.microsoft.com/office/2019/extlst" xmlns:r="http://schemas.openxmlformats.org/officeDocument/2006/relationships" xmlns:m="http://schemas.openxmlformats.org/officeDocument/2006/math" xmlns:v="urn:schemas-microsoft-com:vml" xmlns:wp14="http://schemas.microsoft.com/office/word/2010/wordprocessingDrawing" xmlns:wp="http://schemas.openxmlformats.org/drawingml/2006/wordprocessingDrawing" xmlns:w10="urn:schemas-microsoft-com:office:word" xmlns:w="http://schemas.openxmlformats.org/wordprocessingml/2006/main" xmlns:w14="http://schemas.microsoft.com/office/word/2010/wordml" xmlns:w15="http://schemas.microsoft.com/office/word/2012/wordml" xmlns:w16cex="http://schemas.microsoft.com/office/word/2018/wordml/cex" xmlns:w16cid="http://schemas.microsoft.com/office/word/2016/wordml/cid" xmlns:w16="http://schemas.microsoft.com/office/word/2018/wordml" xmlns:w16du="http://schemas.microsoft.com/office/word/2023/wordml/word16du" xmlns:w16sdtdh="http://schemas.microsoft.com/office/word/2020/wordml/sdtdatahash" xmlns:w16sdtfl="http://schemas.microsoft.com/office/word/2024/wordml/sdtformatlock" xmlns:w16se="http://schemas.microsoft.com/office/word/2015/wordml/symex" xmlns:wpg="http://schemas.microsoft.com/office/word/2010/wordprocessingGroup" xmlns:wpi="http://schemas.microsoft.com/office/word/2010/wordprocessingInk" xmlns:wne="http://schemas.microsoft.com/office/word/2006/wordml" xmlns:wps="http://schemas.microsoft.com/office/word/2010/wordprocessingShape" mc:Ignorable="w14 w15 w16se w16cid w16 w16cex w16sdtdh w16sdtfl w16du wp14">
-  <w:p>
-    <w:pPr>
-      <w:pStyle w:val="Footer"/>
-    </w:pPr>
-  </w:p>
-</w:ftr>
-</file>
-
-<file path=word/footer2.xml><?xml version="1.0" encoding="utf-8"?>
-<w:ftr xmlns:wpc="http://schemas.microsoft.com/office/word/2010/wordprocessingCanvas" xmlns:cx="http://schemas.microsoft.com/office/drawing/2014/chartex" xmlns:cx1="http://schemas.microsoft.com/office/drawing/2015/9/8/chartex" xmlns:cx2="http://schemas.microsoft.com/office/drawing/2015/10/21/chartex" xmlns:cx3="http://schemas.microsoft.com/office/drawing/2016/5/9/chartex" xmlns:cx4="http://schemas.microsoft.com/office/drawing/2016/5/10/chartex" xmlns:cx5="http://schemas.microsoft.com/office/drawing/2016/5/11/chartex" xmlns:cx6="http://schemas.microsoft.com/office/drawing/2016/5/12/chartex" xmlns:cx7="http://schemas.microsoft.com/office/drawing/2016/5/13/chartex" xmlns:cx8="http://schemas.microsoft.com/office/drawing/2016/5/14/chartex" xmlns:mc="http://schemas.openxmlformats.org/markup-compatibility/2006" xmlns:aink="http://schemas.microsoft.com/office/drawing/2016/ink" xmlns:am3d="http://schemas.microsoft.com/office/drawing/2017/model3d" xmlns:o="urn:schemas-microsoft-com:office:office" xmlns:oel="http://schemas.microsoft.com/office/2019/extlst" xmlns:r="http://schemas.openxmlformats.org/officeDocument/2006/relationships" xmlns:m="http://schemas.openxmlformats.org/officeDocument/2006/math" xmlns:v="urn:schemas-microsoft-com:vml" xmlns:wp14="http://schemas.microsoft.com/office/word/2010/wordprocessingDrawing" xmlns:wp="http://schemas.openxmlformats.org/drawingml/2006/wordprocessingDrawing" xmlns:w10="urn:schemas-microsoft-com:office:word" xmlns:w="http://schemas.openxmlformats.org/wordprocessingml/2006/main" xmlns:w14="http://schemas.microsoft.com/office/word/2010/wordml" xmlns:w15="http://schemas.microsoft.com/office/word/2012/wordml" xmlns:w16cex="http://schemas.microsoft.com/office/word/2018/wordml/cex" xmlns:w16cid="http://schemas.microsoft.com/office/word/2016/wordml/cid" xmlns:w16="http://schemas.microsoft.com/office/word/2018/wordml" xmlns:w16du="http://schemas.microsoft.com/office/word/2023/wordml/word16du" xmlns:w16sdtdh="http://schemas.microsoft.com/office/word/2020/wordml/sdtdatahash" xmlns:w16sdtfl="http://schemas.microsoft.com/office/word/2024/wordml/sdtformatlock" xmlns:w16se="http://schemas.microsoft.com/office/word/2015/wordml/symex" xmlns:wpg="http://schemas.microsoft.com/office/word/2010/wordprocessingGroup" xmlns:wpi="http://schemas.microsoft.com/office/word/2010/wordprocessingInk" xmlns:wne="http://schemas.microsoft.com/office/word/2006/wordml" xmlns:wps="http://schemas.microsoft.com/office/word/2010/wordprocessingShape" mc:Ignorable="w14 w15 w16se w16cid w16 w16cex w16sdtdh w16sdtfl w16du wp14">
-  <w:p>
-    <w:pPr>
-      <w:pStyle w:val="Footer"/>
-    </w:pPr>
-  </w:p>
-</w:ftr>
-</file>
-
-<file path=word/footer3.xml><?xml version="1.0" encoding="utf-8"?>
-<w:ftr xmlns:wpc="http://schemas.microsoft.com/office/word/2010/wordprocessingCanvas" xmlns:cx="http://schemas.microsoft.com/office/drawing/2014/chartex" xmlns:cx1="http://schemas.microsoft.com/office/drawing/2015/9/8/chartex" xmlns:cx2="http://schemas.microsoft.com/office/drawing/2015/10/21/chartex" xmlns:cx3="http://schemas.microsoft.com/office/drawing/2016/5/9/chartex" xmlns:cx4="http://schemas.microsoft.com/office/drawing/2016/5/10/chartex" xmlns:cx5="http://schemas.microsoft.com/office/drawing/2016/5/11/chartex" xmlns:cx6="http://schemas.microsoft.com/office/drawing/2016/5/12/chartex" xmlns:cx7="http://schemas.microsoft.com/office/drawing/2016/5/13/chartex" xmlns:cx8="http://schemas.microsoft.com/office/drawing/2016/5/14/chartex" xmlns:mc="http://schemas.openxmlformats.org/markup-compatibility/2006" xmlns:aink="http://schemas.microsoft.com/office/drawing/2016/ink" xmlns:am3d="http://schemas.microsoft.com/office/drawing/2017/model3d" xmlns:o="urn:schemas-microsoft-com:office:office" xmlns:oel="http://schemas.microsoft.com/office/2019/extlst" xmlns:r="http://schemas.openxmlformats.org/officeDocument/2006/relationships" xmlns:m="http://schemas.openxmlformats.org/officeDocument/2006/math" xmlns:v="urn:schemas-microsoft-com:vml" xmlns:wp14="http://schemas.microsoft.com/office/word/2010/wordprocessingDrawing" xmlns:wp="http://schemas.openxmlformats.org/drawingml/2006/wordprocessingDrawing" xmlns:w10="urn:schemas-microsoft-com:office:word" xmlns:w="http://schemas.openxmlformats.org/wordprocessingml/2006/main" xmlns:w14="http://schemas.microsoft.com/office/word/2010/wordml" xmlns:w15="http://schemas.microsoft.com/office/word/2012/wordml" xmlns:w16cex="http://schemas.microsoft.com/office/word/2018/wordml/cex" xmlns:w16cid="http://schemas.microsoft.com/office/word/2016/wordml/cid" xmlns:w16="http://schemas.microsoft.com/office/word/2018/wordml" xmlns:w16du="http://schemas.microsoft.com/office/word/2023/wordml/word16du" xmlns:w16sdtdh="http://schemas.microsoft.com/office/word/2020/wordml/sdtdatahash" xmlns:w16sdtfl="http://schemas.microsoft.com/office/word/2024/wordml/sdtformatlock" xmlns:w16se="http://schemas.microsoft.com/office/word/2015/wordml/symex" xmlns:wpg="http://schemas.microsoft.com/office/word/2010/wordprocessingGroup" xmlns:wpi="http://schemas.microsoft.com/office/word/2010/wordprocessingInk" xmlns:wne="http://schemas.microsoft.com/office/word/2006/wordml" xmlns:wps="http://schemas.microsoft.com/office/word/2010/wordprocessingShape" mc:Ignorable="w14 w15 w16se w16cid w16 w16cex w16sdtdh w16sdtfl w16du wp14">
-  <w:p>
-    <w:pPr>
-      <w:pStyle w:val="Footer"/>
-    </w:pPr>
-  </w:p>
-</w:ftr>
-</file>
-
 <file path=word/footnotes.xml><?xml version="1.0" encoding="utf-8"?>
 <w:footnotes xmlns:wpc="http://schemas.microsoft.com/office/word/2010/wordprocessingCanvas" xmlns:cx="http://schemas.microsoft.com/office/drawing/2014/chartex" xmlns:cx1="http://schemas.microsoft.com/office/drawing/2015/9/8/chartex" xmlns:cx2="http://schemas.microsoft.com/office/drawing/2015/10/21/chartex" xmlns:cx3="http://schemas.microsoft.com/office/drawing/2016/5/9/chartex" xmlns:cx4="http://schemas.microsoft.com/office/drawing/2016/5/10/chartex" xmlns:cx5="http://schemas.microsoft.com/office/drawing/2016/5/11/chartex" xmlns:cx6="http://schemas.microsoft.com/office/drawing/2016/5/12/chartex" xmlns:cx7="http://schemas.microsoft.com/office/drawing/2016/5/13/chartex" xmlns:cx8="http://schemas.microsoft.com/office/drawing/2016/5/14/chartex" xmlns:mc="http://schemas.openxmlformats.org/markup-compatibility/2006" xmlns:aink="http://schemas.microsoft.com/office/drawing/2016/ink" xmlns:am3d="http://schemas.microsoft.com/office/drawing/2017/model3d" xmlns:o="urn:schemas-microsoft-com:office:office" xmlns:oel="http://schemas.microsoft.com/office/2019/extlst" xmlns:r="http://schemas.openxmlformats.org/officeDocument/2006/relationships" xmlns:m="http://schemas.openxmlformats.org/officeDocument/2006/math" xmlns:v="urn:schemas-microsoft-com:vml" xmlns:wp14="http://schemas.microsoft.com/office/word/2010/wordprocessingDrawing" xmlns:wp="http://schemas.openxmlformats.org/drawingml/2006/wordprocessingDrawing" xmlns:w10="urn:schemas-microsoft-com:office:word" xmlns:w="http://schemas.openxmlformats.org/wordprocessingml/2006/main" xmlns:w14="http://schemas.microsoft.com/office/word/2010/wordml" xmlns:w15="http://schemas.microsoft.com/office/word/2012/wordml" xmlns:w16cex="http://schemas.microsoft.com/office/word/2018/wordml/cex" xmlns:w16cid="http://schemas.microsoft.com/office/word/2016/wordml/cid" xmlns:w16="http://schemas.microsoft.com/office/word/2018/wordml" xmlns:w16du="http://schemas.microsoft.com/office/word/2023/wordml/word16du" xmlns:w16sdtdh="http://schemas.microsoft.com/office/word/2020/wordml/sdtdatahash" xmlns:w16sdtfl="http://schemas.microsoft.com/office/word/2024/wordml/sdtformatlock" xmlns:w16se="http://schemas.microsoft.com/office/word/2015/wordml/symex" xmlns:wpg="http://schemas.microsoft.com/office/word/2010/wordprocessingGroup" xmlns:wpi="http://schemas.microsoft.com/office/word/2010/wordprocessingInk" xmlns:wne="http://schemas.microsoft.com/office/word/2006/wordml" xmlns:wps="http://schemas.microsoft.com/office/word/2010/wordprocessingShape" mc:Ignorable="w14 w15 w16se w16cid w16 w16cex w16sdtdh w16sdtfl w16du wp14">
   <w:footnote w:type="separator" w:id="-1">
@@ -1944,16 +3837,6 @@
 </file>
 
 <file path=word/header1.xml><?xml version="1.0" encoding="utf-8"?>
-<w:hdr xmlns:wpc="http://schemas.microsoft.com/office/word/2010/wordprocessingCanvas" xmlns:cx="http://schemas.microsoft.com/office/drawing/2014/chartex" xmlns:cx1="http://schemas.microsoft.com/office/drawing/2015/9/8/chartex" xmlns:cx2="http://schemas.microsoft.com/office/drawing/2015/10/21/chartex" xmlns:cx3="http://schemas.microsoft.com/office/drawing/2016/5/9/chartex" xmlns:cx4="http://schemas.microsoft.com/office/drawing/2016/5/10/chartex" xmlns:cx5="http://schemas.microsoft.com/office/drawing/2016/5/11/chartex" xmlns:cx6="http://schemas.microsoft.com/office/drawing/2016/5/12/chartex" xmlns:cx7="http://schemas.microsoft.com/office/drawing/2016/5/13/chartex" xmlns:cx8="http://schemas.microsoft.com/office/drawing/2016/5/14/chartex" xmlns:mc="http://schemas.openxmlformats.org/markup-compatibility/2006" xmlns:aink="http://schemas.microsoft.com/office/drawing/2016/ink" xmlns:am3d="http://schemas.microsoft.com/office/drawing/2017/model3d" xmlns:o="urn:schemas-microsoft-com:office:office" xmlns:oel="http://schemas.microsoft.com/office/2019/extlst" xmlns:r="http://schemas.openxmlformats.org/officeDocument/2006/relationships" xmlns:m="http://schemas.openxmlformats.org/officeDocument/2006/math" xmlns:v="urn:schemas-microsoft-com:vml" xmlns:wp14="http://schemas.microsoft.com/office/word/2010/wordprocessingDrawing" xmlns:wp="http://schemas.openxmlformats.org/drawingml/2006/wordprocessingDrawing" xmlns:w10="urn:schemas-microsoft-com:office:word" xmlns:w="http://schemas.openxmlformats.org/wordprocessingml/2006/main" xmlns:w14="http://schemas.microsoft.com/office/word/2010/wordml" xmlns:w15="http://schemas.microsoft.com/office/word/2012/wordml" xmlns:w16cex="http://schemas.microsoft.com/office/word/2018/wordml/cex" xmlns:w16cid="http://schemas.microsoft.com/office/word/2016/wordml/cid" xmlns:w16="http://schemas.microsoft.com/office/word/2018/wordml" xmlns:w16du="http://schemas.microsoft.com/office/word/2023/wordml/word16du" xmlns:w16sdtdh="http://schemas.microsoft.com/office/word/2020/wordml/sdtdatahash" xmlns:w16sdtfl="http://schemas.microsoft.com/office/word/2024/wordml/sdtformatlock" xmlns:w16se="http://schemas.microsoft.com/office/word/2015/wordml/symex" xmlns:wpg="http://schemas.microsoft.com/office/word/2010/wordprocessingGroup" xmlns:wpi="http://schemas.microsoft.com/office/word/2010/wordprocessingInk" xmlns:wne="http://schemas.microsoft.com/office/word/2006/wordml" xmlns:wps="http://schemas.microsoft.com/office/word/2010/wordprocessingShape" mc:Ignorable="w14 w15 w16se w16cid w16 w16cex w16sdtdh w16sdtfl w16du wp14">
-  <w:p>
-    <w:pPr>
-      <w:pStyle w:val="Header"/>
-    </w:pPr>
-  </w:p>
-</w:hdr>
-</file>
-
-<file path=word/header2.xml><?xml version="1.0" encoding="utf-8"?>
 <w:hdr xmlns:wpc="http://schemas.microsoft.com/office/word/2010/wordprocessingCanvas" xmlns:cx="http://schemas.microsoft.com/office/drawing/2014/chartex" xmlns:cx1="http://schemas.microsoft.com/office/drawing/2015/9/8/chartex" xmlns:cx2="http://schemas.microsoft.com/office/drawing/2015/10/21/chartex" xmlns:cx3="http://schemas.microsoft.com/office/drawing/2016/5/9/chartex" xmlns:cx4="http://schemas.microsoft.com/office/drawing/2016/5/10/chartex" xmlns:cx5="http://schemas.microsoft.com/office/drawing/2016/5/11/chartex" xmlns:cx6="http://schemas.microsoft.com/office/drawing/2016/5/12/chartex" xmlns:cx7="http://schemas.microsoft.com/office/drawing/2016/5/13/chartex" xmlns:cx8="http://schemas.microsoft.com/office/drawing/2016/5/14/chartex" xmlns:mc="http://schemas.openxmlformats.org/markup-compatibility/2006" xmlns:aink="http://schemas.microsoft.com/office/drawing/2016/ink" xmlns:am3d="http://schemas.microsoft.com/office/drawing/2017/model3d" xmlns:o="urn:schemas-microsoft-com:office:office" xmlns:oel="http://schemas.microsoft.com/office/2019/extlst" xmlns:r="http://schemas.openxmlformats.org/officeDocument/2006/relationships" xmlns:m="http://schemas.openxmlformats.org/officeDocument/2006/math" xmlns:v="urn:schemas-microsoft-com:vml" xmlns:wp14="http://schemas.microsoft.com/office/word/2010/wordprocessingDrawing" xmlns:wp="http://schemas.openxmlformats.org/drawingml/2006/wordprocessingDrawing" xmlns:w10="urn:schemas-microsoft-com:office:word" xmlns:w="http://schemas.openxmlformats.org/wordprocessingml/2006/main" xmlns:w14="http://schemas.microsoft.com/office/word/2010/wordml" xmlns:w15="http://schemas.microsoft.com/office/word/2012/wordml" xmlns:w16cex="http://schemas.microsoft.com/office/word/2018/wordml/cex" xmlns:w16cid="http://schemas.microsoft.com/office/word/2016/wordml/cid" xmlns:w16="http://schemas.microsoft.com/office/word/2018/wordml" xmlns:w16du="http://schemas.microsoft.com/office/word/2023/wordml/word16du" xmlns:w16sdtdh="http://schemas.microsoft.com/office/word/2020/wordml/sdtdatahash" xmlns:w16sdtfl="http://schemas.microsoft.com/office/word/2024/wordml/sdtformatlock" xmlns:w16se="http://schemas.microsoft.com/office/word/2015/wordml/symex" xmlns:wpg="http://schemas.microsoft.com/office/word/2010/wordprocessingGroup" xmlns:wpi="http://schemas.microsoft.com/office/word/2010/wordprocessingInk" xmlns:wne="http://schemas.microsoft.com/office/word/2006/wordml" xmlns:wps="http://schemas.microsoft.com/office/word/2010/wordprocessingShape" mc:Ignorable="w14 w15 w16se w16cid w16 w16cex w16sdtdh w16sdtfl w16du wp14">
   <w:p>
     <w:pPr>
@@ -2078,16 +3961,6 @@
         </v:shape>
       </w:pict>
     </w:r>
-  </w:p>
-</w:hdr>
-</file>
-
-<file path=word/header3.xml><?xml version="1.0" encoding="utf-8"?>
-<w:hdr xmlns:wpc="http://schemas.microsoft.com/office/word/2010/wordprocessingCanvas" xmlns:cx="http://schemas.microsoft.com/office/drawing/2014/chartex" xmlns:cx1="http://schemas.microsoft.com/office/drawing/2015/9/8/chartex" xmlns:cx2="http://schemas.microsoft.com/office/drawing/2015/10/21/chartex" xmlns:cx3="http://schemas.microsoft.com/office/drawing/2016/5/9/chartex" xmlns:cx4="http://schemas.microsoft.com/office/drawing/2016/5/10/chartex" xmlns:cx5="http://schemas.microsoft.com/office/drawing/2016/5/11/chartex" xmlns:cx6="http://schemas.microsoft.com/office/drawing/2016/5/12/chartex" xmlns:cx7="http://schemas.microsoft.com/office/drawing/2016/5/13/chartex" xmlns:cx8="http://schemas.microsoft.com/office/drawing/2016/5/14/chartex" xmlns:mc="http://schemas.openxmlformats.org/markup-compatibility/2006" xmlns:aink="http://schemas.microsoft.com/office/drawing/2016/ink" xmlns:am3d="http://schemas.microsoft.com/office/drawing/2017/model3d" xmlns:o="urn:schemas-microsoft-com:office:office" xmlns:oel="http://schemas.microsoft.com/office/2019/extlst" xmlns:r="http://schemas.openxmlformats.org/officeDocument/2006/relationships" xmlns:m="http://schemas.openxmlformats.org/officeDocument/2006/math" xmlns:v="urn:schemas-microsoft-com:vml" xmlns:wp14="http://schemas.microsoft.com/office/word/2010/wordprocessingDrawing" xmlns:wp="http://schemas.openxmlformats.org/drawingml/2006/wordprocessingDrawing" xmlns:w10="urn:schemas-microsoft-com:office:word" xmlns:w="http://schemas.openxmlformats.org/wordprocessingml/2006/main" xmlns:w14="http://schemas.microsoft.com/office/word/2010/wordml" xmlns:w15="http://schemas.microsoft.com/office/word/2012/wordml" xmlns:w16cex="http://schemas.microsoft.com/office/word/2018/wordml/cex" xmlns:w16cid="http://schemas.microsoft.com/office/word/2016/wordml/cid" xmlns:w16="http://schemas.microsoft.com/office/word/2018/wordml" xmlns:w16du="http://schemas.microsoft.com/office/word/2023/wordml/word16du" xmlns:w16sdtdh="http://schemas.microsoft.com/office/word/2020/wordml/sdtdatahash" xmlns:w16sdtfl="http://schemas.microsoft.com/office/word/2024/wordml/sdtformatlock" xmlns:w16se="http://schemas.microsoft.com/office/word/2015/wordml/symex" xmlns:wpg="http://schemas.microsoft.com/office/word/2010/wordprocessingGroup" xmlns:wpi="http://schemas.microsoft.com/office/word/2010/wordprocessingInk" xmlns:wne="http://schemas.microsoft.com/office/word/2006/wordml" xmlns:wps="http://schemas.microsoft.com/office/word/2010/wordprocessingShape" mc:Ignorable="w14 w15 w16se w16cid w16 w16cex w16sdtdh w16sdtfl w16du wp14">
-  <w:p>
-    <w:pPr>
-      <w:pStyle w:val="Header"/>
-    </w:pPr>
   </w:p>
 </w:hdr>
 </file>

--- a/apps/staff/src/core/Paperwork/US_TN/UsTnDiangosticClassification2026/dcaf_template.docx
+++ b/apps/staff/src/core/Paperwork/US_TN/UsTnDiangosticClassification2026/dcaf_template.docx
@@ -20,45 +20,68 @@
     </w:p>
     <w:p>
       <w:pPr>
+        <w:pBdr>
+          <w:bottom w:val="single" w:sz="12" w:space="1" w:color="000000"/>
+        </w:pBdr>
+        <w:spacing w:line="240" w:lineRule="auto"/>
         <w:jc w:val="center"/>
         <w:rPr>
+          <w:rFonts w:ascii="Times New Roman" w:eastAsia="Times New Roman" w:hAnsi="Times New Roman" w:cs="Times New Roman"/>
+          <w:sz w:val="24"/>
+          <w:szCs w:val="24"/>
+          <w:lang w:val="en-US"/>
+        </w:rPr>
+      </w:pPr>
+      <w:r>
+        <w:rPr>
           <w:rFonts w:ascii="Consolas" w:eastAsia="Consolas" w:hAnsi="Consolas" w:cs="Consolas"/>
           <w:color w:val="000000" w:themeColor="text1"/>
         </w:rPr>
-      </w:pPr>
-      <w:r>
-        <w:rPr>
-          <w:rFonts w:ascii="Consolas" w:eastAsia="Consolas" w:hAnsi="Consolas" w:cs="Consolas"/>
-          <w:color w:val="000000" w:themeColor="text1"/>
-        </w:rPr>
         <w:t>OFFENDER CLASSIFICATION SUMMARY</w:t>
       </w:r>
     </w:p>
     <w:p>
       <w:pPr>
-        <w:jc w:val="center"/>
-        <w:rPr>
-          <w:rFonts w:ascii="Consolas" w:eastAsia="Consolas" w:hAnsi="Consolas" w:cs="Consolas"/>
-        </w:rPr>
-      </w:pPr>
-    </w:p>
-    <w:p>
-      <w:pPr>
-        <w:rPr>
-          <w:rFonts w:ascii="Consolas" w:eastAsia="Consolas" w:hAnsi="Consolas" w:cs="Consolas"/>
-          <w:lang w:val="en-US"/>
-        </w:rPr>
-      </w:pPr>
-      <w:r>
-        <w:rPr>
-          <w:rFonts w:ascii="Consolas" w:eastAsia="Consolas" w:hAnsi="Consolas" w:cs="Consolas"/>
-          <w:lang w:val="en-US"/>
-        </w:rPr>
-        <w:t xml:space="preserve">TOMIS ID: </w:t>
-      </w:r>
-      <w:r>
-        <w:rPr>
-          <w:rFonts w:ascii="Consolas" w:eastAsia="Consolas" w:hAnsi="Consolas" w:cs="Consolas"/>
+        <w:spacing w:line="240" w:lineRule="auto"/>
+        <w:rPr>
+          <w:rFonts w:ascii="Times New Roman" w:eastAsia="Times New Roman" w:hAnsi="Times New Roman" w:cs="Times New Roman"/>
+          <w:sz w:val="24"/>
+          <w:szCs w:val="24"/>
+          <w:lang w:val="en-US"/>
+        </w:rPr>
+      </w:pPr>
+      <w:r>
+        <w:rPr>
+          <w:rFonts w:ascii="Consolas" w:eastAsia="Times New Roman" w:hAnsi="Consolas" w:cs="Consolas"/>
+          <w:color w:val="000000"/>
+          <w:lang w:val="en-US"/>
+        </w:rPr>
+        <w:t>FOR 2026 CLASSIFICATION PILOT PURPOSES</w:t>
+      </w:r>
+    </w:p>
+    <w:p>
+      <w:pPr>
+        <w:spacing w:line="240" w:lineRule="auto"/>
+        <w:rPr>
+          <w:rFonts w:ascii="Times New Roman" w:eastAsia="Times New Roman" w:hAnsi="Times New Roman" w:cs="Times New Roman"/>
+          <w:sz w:val="24"/>
+          <w:szCs w:val="24"/>
+          <w:u w:val="single"/>
+          <w:lang w:val="en-US"/>
+        </w:rPr>
+      </w:pPr>
+      <w:r>
+        <w:rPr>
+          <w:rFonts w:ascii="Consolas" w:eastAsia="Times New Roman" w:hAnsi="Consolas" w:cs="Consolas"/>
+          <w:color w:val="000000"/>
+          <w:lang w:val="en-US"/>
+        </w:rPr>
+        <w:t xml:space="preserve">Name of Chief Counselor Finalizing Classification Form: </w:t>
+      </w:r>
+      <w:r>
+        <w:rPr>
+          <w:rFonts w:ascii="Consolas" w:eastAsia="Times New Roman" w:hAnsi="Consolas" w:cs="Consolas"/>
+          <w:color w:val="000000"/>
           <w:u w:val="single"/>
           <w:lang w:val="en-US"/>
         </w:rPr>
@@ -67,34 +90,64 @@
       <w:proofErr w:type="spellStart"/>
       <w:r>
         <w:rPr>
-          <w:rFonts w:ascii="Consolas" w:eastAsia="Consolas" w:hAnsi="Consolas" w:cs="Consolas"/>
-          <w:u w:val="single"/>
-          <w:lang w:val="en-US"/>
-        </w:rPr>
-        <w:t>omsId</w:t>
+          <w:rFonts w:ascii="Consolas" w:eastAsia="Times New Roman" w:hAnsi="Consolas" w:cs="Consolas"/>
+          <w:color w:val="000000"/>
+          <w:u w:val="single"/>
+          <w:lang w:val="en-US"/>
+        </w:rPr>
+        <w:t>finalizingCounselor</w:t>
       </w:r>
       <w:proofErr w:type="spellEnd"/>
       <w:r>
         <w:rPr>
-          <w:rFonts w:ascii="Consolas" w:eastAsia="Consolas" w:hAnsi="Consolas" w:cs="Consolas"/>
+          <w:rFonts w:ascii="Consolas" w:eastAsia="Times New Roman" w:hAnsi="Consolas" w:cs="Consolas"/>
+          <w:color w:val="000000"/>
           <w:u w:val="single"/>
           <w:lang w:val="en-US"/>
         </w:rPr>
         <w:t>}</w:t>
       </w:r>
-      <w:r>
-        <w:tab/>
-      </w:r>
-      <w:r>
-        <w:rPr>
-          <w:rFonts w:ascii="Consolas" w:eastAsia="Consolas" w:hAnsi="Consolas" w:cs="Consolas"/>
-          <w:lang w:val="en-US"/>
-        </w:rPr>
-        <w:t xml:space="preserve">Offender Name: </w:t>
-      </w:r>
-      <w:r>
-        <w:rPr>
-          <w:rFonts w:ascii="Consolas" w:eastAsia="Consolas" w:hAnsi="Consolas" w:cs="Consolas"/>
+    </w:p>
+    <w:p>
+      <w:pPr>
+        <w:spacing w:line="240" w:lineRule="auto"/>
+        <w:rPr>
+          <w:rFonts w:ascii="Times New Roman" w:eastAsia="Times New Roman" w:hAnsi="Times New Roman" w:cs="Times New Roman"/>
+          <w:sz w:val="24"/>
+          <w:szCs w:val="24"/>
+          <w:lang w:val="en-US"/>
+        </w:rPr>
+      </w:pPr>
+      <w:r>
+        <w:rPr>
+          <w:rFonts w:ascii="Consolas" w:eastAsia="Times New Roman" w:hAnsi="Consolas" w:cs="Consolas"/>
+          <w:color w:val="000000"/>
+          <w:lang w:val="en-US"/>
+        </w:rPr>
+        <w:t xml:space="preserve">Date of Final Approval and Entry in OMS / </w:t>
+      </w:r>
+      <w:proofErr w:type="spellStart"/>
+      <w:r>
+        <w:rPr>
+          <w:rFonts w:ascii="Consolas" w:eastAsia="Times New Roman" w:hAnsi="Consolas" w:cs="Consolas"/>
+          <w:color w:val="000000"/>
+          <w:lang w:val="en-US"/>
+        </w:rPr>
+        <w:t>Recidiviz</w:t>
+      </w:r>
+      <w:proofErr w:type="spellEnd"/>
+      <w:r>
+        <w:rPr>
+          <w:rFonts w:ascii="Consolas" w:eastAsia="Times New Roman" w:hAnsi="Consolas" w:cs="Consolas"/>
+          <w:color w:val="000000"/>
+          <w:lang w:val="en-US"/>
+        </w:rPr>
+        <w:t xml:space="preserve"> Tool, with any edits: </w:t>
+      </w:r>
+      <w:r>
+        <w:rPr>
+          <w:rFonts w:ascii="Consolas" w:eastAsia="Times New Roman" w:hAnsi="Consolas" w:cs="Consolas"/>
+          <w:color w:val="000000"/>
           <w:u w:val="single"/>
           <w:lang w:val="en-US"/>
         </w:rPr>
@@ -103,309 +156,541 @@
       <w:proofErr w:type="spellStart"/>
       <w:r>
         <w:rPr>
-          <w:rFonts w:ascii="Consolas" w:eastAsia="Consolas" w:hAnsi="Consolas" w:cs="Consolas"/>
-          <w:u w:val="single"/>
-          <w:lang w:val="en-US"/>
-        </w:rPr>
-        <w:t>residentFullName</w:t>
+          <w:rFonts w:ascii="Consolas" w:eastAsia="Times New Roman" w:hAnsi="Consolas" w:cs="Consolas"/>
+          <w:color w:val="000000"/>
+          <w:u w:val="single"/>
+          <w:lang w:val="en-US"/>
+        </w:rPr>
+        <w:t>finAppDate</w:t>
       </w:r>
       <w:proofErr w:type="spellEnd"/>
       <w:r>
         <w:rPr>
-          <w:rFonts w:ascii="Consolas" w:eastAsia="Consolas" w:hAnsi="Consolas" w:cs="Consolas"/>
+          <w:rFonts w:ascii="Consolas" w:eastAsia="Times New Roman" w:hAnsi="Consolas" w:cs="Consolas"/>
+          <w:color w:val="000000"/>
           <w:u w:val="single"/>
           <w:lang w:val="en-US"/>
         </w:rPr>
         <w:t>}</w:t>
       </w:r>
-      <w:r>
-        <w:tab/>
-      </w:r>
-      <w:r>
-        <w:tab/>
-      </w:r>
-      <w:r>
-        <w:rPr>
-          <w:rFonts w:ascii="Consolas" w:eastAsia="Consolas" w:hAnsi="Consolas" w:cs="Consolas"/>
-          <w:lang w:val="en-US"/>
-        </w:rPr>
-        <w:t xml:space="preserve">Institution Name: </w:t>
-      </w:r>
-      <w:r>
-        <w:rPr>
-          <w:rFonts w:ascii="Consolas" w:eastAsia="Consolas" w:hAnsi="Consolas" w:cs="Consolas"/>
+    </w:p>
+    <w:p>
+      <w:pPr>
+        <w:pBdr>
+          <w:bottom w:val="single" w:sz="12" w:space="1" w:color="000000"/>
+        </w:pBdr>
+        <w:spacing w:line="240" w:lineRule="auto"/>
+        <w:rPr>
+          <w:rFonts w:ascii="Times New Roman" w:eastAsia="Times New Roman" w:hAnsi="Times New Roman" w:cs="Times New Roman"/>
+          <w:sz w:val="24"/>
+          <w:szCs w:val="24"/>
+          <w:lang w:val="en-US"/>
+        </w:rPr>
+      </w:pPr>
+      <w:r>
+        <w:rPr>
+          <w:rFonts w:ascii="Consolas" w:eastAsia="Times New Roman" w:hAnsi="Consolas" w:cs="Consolas"/>
+          <w:color w:val="000000"/>
+          <w:lang w:val="en-US"/>
+        </w:rPr>
+        <w:t xml:space="preserve">If Offender scored or overridden to LOW, Trustee checklist completed: </w:t>
+      </w:r>
+      <w:proofErr w:type="gramStart"/>
+      <w:r>
+        <w:rPr>
+          <w:rFonts w:ascii="Consolas" w:eastAsia="Times New Roman" w:hAnsi="Consolas" w:cs="Consolas"/>
+          <w:color w:val="000000"/>
+          <w:lang w:val="en-US"/>
+        </w:rPr>
+        <w:t>YES</w:t>
+      </w:r>
+      <w:r>
+        <w:rPr>
+          <w:rFonts w:ascii="Consolas" w:eastAsia="Times New Roman" w:hAnsi="Consolas" w:cs="Consolas"/>
+          <w:color w:val="000000"/>
           <w:u w:val="single"/>
           <w:lang w:val="en-US"/>
         </w:rPr>
         <w:t>{</w:t>
-      </w:r>
-      <w:proofErr w:type="spellStart"/>
-      <w:r>
-        <w:rPr>
-          <w:rFonts w:ascii="Consolas" w:eastAsia="Consolas" w:hAnsi="Consolas" w:cs="Consolas"/>
-          <w:u w:val="single"/>
-          <w:lang w:val="en-US"/>
-        </w:rPr>
-        <w:t>institutionName</w:t>
-      </w:r>
-      <w:proofErr w:type="spellEnd"/>
-      <w:r>
-        <w:rPr>
-          <w:rFonts w:ascii="Consolas" w:eastAsia="Consolas" w:hAnsi="Consolas" w:cs="Consolas"/>
-          <w:u w:val="single"/>
-          <w:lang w:val="en-US"/>
-        </w:rPr>
-        <w:t>}</w:t>
-      </w:r>
-      <w:r>
-        <w:tab/>
-      </w:r>
-    </w:p>
-    <w:p>
-      <w:pPr>
-        <w:rPr>
-          <w:rFonts w:ascii="Consolas" w:eastAsia="Consolas" w:hAnsi="Consolas" w:cs="Consolas"/>
-        </w:rPr>
-      </w:pPr>
-    </w:p>
-    <w:p>
-      <w:pPr>
-        <w:rPr>
-          <w:rFonts w:ascii="Consolas" w:eastAsia="Consolas" w:hAnsi="Consolas" w:cs="Consolas"/>
-        </w:rPr>
-      </w:pPr>
-      <w:r>
-        <w:rPr>
-          <w:rFonts w:ascii="Consolas" w:eastAsia="Consolas" w:hAnsi="Consolas" w:cs="Consolas"/>
-        </w:rPr>
-        <w:t>Classification Type: CLASSIFICATION</w:t>
-      </w:r>
-      <w:r>
-        <w:rPr>
-          <w:rFonts w:ascii="Consolas" w:eastAsia="Consolas" w:hAnsi="Consolas" w:cs="Consolas"/>
-        </w:rPr>
-        <w:tab/>
-      </w:r>
-      <w:r>
-        <w:rPr>
-          <w:rFonts w:ascii="Consolas" w:eastAsia="Consolas" w:hAnsi="Consolas" w:cs="Consolas"/>
-        </w:rPr>
-        <w:tab/>
-      </w:r>
-      <w:r>
-        <w:rPr>
-          <w:rFonts w:ascii="Consolas" w:eastAsia="Consolas" w:hAnsi="Consolas" w:cs="Consolas"/>
-        </w:rPr>
-        <w:tab/>
-      </w:r>
-      <w:r>
-        <w:rPr>
-          <w:rFonts w:ascii="Consolas" w:eastAsia="Consolas" w:hAnsi="Consolas" w:cs="Consolas"/>
-        </w:rPr>
-        <w:tab/>
-      </w:r>
-      <w:r>
-        <w:rPr>
-          <w:rFonts w:ascii="Consolas" w:eastAsia="Consolas" w:hAnsi="Consolas" w:cs="Consolas"/>
-        </w:rPr>
-        <w:tab/>
-        <w:t xml:space="preserve">       CAF Date: </w:t>
-      </w:r>
-      <w:proofErr w:type="gramStart"/>
-      <w:r>
-        <w:rPr>
-          <w:rFonts w:ascii="Consolas" w:eastAsia="Consolas" w:hAnsi="Consolas" w:cs="Consolas"/>
-          <w:u w:val="single"/>
-        </w:rPr>
-        <w:t xml:space="preserve">   {</w:t>
-      </w:r>
-      <w:proofErr w:type="gramEnd"/>
-      <w:r>
-        <w:rPr>
-          <w:rFonts w:ascii="Consolas" w:eastAsia="Consolas" w:hAnsi="Consolas" w:cs="Consolas"/>
-          <w:u w:val="single"/>
-        </w:rPr>
-        <w:t xml:space="preserve">date}  </w:t>
-      </w:r>
-      <w:r>
-        <w:rPr>
-          <w:rFonts w:ascii="Consolas" w:eastAsia="Consolas" w:hAnsi="Consolas" w:cs="Consolas"/>
-          <w:u w:val="single"/>
-        </w:rPr>
-        <w:tab/>
-      </w:r>
-    </w:p>
-    <w:p>
-      <w:pPr>
-        <w:rPr>
-          <w:rFonts w:ascii="Consolas" w:eastAsia="Consolas" w:hAnsi="Consolas" w:cs="Consolas"/>
-        </w:rPr>
-      </w:pPr>
-    </w:p>
-    <w:p>
-      <w:pPr>
-        <w:rPr>
-          <w:rFonts w:ascii="Consolas" w:eastAsia="Consolas" w:hAnsi="Consolas" w:cs="Consolas"/>
-          <w:u w:val="single"/>
-          <w:lang w:val="en-US"/>
-        </w:rPr>
-      </w:pPr>
-      <w:r>
-        <w:rPr>
-          <w:rFonts w:ascii="Consolas" w:eastAsia="Consolas" w:hAnsi="Consolas" w:cs="Consolas"/>
-          <w:lang w:val="en-US"/>
-        </w:rPr>
-        <w:t xml:space="preserve">Status at time of Hearing:                </w:t>
-      </w:r>
-      <w:proofErr w:type="spellStart"/>
-      <w:r>
-        <w:rPr>
-          <w:rFonts w:ascii="Consolas" w:eastAsia="Consolas" w:hAnsi="Consolas" w:cs="Consolas"/>
-          <w:lang w:val="en-US"/>
-        </w:rPr>
-        <w:t>Gen.Pop</w:t>
-      </w:r>
-      <w:proofErr w:type="spellEnd"/>
-      <w:r>
-        <w:rPr>
-          <w:rFonts w:ascii="Consolas" w:eastAsia="Consolas" w:hAnsi="Consolas" w:cs="Consolas"/>
-          <w:lang w:val="en-US"/>
-        </w:rPr>
-        <w:t>.</w:t>
-      </w:r>
-      <w:r>
-        <w:rPr>
-          <w:rFonts w:ascii="Consolas" w:eastAsia="Consolas" w:hAnsi="Consolas" w:cs="Consolas"/>
-          <w:u w:val="single"/>
-          <w:lang w:val="en-US"/>
-        </w:rPr>
-        <w:t xml:space="preserve"> {</w:t>
-      </w:r>
-      <w:proofErr w:type="spellStart"/>
-      <w:proofErr w:type="gramStart"/>
-      <w:r>
-        <w:rPr>
-          <w:rFonts w:ascii="Consolas" w:eastAsia="Consolas" w:hAnsi="Consolas" w:cs="Consolas"/>
-          <w:u w:val="single"/>
-          <w:lang w:val="en-US"/>
-        </w:rPr>
-        <w:t>statGen</w:t>
-      </w:r>
-      <w:proofErr w:type="spellEnd"/>
-      <w:r>
-        <w:rPr>
-          <w:rFonts w:ascii="Consolas" w:eastAsia="Consolas" w:hAnsi="Consolas" w:cs="Consolas"/>
-          <w:u w:val="single"/>
-          <w:lang w:val="en-US"/>
-        </w:rPr>
-        <w:t xml:space="preserve">} </w:t>
-      </w:r>
-      <w:r>
-        <w:rPr>
-          <w:rFonts w:ascii="Consolas" w:eastAsia="Consolas" w:hAnsi="Consolas" w:cs="Consolas"/>
-          <w:lang w:val="en-US"/>
-        </w:rPr>
-        <w:t xml:space="preserve"> AS</w:t>
-      </w:r>
-      <w:proofErr w:type="gramEnd"/>
-      <w:r>
-        <w:rPr>
-          <w:rFonts w:ascii="Consolas" w:eastAsia="Consolas" w:hAnsi="Consolas" w:cs="Consolas"/>
-          <w:u w:val="single"/>
-          <w:lang w:val="en-US"/>
-        </w:rPr>
-        <w:t xml:space="preserve"> {</w:t>
-      </w:r>
-      <w:proofErr w:type="spellStart"/>
-      <w:proofErr w:type="gramStart"/>
-      <w:r>
-        <w:rPr>
-          <w:rFonts w:ascii="Consolas" w:eastAsia="Consolas" w:hAnsi="Consolas" w:cs="Consolas"/>
-          <w:u w:val="single"/>
-          <w:lang w:val="en-US"/>
-        </w:rPr>
-        <w:t>statAs</w:t>
-      </w:r>
-      <w:proofErr w:type="spellEnd"/>
-      <w:r>
-        <w:rPr>
-          <w:rFonts w:ascii="Consolas" w:eastAsia="Consolas" w:hAnsi="Consolas" w:cs="Consolas"/>
-          <w:u w:val="single"/>
-          <w:lang w:val="en-US"/>
-        </w:rPr>
-        <w:t xml:space="preserve">} </w:t>
-      </w:r>
-      <w:r>
-        <w:rPr>
-          <w:rFonts w:ascii="Consolas" w:eastAsia="Consolas" w:hAnsi="Consolas" w:cs="Consolas"/>
-          <w:lang w:val="en-US"/>
-        </w:rPr>
-        <w:t xml:space="preserve"> PC</w:t>
-      </w:r>
-      <w:proofErr w:type="gramEnd"/>
-      <w:r>
-        <w:rPr>
-          <w:rFonts w:ascii="Consolas" w:eastAsia="Consolas" w:hAnsi="Consolas" w:cs="Consolas"/>
-          <w:u w:val="single"/>
-          <w:lang w:val="en-US"/>
-        </w:rPr>
-        <w:t xml:space="preserve"> {</w:t>
-      </w:r>
-      <w:proofErr w:type="spellStart"/>
-      <w:proofErr w:type="gramStart"/>
-      <w:r>
-        <w:rPr>
-          <w:rFonts w:ascii="Consolas" w:eastAsia="Consolas" w:hAnsi="Consolas" w:cs="Consolas"/>
-          <w:u w:val="single"/>
-          <w:lang w:val="en-US"/>
-        </w:rPr>
-        <w:t>statPc</w:t>
-      </w:r>
-      <w:proofErr w:type="spellEnd"/>
-      <w:r>
-        <w:rPr>
-          <w:rFonts w:ascii="Consolas" w:eastAsia="Consolas" w:hAnsi="Consolas" w:cs="Consolas"/>
-          <w:u w:val="single"/>
-          <w:lang w:val="en-US"/>
-        </w:rPr>
-        <w:t xml:space="preserve">} </w:t>
-      </w:r>
-      <w:r>
-        <w:rPr>
-          <w:rFonts w:ascii="Consolas" w:eastAsia="Consolas" w:hAnsi="Consolas" w:cs="Consolas"/>
-          <w:lang w:val="en-US"/>
-        </w:rPr>
-        <w:t xml:space="preserve"> Other</w:t>
-      </w:r>
-      <w:proofErr w:type="gramEnd"/>
-      <w:r>
-        <w:rPr>
-          <w:rFonts w:ascii="Consolas" w:eastAsia="Consolas" w:hAnsi="Consolas" w:cs="Consolas"/>
-          <w:lang w:val="en-US"/>
-        </w:rPr>
-        <w:t xml:space="preserve"> </w:t>
-      </w:r>
-      <w:r>
-        <w:rPr>
-          <w:rFonts w:ascii="Consolas" w:eastAsia="Consolas" w:hAnsi="Consolas" w:cs="Consolas"/>
-          <w:u w:val="single"/>
-          <w:lang w:val="en-US"/>
-        </w:rPr>
-        <w:t xml:space="preserve">   </w:t>
-      </w:r>
-      <w:proofErr w:type="gramStart"/>
-      <w:r>
-        <w:rPr>
-          <w:rFonts w:ascii="Consolas" w:eastAsia="Consolas" w:hAnsi="Consolas" w:cs="Consolas"/>
-          <w:u w:val="single"/>
-          <w:lang w:val="en-US"/>
-        </w:rPr>
-        <w:t xml:space="preserve">   {</w:t>
       </w:r>
       <w:proofErr w:type="spellStart"/>
       <w:proofErr w:type="gramEnd"/>
       <w:r>
         <w:rPr>
+          <w:rFonts w:ascii="Consolas" w:eastAsia="Times New Roman" w:hAnsi="Consolas" w:cs="Consolas"/>
+          <w:color w:val="000000"/>
+          <w:u w:val="single"/>
+          <w:lang w:val="en-US"/>
+        </w:rPr>
+        <w:t>ccY</w:t>
+      </w:r>
+      <w:proofErr w:type="spellEnd"/>
+      <w:r>
+        <w:rPr>
+          <w:rFonts w:ascii="Consolas" w:eastAsia="Times New Roman" w:hAnsi="Consolas" w:cs="Consolas"/>
+          <w:color w:val="000000"/>
+          <w:u w:val="single"/>
+          <w:lang w:val="en-US"/>
+        </w:rPr>
+        <w:t>}</w:t>
+      </w:r>
+      <w:r>
+        <w:rPr>
+          <w:rFonts w:ascii="Consolas" w:eastAsia="Times New Roman" w:hAnsi="Consolas" w:cs="Consolas"/>
+          <w:color w:val="000000"/>
+          <w:lang w:val="en-US"/>
+        </w:rPr>
+        <w:t xml:space="preserve"> </w:t>
+      </w:r>
+      <w:proofErr w:type="gramStart"/>
+      <w:r>
+        <w:rPr>
+          <w:rFonts w:ascii="Consolas" w:eastAsia="Times New Roman" w:hAnsi="Consolas" w:cs="Consolas"/>
+          <w:color w:val="000000"/>
+          <w:lang w:val="en-US"/>
+        </w:rPr>
+        <w:t>NO</w:t>
+      </w:r>
+      <w:r>
+        <w:rPr>
+          <w:rFonts w:ascii="Consolas" w:eastAsia="Times New Roman" w:hAnsi="Consolas" w:cs="Consolas"/>
+          <w:color w:val="000000"/>
+          <w:u w:val="single"/>
+          <w:lang w:val="en-US"/>
+        </w:rPr>
+        <w:t>{</w:t>
+      </w:r>
+      <w:proofErr w:type="spellStart"/>
+      <w:proofErr w:type="gramEnd"/>
+      <w:r>
+        <w:rPr>
+          <w:rFonts w:ascii="Consolas" w:eastAsia="Times New Roman" w:hAnsi="Consolas" w:cs="Consolas"/>
+          <w:color w:val="000000"/>
+          <w:u w:val="single"/>
+          <w:lang w:val="en-US"/>
+        </w:rPr>
+        <w:t>ccN</w:t>
+      </w:r>
+      <w:proofErr w:type="spellEnd"/>
+      <w:r>
+        <w:rPr>
+          <w:rFonts w:ascii="Consolas" w:eastAsia="Times New Roman" w:hAnsi="Consolas" w:cs="Consolas"/>
+          <w:color w:val="000000"/>
+          <w:u w:val="single"/>
+          <w:lang w:val="en-US"/>
+        </w:rPr>
+        <w:t>}</w:t>
+      </w:r>
+      <w:r>
+        <w:rPr>
+          <w:rFonts w:ascii="Consolas" w:eastAsia="Times New Roman" w:hAnsi="Consolas" w:cs="Consolas"/>
+          <w:color w:val="000000"/>
+          <w:lang w:val="en-US"/>
+        </w:rPr>
+        <w:t xml:space="preserve"> </w:t>
+      </w:r>
+      <w:r>
+        <w:rPr>
+          <w:rFonts w:ascii="Consolas" w:eastAsia="Times New Roman" w:hAnsi="Consolas" w:cs="Consolas"/>
+          <w:color w:val="000000"/>
+          <w:lang w:val="en-US"/>
+        </w:rPr>
+        <w:t>N/A</w:t>
+      </w:r>
+      <w:r>
+        <w:rPr>
+          <w:rFonts w:ascii="Consolas" w:eastAsia="Times New Roman" w:hAnsi="Consolas" w:cs="Consolas"/>
+          <w:color w:val="000000"/>
+          <w:u w:val="single"/>
+          <w:lang w:val="en-US"/>
+        </w:rPr>
+        <w:t>{</w:t>
+      </w:r>
+      <w:proofErr w:type="spellStart"/>
+      <w:r>
+        <w:rPr>
+          <w:rFonts w:ascii="Consolas" w:eastAsia="Times New Roman" w:hAnsi="Consolas" w:cs="Consolas"/>
+          <w:color w:val="000000"/>
+          <w:u w:val="single"/>
+          <w:lang w:val="en-US"/>
+        </w:rPr>
+        <w:t>ccNA</w:t>
+      </w:r>
+      <w:proofErr w:type="spellEnd"/>
+      <w:r>
+        <w:rPr>
+          <w:rFonts w:ascii="Consolas" w:eastAsia="Times New Roman" w:hAnsi="Consolas" w:cs="Consolas"/>
+          <w:color w:val="000000"/>
+          <w:u w:val="single"/>
+          <w:lang w:val="en-US"/>
+        </w:rPr>
+        <w:t>}</w:t>
+      </w:r>
+    </w:p>
+    <w:p>
+      <w:pPr>
+        <w:rPr>
+          <w:rFonts w:ascii="Times New Roman" w:eastAsia="Times New Roman" w:hAnsi="Times New Roman" w:cs="Times New Roman"/>
+          <w:sz w:val="24"/>
+          <w:szCs w:val="24"/>
+          <w:lang w:val="en-US"/>
+        </w:rPr>
+      </w:pPr>
+    </w:p>
+    <w:p>
+      <w:pPr>
+        <w:rPr>
+          <w:rFonts w:ascii="Consolas" w:eastAsia="Consolas" w:hAnsi="Consolas" w:cs="Consolas"/>
+          <w:lang w:val="en-US"/>
+        </w:rPr>
+      </w:pPr>
+      <w:r>
+        <w:rPr>
+          <w:rFonts w:ascii="Consolas" w:eastAsia="Consolas" w:hAnsi="Consolas" w:cs="Consolas"/>
+          <w:lang w:val="en-US"/>
+        </w:rPr>
+        <w:t xml:space="preserve">TOMIS ID: </w:t>
+      </w:r>
+      <w:r>
+        <w:rPr>
+          <w:rFonts w:ascii="Consolas" w:eastAsia="Consolas" w:hAnsi="Consolas" w:cs="Consolas"/>
+          <w:u w:val="single"/>
+          <w:lang w:val="en-US"/>
+        </w:rPr>
+        <w:t>{</w:t>
+      </w:r>
+      <w:proofErr w:type="spellStart"/>
+      <w:r>
+        <w:rPr>
+          <w:rFonts w:ascii="Consolas" w:eastAsia="Consolas" w:hAnsi="Consolas" w:cs="Consolas"/>
+          <w:u w:val="single"/>
+          <w:lang w:val="en-US"/>
+        </w:rPr>
+        <w:t>omsId</w:t>
+      </w:r>
+      <w:proofErr w:type="spellEnd"/>
+      <w:r>
+        <w:rPr>
+          <w:rFonts w:ascii="Consolas" w:eastAsia="Consolas" w:hAnsi="Consolas" w:cs="Consolas"/>
+          <w:u w:val="single"/>
+          <w:lang w:val="en-US"/>
+        </w:rPr>
+        <w:t>}</w:t>
+      </w:r>
+      <w:r>
+        <w:tab/>
+      </w:r>
+      <w:r>
+        <w:rPr>
+          <w:rFonts w:ascii="Consolas" w:eastAsia="Consolas" w:hAnsi="Consolas" w:cs="Consolas"/>
+          <w:lang w:val="en-US"/>
+        </w:rPr>
+        <w:t xml:space="preserve">Offender Name: </w:t>
+      </w:r>
+      <w:r>
+        <w:rPr>
+          <w:rFonts w:ascii="Consolas" w:eastAsia="Consolas" w:hAnsi="Consolas" w:cs="Consolas"/>
+          <w:u w:val="single"/>
+          <w:lang w:val="en-US"/>
+        </w:rPr>
+        <w:t>{</w:t>
+      </w:r>
+      <w:proofErr w:type="spellStart"/>
+      <w:r>
+        <w:rPr>
+          <w:rFonts w:ascii="Consolas" w:eastAsia="Consolas" w:hAnsi="Consolas" w:cs="Consolas"/>
+          <w:u w:val="single"/>
+          <w:lang w:val="en-US"/>
+        </w:rPr>
+        <w:t>residentFullName</w:t>
+      </w:r>
+      <w:proofErr w:type="spellEnd"/>
+      <w:r>
+        <w:rPr>
+          <w:rFonts w:ascii="Consolas" w:eastAsia="Consolas" w:hAnsi="Consolas" w:cs="Consolas"/>
+          <w:u w:val="single"/>
+          <w:lang w:val="en-US"/>
+        </w:rPr>
+        <w:t>}</w:t>
+      </w:r>
+      <w:r>
+        <w:tab/>
+      </w:r>
+      <w:r>
+        <w:tab/>
+      </w:r>
+      <w:r>
+        <w:rPr>
+          <w:rFonts w:ascii="Consolas" w:eastAsia="Consolas" w:hAnsi="Consolas" w:cs="Consolas"/>
+          <w:lang w:val="en-US"/>
+        </w:rPr>
+        <w:t xml:space="preserve">Institution Name: </w:t>
+      </w:r>
+      <w:r>
+        <w:rPr>
+          <w:rFonts w:ascii="Consolas" w:eastAsia="Consolas" w:hAnsi="Consolas" w:cs="Consolas"/>
+          <w:u w:val="single"/>
+          <w:lang w:val="en-US"/>
+        </w:rPr>
+        <w:t>{</w:t>
+      </w:r>
+      <w:proofErr w:type="spellStart"/>
+      <w:r>
+        <w:rPr>
+          <w:rFonts w:ascii="Consolas" w:eastAsia="Consolas" w:hAnsi="Consolas" w:cs="Consolas"/>
+          <w:u w:val="single"/>
+          <w:lang w:val="en-US"/>
+        </w:rPr>
+        <w:t>institutionName</w:t>
+      </w:r>
+      <w:proofErr w:type="spellEnd"/>
+      <w:r>
+        <w:rPr>
+          <w:rFonts w:ascii="Consolas" w:eastAsia="Consolas" w:hAnsi="Consolas" w:cs="Consolas"/>
+          <w:u w:val="single"/>
+          <w:lang w:val="en-US"/>
+        </w:rPr>
+        <w:t>}</w:t>
+      </w:r>
+      <w:r>
+        <w:tab/>
+      </w:r>
+    </w:p>
+    <w:p>
+      <w:pPr>
+        <w:rPr>
+          <w:rFonts w:ascii="Consolas" w:eastAsia="Consolas" w:hAnsi="Consolas" w:cs="Consolas"/>
+        </w:rPr>
+      </w:pPr>
+    </w:p>
+    <w:p>
+      <w:pPr>
+        <w:rPr>
+          <w:rFonts w:ascii="Consolas" w:eastAsia="Consolas" w:hAnsi="Consolas" w:cs="Consolas"/>
+        </w:rPr>
+      </w:pPr>
+      <w:r>
+        <w:rPr>
+          <w:rFonts w:ascii="Consolas" w:eastAsia="Consolas" w:hAnsi="Consolas" w:cs="Consolas"/>
+        </w:rPr>
+        <w:t>Classification Type:</w:t>
+      </w:r>
+      <w:r>
+        <w:rPr>
+          <w:rFonts w:ascii="Consolas" w:eastAsia="Consolas" w:hAnsi="Consolas" w:cs="Consolas"/>
+        </w:rPr>
+        <w:t xml:space="preserve"> </w:t>
+      </w:r>
+      <w:r>
+        <w:rPr>
+          <w:rFonts w:ascii="Consolas" w:eastAsia="Consolas" w:hAnsi="Consolas" w:cs="Consolas"/>
+        </w:rPr>
+        <w:t>{</w:t>
+      </w:r>
+      <w:proofErr w:type="spellStart"/>
+      <w:r>
+        <w:rPr>
+          <w:rFonts w:ascii="Consolas" w:eastAsia="Consolas" w:hAnsi="Consolas" w:cs="Consolas"/>
+        </w:rPr>
+        <w:t>classificationType</w:t>
+      </w:r>
+      <w:proofErr w:type="spellEnd"/>
+      <w:r>
+        <w:rPr>
+          <w:rFonts w:ascii="Consolas" w:eastAsia="Consolas" w:hAnsi="Consolas" w:cs="Consolas"/>
+        </w:rPr>
+        <w:t>}</w:t>
+      </w:r>
+      <w:r>
+        <w:rPr>
+          <w:rFonts w:ascii="Consolas" w:eastAsia="Consolas" w:hAnsi="Consolas" w:cs="Consolas"/>
+        </w:rPr>
+        <w:t xml:space="preserve"> </w:t>
+      </w:r>
+      <w:r>
+        <w:rPr>
+          <w:rFonts w:ascii="Consolas" w:eastAsia="Consolas" w:hAnsi="Consolas" w:cs="Consolas"/>
+        </w:rPr>
+        <w:tab/>
+      </w:r>
+      <w:r>
+        <w:rPr>
+          <w:rFonts w:ascii="Consolas" w:eastAsia="Consolas" w:hAnsi="Consolas" w:cs="Consolas"/>
+        </w:rPr>
+        <w:t xml:space="preserve">CAF Date: </w:t>
+      </w:r>
+      <w:proofErr w:type="gramStart"/>
+      <w:r>
+        <w:rPr>
+          <w:rFonts w:ascii="Consolas" w:eastAsia="Consolas" w:hAnsi="Consolas" w:cs="Consolas"/>
+          <w:u w:val="single"/>
+        </w:rPr>
+        <w:t xml:space="preserve">   {</w:t>
+      </w:r>
+      <w:proofErr w:type="gramEnd"/>
+      <w:r>
+        <w:rPr>
+          <w:rFonts w:ascii="Consolas" w:eastAsia="Consolas" w:hAnsi="Consolas" w:cs="Consolas"/>
+          <w:u w:val="single"/>
+        </w:rPr>
+        <w:t xml:space="preserve">date}  </w:t>
+      </w:r>
+      <w:r>
+        <w:rPr>
+          <w:rFonts w:ascii="Consolas" w:eastAsia="Consolas" w:hAnsi="Consolas" w:cs="Consolas"/>
+          <w:u w:val="single"/>
+        </w:rPr>
+        <w:tab/>
+      </w:r>
+    </w:p>
+    <w:p>
+      <w:pPr>
+        <w:rPr>
+          <w:rFonts w:ascii="Consolas" w:eastAsia="Consolas" w:hAnsi="Consolas" w:cs="Consolas"/>
+        </w:rPr>
+      </w:pPr>
+    </w:p>
+    <w:p>
+      <w:pPr>
+        <w:rPr>
+          <w:rFonts w:ascii="Consolas" w:eastAsia="Consolas" w:hAnsi="Consolas" w:cs="Consolas"/>
+          <w:u w:val="single"/>
+          <w:lang w:val="en-US"/>
+        </w:rPr>
+      </w:pPr>
+      <w:r>
+        <w:rPr>
+          <w:rFonts w:ascii="Consolas" w:eastAsia="Consolas" w:hAnsi="Consolas" w:cs="Consolas"/>
+          <w:lang w:val="en-US"/>
+        </w:rPr>
+        <w:t xml:space="preserve">Status at time of Hearing:                </w:t>
+      </w:r>
+      <w:proofErr w:type="spellStart"/>
+      <w:r>
+        <w:rPr>
+          <w:rFonts w:ascii="Consolas" w:eastAsia="Consolas" w:hAnsi="Consolas" w:cs="Consolas"/>
+          <w:lang w:val="en-US"/>
+        </w:rPr>
+        <w:t>Gen.Pop</w:t>
+      </w:r>
+      <w:proofErr w:type="spellEnd"/>
+      <w:r>
+        <w:rPr>
+          <w:rFonts w:ascii="Consolas" w:eastAsia="Consolas" w:hAnsi="Consolas" w:cs="Consolas"/>
+          <w:lang w:val="en-US"/>
+        </w:rPr>
+        <w:t>.</w:t>
+      </w:r>
+      <w:r>
+        <w:rPr>
+          <w:rFonts w:ascii="Consolas" w:eastAsia="Consolas" w:hAnsi="Consolas" w:cs="Consolas"/>
+          <w:u w:val="single"/>
+          <w:lang w:val="en-US"/>
+        </w:rPr>
+        <w:t xml:space="preserve"> {</w:t>
+      </w:r>
+      <w:proofErr w:type="spellStart"/>
+      <w:r>
+        <w:rPr>
+          <w:rFonts w:ascii="Consolas" w:eastAsia="Consolas" w:hAnsi="Consolas" w:cs="Consolas"/>
+          <w:u w:val="single"/>
+          <w:lang w:val="en-US"/>
+        </w:rPr>
+        <w:t>statGen</w:t>
+      </w:r>
+      <w:proofErr w:type="spellEnd"/>
+      <w:r>
+        <w:rPr>
+          <w:rFonts w:ascii="Consolas" w:eastAsia="Consolas" w:hAnsi="Consolas" w:cs="Consolas"/>
+          <w:u w:val="single"/>
+          <w:lang w:val="en-US"/>
+        </w:rPr>
+        <w:t xml:space="preserve">} </w:t>
+      </w:r>
+      <w:r>
+        <w:rPr>
+          <w:rFonts w:ascii="Consolas" w:eastAsia="Consolas" w:hAnsi="Consolas" w:cs="Consolas"/>
+          <w:lang w:val="en-US"/>
+        </w:rPr>
+        <w:t xml:space="preserve"> AS</w:t>
+      </w:r>
+      <w:r>
+        <w:rPr>
+          <w:rFonts w:ascii="Consolas" w:eastAsia="Consolas" w:hAnsi="Consolas" w:cs="Consolas"/>
+          <w:u w:val="single"/>
+          <w:lang w:val="en-US"/>
+        </w:rPr>
+        <w:t xml:space="preserve"> {</w:t>
+      </w:r>
+      <w:proofErr w:type="spellStart"/>
+      <w:r>
+        <w:rPr>
+          <w:rFonts w:ascii="Consolas" w:eastAsia="Consolas" w:hAnsi="Consolas" w:cs="Consolas"/>
+          <w:u w:val="single"/>
+          <w:lang w:val="en-US"/>
+        </w:rPr>
+        <w:t>statAs</w:t>
+      </w:r>
+      <w:proofErr w:type="spellEnd"/>
+      <w:r>
+        <w:rPr>
+          <w:rFonts w:ascii="Consolas" w:eastAsia="Consolas" w:hAnsi="Consolas" w:cs="Consolas"/>
+          <w:u w:val="single"/>
+          <w:lang w:val="en-US"/>
+        </w:rPr>
+        <w:t xml:space="preserve">} </w:t>
+      </w:r>
+      <w:r>
+        <w:rPr>
+          <w:rFonts w:ascii="Consolas" w:eastAsia="Consolas" w:hAnsi="Consolas" w:cs="Consolas"/>
+          <w:lang w:val="en-US"/>
+        </w:rPr>
+        <w:t xml:space="preserve"> PC</w:t>
+      </w:r>
+      <w:r>
+        <w:rPr>
+          <w:rFonts w:ascii="Consolas" w:eastAsia="Consolas" w:hAnsi="Consolas" w:cs="Consolas"/>
+          <w:u w:val="single"/>
+          <w:lang w:val="en-US"/>
+        </w:rPr>
+        <w:t xml:space="preserve"> {</w:t>
+      </w:r>
+      <w:proofErr w:type="spellStart"/>
+      <w:r>
+        <w:rPr>
+          <w:rFonts w:ascii="Consolas" w:eastAsia="Consolas" w:hAnsi="Consolas" w:cs="Consolas"/>
+          <w:u w:val="single"/>
+          <w:lang w:val="en-US"/>
+        </w:rPr>
+        <w:t>statPc</w:t>
+      </w:r>
+      <w:proofErr w:type="spellEnd"/>
+      <w:r>
+        <w:rPr>
+          <w:rFonts w:ascii="Consolas" w:eastAsia="Consolas" w:hAnsi="Consolas" w:cs="Consolas"/>
+          <w:u w:val="single"/>
+          <w:lang w:val="en-US"/>
+        </w:rPr>
+        <w:t xml:space="preserve">} </w:t>
+      </w:r>
+      <w:r>
+        <w:rPr>
+          <w:rFonts w:ascii="Consolas" w:eastAsia="Consolas" w:hAnsi="Consolas" w:cs="Consolas"/>
+          <w:lang w:val="en-US"/>
+        </w:rPr>
+        <w:t xml:space="preserve"> Other </w:t>
+      </w:r>
+      <w:r>
+        <w:rPr>
+          <w:rFonts w:ascii="Consolas" w:eastAsia="Consolas" w:hAnsi="Consolas" w:cs="Consolas"/>
+          <w:u w:val="single"/>
+          <w:lang w:val="en-US"/>
+        </w:rPr>
+        <w:t xml:space="preserve">      {</w:t>
+      </w:r>
+      <w:proofErr w:type="spellStart"/>
+      <w:r>
+        <w:rPr>
           <w:rFonts w:ascii="Consolas" w:eastAsia="Consolas" w:hAnsi="Consolas" w:cs="Consolas"/>
           <w:u w:val="single"/>
           <w:lang w:val="en-US"/>
@@ -445,17 +730,8 @@
           <w:rFonts w:ascii="Consolas" w:eastAsia="Consolas" w:hAnsi="Consolas" w:cs="Consolas"/>
           <w:lang w:val="en-US"/>
         </w:rPr>
-        <w:t xml:space="preserve">Incompatibles: </w:t>
-      </w:r>
-      <w:proofErr w:type="gramStart"/>
-      <w:r>
-        <w:rPr>
-          <w:rFonts w:ascii="Consolas" w:eastAsia="Consolas" w:hAnsi="Consolas" w:cs="Consolas"/>
-          <w:lang w:val="en-US"/>
-        </w:rPr>
-        <w:t>Yes</w:t>
-      </w:r>
-      <w:proofErr w:type="gramEnd"/>
+        <w:t>Incompatibles: Yes</w:t>
+      </w:r>
       <w:r>
         <w:rPr>
           <w:rFonts w:ascii="Consolas" w:eastAsia="Consolas" w:hAnsi="Consolas" w:cs="Consolas"/>
@@ -465,7 +741,6 @@
         <w:t xml:space="preserve"> {</w:t>
       </w:r>
       <w:proofErr w:type="spellStart"/>
-      <w:proofErr w:type="gramStart"/>
       <w:r>
         <w:rPr>
           <w:rFonts w:ascii="Consolas" w:eastAsia="Consolas" w:hAnsi="Consolas" w:cs="Consolas"/>
@@ -490,7 +765,6 @@
         </w:rPr>
         <w:t xml:space="preserve"> No</w:t>
       </w:r>
-      <w:proofErr w:type="gramEnd"/>
       <w:r>
         <w:rPr>
           <w:rFonts w:ascii="Consolas" w:eastAsia="Consolas" w:hAnsi="Consolas" w:cs="Consolas"/>
@@ -526,58 +800,26 @@
           <w:rFonts w:ascii="Consolas" w:eastAsia="Consolas" w:hAnsi="Consolas" w:cs="Consolas"/>
           <w:lang w:val="en-US"/>
         </w:rPr>
-        <w:t xml:space="preserve">Inmate agrees to waive 48 hr. hearing </w:t>
-      </w:r>
-      <w:proofErr w:type="gramStart"/>
-      <w:r>
-        <w:rPr>
-          <w:rFonts w:ascii="Consolas" w:eastAsia="Consolas" w:hAnsi="Consolas" w:cs="Consolas"/>
-          <w:lang w:val="en-US"/>
-        </w:rPr>
-        <w:t>notice:_</w:t>
-      </w:r>
-      <w:proofErr w:type="gramEnd"/>
-      <w:r>
-        <w:rPr>
-          <w:rFonts w:ascii="Consolas" w:eastAsia="Consolas" w:hAnsi="Consolas" w:cs="Consolas"/>
-          <w:lang w:val="en-US"/>
-        </w:rPr>
-        <w:t>______</w:t>
-      </w:r>
-      <w:r>
-        <w:tab/>
-      </w:r>
-    </w:p>
-    <w:p>
-      <w:pPr>
-        <w:rPr>
-          <w:rFonts w:ascii="Consolas" w:eastAsia="Consolas" w:hAnsi="Consolas" w:cs="Consolas"/>
-          <w:u w:val="single"/>
-          <w:lang w:val="en-US"/>
-        </w:rPr>
-      </w:pPr>
-      <w:r>
-        <w:rPr>
-          <w:rFonts w:ascii="Consolas" w:eastAsia="Consolas" w:hAnsi="Consolas" w:cs="Consolas"/>
-          <w:lang w:val="en-US"/>
-        </w:rPr>
-        <w:t>{#</w:t>
-      </w:r>
-      <w:proofErr w:type="gramStart"/>
-      <w:r>
-        <w:rPr>
-          <w:rFonts w:ascii="Consolas" w:eastAsia="Consolas" w:hAnsi="Consolas" w:cs="Consolas"/>
-          <w:lang w:val="en-US"/>
-        </w:rPr>
-        <w:t>hasIncompatibles}Incompatibles</w:t>
-      </w:r>
-      <w:proofErr w:type="gramEnd"/>
-      <w:r>
-        <w:rPr>
-          <w:rFonts w:ascii="Consolas" w:eastAsia="Consolas" w:hAnsi="Consolas" w:cs="Consolas"/>
-          <w:lang w:val="en-US"/>
-        </w:rPr>
-        <w:t>: {</w:t>
+        <w:t>Inmate agrees to waive 48 hr. hearing notice:_______</w:t>
+      </w:r>
+      <w:r>
+        <w:tab/>
+      </w:r>
+    </w:p>
+    <w:p>
+      <w:pPr>
+        <w:rPr>
+          <w:rFonts w:ascii="Consolas" w:eastAsia="Consolas" w:hAnsi="Consolas" w:cs="Consolas"/>
+          <w:u w:val="single"/>
+          <w:lang w:val="en-US"/>
+        </w:rPr>
+      </w:pPr>
+      <w:r>
+        <w:rPr>
+          <w:rFonts w:ascii="Consolas" w:eastAsia="Consolas" w:hAnsi="Consolas" w:cs="Consolas"/>
+          <w:lang w:val="en-US"/>
+        </w:rPr>
+        <w:t>{#hasIncompatibles}Incompatibles: {</w:t>
       </w:r>
       <w:proofErr w:type="spellStart"/>
       <w:r>
@@ -697,6 +939,93 @@
           <w:rFonts w:ascii="Consolas" w:eastAsia="Consolas" w:hAnsi="Consolas" w:cs="Consolas"/>
         </w:rPr>
       </w:pPr>
+      <w:r>
+        <w:rPr>
+          <w:rFonts w:ascii="Consolas" w:eastAsia="Consolas" w:hAnsi="Consolas" w:cs="Consolas"/>
+        </w:rPr>
+        <w:t xml:space="preserve">Counselor Recommended Override: </w:t>
+      </w:r>
+      <w:r>
+        <w:rPr>
+          <w:rFonts w:ascii="Consolas" w:eastAsia="Consolas" w:hAnsi="Consolas" w:cs="Consolas"/>
+          <w:u w:val="single"/>
+        </w:rPr>
+        <w:t>{</w:t>
+      </w:r>
+      <w:proofErr w:type="spellStart"/>
+      <w:r>
+        <w:rPr>
+          <w:rFonts w:ascii="Consolas" w:eastAsia="Consolas" w:hAnsi="Consolas" w:cs="Consolas"/>
+          <w:u w:val="single"/>
+        </w:rPr>
+        <w:t>counselorOverride</w:t>
+      </w:r>
+      <w:proofErr w:type="spellEnd"/>
+      <w:r>
+        <w:rPr>
+          <w:rFonts w:ascii="Consolas" w:eastAsia="Consolas" w:hAnsi="Consolas" w:cs="Consolas"/>
+          <w:u w:val="single"/>
+        </w:rPr>
+        <w:t>}</w:t>
+      </w:r>
+      <w:r>
+        <w:rPr>
+          <w:rFonts w:ascii="Consolas" w:eastAsia="Consolas" w:hAnsi="Consolas" w:cs="Consolas"/>
+          <w:u w:val="single"/>
+        </w:rPr>
+        <w:tab/>
+      </w:r>
+    </w:p>
+    <w:p>
+      <w:pPr>
+        <w:rPr>
+          <w:rFonts w:ascii="Consolas" w:eastAsia="Consolas" w:hAnsi="Consolas" w:cs="Consolas"/>
+          <w:u w:val="single"/>
+        </w:rPr>
+      </w:pPr>
+      <w:r>
+        <w:rPr>
+          <w:rFonts w:ascii="Consolas" w:eastAsia="Consolas" w:hAnsi="Consolas" w:cs="Consolas"/>
+        </w:rPr>
+        <w:t xml:space="preserve">Counselor Recommended Custody Level: </w:t>
+      </w:r>
+      <w:r>
+        <w:rPr>
+          <w:rFonts w:ascii="Consolas" w:eastAsia="Consolas" w:hAnsi="Consolas" w:cs="Consolas"/>
+          <w:u w:val="single"/>
+        </w:rPr>
+        <w:t>{</w:t>
+      </w:r>
+      <w:proofErr w:type="spellStart"/>
+      <w:r>
+        <w:rPr>
+          <w:rFonts w:ascii="Consolas" w:eastAsia="Consolas" w:hAnsi="Consolas" w:cs="Consolas"/>
+          <w:u w:val="single"/>
+        </w:rPr>
+        <w:t>counselorLevel</w:t>
+      </w:r>
+      <w:proofErr w:type="spellEnd"/>
+      <w:r>
+        <w:rPr>
+          <w:rFonts w:ascii="Consolas" w:eastAsia="Consolas" w:hAnsi="Consolas" w:cs="Consolas"/>
+          <w:u w:val="single"/>
+        </w:rPr>
+        <w:t>}</w:t>
+      </w:r>
+      <w:r>
+        <w:rPr>
+          <w:rFonts w:ascii="Consolas" w:eastAsia="Consolas" w:hAnsi="Consolas" w:cs="Consolas"/>
+          <w:u w:val="single"/>
+        </w:rPr>
+        <w:tab/>
+      </w:r>
+    </w:p>
+    <w:p>
+      <w:pPr>
+        <w:rPr>
+          <w:rFonts w:ascii="Consolas" w:eastAsia="Consolas" w:hAnsi="Consolas" w:cs="Consolas"/>
+        </w:rPr>
+      </w:pPr>
     </w:p>
     <w:p>
       <w:pPr>
@@ -740,7 +1069,6 @@
         <w:t>{</w:t>
       </w:r>
       <w:proofErr w:type="spellStart"/>
-      <w:proofErr w:type="gramStart"/>
       <w:r>
         <w:rPr>
           <w:rFonts w:ascii="Consolas" w:eastAsia="Consolas" w:hAnsi="Consolas" w:cs="Consolas"/>
@@ -763,25 +1091,8 @@
           <w:rFonts w:ascii="Consolas" w:eastAsia="Consolas" w:hAnsi="Consolas" w:cs="Consolas"/>
           <w:lang w:val="en-US"/>
         </w:rPr>
-        <w:t xml:space="preserve">   </w:t>
-      </w:r>
-      <w:proofErr w:type="gramEnd"/>
-      <w:r>
-        <w:rPr>
-          <w:rFonts w:ascii="Consolas" w:eastAsia="Consolas" w:hAnsi="Consolas" w:cs="Consolas"/>
-          <w:lang w:val="en-US"/>
-        </w:rPr>
-        <w:t xml:space="preserve">              Transfer: </w:t>
-      </w:r>
-      <w:proofErr w:type="gramStart"/>
-      <w:r>
-        <w:rPr>
-          <w:rFonts w:ascii="Consolas" w:eastAsia="Consolas" w:hAnsi="Consolas" w:cs="Consolas"/>
-          <w:lang w:val="en-US"/>
-        </w:rPr>
-        <w:t>Yes</w:t>
-      </w:r>
-      <w:proofErr w:type="gramEnd"/>
+        <w:t xml:space="preserve">                 Transfer: Yes</w:t>
+      </w:r>
       <w:r>
         <w:rPr>
           <w:rFonts w:ascii="Consolas" w:eastAsia="Consolas" w:hAnsi="Consolas" w:cs="Consolas"/>
@@ -791,7 +1102,6 @@
         <w:t xml:space="preserve"> {</w:t>
       </w:r>
       <w:proofErr w:type="spellStart"/>
-      <w:proofErr w:type="gramStart"/>
       <w:r>
         <w:rPr>
           <w:rFonts w:ascii="Consolas" w:eastAsia="Consolas" w:hAnsi="Consolas" w:cs="Consolas"/>
@@ -816,7 +1126,6 @@
         </w:rPr>
         <w:t xml:space="preserve"> No</w:t>
       </w:r>
-      <w:proofErr w:type="gramEnd"/>
       <w:r>
         <w:rPr>
           <w:rFonts w:ascii="Consolas" w:eastAsia="Consolas" w:hAnsi="Consolas" w:cs="Consolas"/>
@@ -826,7 +1135,6 @@
         <w:t xml:space="preserve"> {</w:t>
       </w:r>
       <w:proofErr w:type="spellStart"/>
-      <w:proofErr w:type="gramStart"/>
       <w:r>
         <w:rPr>
           <w:rFonts w:ascii="Consolas" w:eastAsia="Consolas" w:hAnsi="Consolas" w:cs="Consolas"/>
@@ -849,15 +1157,7 @@
           <w:rFonts w:ascii="Consolas" w:eastAsia="Consolas" w:hAnsi="Consolas" w:cs="Consolas"/>
           <w:lang w:val="en-US"/>
         </w:rPr>
-        <w:t xml:space="preserve"> Explain</w:t>
-      </w:r>
-      <w:proofErr w:type="gramEnd"/>
-      <w:r>
-        <w:rPr>
-          <w:rFonts w:ascii="Consolas" w:eastAsia="Consolas" w:hAnsi="Consolas" w:cs="Consolas"/>
-          <w:lang w:val="en-US"/>
-        </w:rPr>
-        <w:t xml:space="preserve"> Below:</w:t>
+        <w:t xml:space="preserve"> Explain Below:</w:t>
       </w:r>
     </w:p>
     <w:p>
@@ -1048,15 +1348,7 @@
           <w:rFonts w:ascii="Consolas" w:eastAsia="Consolas" w:hAnsi="Consolas" w:cs="Consolas"/>
           <w:lang w:val="en-US"/>
         </w:rPr>
-        <w:t xml:space="preserve">Updated Photo Needed:   </w:t>
-      </w:r>
-      <w:proofErr w:type="gramStart"/>
-      <w:r>
-        <w:rPr>
-          <w:rFonts w:ascii="Consolas" w:eastAsia="Consolas" w:hAnsi="Consolas" w:cs="Consolas"/>
-          <w:lang w:val="en-US"/>
-        </w:rPr>
-        <w:t xml:space="preserve">Yes </w:t>
+        <w:t xml:space="preserve">Updated Photo Needed:   Yes </w:t>
       </w:r>
       <w:r>
         <w:rPr>
@@ -1087,7 +1379,86 @@
       <w:r>
         <w:tab/>
       </w:r>
-      <w:proofErr w:type="gramEnd"/>
+      <w:r>
+        <w:rPr>
+          <w:rFonts w:ascii="Consolas" w:eastAsia="Consolas" w:hAnsi="Consolas" w:cs="Consolas"/>
+          <w:lang w:val="en-US"/>
+        </w:rPr>
+        <w:t xml:space="preserve">   No </w:t>
+      </w:r>
+      <w:r>
+        <w:rPr>
+          <w:rFonts w:ascii="Consolas" w:eastAsia="Consolas" w:hAnsi="Consolas" w:cs="Consolas"/>
+          <w:u w:val="single"/>
+          <w:lang w:val="en-US"/>
+        </w:rPr>
+        <w:t xml:space="preserve">  {</w:t>
+      </w:r>
+      <w:proofErr w:type="spellStart"/>
+      <w:r>
+        <w:rPr>
+          <w:rFonts w:ascii="Consolas" w:eastAsia="Consolas" w:hAnsi="Consolas" w:cs="Consolas"/>
+          <w:u w:val="single"/>
+          <w:lang w:val="en-US"/>
+        </w:rPr>
+        <w:t>photoN</w:t>
+      </w:r>
+      <w:proofErr w:type="spellEnd"/>
+      <w:r>
+        <w:rPr>
+          <w:rFonts w:ascii="Consolas" w:eastAsia="Consolas" w:hAnsi="Consolas" w:cs="Consolas"/>
+          <w:u w:val="single"/>
+          <w:lang w:val="en-US"/>
+        </w:rPr>
+        <w:t xml:space="preserve">}  </w:t>
+      </w:r>
+      <w:r>
+        <w:tab/>
+      </w:r>
+    </w:p>
+    <w:p>
+      <w:pPr>
+        <w:rPr>
+          <w:rFonts w:ascii="Consolas" w:eastAsia="Consolas" w:hAnsi="Consolas" w:cs="Consolas"/>
+          <w:lang w:val="en-US"/>
+        </w:rPr>
+      </w:pPr>
+      <w:r>
+        <w:rPr>
+          <w:rFonts w:ascii="Consolas" w:eastAsia="Consolas" w:hAnsi="Consolas" w:cs="Consolas"/>
+          <w:lang w:val="en-US"/>
+        </w:rPr>
+        <w:t xml:space="preserve">Emergency Contact Updated:   Yes </w:t>
+      </w:r>
+      <w:r>
+        <w:rPr>
+          <w:rFonts w:ascii="Consolas" w:eastAsia="Consolas" w:hAnsi="Consolas" w:cs="Consolas"/>
+          <w:u w:val="single"/>
+          <w:lang w:val="en-US"/>
+        </w:rPr>
+        <w:t xml:space="preserve">  {</w:t>
+      </w:r>
+      <w:proofErr w:type="spellStart"/>
+      <w:r>
+        <w:rPr>
+          <w:rFonts w:ascii="Consolas" w:eastAsia="Consolas" w:hAnsi="Consolas" w:cs="Consolas"/>
+          <w:u w:val="single"/>
+          <w:lang w:val="en-US"/>
+        </w:rPr>
+        <w:t>emeY</w:t>
+      </w:r>
+      <w:proofErr w:type="spellEnd"/>
+      <w:r>
+        <w:rPr>
+          <w:rFonts w:ascii="Consolas" w:eastAsia="Consolas" w:hAnsi="Consolas" w:cs="Consolas"/>
+          <w:u w:val="single"/>
+          <w:lang w:val="en-US"/>
+        </w:rPr>
+        <w:t xml:space="preserve">}  </w:t>
+      </w:r>
+      <w:r>
+        <w:tab/>
+      </w:r>
       <w:r>
         <w:rPr>
           <w:rFonts w:ascii="Consolas" w:eastAsia="Consolas" w:hAnsi="Consolas" w:cs="Consolas"/>
@@ -1095,10 +1466,49 @@
         </w:rPr>
         <w:t xml:space="preserve">   No</w:t>
       </w:r>
-      <w:proofErr w:type="gramStart"/>
-      <w:r>
-        <w:rPr>
-          <w:rFonts w:ascii="Consolas" w:eastAsia="Consolas" w:hAnsi="Consolas" w:cs="Consolas"/>
+      <w:r>
+        <w:tab/>
+      </w:r>
+      <w:r>
+        <w:rPr>
+          <w:rFonts w:ascii="Consolas" w:eastAsia="Consolas" w:hAnsi="Consolas" w:cs="Consolas"/>
+          <w:u w:val="single"/>
+          <w:lang w:val="en-US"/>
+        </w:rPr>
+        <w:t xml:space="preserve">  {</w:t>
+      </w:r>
+      <w:proofErr w:type="spellStart"/>
+      <w:r>
+        <w:rPr>
+          <w:rFonts w:ascii="Consolas" w:eastAsia="Consolas" w:hAnsi="Consolas" w:cs="Consolas"/>
+          <w:u w:val="single"/>
+          <w:lang w:val="en-US"/>
+        </w:rPr>
+        <w:t>emeN</w:t>
+      </w:r>
+      <w:proofErr w:type="spellEnd"/>
+      <w:r>
+        <w:rPr>
+          <w:rFonts w:ascii="Consolas" w:eastAsia="Consolas" w:hAnsi="Consolas" w:cs="Consolas"/>
+          <w:u w:val="single"/>
+          <w:lang w:val="en-US"/>
+        </w:rPr>
+        <w:t xml:space="preserve">}  </w:t>
+      </w:r>
+      <w:r>
+        <w:tab/>
+      </w:r>
+      <w:r>
+        <w:rPr>
+          <w:rFonts w:ascii="Consolas" w:eastAsia="Consolas" w:hAnsi="Consolas" w:cs="Consolas"/>
+          <w:lang w:val="en-US"/>
+        </w:rPr>
+        <w:t xml:space="preserve">   Date Updated:</w:t>
+      </w:r>
+      <w:r>
+        <w:rPr>
+          <w:rFonts w:ascii="Consolas" w:eastAsia="Consolas" w:hAnsi="Consolas" w:cs="Consolas"/>
+          <w:u w:val="single"/>
           <w:lang w:val="en-US"/>
         </w:rPr>
         <w:t xml:space="preserve"> </w:t>
@@ -1109,343 +1519,180 @@
           <w:u w:val="single"/>
           <w:lang w:val="en-US"/>
         </w:rPr>
+        <w:tab/>
+        <w:t>{</w:t>
+      </w:r>
+      <w:proofErr w:type="spellStart"/>
+      <w:r>
+        <w:rPr>
+          <w:rFonts w:ascii="Consolas" w:eastAsia="Consolas" w:hAnsi="Consolas" w:cs="Consolas"/>
+          <w:u w:val="single"/>
+          <w:lang w:val="en-US"/>
+        </w:rPr>
+        <w:t>emergencyContactUpdatedDate</w:t>
+      </w:r>
+      <w:proofErr w:type="spellEnd"/>
+      <w:r>
+        <w:rPr>
+          <w:rFonts w:ascii="Consolas" w:eastAsia="Consolas" w:hAnsi="Consolas" w:cs="Consolas"/>
+          <w:u w:val="single"/>
+          <w:lang w:val="en-US"/>
+        </w:rPr>
+        <w:t>}</w:t>
+      </w:r>
+      <w:r>
+        <w:rPr>
+          <w:rFonts w:ascii="Consolas" w:eastAsia="Consolas" w:hAnsi="Consolas" w:cs="Consolas"/>
+          <w:u w:val="single"/>
+          <w:lang w:val="en-US"/>
+        </w:rPr>
+        <w:tab/>
+      </w:r>
+      <w:r>
+        <w:rPr>
+          <w:rFonts w:ascii="Consolas" w:eastAsia="Consolas" w:hAnsi="Consolas" w:cs="Consolas"/>
+          <w:u w:val="single"/>
+          <w:lang w:val="en-US"/>
+        </w:rPr>
+        <w:tab/>
+        <w:t xml:space="preserve">    </w:t>
+      </w:r>
+    </w:p>
+    <w:p>
+      <w:pPr>
+        <w:rPr>
+          <w:rFonts w:ascii="Consolas" w:eastAsia="Consolas" w:hAnsi="Consolas" w:cs="Consolas"/>
+        </w:rPr>
+      </w:pPr>
+    </w:p>
+    <w:p>
+      <w:pPr>
+        <w:rPr>
+          <w:rFonts w:ascii="Consolas" w:eastAsia="Consolas" w:hAnsi="Consolas" w:cs="Consolas"/>
+          <w:u w:val="single"/>
+        </w:rPr>
+      </w:pPr>
+      <w:r>
+        <w:rPr>
+          <w:rFonts w:ascii="Consolas" w:eastAsia="Consolas" w:hAnsi="Consolas" w:cs="Consolas"/>
+        </w:rPr>
+        <w:t xml:space="preserve">Offender Signature: </w:t>
+      </w:r>
+      <w:r>
+        <w:rPr>
+          <w:rFonts w:ascii="Consolas" w:eastAsia="Consolas" w:hAnsi="Consolas" w:cs="Consolas"/>
+          <w:u w:val="single"/>
+        </w:rPr>
+        <w:t xml:space="preserve">                                      </w:t>
+      </w:r>
+      <w:r>
+        <w:rPr>
+          <w:rFonts w:ascii="Consolas" w:eastAsia="Consolas" w:hAnsi="Consolas" w:cs="Consolas"/>
+        </w:rPr>
+        <w:t xml:space="preserve">     Appeal: Yes </w:t>
+      </w:r>
+      <w:r>
+        <w:rPr>
+          <w:rFonts w:ascii="Consolas" w:eastAsia="Consolas" w:hAnsi="Consolas" w:cs="Consolas"/>
+          <w:u w:val="single"/>
+        </w:rPr>
+        <w:t xml:space="preserve"> {</w:t>
+      </w:r>
+      <w:proofErr w:type="spellStart"/>
+      <w:r>
+        <w:rPr>
+          <w:rFonts w:ascii="Consolas" w:eastAsia="Consolas" w:hAnsi="Consolas" w:cs="Consolas"/>
+          <w:u w:val="single"/>
+        </w:rPr>
+        <w:t>apY</w:t>
+      </w:r>
+      <w:proofErr w:type="spellEnd"/>
+      <w:r>
+        <w:rPr>
+          <w:rFonts w:ascii="Consolas" w:eastAsia="Consolas" w:hAnsi="Consolas" w:cs="Consolas"/>
+          <w:u w:val="single"/>
+        </w:rPr>
+        <w:t xml:space="preserve">} </w:t>
+      </w:r>
+      <w:r>
+        <w:rPr>
+          <w:rFonts w:ascii="Consolas" w:eastAsia="Consolas" w:hAnsi="Consolas" w:cs="Consolas"/>
+        </w:rPr>
+        <w:t xml:space="preserve"> No </w:t>
+      </w:r>
+      <w:r>
+        <w:rPr>
+          <w:rFonts w:ascii="Consolas" w:eastAsia="Consolas" w:hAnsi="Consolas" w:cs="Consolas"/>
+          <w:u w:val="single"/>
+        </w:rPr>
         <w:t xml:space="preserve">  {</w:t>
       </w:r>
       <w:proofErr w:type="spellStart"/>
-      <w:proofErr w:type="gramEnd"/>
-      <w:r>
-        <w:rPr>
-          <w:rFonts w:ascii="Consolas" w:eastAsia="Consolas" w:hAnsi="Consolas" w:cs="Consolas"/>
-          <w:u w:val="single"/>
-          <w:lang w:val="en-US"/>
-        </w:rPr>
-        <w:t>photoN</w:t>
+      <w:r>
+        <w:rPr>
+          <w:rFonts w:ascii="Consolas" w:eastAsia="Consolas" w:hAnsi="Consolas" w:cs="Consolas"/>
+          <w:u w:val="single"/>
+        </w:rPr>
+        <w:t>apN</w:t>
       </w:r>
       <w:proofErr w:type="spellEnd"/>
       <w:r>
         <w:rPr>
           <w:rFonts w:ascii="Consolas" w:eastAsia="Consolas" w:hAnsi="Consolas" w:cs="Consolas"/>
           <w:u w:val="single"/>
-          <w:lang w:val="en-US"/>
-        </w:rPr>
-        <w:t xml:space="preserve">}  </w:t>
-      </w:r>
-      <w:r>
-        <w:tab/>
-      </w:r>
-    </w:p>
-    <w:p>
-      <w:pPr>
-        <w:rPr>
-          <w:rFonts w:ascii="Consolas" w:eastAsia="Consolas" w:hAnsi="Consolas" w:cs="Consolas"/>
-          <w:lang w:val="en-US"/>
-        </w:rPr>
-      </w:pPr>
-      <w:r>
-        <w:rPr>
-          <w:rFonts w:ascii="Consolas" w:eastAsia="Consolas" w:hAnsi="Consolas" w:cs="Consolas"/>
-          <w:lang w:val="en-US"/>
-        </w:rPr>
-        <w:t xml:space="preserve">Emergency Contact Updated:   </w:t>
-      </w:r>
-      <w:proofErr w:type="gramStart"/>
-      <w:r>
-        <w:rPr>
-          <w:rFonts w:ascii="Consolas" w:eastAsia="Consolas" w:hAnsi="Consolas" w:cs="Consolas"/>
-          <w:lang w:val="en-US"/>
-        </w:rPr>
-        <w:t xml:space="preserve">Yes </w:t>
-      </w:r>
-      <w:r>
-        <w:rPr>
-          <w:rFonts w:ascii="Consolas" w:eastAsia="Consolas" w:hAnsi="Consolas" w:cs="Consolas"/>
-          <w:u w:val="single"/>
-          <w:lang w:val="en-US"/>
-        </w:rPr>
-        <w:t xml:space="preserve">  {</w:t>
-      </w:r>
-      <w:proofErr w:type="spellStart"/>
-      <w:r>
-        <w:rPr>
-          <w:rFonts w:ascii="Consolas" w:eastAsia="Consolas" w:hAnsi="Consolas" w:cs="Consolas"/>
-          <w:u w:val="single"/>
-          <w:lang w:val="en-US"/>
-        </w:rPr>
-        <w:t>emeY</w:t>
-      </w:r>
-      <w:proofErr w:type="spellEnd"/>
-      <w:r>
-        <w:rPr>
-          <w:rFonts w:ascii="Consolas" w:eastAsia="Consolas" w:hAnsi="Consolas" w:cs="Consolas"/>
-          <w:u w:val="single"/>
-          <w:lang w:val="en-US"/>
-        </w:rPr>
-        <w:t xml:space="preserve">}  </w:t>
-      </w:r>
-      <w:r>
-        <w:tab/>
-      </w:r>
-      <w:proofErr w:type="gramEnd"/>
-      <w:r>
-        <w:rPr>
-          <w:rFonts w:ascii="Consolas" w:eastAsia="Consolas" w:hAnsi="Consolas" w:cs="Consolas"/>
-          <w:lang w:val="en-US"/>
-        </w:rPr>
-        <w:t xml:space="preserve">   No</w:t>
-      </w:r>
-      <w:proofErr w:type="gramStart"/>
-      <w:r>
-        <w:tab/>
-      </w:r>
-      <w:r>
-        <w:rPr>
-          <w:rFonts w:ascii="Consolas" w:eastAsia="Consolas" w:hAnsi="Consolas" w:cs="Consolas"/>
-          <w:u w:val="single"/>
-          <w:lang w:val="en-US"/>
-        </w:rPr>
-        <w:t xml:space="preserve">  {</w:t>
-      </w:r>
-      <w:proofErr w:type="spellStart"/>
-      <w:r>
-        <w:rPr>
-          <w:rFonts w:ascii="Consolas" w:eastAsia="Consolas" w:hAnsi="Consolas" w:cs="Consolas"/>
-          <w:u w:val="single"/>
-          <w:lang w:val="en-US"/>
-        </w:rPr>
-        <w:t>emeN</w:t>
-      </w:r>
-      <w:proofErr w:type="spellEnd"/>
-      <w:r>
-        <w:rPr>
-          <w:rFonts w:ascii="Consolas" w:eastAsia="Consolas" w:hAnsi="Consolas" w:cs="Consolas"/>
-          <w:u w:val="single"/>
-          <w:lang w:val="en-US"/>
-        </w:rPr>
-        <w:t xml:space="preserve">}  </w:t>
-      </w:r>
-      <w:r>
-        <w:tab/>
-      </w:r>
-      <w:proofErr w:type="gramEnd"/>
-      <w:r>
-        <w:rPr>
-          <w:rFonts w:ascii="Consolas" w:eastAsia="Consolas" w:hAnsi="Consolas" w:cs="Consolas"/>
-          <w:lang w:val="en-US"/>
-        </w:rPr>
-        <w:t xml:space="preserve">   Date Updated:</w:t>
-      </w:r>
-      <w:r>
-        <w:rPr>
-          <w:rFonts w:ascii="Consolas" w:eastAsia="Consolas" w:hAnsi="Consolas" w:cs="Consolas"/>
-          <w:u w:val="single"/>
-          <w:lang w:val="en-US"/>
-        </w:rPr>
-        <w:t xml:space="preserve"> </w:t>
-      </w:r>
-      <w:r>
-        <w:rPr>
-          <w:rFonts w:ascii="Consolas" w:eastAsia="Consolas" w:hAnsi="Consolas" w:cs="Consolas"/>
-          <w:u w:val="single"/>
-          <w:lang w:val="en-US"/>
-        </w:rPr>
-        <w:tab/>
-        <w:t>{</w:t>
-      </w:r>
-      <w:proofErr w:type="spellStart"/>
-      <w:r>
-        <w:rPr>
-          <w:rFonts w:ascii="Consolas" w:eastAsia="Consolas" w:hAnsi="Consolas" w:cs="Consolas"/>
-          <w:u w:val="single"/>
-          <w:lang w:val="en-US"/>
-        </w:rPr>
-        <w:t>emergencyContactUpdatedDate</w:t>
-      </w:r>
-      <w:proofErr w:type="spellEnd"/>
-      <w:r>
-        <w:rPr>
-          <w:rFonts w:ascii="Consolas" w:eastAsia="Consolas" w:hAnsi="Consolas" w:cs="Consolas"/>
-          <w:u w:val="single"/>
-          <w:lang w:val="en-US"/>
         </w:rPr>
         <w:t>}</w:t>
       </w:r>
-      <w:r>
-        <w:rPr>
-          <w:rFonts w:ascii="Consolas" w:eastAsia="Consolas" w:hAnsi="Consolas" w:cs="Consolas"/>
-          <w:u w:val="single"/>
-          <w:lang w:val="en-US"/>
-        </w:rPr>
-        <w:tab/>
-      </w:r>
-      <w:r>
-        <w:rPr>
-          <w:rFonts w:ascii="Consolas" w:eastAsia="Consolas" w:hAnsi="Consolas" w:cs="Consolas"/>
-          <w:u w:val="single"/>
-          <w:lang w:val="en-US"/>
-        </w:rPr>
-        <w:tab/>
-        <w:t xml:space="preserve">    </w:t>
-      </w:r>
-    </w:p>
-    <w:p>
-      <w:pPr>
-        <w:rPr>
-          <w:rFonts w:ascii="Consolas" w:eastAsia="Consolas" w:hAnsi="Consolas" w:cs="Consolas"/>
-        </w:rPr>
-      </w:pPr>
-    </w:p>
-    <w:p>
-      <w:pPr>
-        <w:rPr>
-          <w:rFonts w:ascii="Consolas" w:eastAsia="Consolas" w:hAnsi="Consolas" w:cs="Consolas"/>
-          <w:u w:val="single"/>
-        </w:rPr>
-      </w:pPr>
-      <w:r>
-        <w:rPr>
-          <w:rFonts w:ascii="Consolas" w:eastAsia="Consolas" w:hAnsi="Consolas" w:cs="Consolas"/>
-        </w:rPr>
-        <w:t xml:space="preserve">Offender Signature: </w:t>
-      </w:r>
-      <w:r>
-        <w:rPr>
-          <w:rFonts w:ascii="Consolas" w:eastAsia="Consolas" w:hAnsi="Consolas" w:cs="Consolas"/>
-          <w:u w:val="single"/>
-        </w:rPr>
-        <w:t xml:space="preserve">                                      </w:t>
-      </w:r>
-      <w:r>
-        <w:rPr>
-          <w:rFonts w:ascii="Consolas" w:eastAsia="Consolas" w:hAnsi="Consolas" w:cs="Consolas"/>
-        </w:rPr>
-        <w:t xml:space="preserve">     Appeal: </w:t>
-      </w:r>
-      <w:proofErr w:type="gramStart"/>
-      <w:r>
-        <w:rPr>
-          <w:rFonts w:ascii="Consolas" w:eastAsia="Consolas" w:hAnsi="Consolas" w:cs="Consolas"/>
-        </w:rPr>
-        <w:t xml:space="preserve">Yes </w:t>
-      </w:r>
-      <w:r>
-        <w:rPr>
-          <w:rFonts w:ascii="Consolas" w:eastAsia="Consolas" w:hAnsi="Consolas" w:cs="Consolas"/>
-          <w:u w:val="single"/>
-        </w:rPr>
-        <w:t xml:space="preserve"> {</w:t>
-      </w:r>
-      <w:proofErr w:type="spellStart"/>
-      <w:r>
-        <w:rPr>
-          <w:rFonts w:ascii="Consolas" w:eastAsia="Consolas" w:hAnsi="Consolas" w:cs="Consolas"/>
-          <w:u w:val="single"/>
-        </w:rPr>
-        <w:t>apY</w:t>
-      </w:r>
-      <w:proofErr w:type="spellEnd"/>
-      <w:r>
-        <w:rPr>
-          <w:rFonts w:ascii="Consolas" w:eastAsia="Consolas" w:hAnsi="Consolas" w:cs="Consolas"/>
-          <w:u w:val="single"/>
-        </w:rPr>
-        <w:t xml:space="preserve">} </w:t>
-      </w:r>
-      <w:r>
-        <w:rPr>
-          <w:rFonts w:ascii="Consolas" w:eastAsia="Consolas" w:hAnsi="Consolas" w:cs="Consolas"/>
-        </w:rPr>
-        <w:t xml:space="preserve"> No </w:t>
-      </w:r>
-      <w:r>
-        <w:rPr>
-          <w:rFonts w:ascii="Consolas" w:eastAsia="Consolas" w:hAnsi="Consolas" w:cs="Consolas"/>
-          <w:u w:val="single"/>
-        </w:rPr>
-        <w:t xml:space="preserve">  {</w:t>
-      </w:r>
-      <w:proofErr w:type="spellStart"/>
-      <w:proofErr w:type="gramEnd"/>
-      <w:r>
-        <w:rPr>
-          <w:rFonts w:ascii="Consolas" w:eastAsia="Consolas" w:hAnsi="Consolas" w:cs="Consolas"/>
-          <w:u w:val="single"/>
-        </w:rPr>
-        <w:t>apN</w:t>
-      </w:r>
-      <w:proofErr w:type="spellEnd"/>
-      <w:r>
-        <w:rPr>
-          <w:rFonts w:ascii="Consolas" w:eastAsia="Consolas" w:hAnsi="Consolas" w:cs="Consolas"/>
-          <w:u w:val="single"/>
-        </w:rPr>
-        <w:t>}</w:t>
-      </w:r>
-    </w:p>
-    <w:p>
-      <w:pPr>
-        <w:rPr>
-          <w:rFonts w:ascii="Consolas" w:eastAsia="Consolas" w:hAnsi="Consolas" w:cs="Consolas"/>
-          <w:lang w:val="en-US"/>
-        </w:rPr>
-      </w:pPr>
-      <w:r>
-        <w:rPr>
-          <w:rFonts w:ascii="Consolas" w:eastAsia="Consolas" w:hAnsi="Consolas" w:cs="Consolas"/>
-        </w:rPr>
-        <w:tab/>
-      </w:r>
-      <w:r>
-        <w:rPr>
-          <w:rFonts w:ascii="Consolas" w:eastAsia="Consolas" w:hAnsi="Consolas" w:cs="Consolas"/>
-        </w:rPr>
-        <w:tab/>
-      </w:r>
-      <w:r>
-        <w:rPr>
-          <w:rFonts w:ascii="Consolas" w:eastAsia="Consolas" w:hAnsi="Consolas" w:cs="Consolas"/>
-        </w:rPr>
-        <w:tab/>
-      </w:r>
-      <w:r>
-        <w:rPr>
-          <w:rFonts w:ascii="Consolas" w:eastAsia="Consolas" w:hAnsi="Consolas" w:cs="Consolas"/>
-        </w:rPr>
-        <w:tab/>
-      </w:r>
-      <w:r>
-        <w:rPr>
-          <w:rFonts w:ascii="Consolas" w:eastAsia="Consolas" w:hAnsi="Consolas" w:cs="Consolas"/>
-        </w:rPr>
-        <w:tab/>
-      </w:r>
-      <w:r>
-        <w:rPr>
-          <w:rFonts w:ascii="Consolas" w:eastAsia="Consolas" w:hAnsi="Consolas" w:cs="Consolas"/>
-        </w:rPr>
-        <w:tab/>
-      </w:r>
-      <w:r>
-        <w:rPr>
-          <w:rFonts w:ascii="Consolas" w:eastAsia="Consolas" w:hAnsi="Consolas" w:cs="Consolas"/>
-          <w:lang w:val="en-US"/>
-        </w:rPr>
-        <w:t xml:space="preserve">If </w:t>
-      </w:r>
-      <w:proofErr w:type="gramStart"/>
-      <w:r>
-        <w:rPr>
-          <w:rFonts w:ascii="Consolas" w:eastAsia="Consolas" w:hAnsi="Consolas" w:cs="Consolas"/>
-          <w:lang w:val="en-US"/>
-        </w:rPr>
-        <w:t>Yes</w:t>
-      </w:r>
-      <w:proofErr w:type="gramEnd"/>
-      <w:r>
-        <w:rPr>
-          <w:rFonts w:ascii="Consolas" w:eastAsia="Consolas" w:hAnsi="Consolas" w:cs="Consolas"/>
-          <w:lang w:val="en-US"/>
-        </w:rPr>
-        <w:t xml:space="preserve"> provide appeal and copy to inmate</w:t>
+    </w:p>
+    <w:p>
+      <w:pPr>
+        <w:rPr>
+          <w:rFonts w:ascii="Consolas" w:eastAsia="Consolas" w:hAnsi="Consolas" w:cs="Consolas"/>
+          <w:lang w:val="en-US"/>
+        </w:rPr>
+      </w:pPr>
+      <w:r>
+        <w:rPr>
+          <w:rFonts w:ascii="Consolas" w:eastAsia="Consolas" w:hAnsi="Consolas" w:cs="Consolas"/>
+        </w:rPr>
+        <w:tab/>
+      </w:r>
+      <w:r>
+        <w:rPr>
+          <w:rFonts w:ascii="Consolas" w:eastAsia="Consolas" w:hAnsi="Consolas" w:cs="Consolas"/>
+        </w:rPr>
+        <w:tab/>
+      </w:r>
+      <w:r>
+        <w:rPr>
+          <w:rFonts w:ascii="Consolas" w:eastAsia="Consolas" w:hAnsi="Consolas" w:cs="Consolas"/>
+        </w:rPr>
+        <w:tab/>
+      </w:r>
+      <w:r>
+        <w:rPr>
+          <w:rFonts w:ascii="Consolas" w:eastAsia="Consolas" w:hAnsi="Consolas" w:cs="Consolas"/>
+        </w:rPr>
+        <w:tab/>
+      </w:r>
+      <w:r>
+        <w:rPr>
+          <w:rFonts w:ascii="Consolas" w:eastAsia="Consolas" w:hAnsi="Consolas" w:cs="Consolas"/>
+        </w:rPr>
+        <w:tab/>
+      </w:r>
+      <w:r>
+        <w:rPr>
+          <w:rFonts w:ascii="Consolas" w:eastAsia="Consolas" w:hAnsi="Consolas" w:cs="Consolas"/>
+        </w:rPr>
+        <w:tab/>
+      </w:r>
+      <w:r>
+        <w:rPr>
+          <w:rFonts w:ascii="Consolas" w:eastAsia="Consolas" w:hAnsi="Consolas" w:cs="Consolas"/>
+          <w:lang w:val="en-US"/>
+        </w:rPr>
+        <w:t>If Yes provide appeal and copy to inmate</w:t>
       </w:r>
       <w:r>
         <w:rPr>
@@ -1820,6 +2067,7 @@
         <w:rPr>
           <w:rFonts w:ascii="Consolas" w:eastAsia="Consolas" w:hAnsi="Consolas" w:cs="Consolas"/>
         </w:rPr>
+        <w:lastRenderedPageBreak/>
         <w:t>Signature</w:t>
       </w:r>
       <w:r>
@@ -1873,50 +2121,13 @@
         <w:rPr>
           <w:b/>
           <w:bCs/>
-          <w:sz w:val="20"/>
-          <w:szCs w:val="20"/>
-        </w:rPr>
-      </w:pPr>
-      <w:r>
-        <w:rPr>
-          <w:rFonts w:ascii="Consolas" w:eastAsia="Consolas" w:hAnsi="Consolas" w:cs="Consolas"/>
-          <w:u w:val="single"/>
-          <w:lang w:val="en-US"/>
-        </w:rPr>
-        <w:t>{</w:t>
-      </w:r>
-      <w:proofErr w:type="spellStart"/>
-      <w:r>
-        <w:rPr>
-          <w:rFonts w:ascii="Consolas" w:eastAsia="Consolas" w:hAnsi="Consolas" w:cs="Consolas"/>
-          <w:u w:val="single"/>
-          <w:lang w:val="en-US"/>
-        </w:rPr>
-        <w:t>denialReasons</w:t>
-      </w:r>
-      <w:proofErr w:type="spellEnd"/>
-      <w:r>
-        <w:rPr>
-          <w:rFonts w:ascii="Consolas" w:eastAsia="Consolas" w:hAnsi="Consolas" w:cs="Consolas"/>
-          <w:u w:val="single"/>
-          <w:lang w:val="en-US"/>
-        </w:rPr>
-        <w:t>}</w:t>
-      </w:r>
-    </w:p>
-    <w:p>
-      <w:pPr>
-        <w:tabs>
-          <w:tab w:val="left" w:pos="3823"/>
-        </w:tabs>
-        <w:rPr>
           <w:sz w:val="20"/>
           <w:szCs w:val="20"/>
         </w:rPr>
         <w:sectPr>
           <w:headerReference w:type="default" r:id="rId7"/>
           <w:pgSz w:w="12240" w:h="15840"/>
-          <w:pgMar w:top="711" w:right="720" w:bottom="738" w:left="720" w:header="0" w:footer="720" w:gutter="0"/>
+          <w:pgMar w:top="486" w:right="720" w:bottom="711" w:left="720" w:header="0" w:footer="720" w:gutter="0"/>
           <w:pgNumType w:start="1"/>
           <w:cols w:space="720"/>
           <w:docGrid w:linePitch="299"/>
@@ -1924,6 +2135,32 @@
       </w:pPr>
       <w:r>
         <w:rPr>
+          <w:rFonts w:ascii="Consolas" w:eastAsia="Consolas" w:hAnsi="Consolas" w:cs="Consolas"/>
+          <w:u w:val="single"/>
+          <w:lang w:val="en-US"/>
+        </w:rPr>
+        <w:t>{</w:t>
+      </w:r>
+      <w:proofErr w:type="spellStart"/>
+      <w:r>
+        <w:rPr>
+          <w:rFonts w:ascii="Consolas" w:eastAsia="Consolas" w:hAnsi="Consolas" w:cs="Consolas"/>
+          <w:u w:val="single"/>
+          <w:lang w:val="en-US"/>
+        </w:rPr>
+        <w:t>denialReasons</w:t>
+      </w:r>
+      <w:proofErr w:type="spellEnd"/>
+      <w:r>
+        <w:rPr>
+          <w:rFonts w:ascii="Consolas" w:eastAsia="Consolas" w:hAnsi="Consolas" w:cs="Consolas"/>
+          <w:u w:val="single"/>
+          <w:lang w:val="en-US"/>
+        </w:rPr>
+        <w:t>}</w:t>
+      </w:r>
+      <w:r>
+        <w:rPr>
           <w:sz w:val="20"/>
           <w:szCs w:val="20"/>
         </w:rPr>
@@ -3506,281 +3743,241 @@
           <w:sz w:val="20"/>
           <w:szCs w:val="20"/>
         </w:rPr>
-      </w:pPr>
-      <w:r>
-        <w:br w:type="page"/>
-      </w:r>
-    </w:p>
-    <w:p>
-      <w:pPr>
-        <w:rPr>
-          <w:b/>
-          <w:bCs/>
-          <w:sz w:val="24"/>
-          <w:szCs w:val="24"/>
-        </w:rPr>
-      </w:pPr>
-      <w:r>
-        <w:rPr>
-          <w:b/>
-          <w:bCs/>
-          <w:sz w:val="24"/>
-          <w:szCs w:val="24"/>
+        <w:sectPr>
+          <w:pgSz w:w="15840" w:h="12240" w:orient="landscape"/>
+          <w:pgMar w:top="1440" w:right="1440" w:bottom="1440" w:left="1440" w:header="720" w:footer="720" w:gutter="0"/>
+          <w:pgNumType w:start="1"/>
+          <w:cols w:space="720"/>
+        </w:sectPr>
+      </w:pPr>
+    </w:p>
+    <w:p>
+      <w:pPr>
+        <w:jc w:val="center"/>
+        <w:rPr>
+          <w:rFonts w:ascii="Consolas" w:eastAsia="Consolas" w:hAnsi="Consolas" w:cs="Consolas"/>
+        </w:rPr>
+      </w:pPr>
+      <w:r>
+        <w:rPr>
+          <w:rFonts w:ascii="Consolas" w:eastAsia="Consolas" w:hAnsi="Consolas" w:cs="Consolas"/>
         </w:rPr>
         <w:lastRenderedPageBreak/>
-        <w:t>FOR WORKING GROUP USE ONLY</w:t>
-      </w:r>
-    </w:p>
-    <w:p>
-      <w:pPr>
-        <w:rPr>
-          <w:b/>
-          <w:bCs/>
-          <w:sz w:val="24"/>
-          <w:szCs w:val="24"/>
-        </w:rPr>
-      </w:pPr>
-    </w:p>
-    <w:p>
-      <w:pPr>
-        <w:rPr>
-          <w:sz w:val="24"/>
-          <w:szCs w:val="24"/>
-        </w:rPr>
-      </w:pPr>
-      <w:r>
-        <w:rPr>
-          <w:sz w:val="24"/>
-          <w:szCs w:val="24"/>
-        </w:rPr>
-        <w:t>Scored Custody Level: ________________</w:t>
-      </w:r>
-    </w:p>
-    <w:p>
-      <w:pPr>
-        <w:rPr>
-          <w:sz w:val="24"/>
-          <w:szCs w:val="24"/>
-        </w:rPr>
-      </w:pPr>
-    </w:p>
-    <w:p>
-      <w:pPr>
-        <w:rPr>
-          <w:sz w:val="24"/>
-          <w:szCs w:val="24"/>
-        </w:rPr>
-      </w:pPr>
-      <w:r>
-        <w:rPr>
-          <w:sz w:val="24"/>
-          <w:szCs w:val="24"/>
-        </w:rPr>
-        <w:t xml:space="preserve">Do you feel like the recommended custody level is an accurate representation of this person’s custody </w:t>
-      </w:r>
-      <w:proofErr w:type="gramStart"/>
-      <w:r>
-        <w:rPr>
-          <w:sz w:val="24"/>
-          <w:szCs w:val="24"/>
-        </w:rPr>
-        <w:t>level?:</w:t>
-      </w:r>
-      <w:proofErr w:type="gramEnd"/>
-      <w:r>
-        <w:rPr>
-          <w:sz w:val="24"/>
-          <w:szCs w:val="24"/>
-        </w:rPr>
-        <w:t xml:space="preserve"> Yes / No </w:t>
-      </w:r>
-    </w:p>
-    <w:p>
-      <w:pPr>
-        <w:rPr>
-          <w:sz w:val="24"/>
-          <w:szCs w:val="24"/>
-        </w:rPr>
-      </w:pPr>
-    </w:p>
-    <w:p>
-      <w:pPr>
-        <w:rPr>
-          <w:sz w:val="24"/>
-          <w:szCs w:val="24"/>
-        </w:rPr>
-      </w:pPr>
-      <w:r>
-        <w:rPr>
-          <w:sz w:val="24"/>
-          <w:szCs w:val="24"/>
-        </w:rPr>
-        <w:t>If you said “No”, please specify why below:</w:t>
-      </w:r>
-    </w:p>
-    <w:p>
-      <w:pPr>
-        <w:rPr>
-          <w:sz w:val="24"/>
-          <w:szCs w:val="24"/>
-        </w:rPr>
-      </w:pPr>
-    </w:p>
-    <w:p>
-      <w:pPr>
-        <w:rPr>
-          <w:sz w:val="24"/>
-          <w:szCs w:val="24"/>
-        </w:rPr>
-      </w:pPr>
-    </w:p>
-    <w:p>
-      <w:pPr>
-        <w:rPr>
-          <w:sz w:val="24"/>
-          <w:szCs w:val="24"/>
-        </w:rPr>
-      </w:pPr>
-    </w:p>
-    <w:p>
-      <w:pPr>
-        <w:rPr>
-          <w:sz w:val="24"/>
-          <w:szCs w:val="24"/>
-        </w:rPr>
-      </w:pPr>
-    </w:p>
-    <w:p>
-      <w:pPr>
-        <w:rPr>
-          <w:sz w:val="24"/>
-          <w:szCs w:val="24"/>
-        </w:rPr>
-      </w:pPr>
-    </w:p>
-    <w:p>
-      <w:pPr>
-        <w:rPr>
-          <w:sz w:val="24"/>
-          <w:szCs w:val="24"/>
-        </w:rPr>
-      </w:pPr>
-    </w:p>
-    <w:p>
-      <w:pPr>
-        <w:rPr>
-          <w:sz w:val="24"/>
-          <w:szCs w:val="24"/>
-        </w:rPr>
-      </w:pPr>
-      <w:r>
-        <w:rPr>
-          <w:sz w:val="24"/>
-          <w:szCs w:val="24"/>
-        </w:rPr>
-        <w:t>Would you want to use an override for this person? Yes / No</w:t>
-      </w:r>
-    </w:p>
-    <w:p>
-      <w:pPr>
-        <w:rPr>
-          <w:sz w:val="24"/>
-          <w:szCs w:val="24"/>
-        </w:rPr>
-      </w:pPr>
-    </w:p>
-    <w:p>
-      <w:pPr>
-        <w:rPr>
-          <w:sz w:val="24"/>
-          <w:szCs w:val="24"/>
-        </w:rPr>
-      </w:pPr>
-      <w:r>
-        <w:rPr>
-          <w:sz w:val="24"/>
-          <w:szCs w:val="24"/>
-        </w:rPr>
-        <w:t xml:space="preserve">If yes, which override and </w:t>
-      </w:r>
-      <w:proofErr w:type="gramStart"/>
-      <w:r>
-        <w:rPr>
-          <w:sz w:val="24"/>
-          <w:szCs w:val="24"/>
-        </w:rPr>
-        <w:t>why?:</w:t>
-      </w:r>
-      <w:proofErr w:type="gramEnd"/>
-    </w:p>
-    <w:p>
-      <w:pPr>
-        <w:rPr>
-          <w:sz w:val="24"/>
-          <w:szCs w:val="24"/>
-        </w:rPr>
-      </w:pPr>
-    </w:p>
-    <w:p>
-      <w:pPr>
-        <w:rPr>
-          <w:sz w:val="24"/>
-          <w:szCs w:val="24"/>
-        </w:rPr>
-      </w:pPr>
-    </w:p>
-    <w:p>
-      <w:pPr>
-        <w:rPr>
-          <w:sz w:val="24"/>
-          <w:szCs w:val="24"/>
-        </w:rPr>
-      </w:pPr>
-    </w:p>
-    <w:p>
-      <w:pPr>
-        <w:rPr>
-          <w:sz w:val="24"/>
-          <w:szCs w:val="24"/>
-        </w:rPr>
-      </w:pPr>
-    </w:p>
-    <w:p>
-      <w:pPr>
-        <w:rPr>
-          <w:sz w:val="24"/>
-          <w:szCs w:val="24"/>
-        </w:rPr>
-      </w:pPr>
-    </w:p>
-    <w:p>
-      <w:pPr>
-        <w:rPr>
-          <w:sz w:val="20"/>
-          <w:szCs w:val="20"/>
-        </w:rPr>
-      </w:pPr>
-      <w:r>
-        <w:rPr>
-          <w:sz w:val="24"/>
-          <w:szCs w:val="24"/>
-        </w:rPr>
-        <w:t>Any other feedback on using the form?</w:t>
-      </w:r>
-    </w:p>
-    <w:p>
-      <w:pPr>
-        <w:rPr>
+        <w:t>TENNESSEE DEPARTMENT OF CORRECTION</w:t>
+      </w:r>
+    </w:p>
+    <w:p>
+      <w:pPr>
+        <w:jc w:val="center"/>
+        <w:rPr>
+          <w:rFonts w:ascii="Consolas" w:eastAsia="Consolas" w:hAnsi="Consolas" w:cs="Consolas"/>
+        </w:rPr>
+      </w:pPr>
+      <w:r>
+        <w:rPr>
+          <w:rFonts w:ascii="Consolas" w:eastAsia="Consolas" w:hAnsi="Consolas" w:cs="Consolas"/>
+        </w:rPr>
+        <w:t>CLASSIFICATION HEARING NOTICE</w:t>
+      </w:r>
+    </w:p>
+    <w:p>
+      <w:pPr>
+        <w:jc w:val="center"/>
+        <w:rPr>
+          <w:rFonts w:ascii="Consolas" w:eastAsia="Consolas" w:hAnsi="Consolas" w:cs="Consolas"/>
+        </w:rPr>
+      </w:pPr>
+    </w:p>
+    <w:p>
+      <w:pPr>
+        <w:rPr>
+          <w:rFonts w:ascii="Consolas" w:eastAsia="Consolas" w:hAnsi="Consolas" w:cs="Consolas"/>
+          <w:lang w:val="en-US"/>
+        </w:rPr>
+      </w:pPr>
+      <w:r>
+        <w:rPr>
+          <w:rFonts w:ascii="Consolas" w:eastAsia="Consolas" w:hAnsi="Consolas" w:cs="Consolas"/>
+          <w:lang w:val="en-US"/>
+        </w:rPr>
+        <w:t>TOMIS ID: {</w:t>
+      </w:r>
+      <w:proofErr w:type="spellStart"/>
+      <w:r>
+        <w:rPr>
+          <w:rFonts w:ascii="Consolas" w:eastAsia="Consolas" w:hAnsi="Consolas" w:cs="Consolas"/>
+          <w:lang w:val="en-US"/>
+        </w:rPr>
+        <w:t>omsId</w:t>
+      </w:r>
+      <w:proofErr w:type="spellEnd"/>
+      <w:r>
+        <w:rPr>
+          <w:rFonts w:ascii="Consolas" w:eastAsia="Consolas" w:hAnsi="Consolas" w:cs="Consolas"/>
+          <w:lang w:val="en-US"/>
+        </w:rPr>
+        <w:t>}</w:t>
+      </w:r>
+      <w:r>
+        <w:tab/>
+      </w:r>
+      <w:r>
+        <w:tab/>
+      </w:r>
+      <w:r>
+        <w:rPr>
+          <w:rFonts w:ascii="Consolas" w:eastAsia="Consolas" w:hAnsi="Consolas" w:cs="Consolas"/>
+          <w:lang w:val="en-US"/>
+        </w:rPr>
+        <w:t>{</w:t>
+      </w:r>
+      <w:proofErr w:type="spellStart"/>
+      <w:r>
+        <w:rPr>
+          <w:rFonts w:ascii="Consolas" w:eastAsia="Consolas" w:hAnsi="Consolas" w:cs="Consolas"/>
+          <w:lang w:val="en-US"/>
+        </w:rPr>
+        <w:t>residentFullName</w:t>
+      </w:r>
+      <w:proofErr w:type="spellEnd"/>
+      <w:r>
+        <w:rPr>
+          <w:rFonts w:ascii="Consolas" w:eastAsia="Consolas" w:hAnsi="Consolas" w:cs="Consolas"/>
+          <w:lang w:val="en-US"/>
+        </w:rPr>
+        <w:t>}</w:t>
+      </w:r>
+    </w:p>
+    <w:p>
+      <w:pPr>
+        <w:rPr>
+          <w:rFonts w:ascii="Consolas" w:eastAsia="Consolas" w:hAnsi="Consolas" w:cs="Consolas"/>
+        </w:rPr>
+      </w:pPr>
+      <w:r>
+        <w:rPr>
+          <w:rFonts w:ascii="Consolas" w:eastAsia="Consolas" w:hAnsi="Consolas" w:cs="Consolas"/>
+        </w:rPr>
+        <w:t>CAF DATE: {date}</w:t>
+      </w:r>
+    </w:p>
+    <w:p>
+      <w:pPr>
+        <w:rPr>
+          <w:rFonts w:ascii="Consolas" w:eastAsia="Consolas" w:hAnsi="Consolas" w:cs="Consolas"/>
+        </w:rPr>
+      </w:pPr>
+    </w:p>
+    <w:p>
+      <w:pPr>
+        <w:rPr>
+          <w:rFonts w:ascii="Consolas" w:eastAsia="Consolas" w:hAnsi="Consolas" w:cs="Consolas"/>
+          <w:lang w:val="en-US"/>
+        </w:rPr>
+      </w:pPr>
+      <w:r>
+        <w:rPr>
+          <w:rFonts w:ascii="Consolas" w:eastAsia="Consolas" w:hAnsi="Consolas" w:cs="Consolas"/>
+          <w:lang w:val="en-US"/>
+        </w:rPr>
+        <w:t>This is to inform you that your classification hearing will be held on {</w:t>
+      </w:r>
+      <w:proofErr w:type="spellStart"/>
+      <w:r>
+        <w:rPr>
+          <w:rFonts w:ascii="Consolas" w:eastAsia="Consolas" w:hAnsi="Consolas" w:cs="Consolas"/>
+          <w:lang w:val="en-US"/>
+        </w:rPr>
+        <w:t>hearingDate</w:t>
+      </w:r>
+      <w:proofErr w:type="spellEnd"/>
+      <w:r>
+        <w:rPr>
+          <w:rFonts w:ascii="Consolas" w:eastAsia="Consolas" w:hAnsi="Consolas" w:cs="Consolas"/>
+          <w:lang w:val="en-US"/>
+        </w:rPr>
+        <w:t>} at {</w:t>
+      </w:r>
+      <w:proofErr w:type="spellStart"/>
+      <w:r>
+        <w:rPr>
+          <w:rFonts w:ascii="Consolas" w:eastAsia="Consolas" w:hAnsi="Consolas" w:cs="Consolas"/>
+          <w:lang w:val="en-US"/>
+        </w:rPr>
+        <w:t>hearingLocation</w:t>
+      </w:r>
+      <w:proofErr w:type="spellEnd"/>
+      <w:r>
+        <w:rPr>
+          <w:rFonts w:ascii="Consolas" w:eastAsia="Consolas" w:hAnsi="Consolas" w:cs="Consolas"/>
+          <w:lang w:val="en-US"/>
+        </w:rPr>
+        <w:t>}.</w:t>
+      </w:r>
+    </w:p>
+    <w:p>
+      <w:pPr>
+        <w:rPr>
+          <w:rFonts w:ascii="Consolas" w:eastAsia="Consolas" w:hAnsi="Consolas" w:cs="Consolas"/>
+        </w:rPr>
+      </w:pPr>
+    </w:p>
+    <w:p>
+      <w:pPr>
+        <w:rPr>
+          <w:rFonts w:ascii="Consolas" w:eastAsia="Consolas" w:hAnsi="Consolas" w:cs="Consolas"/>
+        </w:rPr>
+      </w:pPr>
+      <w:r>
+        <w:rPr>
+          <w:rFonts w:ascii="Consolas" w:eastAsia="Consolas" w:hAnsi="Consolas" w:cs="Consolas"/>
+        </w:rPr>
+        <w:t>Classification Date:</w:t>
+      </w:r>
+    </w:p>
+    <w:p>
+      <w:pPr>
+        <w:rPr>
+          <w:rFonts w:ascii="Consolas" w:eastAsia="Consolas" w:hAnsi="Consolas" w:cs="Consolas"/>
+        </w:rPr>
+      </w:pPr>
+      <w:r>
+        <w:rPr>
+          <w:rFonts w:ascii="Consolas" w:eastAsia="Consolas" w:hAnsi="Consolas" w:cs="Consolas"/>
+        </w:rPr>
+        <w:t>Classification Type: {</w:t>
+      </w:r>
+      <w:proofErr w:type="spellStart"/>
+      <w:r>
+        <w:rPr>
+          <w:rFonts w:ascii="Consolas" w:eastAsia="Consolas" w:hAnsi="Consolas" w:cs="Consolas"/>
+        </w:rPr>
+        <w:t>classificationType</w:t>
+      </w:r>
+      <w:proofErr w:type="spellEnd"/>
+      <w:r>
+        <w:rPr>
+          <w:rFonts w:ascii="Consolas" w:eastAsia="Consolas" w:hAnsi="Consolas" w:cs="Consolas"/>
+        </w:rPr>
+        <w:t>}</w:t>
+      </w:r>
+    </w:p>
+    <w:p>
+      <w:pPr>
+        <w:rPr>
+          <w:b/>
+          <w:bCs/>
           <w:sz w:val="20"/>
           <w:szCs w:val="20"/>
         </w:rPr>
       </w:pPr>
     </w:p>
     <w:sectPr>
-      <w:pgSz w:w="15840" w:h="12240" w:orient="landscape"/>
+      <w:pgSz w:w="12240" w:h="15840"/>
       <w:pgMar w:top="1440" w:right="1440" w:bottom="1440" w:left="1440" w:header="720" w:footer="720" w:gutter="0"/>
       <w:pgNumType w:start="1"/>
       <w:cols w:space="720"/>
+      <w:docGrid w:linePitch="299"/>
     </w:sectPr>
   </w:body>
 </w:document>
@@ -4867,6 +5064,23 @@
     <w:uiPriority w:val="99"/>
     <w:rsid w:val="009549DD"/>
   </w:style>
+  <w:style w:type="paragraph" w:styleId="NormalWeb">
+    <w:name w:val="Normal (Web)"/>
+    <w:basedOn w:val="Normal"/>
+    <w:uiPriority w:val="99"/>
+    <w:semiHidden/>
+    <w:unhideWhenUsed/>
+    <w:rsid w:val="00F76698"/>
+    <w:pPr>
+      <w:spacing w:before="100" w:beforeAutospacing="1" w:after="100" w:afterAutospacing="1" w:line="240" w:lineRule="auto"/>
+    </w:pPr>
+    <w:rPr>
+      <w:rFonts w:ascii="Times New Roman" w:eastAsia="Times New Roman" w:hAnsi="Times New Roman" w:cs="Times New Roman"/>
+      <w:sz w:val="24"/>
+      <w:szCs w:val="24"/>
+      <w:lang w:val="en-US"/>
+    </w:rPr>
+  </w:style>
 </w:styles>
 </file>
 

--- a/apps/staff/src/core/Paperwork/US_TN/UsTnDiangosticClassification2026/dcaf_template.docx
+++ b/apps/staff/src/core/Paperwork/US_TN/UsTnDiangosticClassification2026/dcaf_template.docx
@@ -3669,70 +3669,12 @@
     </w:p>
     <w:p/>
     <w:p>
-      <w:pPr>
-        <w:rPr>
-          <w:b/>
-          <w:bCs/>
-        </w:rPr>
-      </w:pPr>
-      <w:r>
-        <w:rPr>
-          <w:b/>
-          <w:bCs/>
-        </w:rPr>
-        <w:t xml:space="preserve">If the custody level is LOW (or staff recommend an override to LOW), please also fill out the Trustee Assessment. Inmates placed on </w:t>
-      </w:r>
-      <w:proofErr w:type="gramStart"/>
-      <w:r>
-        <w:rPr>
-          <w:b/>
-          <w:bCs/>
-        </w:rPr>
-        <w:t>low</w:t>
-      </w:r>
-      <w:proofErr w:type="gramEnd"/>
-      <w:r>
-        <w:rPr>
-          <w:b/>
-          <w:bCs/>
-        </w:rPr>
-        <w:t xml:space="preserve"> or trustee custody can be placed in an annex. </w:t>
-      </w:r>
-    </w:p>
-    <w:p>
-      <w:pPr>
-        <w:rPr>
-          <w:b/>
-          <w:bCs/>
-        </w:rPr>
-      </w:pPr>
-    </w:p>
-    <w:p>
-      <w:r>
-        <w:rPr>
-          <w:b/>
-          <w:bCs/>
-        </w:rPr>
-        <w:t>Date of Final Approval and Entry in OMS/</w:t>
-      </w:r>
-      <w:proofErr w:type="spellStart"/>
-      <w:r>
-        <w:rPr>
-          <w:b/>
-          <w:bCs/>
-        </w:rPr>
-        <w:t>Recidiviz</w:t>
-      </w:r>
-      <w:proofErr w:type="spellEnd"/>
-      <w:r>
-        <w:rPr>
-          <w:b/>
-          <w:bCs/>
-        </w:rPr>
-        <w:t xml:space="preserve"> Tool: </w:t>
-      </w:r>
-      <w:r>
-        <w:t>____________________________</w:t>
+      <w:r>
+        <w:rPr>
+          <w:b/>
+          <w:bCs/>
+        </w:rPr>
+        <w:t xml:space="preserve">If the custody level is LOW (or staff recommend an override to LOW), please also fill out the Trustee Assessment. Inmates placed on low or trustee custody can be placed in an annex. </w:t>
       </w:r>
     </w:p>
     <w:p>

--- a/apps/staff/src/core/Paperwork/US_TN/UsTnDiangosticClassification2026/dcaf_template.docx
+++ b/apps/staff/src/core/Paperwork/US_TN/UsTnDiangosticClassification2026/dcaf_template.docx
@@ -2521,7 +2521,14 @@
           <w:sz w:val="20"/>
           <w:szCs w:val="20"/>
         </w:rPr>
-        <w:t>_  13</w:t>
+        <w:t>_  1</w:t>
+      </w:r>
+      <w:r>
+        <w:rPr>
+          <w:sz w:val="20"/>
+          <w:szCs w:val="20"/>
+        </w:rPr>
+        <w:t>2</w:t>
       </w:r>
       <w:proofErr w:type="gramEnd"/>
     </w:p>
@@ -2546,7 +2553,14 @@
           <w:sz w:val="20"/>
           <w:szCs w:val="20"/>
         </w:rPr>
-        <w:t>Highest ____________________________________________________________________________   15</w:t>
+        <w:t>Highest ____________________________________________________________________________   1</w:t>
+      </w:r>
+      <w:r>
+        <w:rPr>
+          <w:sz w:val="20"/>
+          <w:szCs w:val="20"/>
+        </w:rPr>
+        <w:t>3</w:t>
       </w:r>
       <w:r>
         <w:rPr>
@@ -2647,7 +2661,7 @@
           <w:sz w:val="20"/>
           <w:szCs w:val="20"/>
         </w:rPr>
-        <w:t>NONVIOLENT CLASS B OR C DISCIPLINARY REPORTS SINCE RECEPTION</w:t>
+        <w:t>CLASS B OR C DISCIPLINARY REPORTS SINCE RECEPTION</w:t>
       </w:r>
     </w:p>
     <w:p>
@@ -2688,7 +2702,7 @@
           <w:sz w:val="20"/>
           <w:szCs w:val="20"/>
         </w:rPr>
-        <w:t>8</w:t>
+        <w:t>6</w:t>
       </w:r>
       <w:proofErr w:type="gramEnd"/>
     </w:p>
@@ -2818,7 +2832,7 @@
           <w:sz w:val="20"/>
           <w:szCs w:val="20"/>
         </w:rPr>
-        <w:t>NONVIOLENT CLASS A DISCIPLINARY REPORTS SINCE RECEPTION (CHECK ALL THAT APPLY)</w:t>
+        <w:t>NONVIOLENT CLASS A DISCIPLINARY REPORTS SINCE RECEPTION</w:t>
       </w:r>
     </w:p>
     <w:p>
@@ -2866,7 +2880,7 @@
           <w:sz w:val="20"/>
           <w:szCs w:val="20"/>
         </w:rPr>
-        <w:t>0</w:t>
+        <w:t>2</w:t>
       </w:r>
       <w:proofErr w:type="gramEnd"/>
     </w:p>
@@ -3007,7 +3021,7 @@
           <w:sz w:val="20"/>
           <w:szCs w:val="20"/>
         </w:rPr>
-        <w:t>VIOLENT CLASS A OR B DISCIPLINARY REPORTS SINCE RECEPTION (CHECK ALL THAT APPLY)</w:t>
+        <w:t>VIOLENT CLASS A DISCIPLINARY REPORTS SINCE RECEPTION</w:t>
       </w:r>
     </w:p>
     <w:p>
@@ -3196,7 +3210,14 @@
           <w:sz w:val="20"/>
           <w:szCs w:val="20"/>
         </w:rPr>
-        <w:t>_  11</w:t>
+        <w:t>_  1</w:t>
+      </w:r>
+      <w:r>
+        <w:rPr>
+          <w:sz w:val="20"/>
+          <w:szCs w:val="20"/>
+        </w:rPr>
+        <w:t>0</w:t>
       </w:r>
       <w:proofErr w:type="gramEnd"/>
     </w:p>
@@ -3236,7 +3257,7 @@
           <w:sz w:val="20"/>
           <w:szCs w:val="20"/>
         </w:rPr>
-        <w:t>7</w:t>
+        <w:t>5</w:t>
       </w:r>
       <w:proofErr w:type="gramEnd"/>
     </w:p>
@@ -3311,6 +3332,48 @@
           <w:sz w:val="20"/>
           <w:szCs w:val="20"/>
         </w:rPr>
+        <w:t>1</w:t>
+      </w:r>
+      <w:proofErr w:type="gramEnd"/>
+    </w:p>
+    <w:p>
+      <w:pPr>
+        <w:rPr>
+          <w:b/>
+          <w:bCs/>
+          <w:sz w:val="20"/>
+          <w:szCs w:val="20"/>
+        </w:rPr>
+      </w:pPr>
+      <w:r>
+        <w:rPr>
+          <w:b/>
+          <w:bCs/>
+          <w:sz w:val="20"/>
+          <w:szCs w:val="20"/>
+        </w:rPr>
+        <w:tab/>
+      </w:r>
+      <w:r>
+        <w:rPr>
+          <w:sz w:val="20"/>
+          <w:szCs w:val="20"/>
+        </w:rPr>
+        <w:t>36 - 40 ____________________________________________________________________________</w:t>
+      </w:r>
+      <w:proofErr w:type="gramStart"/>
+      <w:r>
+        <w:rPr>
+          <w:sz w:val="20"/>
+          <w:szCs w:val="20"/>
+        </w:rPr>
+        <w:t xml:space="preserve">_  </w:t>
+      </w:r>
+      <w:r>
+        <w:rPr>
+          <w:sz w:val="20"/>
+          <w:szCs w:val="20"/>
+        </w:rPr>
         <w:t>0</w:t>
       </w:r>
       <w:proofErr w:type="gramEnd"/>
@@ -3338,7 +3401,7 @@
           <w:sz w:val="20"/>
           <w:szCs w:val="20"/>
         </w:rPr>
-        <w:t>36 - 40 ____________________________________________________________________________</w:t>
+        <w:t>41 - 45 ____________________________________________________________________________</w:t>
       </w:r>
       <w:proofErr w:type="gramStart"/>
       <w:r>
@@ -3360,27 +3423,25 @@
     <w:p>
       <w:pPr>
         <w:rPr>
-          <w:b/>
-          <w:bCs/>
-          <w:sz w:val="20"/>
-          <w:szCs w:val="20"/>
-        </w:rPr>
-      </w:pPr>
-      <w:r>
-        <w:rPr>
-          <w:b/>
-          <w:bCs/>
-          <w:sz w:val="20"/>
-          <w:szCs w:val="20"/>
-        </w:rPr>
-        <w:tab/>
-      </w:r>
-      <w:r>
-        <w:rPr>
-          <w:sz w:val="20"/>
-          <w:szCs w:val="20"/>
-        </w:rPr>
-        <w:t>41 - 45 ____________________________________________________________________________</w:t>
+          <w:sz w:val="20"/>
+          <w:szCs w:val="20"/>
+        </w:rPr>
+      </w:pPr>
+      <w:r>
+        <w:rPr>
+          <w:b/>
+          <w:bCs/>
+          <w:sz w:val="20"/>
+          <w:szCs w:val="20"/>
+        </w:rPr>
+        <w:tab/>
+      </w:r>
+      <w:r>
+        <w:rPr>
+          <w:sz w:val="20"/>
+          <w:szCs w:val="20"/>
+        </w:rPr>
+        <w:t>Older than 45 _______________________________________________________________________</w:t>
       </w:r>
       <w:proofErr w:type="gramStart"/>
       <w:r>
@@ -3396,41 +3457,209 @@
           <w:sz w:val="20"/>
           <w:szCs w:val="20"/>
         </w:rPr>
-        <w:t>3</w:t>
-      </w:r>
-    </w:p>
-    <w:p>
-      <w:pPr>
-        <w:rPr>
-          <w:sz w:val="20"/>
-          <w:szCs w:val="20"/>
-        </w:rPr>
-      </w:pPr>
-      <w:r>
-        <w:rPr>
-          <w:b/>
-          <w:bCs/>
-          <w:sz w:val="20"/>
-          <w:szCs w:val="20"/>
-        </w:rPr>
-        <w:tab/>
-      </w:r>
-      <w:r>
-        <w:rPr>
-          <w:sz w:val="20"/>
-          <w:szCs w:val="20"/>
-        </w:rPr>
-        <w:t>Older than 45 _______________________________________________________________________</w:t>
-      </w:r>
-      <w:proofErr w:type="gramStart"/>
-      <w:r>
-        <w:rPr>
-          <w:sz w:val="20"/>
-          <w:szCs w:val="20"/>
-        </w:rPr>
-        <w:t>_  -</w:t>
-      </w:r>
-      <w:proofErr w:type="gramEnd"/>
+        <w:t>2</w:t>
+      </w:r>
+      <w:r>
+        <w:rPr>
+          <w:sz w:val="20"/>
+          <w:szCs w:val="20"/>
+        </w:rPr>
+        <w:tab/>
+        <w:t xml:space="preserve">SCORE: </w:t>
+      </w:r>
+      <w:r>
+        <w:rPr>
+          <w:sz w:val="20"/>
+          <w:szCs w:val="20"/>
+        </w:rPr>
+        <w:t>{q6Score}</w:t>
+      </w:r>
+    </w:p>
+    <w:p>
+      <w:pPr>
+        <w:rPr>
+          <w:sz w:val="20"/>
+          <w:szCs w:val="20"/>
+        </w:rPr>
+      </w:pPr>
+    </w:p>
+    <w:p>
+      <w:pPr>
+        <w:rPr>
+          <w:sz w:val="20"/>
+          <w:szCs w:val="20"/>
+        </w:rPr>
+      </w:pPr>
+    </w:p>
+    <w:p>
+      <w:pPr>
+        <w:rPr>
+          <w:sz w:val="20"/>
+          <w:szCs w:val="20"/>
+        </w:rPr>
+      </w:pPr>
+      <w:r>
+        <w:rPr>
+          <w:b/>
+          <w:bCs/>
+        </w:rPr>
+        <w:t>TOTAL SCORE (IF GREATER THAN 4</w:t>
+      </w:r>
+      <w:r>
+        <w:rPr>
+          <w:b/>
+          <w:bCs/>
+        </w:rPr>
+        <w:t>1</w:t>
+      </w:r>
+      <w:r>
+        <w:rPr>
+          <w:b/>
+          <w:bCs/>
+        </w:rPr>
+        <w:t xml:space="preserve"> WRITE 4</w:t>
+      </w:r>
+      <w:r>
+        <w:rPr>
+          <w:b/>
+          <w:bCs/>
+        </w:rPr>
+        <w:t>1</w:t>
+      </w:r>
+      <w:r>
+        <w:rPr>
+          <w:b/>
+          <w:bCs/>
+        </w:rPr>
+        <w:t>)</w:t>
+      </w:r>
+      <w:r>
+        <w:rPr>
+          <w:b/>
+          <w:bCs/>
+          <w:sz w:val="20"/>
+          <w:szCs w:val="20"/>
+        </w:rPr>
+        <w:t xml:space="preserve">: </w:t>
+      </w:r>
+      <w:r>
+        <w:rPr>
+          <w:sz w:val="20"/>
+          <w:szCs w:val="20"/>
+        </w:rPr>
+        <w:t>{</w:t>
+      </w:r>
+      <w:proofErr w:type="spellStart"/>
+      <w:r>
+        <w:rPr>
+          <w:sz w:val="20"/>
+          <w:szCs w:val="20"/>
+        </w:rPr>
+        <w:t>totalScore</w:t>
+      </w:r>
+      <w:proofErr w:type="spellEnd"/>
+      <w:r>
+        <w:rPr>
+          <w:sz w:val="20"/>
+          <w:szCs w:val="20"/>
+        </w:rPr>
+        <w:t>}</w:t>
+      </w:r>
+    </w:p>
+    <w:p>
+      <w:pPr>
+        <w:rPr>
+          <w:sz w:val="20"/>
+          <w:szCs w:val="20"/>
+        </w:rPr>
+      </w:pPr>
+    </w:p>
+    <w:p>
+      <w:pPr>
+        <w:rPr>
+          <w:b/>
+          <w:bCs/>
+          <w:sz w:val="20"/>
+          <w:szCs w:val="20"/>
+        </w:rPr>
+      </w:pPr>
+      <w:r>
+        <w:rPr>
+          <w:b/>
+          <w:bCs/>
+          <w:sz w:val="20"/>
+          <w:szCs w:val="20"/>
+        </w:rPr>
+        <w:t>CUSTODY LEVEL SCALE FOR TOTAL:</w:t>
+      </w:r>
+    </w:p>
+    <w:p>
+      <w:pPr>
+        <w:rPr>
+          <w:sz w:val="20"/>
+          <w:szCs w:val="20"/>
+        </w:rPr>
+      </w:pPr>
+      <w:r>
+        <w:rPr>
+          <w:b/>
+          <w:bCs/>
+          <w:sz w:val="20"/>
+          <w:szCs w:val="20"/>
+        </w:rPr>
+        <w:t>Low</w:t>
+      </w:r>
+      <w:r>
+        <w:rPr>
+          <w:sz w:val="20"/>
+          <w:szCs w:val="20"/>
+        </w:rPr>
+        <w:t>: 0-1</w:t>
+      </w:r>
+      <w:r>
+        <w:rPr>
+          <w:sz w:val="20"/>
+          <w:szCs w:val="20"/>
+        </w:rPr>
+        <w:t>1</w:t>
+      </w:r>
+      <w:r>
+        <w:rPr>
+          <w:sz w:val="20"/>
+          <w:szCs w:val="20"/>
+        </w:rPr>
+        <w:br/>
+      </w:r>
+      <w:r>
+        <w:rPr>
+          <w:b/>
+          <w:bCs/>
+          <w:sz w:val="20"/>
+          <w:szCs w:val="20"/>
+        </w:rPr>
+        <w:t>Medium</w:t>
+      </w:r>
+      <w:r>
+        <w:rPr>
+          <w:sz w:val="20"/>
+          <w:szCs w:val="20"/>
+        </w:rPr>
+        <w:t>: 1</w:t>
+      </w:r>
+      <w:r>
+        <w:rPr>
+          <w:sz w:val="20"/>
+          <w:szCs w:val="20"/>
+        </w:rPr>
+        <w:t>2</w:t>
+      </w:r>
+      <w:r>
+        <w:rPr>
+          <w:sz w:val="20"/>
+          <w:szCs w:val="20"/>
+        </w:rPr>
+        <w:t>-2</w:t>
+      </w:r>
       <w:r>
         <w:rPr>
           <w:sz w:val="20"/>
@@ -3438,186 +3667,6 @@
         </w:rPr>
         <w:t>4</w:t>
       </w:r>
-      <w:r>
-        <w:rPr>
-          <w:sz w:val="20"/>
-          <w:szCs w:val="20"/>
-        </w:rPr>
-        <w:tab/>
-        <w:t xml:space="preserve">SCORE: </w:t>
-      </w:r>
-      <w:r>
-        <w:rPr>
-          <w:sz w:val="20"/>
-          <w:szCs w:val="20"/>
-        </w:rPr>
-        <w:t>{q6Score}</w:t>
-      </w:r>
-    </w:p>
-    <w:p>
-      <w:pPr>
-        <w:rPr>
-          <w:sz w:val="20"/>
-          <w:szCs w:val="20"/>
-        </w:rPr>
-      </w:pPr>
-    </w:p>
-    <w:p>
-      <w:pPr>
-        <w:rPr>
-          <w:sz w:val="20"/>
-          <w:szCs w:val="20"/>
-        </w:rPr>
-      </w:pPr>
-    </w:p>
-    <w:p>
-      <w:pPr>
-        <w:rPr>
-          <w:sz w:val="20"/>
-          <w:szCs w:val="20"/>
-        </w:rPr>
-      </w:pPr>
-      <w:r>
-        <w:rPr>
-          <w:b/>
-          <w:bCs/>
-        </w:rPr>
-        <w:t>TOTAL SCORE (IF GREATER THAN 4</w:t>
-      </w:r>
-      <w:r>
-        <w:rPr>
-          <w:b/>
-          <w:bCs/>
-        </w:rPr>
-        <w:t>1</w:t>
-      </w:r>
-      <w:r>
-        <w:rPr>
-          <w:b/>
-          <w:bCs/>
-        </w:rPr>
-        <w:t xml:space="preserve"> WRITE 4</w:t>
-      </w:r>
-      <w:r>
-        <w:rPr>
-          <w:b/>
-          <w:bCs/>
-        </w:rPr>
-        <w:t>1</w:t>
-      </w:r>
-      <w:r>
-        <w:rPr>
-          <w:b/>
-          <w:bCs/>
-        </w:rPr>
-        <w:t>)</w:t>
-      </w:r>
-      <w:r>
-        <w:rPr>
-          <w:b/>
-          <w:bCs/>
-          <w:sz w:val="20"/>
-          <w:szCs w:val="20"/>
-        </w:rPr>
-        <w:t xml:space="preserve">: </w:t>
-      </w:r>
-      <w:r>
-        <w:rPr>
-          <w:sz w:val="20"/>
-          <w:szCs w:val="20"/>
-        </w:rPr>
-        <w:t>{</w:t>
-      </w:r>
-      <w:proofErr w:type="spellStart"/>
-      <w:r>
-        <w:rPr>
-          <w:sz w:val="20"/>
-          <w:szCs w:val="20"/>
-        </w:rPr>
-        <w:t>totalScore</w:t>
-      </w:r>
-      <w:proofErr w:type="spellEnd"/>
-      <w:r>
-        <w:rPr>
-          <w:sz w:val="20"/>
-          <w:szCs w:val="20"/>
-        </w:rPr>
-        <w:t>}</w:t>
-      </w:r>
-    </w:p>
-    <w:p>
-      <w:pPr>
-        <w:rPr>
-          <w:sz w:val="20"/>
-          <w:szCs w:val="20"/>
-        </w:rPr>
-      </w:pPr>
-    </w:p>
-    <w:p>
-      <w:pPr>
-        <w:rPr>
-          <w:b/>
-          <w:bCs/>
-          <w:sz w:val="20"/>
-          <w:szCs w:val="20"/>
-        </w:rPr>
-      </w:pPr>
-      <w:r>
-        <w:rPr>
-          <w:b/>
-          <w:bCs/>
-          <w:sz w:val="20"/>
-          <w:szCs w:val="20"/>
-        </w:rPr>
-        <w:t>CUSTODY LEVEL SCALE FOR TOTAL:</w:t>
-      </w:r>
-    </w:p>
-    <w:p>
-      <w:pPr>
-        <w:rPr>
-          <w:sz w:val="20"/>
-          <w:szCs w:val="20"/>
-        </w:rPr>
-      </w:pPr>
-      <w:r>
-        <w:rPr>
-          <w:b/>
-          <w:bCs/>
-          <w:sz w:val="20"/>
-          <w:szCs w:val="20"/>
-        </w:rPr>
-        <w:t>Low</w:t>
-      </w:r>
-      <w:r>
-        <w:rPr>
-          <w:sz w:val="20"/>
-          <w:szCs w:val="20"/>
-        </w:rPr>
-        <w:t>: 0-12</w:t>
-      </w:r>
-      <w:r>
-        <w:rPr>
-          <w:sz w:val="20"/>
-          <w:szCs w:val="20"/>
-        </w:rPr>
-        <w:br/>
-      </w:r>
-      <w:r>
-        <w:rPr>
-          <w:b/>
-          <w:bCs/>
-          <w:sz w:val="20"/>
-          <w:szCs w:val="20"/>
-        </w:rPr>
-        <w:t>Medium</w:t>
-      </w:r>
-      <w:r>
-        <w:rPr>
-          <w:sz w:val="20"/>
-          <w:szCs w:val="20"/>
-        </w:rPr>
-        <w:t>: 13-27</w:t>
-      </w:r>
     </w:p>
     <w:p>
       <w:pPr>
@@ -3640,7 +3689,28 @@
           <w:sz w:val="20"/>
           <w:szCs w:val="20"/>
         </w:rPr>
-        <w:t>: 28-40</w:t>
+        <w:t>: 2</w:t>
+      </w:r>
+      <w:r>
+        <w:rPr>
+          <w:sz w:val="20"/>
+          <w:szCs w:val="20"/>
+        </w:rPr>
+        <w:t>5</w:t>
+      </w:r>
+      <w:r>
+        <w:rPr>
+          <w:sz w:val="20"/>
+          <w:szCs w:val="20"/>
+        </w:rPr>
+        <w:t>-4</w:t>
+      </w:r>
+      <w:r>
+        <w:rPr>
+          <w:sz w:val="20"/>
+          <w:szCs w:val="20"/>
+        </w:rPr>
+        <w:t>4</w:t>
       </w:r>
     </w:p>
     <w:p>
@@ -3664,7 +3734,21 @@
           <w:sz w:val="20"/>
           <w:szCs w:val="20"/>
         </w:rPr>
-        <w:t xml:space="preserve"> 41+</w:t>
+        <w:t xml:space="preserve"> 4</w:t>
+      </w:r>
+      <w:r>
+        <w:rPr>
+          <w:sz w:val="20"/>
+          <w:szCs w:val="20"/>
+        </w:rPr>
+        <w:t>5</w:t>
+      </w:r>
+      <w:r>
+        <w:rPr>
+          <w:sz w:val="20"/>
+          <w:szCs w:val="20"/>
+        </w:rPr>
+        <w:t>+</w:t>
       </w:r>
     </w:p>
     <w:p/>

--- a/apps/staff/src/core/Paperwork/US_TN/UsTnDiangosticClassification2026/dcaf_template.docx
+++ b/apps/staff/src/core/Paperwork/US_TN/UsTnDiangosticClassification2026/dcaf_template.docx
@@ -2125,7 +2125,12 @@
           <w:szCs w:val="20"/>
         </w:rPr>
         <w:sectPr>
-          <w:headerReference w:type="default" r:id="rId7"/>
+          <w:headerReference w:type="even" r:id="rId7"/>
+          <w:headerReference w:type="default" r:id="rId8"/>
+          <w:footerReference w:type="even" r:id="rId9"/>
+          <w:footerReference w:type="default" r:id="rId10"/>
+          <w:headerReference w:type="first" r:id="rId11"/>
+          <w:footerReference w:type="first" r:id="rId12"/>
           <w:pgSz w:w="12240" w:h="15840"/>
           <w:pgMar w:top="486" w:right="720" w:bottom="711" w:left="720" w:header="0" w:footer="720" w:gutter="0"/>
           <w:pgNumType w:start="1"/>
@@ -4034,6 +4039,36 @@
 </w:endnotes>
 </file>
 
+<file path=word/footer1.xml><?xml version="1.0" encoding="utf-8"?>
+<w:ftr xmlns:wpc="http://schemas.microsoft.com/office/word/2010/wordprocessingCanvas" xmlns:cx="http://schemas.microsoft.com/office/drawing/2014/chartex" xmlns:cx1="http://schemas.microsoft.com/office/drawing/2015/9/8/chartex" xmlns:cx2="http://schemas.microsoft.com/office/drawing/2015/10/21/chartex" xmlns:cx3="http://schemas.microsoft.com/office/drawing/2016/5/9/chartex" xmlns:cx4="http://schemas.microsoft.com/office/drawing/2016/5/10/chartex" xmlns:cx5="http://schemas.microsoft.com/office/drawing/2016/5/11/chartex" xmlns:cx6="http://schemas.microsoft.com/office/drawing/2016/5/12/chartex" xmlns:cx7="http://schemas.microsoft.com/office/drawing/2016/5/13/chartex" xmlns:cx8="http://schemas.microsoft.com/office/drawing/2016/5/14/chartex" xmlns:mc="http://schemas.openxmlformats.org/markup-compatibility/2006" xmlns:aink="http://schemas.microsoft.com/office/drawing/2016/ink" xmlns:am3d="http://schemas.microsoft.com/office/drawing/2017/model3d" xmlns:o="urn:schemas-microsoft-com:office:office" xmlns:oel="http://schemas.microsoft.com/office/2019/extlst" xmlns:r="http://schemas.openxmlformats.org/officeDocument/2006/relationships" xmlns:m="http://schemas.openxmlformats.org/officeDocument/2006/math" xmlns:v="urn:schemas-microsoft-com:vml" xmlns:wp14="http://schemas.microsoft.com/office/word/2010/wordprocessingDrawing" xmlns:wp="http://schemas.openxmlformats.org/drawingml/2006/wordprocessingDrawing" xmlns:w10="urn:schemas-microsoft-com:office:word" xmlns:w="http://schemas.openxmlformats.org/wordprocessingml/2006/main" xmlns:w14="http://schemas.microsoft.com/office/word/2010/wordml" xmlns:w15="http://schemas.microsoft.com/office/word/2012/wordml" xmlns:w16cex="http://schemas.microsoft.com/office/word/2018/wordml/cex" xmlns:w16cid="http://schemas.microsoft.com/office/word/2016/wordml/cid" xmlns:w16="http://schemas.microsoft.com/office/word/2018/wordml" xmlns:w16du="http://schemas.microsoft.com/office/word/2023/wordml/word16du" xmlns:w16sdtdh="http://schemas.microsoft.com/office/word/2020/wordml/sdtdatahash" xmlns:w16sdtfl="http://schemas.microsoft.com/office/word/2024/wordml/sdtformatlock" xmlns:w16se="http://schemas.microsoft.com/office/word/2015/wordml/symex" xmlns:wpg="http://schemas.microsoft.com/office/word/2010/wordprocessingGroup" xmlns:wpi="http://schemas.microsoft.com/office/word/2010/wordprocessingInk" xmlns:wne="http://schemas.microsoft.com/office/word/2006/wordml" xmlns:wps="http://schemas.microsoft.com/office/word/2010/wordprocessingShape" mc:Ignorable="w14 w15 w16se w16cid w16 w16cex w16sdtdh w16sdtfl w16du wp14">
+  <w:p>
+    <w:pPr>
+      <w:pStyle w:val="Footer"/>
+    </w:pPr>
+  </w:p>
+</w:ftr>
+</file>
+
+<file path=word/footer2.xml><?xml version="1.0" encoding="utf-8"?>
+<w:ftr xmlns:wpc="http://schemas.microsoft.com/office/word/2010/wordprocessingCanvas" xmlns:cx="http://schemas.microsoft.com/office/drawing/2014/chartex" xmlns:cx1="http://schemas.microsoft.com/office/drawing/2015/9/8/chartex" xmlns:cx2="http://schemas.microsoft.com/office/drawing/2015/10/21/chartex" xmlns:cx3="http://schemas.microsoft.com/office/drawing/2016/5/9/chartex" xmlns:cx4="http://schemas.microsoft.com/office/drawing/2016/5/10/chartex" xmlns:cx5="http://schemas.microsoft.com/office/drawing/2016/5/11/chartex" xmlns:cx6="http://schemas.microsoft.com/office/drawing/2016/5/12/chartex" xmlns:cx7="http://schemas.microsoft.com/office/drawing/2016/5/13/chartex" xmlns:cx8="http://schemas.microsoft.com/office/drawing/2016/5/14/chartex" xmlns:mc="http://schemas.openxmlformats.org/markup-compatibility/2006" xmlns:aink="http://schemas.microsoft.com/office/drawing/2016/ink" xmlns:am3d="http://schemas.microsoft.com/office/drawing/2017/model3d" xmlns:o="urn:schemas-microsoft-com:office:office" xmlns:oel="http://schemas.microsoft.com/office/2019/extlst" xmlns:r="http://schemas.openxmlformats.org/officeDocument/2006/relationships" xmlns:m="http://schemas.openxmlformats.org/officeDocument/2006/math" xmlns:v="urn:schemas-microsoft-com:vml" xmlns:wp14="http://schemas.microsoft.com/office/word/2010/wordprocessingDrawing" xmlns:wp="http://schemas.openxmlformats.org/drawingml/2006/wordprocessingDrawing" xmlns:w10="urn:schemas-microsoft-com:office:word" xmlns:w="http://schemas.openxmlformats.org/wordprocessingml/2006/main" xmlns:w14="http://schemas.microsoft.com/office/word/2010/wordml" xmlns:w15="http://schemas.microsoft.com/office/word/2012/wordml" xmlns:w16cex="http://schemas.microsoft.com/office/word/2018/wordml/cex" xmlns:w16cid="http://schemas.microsoft.com/office/word/2016/wordml/cid" xmlns:w16="http://schemas.microsoft.com/office/word/2018/wordml" xmlns:w16du="http://schemas.microsoft.com/office/word/2023/wordml/word16du" xmlns:w16sdtdh="http://schemas.microsoft.com/office/word/2020/wordml/sdtdatahash" xmlns:w16sdtfl="http://schemas.microsoft.com/office/word/2024/wordml/sdtformatlock" xmlns:w16se="http://schemas.microsoft.com/office/word/2015/wordml/symex" xmlns:wpg="http://schemas.microsoft.com/office/word/2010/wordprocessingGroup" xmlns:wpi="http://schemas.microsoft.com/office/word/2010/wordprocessingInk" xmlns:wne="http://schemas.microsoft.com/office/word/2006/wordml" xmlns:wps="http://schemas.microsoft.com/office/word/2010/wordprocessingShape" mc:Ignorable="w14 w15 w16se w16cid w16 w16cex w16sdtdh w16sdtfl w16du wp14">
+  <w:p>
+    <w:pPr>
+      <w:pStyle w:val="Footer"/>
+    </w:pPr>
+  </w:p>
+</w:ftr>
+</file>
+
+<file path=word/footer3.xml><?xml version="1.0" encoding="utf-8"?>
+<w:ftr xmlns:wpc="http://schemas.microsoft.com/office/word/2010/wordprocessingCanvas" xmlns:cx="http://schemas.microsoft.com/office/drawing/2014/chartex" xmlns:cx1="http://schemas.microsoft.com/office/drawing/2015/9/8/chartex" xmlns:cx2="http://schemas.microsoft.com/office/drawing/2015/10/21/chartex" xmlns:cx3="http://schemas.microsoft.com/office/drawing/2016/5/9/chartex" xmlns:cx4="http://schemas.microsoft.com/office/drawing/2016/5/10/chartex" xmlns:cx5="http://schemas.microsoft.com/office/drawing/2016/5/11/chartex" xmlns:cx6="http://schemas.microsoft.com/office/drawing/2016/5/12/chartex" xmlns:cx7="http://schemas.microsoft.com/office/drawing/2016/5/13/chartex" xmlns:cx8="http://schemas.microsoft.com/office/drawing/2016/5/14/chartex" xmlns:mc="http://schemas.openxmlformats.org/markup-compatibility/2006" xmlns:aink="http://schemas.microsoft.com/office/drawing/2016/ink" xmlns:am3d="http://schemas.microsoft.com/office/drawing/2017/model3d" xmlns:o="urn:schemas-microsoft-com:office:office" xmlns:oel="http://schemas.microsoft.com/office/2019/extlst" xmlns:r="http://schemas.openxmlformats.org/officeDocument/2006/relationships" xmlns:m="http://schemas.openxmlformats.org/officeDocument/2006/math" xmlns:v="urn:schemas-microsoft-com:vml" xmlns:wp14="http://schemas.microsoft.com/office/word/2010/wordprocessingDrawing" xmlns:wp="http://schemas.openxmlformats.org/drawingml/2006/wordprocessingDrawing" xmlns:w10="urn:schemas-microsoft-com:office:word" xmlns:w="http://schemas.openxmlformats.org/wordprocessingml/2006/main" xmlns:w14="http://schemas.microsoft.com/office/word/2010/wordml" xmlns:w15="http://schemas.microsoft.com/office/word/2012/wordml" xmlns:w16cex="http://schemas.microsoft.com/office/word/2018/wordml/cex" xmlns:w16cid="http://schemas.microsoft.com/office/word/2016/wordml/cid" xmlns:w16="http://schemas.microsoft.com/office/word/2018/wordml" xmlns:w16du="http://schemas.microsoft.com/office/word/2023/wordml/word16du" xmlns:w16sdtdh="http://schemas.microsoft.com/office/word/2020/wordml/sdtdatahash" xmlns:w16sdtfl="http://schemas.microsoft.com/office/word/2024/wordml/sdtformatlock" xmlns:w16se="http://schemas.microsoft.com/office/word/2015/wordml/symex" xmlns:wpg="http://schemas.microsoft.com/office/word/2010/wordprocessingGroup" xmlns:wpi="http://schemas.microsoft.com/office/word/2010/wordprocessingInk" xmlns:wne="http://schemas.microsoft.com/office/word/2006/wordml" xmlns:wps="http://schemas.microsoft.com/office/word/2010/wordprocessingShape" mc:Ignorable="w14 w15 w16se w16cid w16 w16cex w16sdtdh w16sdtfl w16du wp14">
+  <w:p>
+    <w:pPr>
+      <w:pStyle w:val="Footer"/>
+    </w:pPr>
+  </w:p>
+</w:ftr>
+</file>
+
 <file path=word/footnotes.xml><?xml version="1.0" encoding="utf-8"?>
 <w:footnotes xmlns:wpc="http://schemas.microsoft.com/office/word/2010/wordprocessingCanvas" xmlns:cx="http://schemas.microsoft.com/office/drawing/2014/chartex" xmlns:cx1="http://schemas.microsoft.com/office/drawing/2015/9/8/chartex" xmlns:cx2="http://schemas.microsoft.com/office/drawing/2015/10/21/chartex" xmlns:cx3="http://schemas.microsoft.com/office/drawing/2016/5/9/chartex" xmlns:cx4="http://schemas.microsoft.com/office/drawing/2016/5/10/chartex" xmlns:cx5="http://schemas.microsoft.com/office/drawing/2016/5/11/chartex" xmlns:cx6="http://schemas.microsoft.com/office/drawing/2016/5/12/chartex" xmlns:cx7="http://schemas.microsoft.com/office/drawing/2016/5/13/chartex" xmlns:cx8="http://schemas.microsoft.com/office/drawing/2016/5/14/chartex" xmlns:mc="http://schemas.openxmlformats.org/markup-compatibility/2006" xmlns:aink="http://schemas.microsoft.com/office/drawing/2016/ink" xmlns:am3d="http://schemas.microsoft.com/office/drawing/2017/model3d" xmlns:o="urn:schemas-microsoft-com:office:office" xmlns:oel="http://schemas.microsoft.com/office/2019/extlst" xmlns:r="http://schemas.openxmlformats.org/officeDocument/2006/relationships" xmlns:m="http://schemas.openxmlformats.org/officeDocument/2006/math" xmlns:v="urn:schemas-microsoft-com:vml" xmlns:wp14="http://schemas.microsoft.com/office/word/2010/wordprocessingDrawing" xmlns:wp="http://schemas.openxmlformats.org/drawingml/2006/wordprocessingDrawing" xmlns:w10="urn:schemas-microsoft-com:office:word" xmlns:w="http://schemas.openxmlformats.org/wordprocessingml/2006/main" xmlns:w14="http://schemas.microsoft.com/office/word/2010/wordml" xmlns:w15="http://schemas.microsoft.com/office/word/2012/wordml" xmlns:w16cex="http://schemas.microsoft.com/office/word/2018/wordml/cex" xmlns:w16cid="http://schemas.microsoft.com/office/word/2016/wordml/cid" xmlns:w16="http://schemas.microsoft.com/office/word/2018/wordml" xmlns:w16du="http://schemas.microsoft.com/office/word/2023/wordml/word16du" xmlns:w16sdtdh="http://schemas.microsoft.com/office/word/2020/wordml/sdtdatahash" xmlns:w16sdtfl="http://schemas.microsoft.com/office/word/2024/wordml/sdtformatlock" xmlns:w16se="http://schemas.microsoft.com/office/word/2015/wordml/symex" xmlns:wpg="http://schemas.microsoft.com/office/word/2010/wordprocessingGroup" xmlns:wpi="http://schemas.microsoft.com/office/word/2010/wordprocessingInk" xmlns:wne="http://schemas.microsoft.com/office/word/2006/wordml" xmlns:wps="http://schemas.microsoft.com/office/word/2010/wordprocessingShape" mc:Ignorable="w14 w15 w16se w16cid w16 w16cex w16sdtdh w16sdtfl w16du wp14">
   <w:footnote w:type="separator" w:id="-1">
@@ -4060,6 +4095,16 @@
 </file>
 
 <file path=word/header1.xml><?xml version="1.0" encoding="utf-8"?>
+<w:hdr xmlns:wpc="http://schemas.microsoft.com/office/word/2010/wordprocessingCanvas" xmlns:cx="http://schemas.microsoft.com/office/drawing/2014/chartex" xmlns:cx1="http://schemas.microsoft.com/office/drawing/2015/9/8/chartex" xmlns:cx2="http://schemas.microsoft.com/office/drawing/2015/10/21/chartex" xmlns:cx3="http://schemas.microsoft.com/office/drawing/2016/5/9/chartex" xmlns:cx4="http://schemas.microsoft.com/office/drawing/2016/5/10/chartex" xmlns:cx5="http://schemas.microsoft.com/office/drawing/2016/5/11/chartex" xmlns:cx6="http://schemas.microsoft.com/office/drawing/2016/5/12/chartex" xmlns:cx7="http://schemas.microsoft.com/office/drawing/2016/5/13/chartex" xmlns:cx8="http://schemas.microsoft.com/office/drawing/2016/5/14/chartex" xmlns:mc="http://schemas.openxmlformats.org/markup-compatibility/2006" xmlns:aink="http://schemas.microsoft.com/office/drawing/2016/ink" xmlns:am3d="http://schemas.microsoft.com/office/drawing/2017/model3d" xmlns:o="urn:schemas-microsoft-com:office:office" xmlns:oel="http://schemas.microsoft.com/office/2019/extlst" xmlns:r="http://schemas.openxmlformats.org/officeDocument/2006/relationships" xmlns:m="http://schemas.openxmlformats.org/officeDocument/2006/math" xmlns:v="urn:schemas-microsoft-com:vml" xmlns:wp14="http://schemas.microsoft.com/office/word/2010/wordprocessingDrawing" xmlns:wp="http://schemas.openxmlformats.org/drawingml/2006/wordprocessingDrawing" xmlns:w10="urn:schemas-microsoft-com:office:word" xmlns:w="http://schemas.openxmlformats.org/wordprocessingml/2006/main" xmlns:w14="http://schemas.microsoft.com/office/word/2010/wordml" xmlns:w15="http://schemas.microsoft.com/office/word/2012/wordml" xmlns:w16cex="http://schemas.microsoft.com/office/word/2018/wordml/cex" xmlns:w16cid="http://schemas.microsoft.com/office/word/2016/wordml/cid" xmlns:w16="http://schemas.microsoft.com/office/word/2018/wordml" xmlns:w16du="http://schemas.microsoft.com/office/word/2023/wordml/word16du" xmlns:w16sdtdh="http://schemas.microsoft.com/office/word/2020/wordml/sdtdatahash" xmlns:w16sdtfl="http://schemas.microsoft.com/office/word/2024/wordml/sdtformatlock" xmlns:w16se="http://schemas.microsoft.com/office/word/2015/wordml/symex" xmlns:wpg="http://schemas.microsoft.com/office/word/2010/wordprocessingGroup" xmlns:wpi="http://schemas.microsoft.com/office/word/2010/wordprocessingInk" xmlns:wne="http://schemas.microsoft.com/office/word/2006/wordml" xmlns:wps="http://schemas.microsoft.com/office/word/2010/wordprocessingShape" mc:Ignorable="w14 w15 w16se w16cid w16 w16cex w16sdtdh w16sdtfl w16du wp14">
+  <w:p>
+    <w:pPr>
+      <w:pStyle w:val="Header"/>
+    </w:pPr>
+  </w:p>
+</w:hdr>
+</file>
+
+<file path=word/header2.xml><?xml version="1.0" encoding="utf-8"?>
 <w:hdr xmlns:wpc="http://schemas.microsoft.com/office/word/2010/wordprocessingCanvas" xmlns:cx="http://schemas.microsoft.com/office/drawing/2014/chartex" xmlns:cx1="http://schemas.microsoft.com/office/drawing/2015/9/8/chartex" xmlns:cx2="http://schemas.microsoft.com/office/drawing/2015/10/21/chartex" xmlns:cx3="http://schemas.microsoft.com/office/drawing/2016/5/9/chartex" xmlns:cx4="http://schemas.microsoft.com/office/drawing/2016/5/10/chartex" xmlns:cx5="http://schemas.microsoft.com/office/drawing/2016/5/11/chartex" xmlns:cx6="http://schemas.microsoft.com/office/drawing/2016/5/12/chartex" xmlns:cx7="http://schemas.microsoft.com/office/drawing/2016/5/13/chartex" xmlns:cx8="http://schemas.microsoft.com/office/drawing/2016/5/14/chartex" xmlns:mc="http://schemas.openxmlformats.org/markup-compatibility/2006" xmlns:aink="http://schemas.microsoft.com/office/drawing/2016/ink" xmlns:am3d="http://schemas.microsoft.com/office/drawing/2017/model3d" xmlns:o="urn:schemas-microsoft-com:office:office" xmlns:oel="http://schemas.microsoft.com/office/2019/extlst" xmlns:r="http://schemas.openxmlformats.org/officeDocument/2006/relationships" xmlns:m="http://schemas.openxmlformats.org/officeDocument/2006/math" xmlns:v="urn:schemas-microsoft-com:vml" xmlns:wp14="http://schemas.microsoft.com/office/word/2010/wordprocessingDrawing" xmlns:wp="http://schemas.openxmlformats.org/drawingml/2006/wordprocessingDrawing" xmlns:w10="urn:schemas-microsoft-com:office:word" xmlns:w="http://schemas.openxmlformats.org/wordprocessingml/2006/main" xmlns:w14="http://schemas.microsoft.com/office/word/2010/wordml" xmlns:w15="http://schemas.microsoft.com/office/word/2012/wordml" xmlns:w16cex="http://schemas.microsoft.com/office/word/2018/wordml/cex" xmlns:w16cid="http://schemas.microsoft.com/office/word/2016/wordml/cid" xmlns:w16="http://schemas.microsoft.com/office/word/2018/wordml" xmlns:w16du="http://schemas.microsoft.com/office/word/2023/wordml/word16du" xmlns:w16sdtdh="http://schemas.microsoft.com/office/word/2020/wordml/sdtdatahash" xmlns:w16sdtfl="http://schemas.microsoft.com/office/word/2024/wordml/sdtformatlock" xmlns:w16se="http://schemas.microsoft.com/office/word/2015/wordml/symex" xmlns:wpg="http://schemas.microsoft.com/office/word/2010/wordprocessingGroup" xmlns:wpi="http://schemas.microsoft.com/office/word/2010/wordprocessingInk" xmlns:wne="http://schemas.microsoft.com/office/word/2006/wordml" xmlns:wps="http://schemas.microsoft.com/office/word/2010/wordprocessingShape" mc:Ignorable="w14 w15 w16se w16cid w16 w16cex w16sdtdh w16sdtfl w16du wp14">
   <w:p>
     <w:pPr>
@@ -4152,38 +4197,16 @@
       </w:rPr>
       <w:t>}</w:t>
     </w:r>
-    <w:r>
-      <w:pict w14:anchorId="224BB2B5">
-        <v:shapetype id="_x0000_t136" coordsize="21600,21600" o:spt="136" adj="10800" path="m@7,l@8,m@5,21600l@6,21600e">
-          <v:formulas>
-            <v:f eqn="sum #0 0 10800"/>
-            <v:f eqn="prod #0 2 1"/>
-            <v:f eqn="sum 21600 0 @1"/>
-            <v:f eqn="sum 0 0 @2"/>
-            <v:f eqn="sum 21600 0 @3"/>
-            <v:f eqn="if @0 @3 0"/>
-            <v:f eqn="if @0 21600 @1"/>
-            <v:f eqn="if @0 0 @2"/>
-            <v:f eqn="if @0 @4 21600"/>
-            <v:f eqn="mid @5 @6"/>
-            <v:f eqn="mid @8 @5"/>
-            <v:f eqn="mid @7 @8"/>
-            <v:f eqn="mid @6 @7"/>
-            <v:f eqn="sum @6 0 @5"/>
-          </v:formulas>
-          <v:path textpathok="t" o:connecttype="custom" o:connectlocs="@9,0;@10,10800;@11,21600;@12,10800" o:connectangles="270,180,90,0"/>
-          <v:textpath on="t" fitshape="t"/>
-          <v:handles>
-            <v:h position="#0,bottomRight" xrange="6629,14971"/>
-          </v:handles>
-          <o:lock v:ext="edit" text="t" shapetype="t"/>
-        </v:shapetype>
-        <v:shape id="PowerPlusWaterMarkObject1" o:spid="_x0000_s1025" type="#_x0000_t136" alt="" style="position:absolute;left:0;text-align:left;margin-left:0;margin-top:0;width:492.1pt;height:169.75pt;rotation:315;z-index:-251658752;mso-wrap-edited:f;mso-width-percent:0;mso-height-percent:0;mso-position-horizontal:center;mso-position-horizontal-relative:margin;mso-position-vertical:center;mso-position-vertical-relative:margin;mso-width-percent:0;mso-height-percent:0" fillcolor="#e8eaed" stroked="f">
-          <v:textpath style="font-family:&quot;&amp;quot&quot;;font-size:1pt" string="DRAFT"/>
-          <w10:wrap anchorx="margin" anchory="margin"/>
-        </v:shape>
-      </w:pict>
-    </w:r>
+  </w:p>
+</w:hdr>
+</file>
+
+<file path=word/header3.xml><?xml version="1.0" encoding="utf-8"?>
+<w:hdr xmlns:wpc="http://schemas.microsoft.com/office/word/2010/wordprocessingCanvas" xmlns:cx="http://schemas.microsoft.com/office/drawing/2014/chartex" xmlns:cx1="http://schemas.microsoft.com/office/drawing/2015/9/8/chartex" xmlns:cx2="http://schemas.microsoft.com/office/drawing/2015/10/21/chartex" xmlns:cx3="http://schemas.microsoft.com/office/drawing/2016/5/9/chartex" xmlns:cx4="http://schemas.microsoft.com/office/drawing/2016/5/10/chartex" xmlns:cx5="http://schemas.microsoft.com/office/drawing/2016/5/11/chartex" xmlns:cx6="http://schemas.microsoft.com/office/drawing/2016/5/12/chartex" xmlns:cx7="http://schemas.microsoft.com/office/drawing/2016/5/13/chartex" xmlns:cx8="http://schemas.microsoft.com/office/drawing/2016/5/14/chartex" xmlns:mc="http://schemas.openxmlformats.org/markup-compatibility/2006" xmlns:aink="http://schemas.microsoft.com/office/drawing/2016/ink" xmlns:am3d="http://schemas.microsoft.com/office/drawing/2017/model3d" xmlns:o="urn:schemas-microsoft-com:office:office" xmlns:oel="http://schemas.microsoft.com/office/2019/extlst" xmlns:r="http://schemas.openxmlformats.org/officeDocument/2006/relationships" xmlns:m="http://schemas.openxmlformats.org/officeDocument/2006/math" xmlns:v="urn:schemas-microsoft-com:vml" xmlns:wp14="http://schemas.microsoft.com/office/word/2010/wordprocessingDrawing" xmlns:wp="http://schemas.openxmlformats.org/drawingml/2006/wordprocessingDrawing" xmlns:w10="urn:schemas-microsoft-com:office:word" xmlns:w="http://schemas.openxmlformats.org/wordprocessingml/2006/main" xmlns:w14="http://schemas.microsoft.com/office/word/2010/wordml" xmlns:w15="http://schemas.microsoft.com/office/word/2012/wordml" xmlns:w16cex="http://schemas.microsoft.com/office/word/2018/wordml/cex" xmlns:w16cid="http://schemas.microsoft.com/office/word/2016/wordml/cid" xmlns:w16="http://schemas.microsoft.com/office/word/2018/wordml" xmlns:w16du="http://schemas.microsoft.com/office/word/2023/wordml/word16du" xmlns:w16sdtdh="http://schemas.microsoft.com/office/word/2020/wordml/sdtdatahash" xmlns:w16sdtfl="http://schemas.microsoft.com/office/word/2024/wordml/sdtformatlock" xmlns:w16se="http://schemas.microsoft.com/office/word/2015/wordml/symex" xmlns:wpg="http://schemas.microsoft.com/office/word/2010/wordprocessingGroup" xmlns:wpi="http://schemas.microsoft.com/office/word/2010/wordprocessingInk" xmlns:wne="http://schemas.microsoft.com/office/word/2006/wordml" xmlns:wps="http://schemas.microsoft.com/office/word/2010/wordprocessingShape" mc:Ignorable="w14 w15 w16se w16cid w16 w16cex w16sdtdh w16sdtfl w16du wp14">
+  <w:p>
+    <w:pPr>
+      <w:pStyle w:val="Header"/>
+    </w:pPr>
   </w:p>
 </w:hdr>
 </file>

--- a/apps/staff/src/core/Paperwork/US_TN/UsTnDiangosticClassification2026/dcaf_template.docx
+++ b/apps/staff/src/core/Paperwork/US_TN/UsTnDiangosticClassification2026/dcaf_template.docx
@@ -1996,6 +1996,7 @@
           <w:u w:val="single"/>
           <w:lang w:val="en-US"/>
         </w:rPr>
+        <w:lastRenderedPageBreak/>
         <w:t xml:space="preserve">                         </w:t>
       </w:r>
       <w:r>
@@ -2067,7 +2068,6 @@
         <w:rPr>
           <w:rFonts w:ascii="Consolas" w:eastAsia="Consolas" w:hAnsi="Consolas" w:cs="Consolas"/>
         </w:rPr>
-        <w:lastRenderedPageBreak/>
         <w:t>Signature</w:t>
       </w:r>
       <w:r>
@@ -2132,7 +2132,7 @@
           <w:headerReference w:type="first" r:id="rId11"/>
           <w:footerReference w:type="first" r:id="rId12"/>
           <w:pgSz w:w="12240" w:h="15840"/>
-          <w:pgMar w:top="486" w:right="720" w:bottom="711" w:left="720" w:header="0" w:footer="720" w:gutter="0"/>
+          <w:pgMar w:top="648" w:right="720" w:bottom="576" w:left="720" w:header="184" w:footer="720" w:gutter="0"/>
           <w:pgNumType w:start="1"/>
           <w:cols w:space="720"/>
           <w:docGrid w:linePitch="299"/>
@@ -4111,15 +4111,26 @@
       <w:pStyle w:val="Header"/>
       <w:jc w:val="right"/>
       <w:rPr>
-        <w:sz w:val="20"/>
-        <w:szCs w:val="20"/>
+        <w:sz w:val="16"/>
+        <w:szCs w:val="16"/>
+        <w:lang w:val="en-US"/>
+      </w:rPr>
+    </w:pPr>
+  </w:p>
+  <w:p>
+    <w:pPr>
+      <w:pStyle w:val="Header"/>
+      <w:jc w:val="right"/>
+      <w:rPr>
+        <w:sz w:val="16"/>
+        <w:szCs w:val="16"/>
         <w:lang w:val="en-US"/>
       </w:rPr>
     </w:pPr>
     <w:r>
       <w:rPr>
-        <w:sz w:val="20"/>
-        <w:szCs w:val="20"/>
+        <w:sz w:val="16"/>
+        <w:szCs w:val="16"/>
         <w:lang w:val="en-US"/>
       </w:rPr>
       <w:t>{</w:t>
@@ -4127,8 +4138,8 @@
     <w:proofErr w:type="spellStart"/>
     <w:r>
       <w:rPr>
-        <w:sz w:val="20"/>
-        <w:szCs w:val="20"/>
+        <w:sz w:val="16"/>
+        <w:szCs w:val="16"/>
         <w:lang w:val="en-US"/>
       </w:rPr>
       <w:t>downloadDate</w:t>
@@ -4136,8 +4147,8 @@
     <w:proofErr w:type="spellEnd"/>
     <w:r>
       <w:rPr>
-        <w:sz w:val="20"/>
-        <w:szCs w:val="20"/>
+        <w:sz w:val="16"/>
+        <w:szCs w:val="16"/>
         <w:lang w:val="en-US"/>
       </w:rPr>
       <w:t>} {</w:t>
@@ -4145,8 +4156,8 @@
     <w:proofErr w:type="spellStart"/>
     <w:r>
       <w:rPr>
-        <w:sz w:val="20"/>
-        <w:szCs w:val="20"/>
+        <w:sz w:val="16"/>
+        <w:szCs w:val="16"/>
         <w:lang w:val="en-US"/>
       </w:rPr>
       <w:t>downloadTime</w:t>
@@ -4154,8 +4165,8 @@
     <w:proofErr w:type="spellEnd"/>
     <w:r>
       <w:rPr>
-        <w:sz w:val="20"/>
-        <w:szCs w:val="20"/>
+        <w:sz w:val="16"/>
+        <w:szCs w:val="16"/>
         <w:lang w:val="en-US"/>
       </w:rPr>
       <w:t>}</w:t>
@@ -4166,36 +4177,18 @@
       <w:pStyle w:val="Header"/>
       <w:jc w:val="right"/>
       <w:rPr>
-        <w:sz w:val="20"/>
-        <w:szCs w:val="20"/>
+        <w:sz w:val="16"/>
+        <w:szCs w:val="16"/>
         <w:lang w:val="en-US"/>
       </w:rPr>
     </w:pPr>
     <w:r>
       <w:rPr>
-        <w:sz w:val="20"/>
-        <w:szCs w:val="20"/>
+        <w:sz w:val="16"/>
+        <w:szCs w:val="16"/>
         <w:lang w:val="en-US"/>
       </w:rPr>
-      <w:t>TOMIS ID: {</w:t>
-    </w:r>
-    <w:proofErr w:type="spellStart"/>
-    <w:r>
-      <w:rPr>
-        <w:sz w:val="20"/>
-        <w:szCs w:val="20"/>
-        <w:lang w:val="en-US"/>
-      </w:rPr>
-      <w:t>omsId</w:t>
-    </w:r>
-    <w:proofErr w:type="spellEnd"/>
-    <w:r>
-      <w:rPr>
-        <w:sz w:val="20"/>
-        <w:szCs w:val="20"/>
-        <w:lang w:val="en-US"/>
-      </w:rPr>
-      <w:t>}</w:t>
+      <w:t>TOMIS ID: {omsId}</w:t>
     </w:r>
   </w:p>
 </w:hdr>

--- a/apps/staff/src/core/Paperwork/US_TN/UsTnDiangosticClassification2026/dcaf_template.docx
+++ b/apps/staff/src/core/Paperwork/US_TN/UsTnDiangosticClassification2026/dcaf_template.docx
@@ -1314,6 +1314,14 @@
         </w:rPr>
         <w:t>recommendationJustification</w:t>
       </w:r>
+      <w:r>
+        <w:rPr>
+          <w:rFonts w:ascii="Consolas" w:eastAsia="Consolas" w:hAnsi="Consolas" w:cs="Consolas"/>
+          <w:u w:val="single"/>
+          <w:lang w:val="en-US"/>
+        </w:rPr>
+        <w:t>OneLine</w:t>
+      </w:r>
       <w:proofErr w:type="spellEnd"/>
       <w:r>
         <w:rPr>
@@ -1949,6 +1957,14 @@
           <w:lang w:val="en-US"/>
         </w:rPr>
         <w:t>disagreementReasons</w:t>
+      </w:r>
+      <w:r>
+        <w:rPr>
+          <w:rFonts w:ascii="Consolas" w:eastAsia="Consolas" w:hAnsi="Consolas" w:cs="Consolas"/>
+          <w:u w:val="single"/>
+          <w:lang w:val="en-US"/>
+        </w:rPr>
+        <w:t>OneLine</w:t>
       </w:r>
       <w:proofErr w:type="spellEnd"/>
       <w:r>
@@ -2154,6 +2170,14 @@
           <w:lang w:val="en-US"/>
         </w:rPr>
         <w:t>denialReasons</w:t>
+      </w:r>
+      <w:r>
+        <w:rPr>
+          <w:rFonts w:ascii="Consolas" w:eastAsia="Consolas" w:hAnsi="Consolas" w:cs="Consolas"/>
+          <w:u w:val="single"/>
+          <w:lang w:val="en-US"/>
+        </w:rPr>
+        <w:t>OneLine</w:t>
       </w:r>
       <w:proofErr w:type="spellEnd"/>
       <w:r>

--- a/apps/staff/src/core/Paperwork/US_TN/UsTnDiangosticClassification2026/dcaf_template.docx
+++ b/apps/staff/src/core/Paperwork/US_TN/UsTnDiangosticClassification2026/dcaf_template.docx
@@ -4,6 +4,7 @@
   <w:body>
     <w:p>
       <w:pPr>
+        <w:spacing w:line="240" w:lineRule="auto"/>
         <w:jc w:val="center"/>
         <w:rPr>
           <w:rFonts w:ascii="Consolas" w:eastAsia="Consolas" w:hAnsi="Consolas" w:cs="Consolas"/>
@@ -63,10 +64,57 @@
       <w:pPr>
         <w:spacing w:line="240" w:lineRule="auto"/>
         <w:rPr>
+          <w:rFonts w:ascii="Consolas" w:eastAsia="Times New Roman" w:hAnsi="Consolas" w:cs="Consolas"/>
+          <w:color w:val="000000"/>
+          <w:u w:val="single"/>
+          <w:lang w:val="en-US"/>
+        </w:rPr>
+      </w:pPr>
+      <w:r>
+        <w:rPr>
+          <w:rFonts w:ascii="Consolas" w:eastAsia="Times New Roman" w:hAnsi="Consolas" w:cs="Consolas"/>
+          <w:color w:val="000000"/>
+          <w:lang w:val="en-US"/>
+        </w:rPr>
+        <w:t xml:space="preserve">Name of Chief Counselor Finalizing Classification Form: </w:t>
+      </w:r>
+      <w:r>
+        <w:rPr>
+          <w:rFonts w:ascii="Consolas" w:eastAsia="Times New Roman" w:hAnsi="Consolas" w:cs="Consolas"/>
+          <w:color w:val="000000"/>
+          <w:u w:val="single"/>
+          <w:lang w:val="en-US"/>
+        </w:rPr>
+        <w:t>{</w:t>
+      </w:r>
+      <w:proofErr w:type="spellStart"/>
+      <w:r>
+        <w:rPr>
+          <w:rFonts w:ascii="Consolas" w:eastAsia="Times New Roman" w:hAnsi="Consolas" w:cs="Consolas"/>
+          <w:color w:val="000000"/>
+          <w:u w:val="single"/>
+          <w:lang w:val="en-US"/>
+        </w:rPr>
+        <w:t>finalizingCounselor</w:t>
+      </w:r>
+      <w:proofErr w:type="spellEnd"/>
+      <w:r>
+        <w:rPr>
+          <w:rFonts w:ascii="Consolas" w:eastAsia="Times New Roman" w:hAnsi="Consolas" w:cs="Consolas"/>
+          <w:color w:val="000000"/>
+          <w:u w:val="single"/>
+          <w:lang w:val="en-US"/>
+        </w:rPr>
+        <w:t>}</w:t>
+      </w:r>
+    </w:p>
+    <w:p>
+      <w:pPr>
+        <w:spacing w:line="240" w:lineRule="auto"/>
+        <w:rPr>
           <w:rFonts w:ascii="Times New Roman" w:eastAsia="Times New Roman" w:hAnsi="Times New Roman" w:cs="Times New Roman"/>
           <w:sz w:val="24"/>
           <w:szCs w:val="24"/>
-          <w:u w:val="single"/>
           <w:lang w:val="en-US"/>
         </w:rPr>
       </w:pPr>
@@ -76,28 +124,26 @@
           <w:color w:val="000000"/>
           <w:lang w:val="en-US"/>
         </w:rPr>
-        <w:t xml:space="preserve">Name of Chief Counselor Finalizing Classification Form: </w:t>
-      </w:r>
+        <w:t xml:space="preserve">Date of Final Approval and Entry in OMS / </w:t>
+      </w:r>
+      <w:proofErr w:type="spellStart"/>
       <w:r>
         <w:rPr>
           <w:rFonts w:ascii="Consolas" w:eastAsia="Times New Roman" w:hAnsi="Consolas" w:cs="Consolas"/>
           <w:color w:val="000000"/>
-          <w:u w:val="single"/>
-          <w:lang w:val="en-US"/>
-        </w:rPr>
-        <w:t>{</w:t>
-      </w:r>
-      <w:proofErr w:type="spellStart"/>
+          <w:lang w:val="en-US"/>
+        </w:rPr>
+        <w:t>Recidiviz</w:t>
+      </w:r>
+      <w:proofErr w:type="spellEnd"/>
       <w:r>
         <w:rPr>
           <w:rFonts w:ascii="Consolas" w:eastAsia="Times New Roman" w:hAnsi="Consolas" w:cs="Consolas"/>
           <w:color w:val="000000"/>
-          <w:u w:val="single"/>
-          <w:lang w:val="en-US"/>
-        </w:rPr>
-        <w:t>finalizingCounselor</w:t>
-      </w:r>
-      <w:proofErr w:type="spellEnd"/>
+          <w:lang w:val="en-US"/>
+        </w:rPr>
+        <w:t xml:space="preserve"> Tool, with any edits: </w:t>
+      </w:r>
       <w:r>
         <w:rPr>
           <w:rFonts w:ascii="Consolas" w:eastAsia="Times New Roman" w:hAnsi="Consolas" w:cs="Consolas"/>
@@ -105,73 +151,278 @@
           <w:u w:val="single"/>
           <w:lang w:val="en-US"/>
         </w:rPr>
-        <w:t>}</w:t>
-      </w:r>
-    </w:p>
-    <w:p>
-      <w:pPr>
-        <w:spacing w:line="240" w:lineRule="auto"/>
-        <w:rPr>
-          <w:rFonts w:ascii="Times New Roman" w:eastAsia="Times New Roman" w:hAnsi="Times New Roman" w:cs="Times New Roman"/>
-          <w:sz w:val="24"/>
-          <w:szCs w:val="24"/>
-          <w:lang w:val="en-US"/>
-        </w:rPr>
-      </w:pPr>
+        <w:t>{</w:t>
+      </w:r>
+      <w:proofErr w:type="spellStart"/>
       <w:r>
         <w:rPr>
           <w:rFonts w:ascii="Consolas" w:eastAsia="Times New Roman" w:hAnsi="Consolas" w:cs="Consolas"/>
           <w:color w:val="000000"/>
-          <w:lang w:val="en-US"/>
-        </w:rPr>
-        <w:t xml:space="preserve">Date of Final Approval and Entry in OMS / </w:t>
-      </w:r>
-      <w:proofErr w:type="spellStart"/>
+          <w:u w:val="single"/>
+          <w:lang w:val="en-US"/>
+        </w:rPr>
+        <w:t>finAppDate</w:t>
+      </w:r>
+      <w:proofErr w:type="spellEnd"/>
       <w:r>
         <w:rPr>
           <w:rFonts w:ascii="Consolas" w:eastAsia="Times New Roman" w:hAnsi="Consolas" w:cs="Consolas"/>
           <w:color w:val="000000"/>
-          <w:lang w:val="en-US"/>
-        </w:rPr>
-        <w:t>Recidiviz</w:t>
-      </w:r>
-      <w:proofErr w:type="spellEnd"/>
-      <w:r>
+          <w:u w:val="single"/>
+          <w:lang w:val="en-US"/>
+        </w:rPr>
+        <w:t>}</w:t>
+      </w:r>
+    </w:p>
+    <w:p>
+      <w:pPr>
+        <w:spacing w:line="240" w:lineRule="auto"/>
         <w:rPr>
           <w:rFonts w:ascii="Consolas" w:eastAsia="Times New Roman" w:hAnsi="Consolas" w:cs="Consolas"/>
           <w:color w:val="000000"/>
           <w:lang w:val="en-US"/>
         </w:rPr>
-        <w:t xml:space="preserve"> Tool, with any edits: </w:t>
-      </w:r>
+      </w:pPr>
       <w:r>
         <w:rPr>
           <w:rFonts w:ascii="Consolas" w:eastAsia="Times New Roman" w:hAnsi="Consolas" w:cs="Consolas"/>
           <w:color w:val="000000"/>
-          <w:u w:val="single"/>
-          <w:lang w:val="en-US"/>
+          <w:lang w:val="en-US"/>
+        </w:rPr>
+        <w:t xml:space="preserve">If Offender scored or overridden to LOW: </w:t>
+      </w:r>
+    </w:p>
+    <w:p>
+      <w:pPr>
+        <w:pStyle w:val="ListParagraph"/>
+        <w:numPr>
+          <w:ilvl w:val="0"/>
+          <w:numId w:val="4"/>
+        </w:numPr>
+        <w:spacing w:line="240" w:lineRule="auto"/>
+        <w:rPr>
+          <w:rFonts w:ascii="Times New Roman" w:eastAsia="Times New Roman" w:hAnsi="Times New Roman" w:cs="Times New Roman"/>
+          <w:u w:val="single"/>
+          <w:lang w:val="en-US"/>
+        </w:rPr>
+      </w:pPr>
+      <w:r>
+        <w:rPr>
+          <w:rFonts w:ascii="Consolas" w:eastAsia="Times New Roman" w:hAnsi="Consolas" w:cs="Consolas"/>
+        </w:rPr>
+        <w:t xml:space="preserve">Were they ever convicted of </w:t>
+      </w:r>
+      <w:proofErr w:type="gramStart"/>
+      <w:r>
+        <w:rPr>
+          <w:rFonts w:ascii="Consolas" w:eastAsia="Times New Roman" w:hAnsi="Consolas" w:cs="Consolas"/>
+        </w:rPr>
+        <w:t>First Degree</w:t>
+      </w:r>
+      <w:proofErr w:type="gramEnd"/>
+      <w:r>
+        <w:rPr>
+          <w:rFonts w:ascii="Consolas" w:eastAsia="Times New Roman" w:hAnsi="Consolas" w:cs="Consolas"/>
+        </w:rPr>
+        <w:t xml:space="preserve"> Murder (or facilitation, solicitation, attempt, or conspiracy to commit first degree murder)?</w:t>
+      </w:r>
+      <w:r>
+        <w:rPr>
+          <w:rFonts w:ascii="Consolas" w:eastAsia="Times New Roman" w:hAnsi="Consolas" w:cs="Consolas"/>
+        </w:rPr>
+        <w:t xml:space="preserve"> </w:t>
+      </w:r>
+      <w:proofErr w:type="gramStart"/>
+      <w:r>
+        <w:rPr>
+          <w:rFonts w:ascii="Consolas" w:eastAsia="Times New Roman" w:hAnsi="Consolas" w:cs="Consolas"/>
+        </w:rPr>
+        <w:t>YES</w:t>
+      </w:r>
+      <w:r>
+        <w:rPr>
+          <w:rFonts w:ascii="Consolas" w:eastAsia="Times New Roman" w:hAnsi="Consolas" w:cs="Consolas"/>
+          <w:u w:val="single"/>
         </w:rPr>
         <w:t>{</w:t>
       </w:r>
-      <w:proofErr w:type="spellStart"/>
+      <w:proofErr w:type="gramEnd"/>
       <w:r>
         <w:rPr>
           <w:rFonts w:ascii="Consolas" w:eastAsia="Times New Roman" w:hAnsi="Consolas" w:cs="Consolas"/>
-          <w:color w:val="000000"/>
-          <w:u w:val="single"/>
-          <w:lang w:val="en-US"/>
-        </w:rPr>
-        <w:t>finAppDate</w:t>
-      </w:r>
-      <w:proofErr w:type="spellEnd"/>
+          <w:u w:val="single"/>
+        </w:rPr>
+        <w:t>pq1Y}</w:t>
+      </w:r>
       <w:r>
         <w:rPr>
           <w:rFonts w:ascii="Consolas" w:eastAsia="Times New Roman" w:hAnsi="Consolas" w:cs="Consolas"/>
-          <w:color w:val="000000"/>
-          <w:u w:val="single"/>
-          <w:lang w:val="en-US"/>
-        </w:rPr>
-        <w:t>}</w:t>
+        </w:rPr>
+        <w:t xml:space="preserve"> </w:t>
+      </w:r>
+      <w:proofErr w:type="gramStart"/>
+      <w:r>
+        <w:rPr>
+          <w:rFonts w:ascii="Consolas" w:eastAsia="Times New Roman" w:hAnsi="Consolas" w:cs="Consolas"/>
+        </w:rPr>
+        <w:t>NO</w:t>
+      </w:r>
+      <w:r>
+        <w:rPr>
+          <w:rFonts w:ascii="Consolas" w:eastAsia="Times New Roman" w:hAnsi="Consolas" w:cs="Consolas"/>
+          <w:u w:val="single"/>
+        </w:rPr>
+        <w:t>{</w:t>
+      </w:r>
+      <w:proofErr w:type="gramEnd"/>
+      <w:r>
+        <w:rPr>
+          <w:rFonts w:ascii="Consolas" w:eastAsia="Times New Roman" w:hAnsi="Consolas" w:cs="Consolas"/>
+          <w:u w:val="single"/>
+        </w:rPr>
+        <w:t>pq1N}</w:t>
+      </w:r>
+    </w:p>
+    <w:p>
+      <w:pPr>
+        <w:pStyle w:val="ListParagraph"/>
+        <w:numPr>
+          <w:ilvl w:val="0"/>
+          <w:numId w:val="4"/>
+        </w:numPr>
+        <w:spacing w:line="240" w:lineRule="auto"/>
+        <w:rPr>
+          <w:rFonts w:ascii="Times New Roman" w:eastAsia="Times New Roman" w:hAnsi="Times New Roman" w:cs="Times New Roman"/>
+          <w:u w:val="single"/>
+          <w:lang w:val="en-US"/>
+        </w:rPr>
+      </w:pPr>
+      <w:r>
+        <w:rPr>
+          <w:rFonts w:ascii="Consolas" w:eastAsia="Times New Roman" w:hAnsi="Consolas" w:cs="Consolas"/>
+        </w:rPr>
+        <w:t xml:space="preserve">Are they serving a Life Sentence? </w:t>
+      </w:r>
+      <w:proofErr w:type="gramStart"/>
+      <w:r>
+        <w:rPr>
+          <w:rFonts w:ascii="Consolas" w:eastAsia="Times New Roman" w:hAnsi="Consolas" w:cs="Consolas"/>
+        </w:rPr>
+        <w:t>YES</w:t>
+      </w:r>
+      <w:r>
+        <w:rPr>
+          <w:rFonts w:ascii="Consolas" w:eastAsia="Times New Roman" w:hAnsi="Consolas" w:cs="Consolas"/>
+          <w:u w:val="single"/>
+        </w:rPr>
+        <w:t>{</w:t>
+      </w:r>
+      <w:proofErr w:type="gramEnd"/>
+      <w:r>
+        <w:rPr>
+          <w:rFonts w:ascii="Consolas" w:eastAsia="Times New Roman" w:hAnsi="Consolas" w:cs="Consolas"/>
+          <w:u w:val="single"/>
+        </w:rPr>
+        <w:t>pq2Y}</w:t>
+      </w:r>
+      <w:r>
+        <w:rPr>
+          <w:rFonts w:ascii="Consolas" w:eastAsia="Times New Roman" w:hAnsi="Consolas" w:cs="Consolas"/>
+        </w:rPr>
+        <w:t xml:space="preserve"> </w:t>
+      </w:r>
+      <w:proofErr w:type="gramStart"/>
+      <w:r>
+        <w:rPr>
+          <w:rFonts w:ascii="Consolas" w:eastAsia="Times New Roman" w:hAnsi="Consolas" w:cs="Consolas"/>
+        </w:rPr>
+        <w:t>NO</w:t>
+      </w:r>
+      <w:r>
+        <w:rPr>
+          <w:rFonts w:ascii="Consolas" w:eastAsia="Times New Roman" w:hAnsi="Consolas" w:cs="Consolas"/>
+          <w:u w:val="single"/>
+        </w:rPr>
+        <w:t>{</w:t>
+      </w:r>
+      <w:proofErr w:type="gramEnd"/>
+      <w:r>
+        <w:rPr>
+          <w:rFonts w:ascii="Consolas" w:eastAsia="Times New Roman" w:hAnsi="Consolas" w:cs="Consolas"/>
+          <w:u w:val="single"/>
+        </w:rPr>
+        <w:t>pq2N}</w:t>
+      </w:r>
+    </w:p>
+    <w:p>
+      <w:pPr>
+        <w:pStyle w:val="ListParagraph"/>
+        <w:numPr>
+          <w:ilvl w:val="0"/>
+          <w:numId w:val="4"/>
+        </w:numPr>
+        <w:spacing w:line="240" w:lineRule="auto"/>
+        <w:rPr>
+          <w:rFonts w:ascii="Times New Roman" w:eastAsia="Times New Roman" w:hAnsi="Times New Roman" w:cs="Times New Roman"/>
+          <w:u w:val="single"/>
+          <w:lang w:val="en-US"/>
+        </w:rPr>
+      </w:pPr>
+      <w:r>
+        <w:rPr>
+          <w:rFonts w:ascii="Consolas" w:eastAsia="Times New Roman" w:hAnsi="Consolas" w:cs="Consolas"/>
+        </w:rPr>
+        <w:t xml:space="preserve">Do they have more than 10 years remaining on their sentence? </w:t>
+      </w:r>
+      <w:proofErr w:type="gramStart"/>
+      <w:r>
+        <w:rPr>
+          <w:rFonts w:ascii="Consolas" w:eastAsia="Times New Roman" w:hAnsi="Consolas" w:cs="Consolas"/>
+        </w:rPr>
+        <w:t>YES</w:t>
+      </w:r>
+      <w:r>
+        <w:rPr>
+          <w:rFonts w:ascii="Consolas" w:eastAsia="Times New Roman" w:hAnsi="Consolas" w:cs="Consolas"/>
+          <w:u w:val="single"/>
+        </w:rPr>
+        <w:t>{</w:t>
+      </w:r>
+      <w:proofErr w:type="gramEnd"/>
+      <w:r>
+        <w:rPr>
+          <w:rFonts w:ascii="Consolas" w:eastAsia="Times New Roman" w:hAnsi="Consolas" w:cs="Consolas"/>
+          <w:u w:val="single"/>
+        </w:rPr>
+        <w:t>pq3Y}</w:t>
+      </w:r>
+      <w:r>
+        <w:rPr>
+          <w:rFonts w:ascii="Consolas" w:eastAsia="Times New Roman" w:hAnsi="Consolas" w:cs="Consolas"/>
+        </w:rPr>
+        <w:t xml:space="preserve"> </w:t>
+      </w:r>
+      <w:proofErr w:type="gramStart"/>
+      <w:r>
+        <w:rPr>
+          <w:rFonts w:ascii="Consolas" w:eastAsia="Times New Roman" w:hAnsi="Consolas" w:cs="Consolas"/>
+        </w:rPr>
+        <w:t>NO</w:t>
+      </w:r>
+      <w:r>
+        <w:rPr>
+          <w:rFonts w:ascii="Consolas" w:eastAsia="Times New Roman" w:hAnsi="Consolas" w:cs="Consolas"/>
+          <w:u w:val="single"/>
+        </w:rPr>
+        <w:t>{</w:t>
+      </w:r>
+      <w:proofErr w:type="gramEnd"/>
+      <w:r>
+        <w:rPr>
+          <w:rFonts w:ascii="Consolas" w:eastAsia="Times New Roman" w:hAnsi="Consolas" w:cs="Consolas"/>
+          <w:u w:val="single"/>
+        </w:rPr>
+        <w:t>pq3N}</w:t>
       </w:r>
     </w:p>
     <w:p>
@@ -193,21 +444,69 @@
           <w:color w:val="000000"/>
           <w:lang w:val="en-US"/>
         </w:rPr>
-        <w:t xml:space="preserve">If Offender scored or overridden to LOW, Trustee checklist completed: </w:t>
-      </w:r>
-      <w:proofErr w:type="gramStart"/>
+        <w:t>If all are No, please confirm that T</w:t>
+      </w:r>
       <w:r>
         <w:rPr>
           <w:rFonts w:ascii="Consolas" w:eastAsia="Times New Roman" w:hAnsi="Consolas" w:cs="Consolas"/>
           <w:color w:val="000000"/>
           <w:lang w:val="en-US"/>
         </w:rPr>
-        <w:t>YES</w:t>
+        <w:t>ruste</w:t>
       </w:r>
       <w:r>
         <w:rPr>
           <w:rFonts w:ascii="Consolas" w:eastAsia="Times New Roman" w:hAnsi="Consolas" w:cs="Consolas"/>
           <w:color w:val="000000"/>
+          <w:lang w:val="en-US"/>
+        </w:rPr>
+        <w:t xml:space="preserve">e </w:t>
+      </w:r>
+      <w:r>
+        <w:rPr>
+          <w:rFonts w:ascii="Consolas" w:eastAsia="Times New Roman" w:hAnsi="Consolas" w:cs="Consolas"/>
+          <w:color w:val="000000"/>
+          <w:lang w:val="en-US"/>
+        </w:rPr>
+        <w:t>C</w:t>
+      </w:r>
+      <w:r>
+        <w:rPr>
+          <w:rFonts w:ascii="Consolas" w:eastAsia="Times New Roman" w:hAnsi="Consolas" w:cs="Consolas"/>
+          <w:color w:val="000000"/>
+          <w:lang w:val="en-US"/>
+        </w:rPr>
+        <w:t>hecklist</w:t>
+      </w:r>
+      <w:r>
+        <w:rPr>
+          <w:rFonts w:ascii="Consolas" w:eastAsia="Times New Roman" w:hAnsi="Consolas" w:cs="Consolas"/>
+          <w:color w:val="000000"/>
+          <w:lang w:val="en-US"/>
+        </w:rPr>
+        <w:t xml:space="preserve"> was</w:t>
+      </w:r>
+      <w:r>
+        <w:rPr>
+          <w:rFonts w:ascii="Consolas" w:eastAsia="Times New Roman" w:hAnsi="Consolas" w:cs="Consolas"/>
+          <w:color w:val="000000"/>
+          <w:lang w:val="en-US"/>
+        </w:rPr>
+        <w:t xml:space="preserve"> completed: </w:t>
+      </w:r>
+      <w:proofErr w:type="gramStart"/>
+      <w:r>
+        <w:rPr>
+          <w:rFonts w:ascii="Consolas" w:eastAsia="Times New Roman" w:hAnsi="Consolas" w:cs="Consolas"/>
+          <w:color w:val="000000"/>
+          <w:lang w:val="en-US"/>
+        </w:rPr>
+        <w:t>YES</w:t>
+      </w:r>
+      <w:r>
+        <w:rPr>
+          <w:rFonts w:ascii="Consolas" w:eastAsia="Times New Roman" w:hAnsi="Consolas" w:cs="Consolas"/>
+          <w:color w:val="000000"/>
           <w:u w:val="single"/>
           <w:lang w:val="en-US"/>
         </w:rPr>
@@ -331,8 +630,8 @@
       <w:pPr>
         <w:rPr>
           <w:rFonts w:ascii="Times New Roman" w:eastAsia="Times New Roman" w:hAnsi="Times New Roman" w:cs="Times New Roman"/>
-          <w:sz w:val="24"/>
-          <w:szCs w:val="24"/>
+          <w:sz w:val="10"/>
+          <w:szCs w:val="10"/>
           <w:lang w:val="en-US"/>
         </w:rPr>
       </w:pPr>
@@ -460,30 +759,469 @@
       <w:pPr>
         <w:rPr>
           <w:rFonts w:ascii="Consolas" w:eastAsia="Consolas" w:hAnsi="Consolas" w:cs="Consolas"/>
-        </w:rPr>
-      </w:pPr>
-    </w:p>
-    <w:p>
-      <w:pPr>
-        <w:rPr>
-          <w:rFonts w:ascii="Consolas" w:eastAsia="Consolas" w:hAnsi="Consolas" w:cs="Consolas"/>
-        </w:rPr>
-      </w:pPr>
-      <w:r>
-        <w:rPr>
-          <w:rFonts w:ascii="Consolas" w:eastAsia="Consolas" w:hAnsi="Consolas" w:cs="Consolas"/>
-        </w:rPr>
-        <w:t>Classification Type:</w:t>
-      </w:r>
-      <w:r>
-        <w:rPr>
-          <w:rFonts w:ascii="Consolas" w:eastAsia="Consolas" w:hAnsi="Consolas" w:cs="Consolas"/>
+          <w:sz w:val="10"/>
+          <w:szCs w:val="10"/>
+        </w:rPr>
+      </w:pPr>
+    </w:p>
+    <w:p>
+      <w:pPr>
+        <w:rPr>
+          <w:rFonts w:ascii="Consolas" w:eastAsia="Consolas" w:hAnsi="Consolas" w:cs="Consolas"/>
+        </w:rPr>
+      </w:pPr>
+      <w:r>
+        <w:rPr>
+          <w:rFonts w:ascii="Consolas" w:eastAsia="Consolas" w:hAnsi="Consolas" w:cs="Consolas"/>
+        </w:rPr>
+        <w:t>Classification Type: {</w:t>
+      </w:r>
+      <w:proofErr w:type="spellStart"/>
+      <w:proofErr w:type="gramStart"/>
+      <w:r>
+        <w:rPr>
+          <w:rFonts w:ascii="Consolas" w:eastAsia="Consolas" w:hAnsi="Consolas" w:cs="Consolas"/>
+        </w:rPr>
+        <w:t>classificationType</w:t>
+      </w:r>
+      <w:proofErr w:type="spellEnd"/>
+      <w:r>
+        <w:rPr>
+          <w:rFonts w:ascii="Consolas" w:eastAsia="Consolas" w:hAnsi="Consolas" w:cs="Consolas"/>
+        </w:rPr>
+        <w:t xml:space="preserve">}   </w:t>
+      </w:r>
+      <w:proofErr w:type="gramEnd"/>
+      <w:r>
+        <w:rPr>
+          <w:rFonts w:ascii="Consolas" w:eastAsia="Consolas" w:hAnsi="Consolas" w:cs="Consolas"/>
+        </w:rPr>
+        <w:tab/>
+        <w:t xml:space="preserve">    CAF Date: </w:t>
+      </w:r>
+      <w:proofErr w:type="gramStart"/>
+      <w:r>
+        <w:rPr>
+          <w:rFonts w:ascii="Consolas" w:eastAsia="Consolas" w:hAnsi="Consolas" w:cs="Consolas"/>
+          <w:u w:val="single"/>
+        </w:rPr>
+        <w:t xml:space="preserve">   {</w:t>
+      </w:r>
+      <w:proofErr w:type="gramEnd"/>
+      <w:r>
+        <w:rPr>
+          <w:rFonts w:ascii="Consolas" w:eastAsia="Consolas" w:hAnsi="Consolas" w:cs="Consolas"/>
+          <w:u w:val="single"/>
+        </w:rPr>
+        <w:t xml:space="preserve">date}    </w:t>
+      </w:r>
+      <w:r>
+        <w:rPr>
+          <w:rFonts w:ascii="Consolas" w:eastAsia="Consolas" w:hAnsi="Consolas" w:cs="Consolas"/>
+          <w:u w:val="single"/>
+        </w:rPr>
+        <w:tab/>
+      </w:r>
+    </w:p>
+    <w:p>
+      <w:pPr>
+        <w:rPr>
+          <w:rFonts w:ascii="Consolas" w:eastAsia="Consolas" w:hAnsi="Consolas" w:cs="Consolas"/>
+          <w:sz w:val="10"/>
+          <w:szCs w:val="10"/>
+        </w:rPr>
+      </w:pPr>
+    </w:p>
+    <w:p>
+      <w:pPr>
+        <w:rPr>
+          <w:rFonts w:ascii="Consolas" w:eastAsia="Consolas" w:hAnsi="Consolas" w:cs="Consolas"/>
+          <w:u w:val="single"/>
+          <w:lang w:val="en-US"/>
+        </w:rPr>
+      </w:pPr>
+      <w:r>
+        <w:rPr>
+          <w:rFonts w:ascii="Consolas" w:eastAsia="Consolas" w:hAnsi="Consolas" w:cs="Consolas"/>
+          <w:lang w:val="en-US"/>
+        </w:rPr>
+        <w:t xml:space="preserve">Status at time of Hearing:                </w:t>
+      </w:r>
+      <w:proofErr w:type="spellStart"/>
+      <w:r>
+        <w:rPr>
+          <w:rFonts w:ascii="Consolas" w:eastAsia="Consolas" w:hAnsi="Consolas" w:cs="Consolas"/>
+          <w:lang w:val="en-US"/>
+        </w:rPr>
+        <w:t>Gen.Pop</w:t>
+      </w:r>
+      <w:proofErr w:type="spellEnd"/>
+      <w:r>
+        <w:rPr>
+          <w:rFonts w:ascii="Consolas" w:eastAsia="Consolas" w:hAnsi="Consolas" w:cs="Consolas"/>
+          <w:lang w:val="en-US"/>
+        </w:rPr>
+        <w:t>.</w:t>
+      </w:r>
+      <w:r>
+        <w:rPr>
+          <w:rFonts w:ascii="Consolas" w:eastAsia="Consolas" w:hAnsi="Consolas" w:cs="Consolas"/>
+          <w:u w:val="single"/>
+          <w:lang w:val="en-US"/>
+        </w:rPr>
+        <w:t xml:space="preserve"> {</w:t>
+      </w:r>
+      <w:proofErr w:type="spellStart"/>
+      <w:proofErr w:type="gramStart"/>
+      <w:r>
+        <w:rPr>
+          <w:rFonts w:ascii="Consolas" w:eastAsia="Consolas" w:hAnsi="Consolas" w:cs="Consolas"/>
+          <w:u w:val="single"/>
+          <w:lang w:val="en-US"/>
+        </w:rPr>
+        <w:t>statGen</w:t>
+      </w:r>
+      <w:proofErr w:type="spellEnd"/>
+      <w:r>
+        <w:rPr>
+          <w:rFonts w:ascii="Consolas" w:eastAsia="Consolas" w:hAnsi="Consolas" w:cs="Consolas"/>
+          <w:u w:val="single"/>
+          <w:lang w:val="en-US"/>
+        </w:rPr>
+        <w:t xml:space="preserve">} </w:t>
+      </w:r>
+      <w:r>
+        <w:rPr>
+          <w:rFonts w:ascii="Consolas" w:eastAsia="Consolas" w:hAnsi="Consolas" w:cs="Consolas"/>
+          <w:lang w:val="en-US"/>
+        </w:rPr>
+        <w:t xml:space="preserve"> AS</w:t>
+      </w:r>
+      <w:proofErr w:type="gramEnd"/>
+      <w:r>
+        <w:rPr>
+          <w:rFonts w:ascii="Consolas" w:eastAsia="Consolas" w:hAnsi="Consolas" w:cs="Consolas"/>
+          <w:u w:val="single"/>
+          <w:lang w:val="en-US"/>
+        </w:rPr>
+        <w:t xml:space="preserve"> {</w:t>
+      </w:r>
+      <w:proofErr w:type="spellStart"/>
+      <w:proofErr w:type="gramStart"/>
+      <w:r>
+        <w:rPr>
+          <w:rFonts w:ascii="Consolas" w:eastAsia="Consolas" w:hAnsi="Consolas" w:cs="Consolas"/>
+          <w:u w:val="single"/>
+          <w:lang w:val="en-US"/>
+        </w:rPr>
+        <w:t>statAs</w:t>
+      </w:r>
+      <w:proofErr w:type="spellEnd"/>
+      <w:r>
+        <w:rPr>
+          <w:rFonts w:ascii="Consolas" w:eastAsia="Consolas" w:hAnsi="Consolas" w:cs="Consolas"/>
+          <w:u w:val="single"/>
+          <w:lang w:val="en-US"/>
+        </w:rPr>
+        <w:t xml:space="preserve">} </w:t>
+      </w:r>
+      <w:r>
+        <w:rPr>
+          <w:rFonts w:ascii="Consolas" w:eastAsia="Consolas" w:hAnsi="Consolas" w:cs="Consolas"/>
+          <w:lang w:val="en-US"/>
+        </w:rPr>
+        <w:t xml:space="preserve"> PC</w:t>
+      </w:r>
+      <w:proofErr w:type="gramEnd"/>
+      <w:r>
+        <w:rPr>
+          <w:rFonts w:ascii="Consolas" w:eastAsia="Consolas" w:hAnsi="Consolas" w:cs="Consolas"/>
+          <w:u w:val="single"/>
+          <w:lang w:val="en-US"/>
+        </w:rPr>
+        <w:t xml:space="preserve"> {</w:t>
+      </w:r>
+      <w:proofErr w:type="spellStart"/>
+      <w:proofErr w:type="gramStart"/>
+      <w:r>
+        <w:rPr>
+          <w:rFonts w:ascii="Consolas" w:eastAsia="Consolas" w:hAnsi="Consolas" w:cs="Consolas"/>
+          <w:u w:val="single"/>
+          <w:lang w:val="en-US"/>
+        </w:rPr>
+        <w:t>statPc</w:t>
+      </w:r>
+      <w:proofErr w:type="spellEnd"/>
+      <w:r>
+        <w:rPr>
+          <w:rFonts w:ascii="Consolas" w:eastAsia="Consolas" w:hAnsi="Consolas" w:cs="Consolas"/>
+          <w:u w:val="single"/>
+          <w:lang w:val="en-US"/>
+        </w:rPr>
+        <w:t xml:space="preserve">} </w:t>
+      </w:r>
+      <w:r>
+        <w:rPr>
+          <w:rFonts w:ascii="Consolas" w:eastAsia="Consolas" w:hAnsi="Consolas" w:cs="Consolas"/>
+          <w:lang w:val="en-US"/>
+        </w:rPr>
+        <w:t xml:space="preserve"> Other</w:t>
+      </w:r>
+      <w:proofErr w:type="gramEnd"/>
+      <w:r>
+        <w:rPr>
+          <w:rFonts w:ascii="Consolas" w:eastAsia="Consolas" w:hAnsi="Consolas" w:cs="Consolas"/>
+          <w:lang w:val="en-US"/>
         </w:rPr>
         <w:t xml:space="preserve"> </w:t>
       </w:r>
       <w:r>
         <w:rPr>
           <w:rFonts w:ascii="Consolas" w:eastAsia="Consolas" w:hAnsi="Consolas" w:cs="Consolas"/>
+          <w:u w:val="single"/>
+          <w:lang w:val="en-US"/>
+        </w:rPr>
+        <w:t xml:space="preserve">   </w:t>
+      </w:r>
+      <w:proofErr w:type="gramStart"/>
+      <w:r>
+        <w:rPr>
+          <w:rFonts w:ascii="Consolas" w:eastAsia="Consolas" w:hAnsi="Consolas" w:cs="Consolas"/>
+          <w:u w:val="single"/>
+          <w:lang w:val="en-US"/>
+        </w:rPr>
+        <w:t xml:space="preserve">   {</w:t>
+      </w:r>
+      <w:proofErr w:type="spellStart"/>
+      <w:proofErr w:type="gramEnd"/>
+      <w:r>
+        <w:rPr>
+          <w:rFonts w:ascii="Consolas" w:eastAsia="Consolas" w:hAnsi="Consolas" w:cs="Consolas"/>
+          <w:u w:val="single"/>
+          <w:lang w:val="en-US"/>
+        </w:rPr>
+        <w:t>statusAtHearing</w:t>
+      </w:r>
+      <w:proofErr w:type="spellEnd"/>
+      <w:r>
+        <w:rPr>
+          <w:rFonts w:ascii="Consolas" w:eastAsia="Consolas" w:hAnsi="Consolas" w:cs="Consolas"/>
+          <w:u w:val="single"/>
+          <w:lang w:val="en-US"/>
+        </w:rPr>
+        <w:t xml:space="preserve">}        </w:t>
+      </w:r>
+      <w:r>
+        <w:tab/>
+      </w:r>
+    </w:p>
+    <w:p>
+      <w:pPr>
+        <w:rPr>
+          <w:rFonts w:ascii="Consolas" w:eastAsia="Consolas" w:hAnsi="Consolas" w:cs="Consolas"/>
+          <w:sz w:val="10"/>
+          <w:szCs w:val="10"/>
+        </w:rPr>
+      </w:pPr>
+    </w:p>
+    <w:p>
+      <w:pPr>
+        <w:rPr>
+          <w:rFonts w:ascii="Consolas" w:eastAsia="Consolas" w:hAnsi="Consolas" w:cs="Consolas"/>
+          <w:u w:val="single"/>
+          <w:lang w:val="en-US"/>
+        </w:rPr>
+      </w:pPr>
+      <w:r>
+        <w:rPr>
+          <w:rFonts w:ascii="Consolas" w:eastAsia="Consolas" w:hAnsi="Consolas" w:cs="Consolas"/>
+          <w:lang w:val="en-US"/>
+        </w:rPr>
+        <w:t xml:space="preserve">Incompatibles: </w:t>
+      </w:r>
+      <w:proofErr w:type="gramStart"/>
+      <w:r>
+        <w:rPr>
+          <w:rFonts w:ascii="Consolas" w:eastAsia="Consolas" w:hAnsi="Consolas" w:cs="Consolas"/>
+          <w:lang w:val="en-US"/>
+        </w:rPr>
+        <w:t>Yes</w:t>
+      </w:r>
+      <w:proofErr w:type="gramEnd"/>
+      <w:r>
+        <w:rPr>
+          <w:rFonts w:ascii="Consolas" w:eastAsia="Consolas" w:hAnsi="Consolas" w:cs="Consolas"/>
+          <w:u w:val="single"/>
+          <w:lang w:val="en-US"/>
+        </w:rPr>
+        <w:t xml:space="preserve"> {</w:t>
+      </w:r>
+      <w:proofErr w:type="spellStart"/>
+      <w:proofErr w:type="gramStart"/>
+      <w:r>
+        <w:rPr>
+          <w:rFonts w:ascii="Consolas" w:eastAsia="Consolas" w:hAnsi="Consolas" w:cs="Consolas"/>
+          <w:u w:val="single"/>
+          <w:lang w:val="en-US"/>
+        </w:rPr>
+        <w:t>incY</w:t>
+      </w:r>
+      <w:proofErr w:type="spellEnd"/>
+      <w:r>
+        <w:rPr>
+          <w:rFonts w:ascii="Consolas" w:eastAsia="Consolas" w:hAnsi="Consolas" w:cs="Consolas"/>
+          <w:u w:val="single"/>
+          <w:lang w:val="en-US"/>
+        </w:rPr>
+        <w:t xml:space="preserve">} </w:t>
+      </w:r>
+      <w:r>
+        <w:rPr>
+          <w:rFonts w:ascii="Consolas" w:eastAsia="Consolas" w:hAnsi="Consolas" w:cs="Consolas"/>
+          <w:lang w:val="en-US"/>
+        </w:rPr>
+        <w:t xml:space="preserve"> No</w:t>
+      </w:r>
+      <w:proofErr w:type="gramEnd"/>
+      <w:r>
+        <w:rPr>
+          <w:rFonts w:ascii="Consolas" w:eastAsia="Consolas" w:hAnsi="Consolas" w:cs="Consolas"/>
+          <w:u w:val="single"/>
+          <w:lang w:val="en-US"/>
+        </w:rPr>
+        <w:t xml:space="preserve"> {</w:t>
+      </w:r>
+      <w:proofErr w:type="spellStart"/>
+      <w:r>
+        <w:rPr>
+          <w:rFonts w:ascii="Consolas" w:eastAsia="Consolas" w:hAnsi="Consolas" w:cs="Consolas"/>
+          <w:u w:val="single"/>
+          <w:lang w:val="en-US"/>
+        </w:rPr>
+        <w:t>incN</w:t>
+      </w:r>
+      <w:proofErr w:type="spellEnd"/>
+      <w:r>
+        <w:rPr>
+          <w:rFonts w:ascii="Consolas" w:eastAsia="Consolas" w:hAnsi="Consolas" w:cs="Consolas"/>
+          <w:u w:val="single"/>
+          <w:lang w:val="en-US"/>
+        </w:rPr>
+        <w:t xml:space="preserve">} </w:t>
+      </w:r>
+      <w:r>
+        <w:tab/>
+        <w:t xml:space="preserve">              </w:t>
+      </w:r>
+      <w:r>
+        <w:rPr>
+          <w:rFonts w:ascii="Consolas" w:eastAsia="Consolas" w:hAnsi="Consolas" w:cs="Consolas"/>
+          <w:lang w:val="en-US"/>
+        </w:rPr>
+        <w:t xml:space="preserve">Inmate agrees to waive 48 hr. hearing </w:t>
+      </w:r>
+      <w:proofErr w:type="gramStart"/>
+      <w:r>
+        <w:rPr>
+          <w:rFonts w:ascii="Consolas" w:eastAsia="Consolas" w:hAnsi="Consolas" w:cs="Consolas"/>
+          <w:lang w:val="en-US"/>
+        </w:rPr>
+        <w:t>notice:_</w:t>
+      </w:r>
+      <w:proofErr w:type="gramEnd"/>
+      <w:r>
+        <w:rPr>
+          <w:rFonts w:ascii="Consolas" w:eastAsia="Consolas" w:hAnsi="Consolas" w:cs="Consolas"/>
+          <w:lang w:val="en-US"/>
+        </w:rPr>
+        <w:t>______</w:t>
+      </w:r>
+      <w:r>
+        <w:tab/>
+      </w:r>
+    </w:p>
+    <w:p>
+      <w:pPr>
+        <w:rPr>
+          <w:rFonts w:ascii="Consolas" w:eastAsia="Consolas" w:hAnsi="Consolas" w:cs="Consolas"/>
+          <w:u w:val="single"/>
+          <w:lang w:val="en-US"/>
+        </w:rPr>
+      </w:pPr>
+      <w:r>
+        <w:rPr>
+          <w:rFonts w:ascii="Consolas" w:eastAsia="Consolas" w:hAnsi="Consolas" w:cs="Consolas"/>
+          <w:lang w:val="en-US"/>
+        </w:rPr>
+        <w:t>{#</w:t>
+      </w:r>
+      <w:proofErr w:type="gramStart"/>
+      <w:r>
+        <w:rPr>
+          <w:rFonts w:ascii="Consolas" w:eastAsia="Consolas" w:hAnsi="Consolas" w:cs="Consolas"/>
+          <w:lang w:val="en-US"/>
+        </w:rPr>
+        <w:t>hasIncompatibles}Incompatibles</w:t>
+      </w:r>
+      <w:proofErr w:type="gramEnd"/>
+      <w:r>
+        <w:rPr>
+          <w:rFonts w:ascii="Consolas" w:eastAsia="Consolas" w:hAnsi="Consolas" w:cs="Consolas"/>
+          <w:lang w:val="en-US"/>
+        </w:rPr>
+        <w:t>: {</w:t>
+      </w:r>
+      <w:proofErr w:type="spellStart"/>
+      <w:r>
+        <w:rPr>
+          <w:rFonts w:ascii="Consolas" w:eastAsia="Consolas" w:hAnsi="Consolas" w:cs="Consolas"/>
+          <w:u w:val="single"/>
+          <w:lang w:val="en-US"/>
+        </w:rPr>
+        <w:t>incompatiblesList</w:t>
+      </w:r>
+      <w:proofErr w:type="spellEnd"/>
+      <w:r>
+        <w:rPr>
+          <w:rFonts w:ascii="Consolas" w:eastAsia="Consolas" w:hAnsi="Consolas" w:cs="Consolas"/>
+          <w:u w:val="single"/>
+          <w:lang w:val="en-US"/>
+        </w:rPr>
+        <w:t>}</w:t>
+      </w:r>
+    </w:p>
+    <w:p>
+      <w:pPr>
+        <w:rPr>
+          <w:rFonts w:ascii="Consolas" w:eastAsia="Consolas" w:hAnsi="Consolas" w:cs="Consolas"/>
+        </w:rPr>
+      </w:pPr>
+      <w:r>
+        <w:rPr>
+          <w:rFonts w:ascii="Consolas" w:eastAsia="Consolas" w:hAnsi="Consolas" w:cs="Consolas"/>
+        </w:rPr>
+        <w:t>{/}</w:t>
+      </w:r>
+    </w:p>
+    <w:p>
+      <w:pPr>
+        <w:rPr>
+          <w:rFonts w:ascii="Consolas" w:eastAsia="Consolas" w:hAnsi="Consolas" w:cs="Consolas"/>
+          <w:lang w:val="en-US"/>
+        </w:rPr>
+      </w:pPr>
+      <w:r>
+        <w:rPr>
+          <w:rFonts w:ascii="Consolas" w:eastAsia="Consolas" w:hAnsi="Consolas" w:cs="Consolas"/>
+          <w:lang w:val="en-US"/>
+        </w:rPr>
+        <w:t xml:space="preserve">Scored CAF Range: </w:t>
+      </w:r>
+      <w:r>
+        <w:rPr>
+          <w:rFonts w:ascii="Consolas" w:eastAsia="Consolas" w:hAnsi="Consolas" w:cs="Consolas"/>
+          <w:u w:val="single"/>
+          <w:lang w:val="en-US"/>
         </w:rPr>
         <w:t>{</w:t>
       </w:r>
@@ -491,96 +1229,275 @@
       <w:r>
         <w:rPr>
           <w:rFonts w:ascii="Consolas" w:eastAsia="Consolas" w:hAnsi="Consolas" w:cs="Consolas"/>
-        </w:rPr>
-        <w:t>classificationType</w:t>
+          <w:u w:val="single"/>
+          <w:lang w:val="en-US"/>
+        </w:rPr>
+        <w:t>totalText</w:t>
       </w:r>
       <w:proofErr w:type="spellEnd"/>
       <w:r>
         <w:rPr>
           <w:rFonts w:ascii="Consolas" w:eastAsia="Consolas" w:hAnsi="Consolas" w:cs="Consolas"/>
+          <w:u w:val="single"/>
+          <w:lang w:val="en-US"/>
         </w:rPr>
         <w:t>}</w:t>
       </w:r>
       <w:r>
-        <w:rPr>
-          <w:rFonts w:ascii="Consolas" w:eastAsia="Consolas" w:hAnsi="Consolas" w:cs="Consolas"/>
-        </w:rPr>
-        <w:t xml:space="preserve"> </w:t>
-      </w:r>
-      <w:r>
-        <w:rPr>
-          <w:rFonts w:ascii="Consolas" w:eastAsia="Consolas" w:hAnsi="Consolas" w:cs="Consolas"/>
-        </w:rPr>
-        <w:tab/>
-      </w:r>
-      <w:r>
-        <w:rPr>
-          <w:rFonts w:ascii="Consolas" w:eastAsia="Consolas" w:hAnsi="Consolas" w:cs="Consolas"/>
-        </w:rPr>
-        <w:t xml:space="preserve">CAF Date: </w:t>
-      </w:r>
+        <w:tab/>
+      </w:r>
+      <w:r>
+        <w:tab/>
+      </w:r>
+      <w:r>
+        <w:rPr>
+          <w:rFonts w:ascii="Consolas" w:eastAsia="Consolas" w:hAnsi="Consolas" w:cs="Consolas"/>
+          <w:lang w:val="en-US"/>
+        </w:rPr>
+        <w:t xml:space="preserve">Current Custody Level: </w:t>
+      </w:r>
+      <w:r>
+        <w:rPr>
+          <w:rFonts w:ascii="Consolas" w:eastAsia="Consolas" w:hAnsi="Consolas" w:cs="Consolas"/>
+          <w:u w:val="single"/>
+          <w:lang w:val="en-US"/>
+        </w:rPr>
+        <w:t>{</w:t>
+      </w:r>
+      <w:proofErr w:type="spellStart"/>
+      <w:r>
+        <w:rPr>
+          <w:rFonts w:ascii="Consolas" w:eastAsia="Consolas" w:hAnsi="Consolas" w:cs="Consolas"/>
+          <w:u w:val="single"/>
+          <w:lang w:val="en-US"/>
+        </w:rPr>
+        <w:t>currentCustodyLevel</w:t>
+      </w:r>
+      <w:proofErr w:type="spellEnd"/>
+      <w:r>
+        <w:rPr>
+          <w:rFonts w:ascii="Consolas" w:eastAsia="Consolas" w:hAnsi="Consolas" w:cs="Consolas"/>
+          <w:u w:val="single"/>
+          <w:lang w:val="en-US"/>
+        </w:rPr>
+        <w:t>}</w:t>
+      </w:r>
+    </w:p>
+    <w:p>
+      <w:pPr>
+        <w:rPr>
+          <w:rFonts w:ascii="Consolas" w:eastAsia="Consolas" w:hAnsi="Consolas" w:cs="Consolas"/>
+        </w:rPr>
+      </w:pPr>
+      <w:r>
+        <w:rPr>
+          <w:rFonts w:ascii="Consolas" w:eastAsia="Consolas" w:hAnsi="Consolas" w:cs="Consolas"/>
+        </w:rPr>
+        <w:t xml:space="preserve">Counselor Recommended Override: </w:t>
+      </w:r>
+      <w:r>
+        <w:rPr>
+          <w:rFonts w:ascii="Consolas" w:eastAsia="Consolas" w:hAnsi="Consolas" w:cs="Consolas"/>
+          <w:u w:val="single"/>
+        </w:rPr>
+        <w:t>{</w:t>
+      </w:r>
+      <w:proofErr w:type="spellStart"/>
+      <w:r>
+        <w:rPr>
+          <w:rFonts w:ascii="Consolas" w:eastAsia="Consolas" w:hAnsi="Consolas" w:cs="Consolas"/>
+          <w:u w:val="single"/>
+        </w:rPr>
+        <w:t>counselorOverride</w:t>
+      </w:r>
+      <w:proofErr w:type="spellEnd"/>
+      <w:r>
+        <w:rPr>
+          <w:rFonts w:ascii="Consolas" w:eastAsia="Consolas" w:hAnsi="Consolas" w:cs="Consolas"/>
+          <w:u w:val="single"/>
+        </w:rPr>
+        <w:t>}</w:t>
+      </w:r>
+      <w:r>
+        <w:rPr>
+          <w:rFonts w:ascii="Consolas" w:eastAsia="Consolas" w:hAnsi="Consolas" w:cs="Consolas"/>
+          <w:u w:val="single"/>
+        </w:rPr>
+        <w:tab/>
+      </w:r>
+    </w:p>
+    <w:p>
+      <w:pPr>
+        <w:rPr>
+          <w:rFonts w:ascii="Consolas" w:eastAsia="Consolas" w:hAnsi="Consolas" w:cs="Consolas"/>
+          <w:u w:val="single"/>
+        </w:rPr>
+      </w:pPr>
+      <w:r>
+        <w:rPr>
+          <w:rFonts w:ascii="Consolas" w:eastAsia="Consolas" w:hAnsi="Consolas" w:cs="Consolas"/>
+        </w:rPr>
+        <w:t xml:space="preserve">Counselor Recommended Custody Level: </w:t>
+      </w:r>
+      <w:r>
+        <w:rPr>
+          <w:rFonts w:ascii="Consolas" w:eastAsia="Consolas" w:hAnsi="Consolas" w:cs="Consolas"/>
+          <w:u w:val="single"/>
+        </w:rPr>
+        <w:t>{</w:t>
+      </w:r>
+      <w:proofErr w:type="spellStart"/>
+      <w:r>
+        <w:rPr>
+          <w:rFonts w:ascii="Consolas" w:eastAsia="Consolas" w:hAnsi="Consolas" w:cs="Consolas"/>
+          <w:u w:val="single"/>
+        </w:rPr>
+        <w:t>counselorLevel</w:t>
+      </w:r>
+      <w:proofErr w:type="spellEnd"/>
+      <w:r>
+        <w:rPr>
+          <w:rFonts w:ascii="Consolas" w:eastAsia="Consolas" w:hAnsi="Consolas" w:cs="Consolas"/>
+          <w:u w:val="single"/>
+        </w:rPr>
+        <w:t>}</w:t>
+      </w:r>
+      <w:r>
+        <w:rPr>
+          <w:rFonts w:ascii="Consolas" w:eastAsia="Consolas" w:hAnsi="Consolas" w:cs="Consolas"/>
+          <w:u w:val="single"/>
+        </w:rPr>
+        <w:tab/>
+      </w:r>
+    </w:p>
+    <w:p>
+      <w:pPr>
+        <w:rPr>
+          <w:rFonts w:ascii="Consolas" w:eastAsia="Consolas" w:hAnsi="Consolas" w:cs="Consolas"/>
+          <w:sz w:val="10"/>
+          <w:szCs w:val="10"/>
+        </w:rPr>
+      </w:pPr>
+    </w:p>
+    <w:p>
+      <w:pPr>
+        <w:rPr>
+          <w:rFonts w:ascii="Consolas" w:eastAsia="Consolas" w:hAnsi="Consolas" w:cs="Consolas"/>
+        </w:rPr>
+      </w:pPr>
+      <w:r>
+        <w:rPr>
+          <w:rFonts w:ascii="Consolas" w:eastAsia="Consolas" w:hAnsi="Consolas" w:cs="Consolas"/>
+        </w:rPr>
+        <w:t>Panel’s Majority Recommendation:</w:t>
+      </w:r>
+    </w:p>
+    <w:p>
+      <w:pPr>
+        <w:rPr>
+          <w:rFonts w:ascii="Consolas" w:eastAsia="Consolas" w:hAnsi="Consolas" w:cs="Consolas"/>
+          <w:lang w:val="en-US"/>
+        </w:rPr>
+      </w:pPr>
+      <w:r>
+        <w:rPr>
+          <w:rFonts w:ascii="Consolas" w:eastAsia="Consolas" w:hAnsi="Consolas" w:cs="Consolas"/>
+        </w:rPr>
+        <w:tab/>
+      </w:r>
+      <w:r>
+        <w:rPr>
+          <w:rFonts w:ascii="Consolas" w:eastAsia="Consolas" w:hAnsi="Consolas" w:cs="Consolas"/>
+          <w:lang w:val="en-US"/>
+        </w:rPr>
+        <w:t xml:space="preserve">Facility Assignment: </w:t>
+      </w:r>
+      <w:r>
+        <w:rPr>
+          <w:rFonts w:ascii="Consolas" w:eastAsia="Consolas" w:hAnsi="Consolas" w:cs="Consolas"/>
+          <w:u w:val="single"/>
+          <w:lang w:val="en-US"/>
+        </w:rPr>
+        <w:t>{</w:t>
+      </w:r>
+      <w:proofErr w:type="spellStart"/>
       <w:proofErr w:type="gramStart"/>
       <w:r>
         <w:rPr>
           <w:rFonts w:ascii="Consolas" w:eastAsia="Consolas" w:hAnsi="Consolas" w:cs="Consolas"/>
           <w:u w:val="single"/>
-        </w:rPr>
-        <w:t xml:space="preserve">   {</w:t>
+          <w:lang w:val="en-US"/>
+        </w:rPr>
+        <w:t>recFacAs</w:t>
+      </w:r>
+      <w:proofErr w:type="spellEnd"/>
+      <w:r>
+        <w:rPr>
+          <w:rFonts w:ascii="Consolas" w:eastAsia="Consolas" w:hAnsi="Consolas" w:cs="Consolas"/>
+          <w:u w:val="single"/>
+          <w:lang w:val="en-US"/>
+        </w:rPr>
+        <w:t>}</w:t>
+      </w:r>
+      <w:r>
+        <w:rPr>
+          <w:rFonts w:ascii="Consolas" w:eastAsia="Consolas" w:hAnsi="Consolas" w:cs="Consolas"/>
+          <w:lang w:val="en-US"/>
+        </w:rPr>
+        <w:t xml:space="preserve">   </w:t>
       </w:r>
       <w:proofErr w:type="gramEnd"/>
       <w:r>
         <w:rPr>
           <w:rFonts w:ascii="Consolas" w:eastAsia="Consolas" w:hAnsi="Consolas" w:cs="Consolas"/>
-          <w:u w:val="single"/>
-        </w:rPr>
-        <w:t xml:space="preserve">date}  </w:t>
-      </w:r>
-      <w:r>
-        <w:rPr>
-          <w:rFonts w:ascii="Consolas" w:eastAsia="Consolas" w:hAnsi="Consolas" w:cs="Consolas"/>
-          <w:u w:val="single"/>
-        </w:rPr>
-        <w:tab/>
-      </w:r>
-    </w:p>
-    <w:p>
-      <w:pPr>
-        <w:rPr>
-          <w:rFonts w:ascii="Consolas" w:eastAsia="Consolas" w:hAnsi="Consolas" w:cs="Consolas"/>
-        </w:rPr>
-      </w:pPr>
-    </w:p>
-    <w:p>
-      <w:pPr>
-        <w:rPr>
-          <w:rFonts w:ascii="Consolas" w:eastAsia="Consolas" w:hAnsi="Consolas" w:cs="Consolas"/>
-          <w:u w:val="single"/>
-          <w:lang w:val="en-US"/>
-        </w:rPr>
-      </w:pPr>
-      <w:r>
-        <w:rPr>
-          <w:rFonts w:ascii="Consolas" w:eastAsia="Consolas" w:hAnsi="Consolas" w:cs="Consolas"/>
-          <w:lang w:val="en-US"/>
-        </w:rPr>
-        <w:t xml:space="preserve">Status at time of Hearing:                </w:t>
+          <w:lang w:val="en-US"/>
+        </w:rPr>
+        <w:t xml:space="preserve">              Transfer: </w:t>
+      </w:r>
+      <w:proofErr w:type="gramStart"/>
+      <w:r>
+        <w:rPr>
+          <w:rFonts w:ascii="Consolas" w:eastAsia="Consolas" w:hAnsi="Consolas" w:cs="Consolas"/>
+          <w:lang w:val="en-US"/>
+        </w:rPr>
+        <w:t>Yes</w:t>
+      </w:r>
+      <w:proofErr w:type="gramEnd"/>
+      <w:r>
+        <w:rPr>
+          <w:rFonts w:ascii="Consolas" w:eastAsia="Consolas" w:hAnsi="Consolas" w:cs="Consolas"/>
+          <w:u w:val="single"/>
+          <w:lang w:val="en-US"/>
+        </w:rPr>
+        <w:t xml:space="preserve"> {</w:t>
       </w:r>
       <w:proofErr w:type="spellStart"/>
-      <w:r>
-        <w:rPr>
-          <w:rFonts w:ascii="Consolas" w:eastAsia="Consolas" w:hAnsi="Consolas" w:cs="Consolas"/>
-          <w:lang w:val="en-US"/>
-        </w:rPr>
-        <w:t>Gen.Pop</w:t>
+      <w:proofErr w:type="gramStart"/>
+      <w:r>
+        <w:rPr>
+          <w:rFonts w:ascii="Consolas" w:eastAsia="Consolas" w:hAnsi="Consolas" w:cs="Consolas"/>
+          <w:u w:val="single"/>
+          <w:lang w:val="en-US"/>
+        </w:rPr>
+        <w:t>trY</w:t>
       </w:r>
       <w:proofErr w:type="spellEnd"/>
       <w:r>
         <w:rPr>
           <w:rFonts w:ascii="Consolas" w:eastAsia="Consolas" w:hAnsi="Consolas" w:cs="Consolas"/>
-          <w:lang w:val="en-US"/>
-        </w:rPr>
-        <w:t>.</w:t>
-      </w:r>
+          <w:u w:val="single"/>
+          <w:lang w:val="en-US"/>
+        </w:rPr>
+        <w:t xml:space="preserve">} </w:t>
+      </w:r>
+      <w:r>
+        <w:rPr>
+          <w:rFonts w:ascii="Consolas" w:eastAsia="Consolas" w:hAnsi="Consolas" w:cs="Consolas"/>
+          <w:lang w:val="en-US"/>
+        </w:rPr>
+        <w:t xml:space="preserve"> No</w:t>
+      </w:r>
+      <w:proofErr w:type="gramEnd"/>
       <w:r>
         <w:rPr>
           <w:rFonts w:ascii="Consolas" w:eastAsia="Consolas" w:hAnsi="Consolas" w:cs="Consolas"/>
@@ -590,13 +1507,14 @@
         <w:t xml:space="preserve"> {</w:t>
       </w:r>
       <w:proofErr w:type="spellStart"/>
-      <w:r>
-        <w:rPr>
-          <w:rFonts w:ascii="Consolas" w:eastAsia="Consolas" w:hAnsi="Consolas" w:cs="Consolas"/>
-          <w:u w:val="single"/>
-          <w:lang w:val="en-US"/>
-        </w:rPr>
-        <w:t>statGen</w:t>
+      <w:proofErr w:type="gramStart"/>
+      <w:r>
+        <w:rPr>
+          <w:rFonts w:ascii="Consolas" w:eastAsia="Consolas" w:hAnsi="Consolas" w:cs="Consolas"/>
+          <w:u w:val="single"/>
+          <w:lang w:val="en-US"/>
+        </w:rPr>
+        <w:t>trN</w:t>
       </w:r>
       <w:proofErr w:type="spellEnd"/>
       <w:r>
@@ -612,552 +1530,15 @@
           <w:rFonts w:ascii="Consolas" w:eastAsia="Consolas" w:hAnsi="Consolas" w:cs="Consolas"/>
           <w:lang w:val="en-US"/>
         </w:rPr>
-        <w:t xml:space="preserve"> AS</w:t>
-      </w:r>
-      <w:r>
-        <w:rPr>
-          <w:rFonts w:ascii="Consolas" w:eastAsia="Consolas" w:hAnsi="Consolas" w:cs="Consolas"/>
-          <w:u w:val="single"/>
-          <w:lang w:val="en-US"/>
-        </w:rPr>
-        <w:t xml:space="preserve"> {</w:t>
-      </w:r>
-      <w:proofErr w:type="spellStart"/>
-      <w:r>
-        <w:rPr>
-          <w:rFonts w:ascii="Consolas" w:eastAsia="Consolas" w:hAnsi="Consolas" w:cs="Consolas"/>
-          <w:u w:val="single"/>
-          <w:lang w:val="en-US"/>
-        </w:rPr>
-        <w:t>statAs</w:t>
-      </w:r>
-      <w:proofErr w:type="spellEnd"/>
-      <w:r>
-        <w:rPr>
-          <w:rFonts w:ascii="Consolas" w:eastAsia="Consolas" w:hAnsi="Consolas" w:cs="Consolas"/>
-          <w:u w:val="single"/>
-          <w:lang w:val="en-US"/>
-        </w:rPr>
-        <w:t xml:space="preserve">} </w:t>
-      </w:r>
-      <w:r>
-        <w:rPr>
-          <w:rFonts w:ascii="Consolas" w:eastAsia="Consolas" w:hAnsi="Consolas" w:cs="Consolas"/>
-          <w:lang w:val="en-US"/>
-        </w:rPr>
-        <w:t xml:space="preserve"> PC</w:t>
-      </w:r>
-      <w:r>
-        <w:rPr>
-          <w:rFonts w:ascii="Consolas" w:eastAsia="Consolas" w:hAnsi="Consolas" w:cs="Consolas"/>
-          <w:u w:val="single"/>
-          <w:lang w:val="en-US"/>
-        </w:rPr>
-        <w:t xml:space="preserve"> {</w:t>
-      </w:r>
-      <w:proofErr w:type="spellStart"/>
-      <w:r>
-        <w:rPr>
-          <w:rFonts w:ascii="Consolas" w:eastAsia="Consolas" w:hAnsi="Consolas" w:cs="Consolas"/>
-          <w:u w:val="single"/>
-          <w:lang w:val="en-US"/>
-        </w:rPr>
-        <w:t>statPc</w:t>
-      </w:r>
-      <w:proofErr w:type="spellEnd"/>
-      <w:r>
-        <w:rPr>
-          <w:rFonts w:ascii="Consolas" w:eastAsia="Consolas" w:hAnsi="Consolas" w:cs="Consolas"/>
-          <w:u w:val="single"/>
-          <w:lang w:val="en-US"/>
-        </w:rPr>
-        <w:t xml:space="preserve">} </w:t>
-      </w:r>
-      <w:r>
-        <w:rPr>
-          <w:rFonts w:ascii="Consolas" w:eastAsia="Consolas" w:hAnsi="Consolas" w:cs="Consolas"/>
-          <w:lang w:val="en-US"/>
-        </w:rPr>
-        <w:t xml:space="preserve"> Other </w:t>
-      </w:r>
-      <w:r>
-        <w:rPr>
-          <w:rFonts w:ascii="Consolas" w:eastAsia="Consolas" w:hAnsi="Consolas" w:cs="Consolas"/>
-          <w:u w:val="single"/>
-          <w:lang w:val="en-US"/>
-        </w:rPr>
-        <w:t xml:space="preserve">      {</w:t>
-      </w:r>
-      <w:proofErr w:type="spellStart"/>
-      <w:r>
-        <w:rPr>
-          <w:rFonts w:ascii="Consolas" w:eastAsia="Consolas" w:hAnsi="Consolas" w:cs="Consolas"/>
-          <w:u w:val="single"/>
-          <w:lang w:val="en-US"/>
-        </w:rPr>
-        <w:t>statusAtHearing</w:t>
-      </w:r>
-      <w:proofErr w:type="spellEnd"/>
-      <w:r>
-        <w:rPr>
-          <w:rFonts w:ascii="Consolas" w:eastAsia="Consolas" w:hAnsi="Consolas" w:cs="Consolas"/>
-          <w:u w:val="single"/>
-          <w:lang w:val="en-US"/>
-        </w:rPr>
-        <w:t xml:space="preserve">}        </w:t>
-      </w:r>
-      <w:r>
-        <w:tab/>
-      </w:r>
-    </w:p>
-    <w:p>
-      <w:pPr>
-        <w:rPr>
-          <w:rFonts w:ascii="Consolas" w:eastAsia="Consolas" w:hAnsi="Consolas" w:cs="Consolas"/>
-        </w:rPr>
-      </w:pPr>
-    </w:p>
-    <w:p>
-      <w:pPr>
-        <w:rPr>
-          <w:rFonts w:ascii="Consolas" w:eastAsia="Consolas" w:hAnsi="Consolas" w:cs="Consolas"/>
-          <w:u w:val="single"/>
-          <w:lang w:val="en-US"/>
-        </w:rPr>
-      </w:pPr>
-      <w:r>
-        <w:rPr>
-          <w:rFonts w:ascii="Consolas" w:eastAsia="Consolas" w:hAnsi="Consolas" w:cs="Consolas"/>
-          <w:lang w:val="en-US"/>
-        </w:rPr>
-        <w:t>Incompatibles: Yes</w:t>
-      </w:r>
-      <w:r>
-        <w:rPr>
-          <w:rFonts w:ascii="Consolas" w:eastAsia="Consolas" w:hAnsi="Consolas" w:cs="Consolas"/>
-          <w:u w:val="single"/>
-          <w:lang w:val="en-US"/>
-        </w:rPr>
-        <w:t xml:space="preserve"> {</w:t>
-      </w:r>
-      <w:proofErr w:type="spellStart"/>
-      <w:r>
-        <w:rPr>
-          <w:rFonts w:ascii="Consolas" w:eastAsia="Consolas" w:hAnsi="Consolas" w:cs="Consolas"/>
-          <w:u w:val="single"/>
-          <w:lang w:val="en-US"/>
-        </w:rPr>
-        <w:t>incY</w:t>
-      </w:r>
-      <w:proofErr w:type="spellEnd"/>
-      <w:r>
-        <w:rPr>
-          <w:rFonts w:ascii="Consolas" w:eastAsia="Consolas" w:hAnsi="Consolas" w:cs="Consolas"/>
-          <w:u w:val="single"/>
-          <w:lang w:val="en-US"/>
-        </w:rPr>
-        <w:t xml:space="preserve">} </w:t>
-      </w:r>
-      <w:r>
-        <w:rPr>
-          <w:rFonts w:ascii="Consolas" w:eastAsia="Consolas" w:hAnsi="Consolas" w:cs="Consolas"/>
-          <w:lang w:val="en-US"/>
-        </w:rPr>
-        <w:t xml:space="preserve"> No</w:t>
-      </w:r>
-      <w:r>
-        <w:rPr>
-          <w:rFonts w:ascii="Consolas" w:eastAsia="Consolas" w:hAnsi="Consolas" w:cs="Consolas"/>
-          <w:u w:val="single"/>
-          <w:lang w:val="en-US"/>
-        </w:rPr>
-        <w:t xml:space="preserve"> {</w:t>
-      </w:r>
-      <w:proofErr w:type="spellStart"/>
-      <w:r>
-        <w:rPr>
-          <w:rFonts w:ascii="Consolas" w:eastAsia="Consolas" w:hAnsi="Consolas" w:cs="Consolas"/>
-          <w:u w:val="single"/>
-          <w:lang w:val="en-US"/>
-        </w:rPr>
-        <w:t>incN</w:t>
-      </w:r>
-      <w:proofErr w:type="spellEnd"/>
-      <w:r>
-        <w:rPr>
-          <w:rFonts w:ascii="Consolas" w:eastAsia="Consolas" w:hAnsi="Consolas" w:cs="Consolas"/>
-          <w:u w:val="single"/>
-          <w:lang w:val="en-US"/>
-        </w:rPr>
-        <w:t xml:space="preserve">} </w:t>
-      </w:r>
-      <w:r>
-        <w:tab/>
-        <w:t xml:space="preserve">              </w:t>
-      </w:r>
-      <w:r>
-        <w:rPr>
-          <w:rFonts w:ascii="Consolas" w:eastAsia="Consolas" w:hAnsi="Consolas" w:cs="Consolas"/>
-          <w:lang w:val="en-US"/>
-        </w:rPr>
-        <w:t>Inmate agrees to waive 48 hr. hearing notice:_______</w:t>
-      </w:r>
-      <w:r>
-        <w:tab/>
-      </w:r>
-    </w:p>
-    <w:p>
-      <w:pPr>
-        <w:rPr>
-          <w:rFonts w:ascii="Consolas" w:eastAsia="Consolas" w:hAnsi="Consolas" w:cs="Consolas"/>
-          <w:u w:val="single"/>
-          <w:lang w:val="en-US"/>
-        </w:rPr>
-      </w:pPr>
-      <w:r>
-        <w:rPr>
-          <w:rFonts w:ascii="Consolas" w:eastAsia="Consolas" w:hAnsi="Consolas" w:cs="Consolas"/>
-          <w:lang w:val="en-US"/>
-        </w:rPr>
-        <w:t>{#hasIncompatibles}Incompatibles: {</w:t>
-      </w:r>
-      <w:proofErr w:type="spellStart"/>
-      <w:r>
-        <w:rPr>
-          <w:rFonts w:ascii="Consolas" w:eastAsia="Consolas" w:hAnsi="Consolas" w:cs="Consolas"/>
-          <w:u w:val="single"/>
-          <w:lang w:val="en-US"/>
-        </w:rPr>
-        <w:t>incompatiblesList</w:t>
-      </w:r>
-      <w:proofErr w:type="spellEnd"/>
-      <w:r>
-        <w:rPr>
-          <w:rFonts w:ascii="Consolas" w:eastAsia="Consolas" w:hAnsi="Consolas" w:cs="Consolas"/>
-          <w:u w:val="single"/>
-          <w:lang w:val="en-US"/>
-        </w:rPr>
-        <w:t>}</w:t>
-      </w:r>
-    </w:p>
-    <w:p>
-      <w:pPr>
-        <w:rPr>
-          <w:rFonts w:ascii="Consolas" w:eastAsia="Consolas" w:hAnsi="Consolas" w:cs="Consolas"/>
-        </w:rPr>
-      </w:pPr>
-      <w:r>
-        <w:rPr>
-          <w:rFonts w:ascii="Consolas" w:eastAsia="Consolas" w:hAnsi="Consolas" w:cs="Consolas"/>
-        </w:rPr>
-        <w:t>{/}</w:t>
-      </w:r>
-    </w:p>
-    <w:p>
-      <w:pPr>
-        <w:rPr>
-          <w:rFonts w:ascii="Consolas" w:eastAsia="Consolas" w:hAnsi="Consolas" w:cs="Consolas"/>
-          <w:lang w:val="en-US"/>
-        </w:rPr>
-      </w:pPr>
-      <w:r>
-        <w:rPr>
-          <w:rFonts w:ascii="Consolas" w:eastAsia="Consolas" w:hAnsi="Consolas" w:cs="Consolas"/>
-          <w:lang w:val="en-US"/>
-        </w:rPr>
-        <w:t xml:space="preserve">Scored CAF Range: </w:t>
-      </w:r>
-      <w:r>
-        <w:rPr>
-          <w:rFonts w:ascii="Consolas" w:eastAsia="Consolas" w:hAnsi="Consolas" w:cs="Consolas"/>
-          <w:u w:val="single"/>
-          <w:lang w:val="en-US"/>
-        </w:rPr>
-        <w:t>{</w:t>
-      </w:r>
-      <w:proofErr w:type="spellStart"/>
-      <w:r>
-        <w:rPr>
-          <w:rFonts w:ascii="Consolas" w:eastAsia="Consolas" w:hAnsi="Consolas" w:cs="Consolas"/>
-          <w:u w:val="single"/>
-          <w:lang w:val="en-US"/>
-        </w:rPr>
-        <w:t>totalText</w:t>
-      </w:r>
-      <w:proofErr w:type="spellEnd"/>
-      <w:r>
-        <w:rPr>
-          <w:rFonts w:ascii="Consolas" w:eastAsia="Consolas" w:hAnsi="Consolas" w:cs="Consolas"/>
-          <w:u w:val="single"/>
-          <w:lang w:val="en-US"/>
-        </w:rPr>
-        <w:t>}</w:t>
-      </w:r>
-      <w:r>
-        <w:tab/>
-      </w:r>
-      <w:r>
-        <w:tab/>
-      </w:r>
-      <w:r>
-        <w:rPr>
-          <w:rFonts w:ascii="Consolas" w:eastAsia="Consolas" w:hAnsi="Consolas" w:cs="Consolas"/>
-          <w:lang w:val="en-US"/>
-        </w:rPr>
-        <w:t xml:space="preserve">Current Custody Level: </w:t>
-      </w:r>
-      <w:r>
-        <w:rPr>
-          <w:rFonts w:ascii="Consolas" w:eastAsia="Consolas" w:hAnsi="Consolas" w:cs="Consolas"/>
-          <w:u w:val="single"/>
-          <w:lang w:val="en-US"/>
-        </w:rPr>
-        <w:t>{</w:t>
-      </w:r>
-      <w:proofErr w:type="spellStart"/>
-      <w:r>
-        <w:rPr>
-          <w:rFonts w:ascii="Consolas" w:eastAsia="Consolas" w:hAnsi="Consolas" w:cs="Consolas"/>
-          <w:u w:val="single"/>
-          <w:lang w:val="en-US"/>
-        </w:rPr>
-        <w:t>currentCustodyLevel</w:t>
-      </w:r>
-      <w:proofErr w:type="spellEnd"/>
-      <w:r>
-        <w:rPr>
-          <w:rFonts w:ascii="Consolas" w:eastAsia="Consolas" w:hAnsi="Consolas" w:cs="Consolas"/>
-          <w:u w:val="single"/>
-          <w:lang w:val="en-US"/>
-        </w:rPr>
-        <w:t>}</w:t>
-      </w:r>
-    </w:p>
-    <w:p>
-      <w:pPr>
-        <w:rPr>
-          <w:rFonts w:ascii="Consolas" w:eastAsia="Consolas" w:hAnsi="Consolas" w:cs="Consolas"/>
-        </w:rPr>
-      </w:pPr>
-      <w:r>
-        <w:rPr>
-          <w:rFonts w:ascii="Consolas" w:eastAsia="Consolas" w:hAnsi="Consolas" w:cs="Consolas"/>
-        </w:rPr>
-        <w:t xml:space="preserve">Counselor Recommended Override: </w:t>
-      </w:r>
-      <w:r>
-        <w:rPr>
-          <w:rFonts w:ascii="Consolas" w:eastAsia="Consolas" w:hAnsi="Consolas" w:cs="Consolas"/>
-          <w:u w:val="single"/>
-        </w:rPr>
-        <w:t>{</w:t>
-      </w:r>
-      <w:proofErr w:type="spellStart"/>
-      <w:r>
-        <w:rPr>
-          <w:rFonts w:ascii="Consolas" w:eastAsia="Consolas" w:hAnsi="Consolas" w:cs="Consolas"/>
-          <w:u w:val="single"/>
-        </w:rPr>
-        <w:t>counselorOverride</w:t>
-      </w:r>
-      <w:proofErr w:type="spellEnd"/>
-      <w:r>
-        <w:rPr>
-          <w:rFonts w:ascii="Consolas" w:eastAsia="Consolas" w:hAnsi="Consolas" w:cs="Consolas"/>
-          <w:u w:val="single"/>
-        </w:rPr>
-        <w:t>}</w:t>
-      </w:r>
-      <w:r>
-        <w:rPr>
-          <w:rFonts w:ascii="Consolas" w:eastAsia="Consolas" w:hAnsi="Consolas" w:cs="Consolas"/>
-          <w:u w:val="single"/>
-        </w:rPr>
-        <w:tab/>
-      </w:r>
-    </w:p>
-    <w:p>
-      <w:pPr>
-        <w:rPr>
-          <w:rFonts w:ascii="Consolas" w:eastAsia="Consolas" w:hAnsi="Consolas" w:cs="Consolas"/>
-          <w:u w:val="single"/>
-        </w:rPr>
-      </w:pPr>
-      <w:r>
-        <w:rPr>
-          <w:rFonts w:ascii="Consolas" w:eastAsia="Consolas" w:hAnsi="Consolas" w:cs="Consolas"/>
-        </w:rPr>
-        <w:t xml:space="preserve">Counselor Recommended Custody Level: </w:t>
-      </w:r>
-      <w:r>
-        <w:rPr>
-          <w:rFonts w:ascii="Consolas" w:eastAsia="Consolas" w:hAnsi="Consolas" w:cs="Consolas"/>
-          <w:u w:val="single"/>
-        </w:rPr>
-        <w:t>{</w:t>
-      </w:r>
-      <w:proofErr w:type="spellStart"/>
-      <w:r>
-        <w:rPr>
-          <w:rFonts w:ascii="Consolas" w:eastAsia="Consolas" w:hAnsi="Consolas" w:cs="Consolas"/>
-          <w:u w:val="single"/>
-        </w:rPr>
-        <w:t>counselorLevel</w:t>
-      </w:r>
-      <w:proofErr w:type="spellEnd"/>
-      <w:r>
-        <w:rPr>
-          <w:rFonts w:ascii="Consolas" w:eastAsia="Consolas" w:hAnsi="Consolas" w:cs="Consolas"/>
-          <w:u w:val="single"/>
-        </w:rPr>
-        <w:t>}</w:t>
-      </w:r>
-      <w:r>
-        <w:rPr>
-          <w:rFonts w:ascii="Consolas" w:eastAsia="Consolas" w:hAnsi="Consolas" w:cs="Consolas"/>
-          <w:u w:val="single"/>
-        </w:rPr>
-        <w:tab/>
-      </w:r>
-    </w:p>
-    <w:p>
-      <w:pPr>
-        <w:rPr>
-          <w:rFonts w:ascii="Consolas" w:eastAsia="Consolas" w:hAnsi="Consolas" w:cs="Consolas"/>
-        </w:rPr>
-      </w:pPr>
-    </w:p>
-    <w:p>
-      <w:pPr>
-        <w:rPr>
-          <w:rFonts w:ascii="Consolas" w:eastAsia="Consolas" w:hAnsi="Consolas" w:cs="Consolas"/>
-        </w:rPr>
-      </w:pPr>
-      <w:r>
-        <w:rPr>
-          <w:rFonts w:ascii="Consolas" w:eastAsia="Consolas" w:hAnsi="Consolas" w:cs="Consolas"/>
-        </w:rPr>
-        <w:t>Panel’s Majority Recommendation:</w:t>
-      </w:r>
-    </w:p>
-    <w:p>
-      <w:pPr>
-        <w:rPr>
-          <w:rFonts w:ascii="Consolas" w:eastAsia="Consolas" w:hAnsi="Consolas" w:cs="Consolas"/>
-          <w:lang w:val="en-US"/>
-        </w:rPr>
-      </w:pPr>
-      <w:r>
-        <w:rPr>
-          <w:rFonts w:ascii="Consolas" w:eastAsia="Consolas" w:hAnsi="Consolas" w:cs="Consolas"/>
-        </w:rPr>
-        <w:tab/>
-      </w:r>
-      <w:r>
-        <w:rPr>
-          <w:rFonts w:ascii="Consolas" w:eastAsia="Consolas" w:hAnsi="Consolas" w:cs="Consolas"/>
-          <w:lang w:val="en-US"/>
-        </w:rPr>
-        <w:t xml:space="preserve">Facility Assignment: </w:t>
-      </w:r>
-      <w:r>
-        <w:rPr>
-          <w:rFonts w:ascii="Consolas" w:eastAsia="Consolas" w:hAnsi="Consolas" w:cs="Consolas"/>
-          <w:u w:val="single"/>
-          <w:lang w:val="en-US"/>
-        </w:rPr>
-        <w:t>{</w:t>
-      </w:r>
-      <w:proofErr w:type="spellStart"/>
-      <w:r>
-        <w:rPr>
-          <w:rFonts w:ascii="Consolas" w:eastAsia="Consolas" w:hAnsi="Consolas" w:cs="Consolas"/>
-          <w:u w:val="single"/>
-          <w:lang w:val="en-US"/>
-        </w:rPr>
-        <w:t>recFacAs</w:t>
-      </w:r>
-      <w:proofErr w:type="spellEnd"/>
-      <w:r>
-        <w:rPr>
-          <w:rFonts w:ascii="Consolas" w:eastAsia="Consolas" w:hAnsi="Consolas" w:cs="Consolas"/>
-          <w:u w:val="single"/>
-          <w:lang w:val="en-US"/>
-        </w:rPr>
-        <w:t>}</w:t>
-      </w:r>
-      <w:r>
-        <w:rPr>
-          <w:rFonts w:ascii="Consolas" w:eastAsia="Consolas" w:hAnsi="Consolas" w:cs="Consolas"/>
-          <w:lang w:val="en-US"/>
-        </w:rPr>
-        <w:t xml:space="preserve">                 Transfer: Yes</w:t>
-      </w:r>
-      <w:r>
-        <w:rPr>
-          <w:rFonts w:ascii="Consolas" w:eastAsia="Consolas" w:hAnsi="Consolas" w:cs="Consolas"/>
-          <w:u w:val="single"/>
-          <w:lang w:val="en-US"/>
-        </w:rPr>
-        <w:t xml:space="preserve"> {</w:t>
-      </w:r>
-      <w:proofErr w:type="spellStart"/>
-      <w:r>
-        <w:rPr>
-          <w:rFonts w:ascii="Consolas" w:eastAsia="Consolas" w:hAnsi="Consolas" w:cs="Consolas"/>
-          <w:u w:val="single"/>
-          <w:lang w:val="en-US"/>
-        </w:rPr>
-        <w:t>trY</w:t>
-      </w:r>
-      <w:proofErr w:type="spellEnd"/>
-      <w:r>
-        <w:rPr>
-          <w:rFonts w:ascii="Consolas" w:eastAsia="Consolas" w:hAnsi="Consolas" w:cs="Consolas"/>
-          <w:u w:val="single"/>
-          <w:lang w:val="en-US"/>
-        </w:rPr>
-        <w:t xml:space="preserve">} </w:t>
-      </w:r>
-      <w:r>
-        <w:rPr>
-          <w:rFonts w:ascii="Consolas" w:eastAsia="Consolas" w:hAnsi="Consolas" w:cs="Consolas"/>
-          <w:lang w:val="en-US"/>
-        </w:rPr>
-        <w:t xml:space="preserve"> No</w:t>
-      </w:r>
-      <w:r>
-        <w:rPr>
-          <w:rFonts w:ascii="Consolas" w:eastAsia="Consolas" w:hAnsi="Consolas" w:cs="Consolas"/>
-          <w:u w:val="single"/>
-          <w:lang w:val="en-US"/>
-        </w:rPr>
-        <w:t xml:space="preserve"> {</w:t>
-      </w:r>
-      <w:proofErr w:type="spellStart"/>
-      <w:r>
-        <w:rPr>
-          <w:rFonts w:ascii="Consolas" w:eastAsia="Consolas" w:hAnsi="Consolas" w:cs="Consolas"/>
-          <w:u w:val="single"/>
-          <w:lang w:val="en-US"/>
-        </w:rPr>
-        <w:t>trN</w:t>
-      </w:r>
-      <w:proofErr w:type="spellEnd"/>
-      <w:r>
-        <w:rPr>
-          <w:rFonts w:ascii="Consolas" w:eastAsia="Consolas" w:hAnsi="Consolas" w:cs="Consolas"/>
-          <w:u w:val="single"/>
-          <w:lang w:val="en-US"/>
-        </w:rPr>
-        <w:t xml:space="preserve">} </w:t>
-      </w:r>
-      <w:r>
-        <w:rPr>
-          <w:rFonts w:ascii="Consolas" w:eastAsia="Consolas" w:hAnsi="Consolas" w:cs="Consolas"/>
-          <w:lang w:val="en-US"/>
-        </w:rPr>
-        <w:t xml:space="preserve"> Explain Below:</w:t>
+        <w:t xml:space="preserve"> Explain</w:t>
+      </w:r>
+      <w:proofErr w:type="gramEnd"/>
+      <w:r>
+        <w:rPr>
+          <w:rFonts w:ascii="Consolas" w:eastAsia="Consolas" w:hAnsi="Consolas" w:cs="Consolas"/>
+          <w:lang w:val="en-US"/>
+        </w:rPr>
+        <w:t xml:space="preserve"> Below:</w:t>
       </w:r>
     </w:p>
     <w:p>
@@ -1312,15 +1693,7 @@
           <w:u w:val="single"/>
           <w:lang w:val="en-US"/>
         </w:rPr>
-        <w:t>recommendationJustification</w:t>
-      </w:r>
-      <w:r>
-        <w:rPr>
-          <w:rFonts w:ascii="Consolas" w:eastAsia="Consolas" w:hAnsi="Consolas" w:cs="Consolas"/>
-          <w:u w:val="single"/>
-          <w:lang w:val="en-US"/>
-        </w:rPr>
-        <w:t>OneLine</w:t>
+        <w:t>recommendationJustificationOneLine</w:t>
       </w:r>
       <w:proofErr w:type="spellEnd"/>
       <w:r>
@@ -1339,24 +1712,34 @@
       <w:pPr>
         <w:rPr>
           <w:rFonts w:ascii="Consolas" w:eastAsia="Consolas" w:hAnsi="Consolas" w:cs="Consolas"/>
-          <w:u w:val="single"/>
-        </w:rPr>
-      </w:pPr>
-    </w:p>
-    <w:p>
-      <w:pPr>
-        <w:rPr>
-          <w:rFonts w:ascii="Consolas" w:eastAsia="Consolas" w:hAnsi="Consolas" w:cs="Consolas"/>
-          <w:u w:val="single"/>
-          <w:lang w:val="en-US"/>
-        </w:rPr>
-      </w:pPr>
-      <w:r>
-        <w:rPr>
-          <w:rFonts w:ascii="Consolas" w:eastAsia="Consolas" w:hAnsi="Consolas" w:cs="Consolas"/>
-          <w:lang w:val="en-US"/>
-        </w:rPr>
-        <w:t xml:space="preserve">Updated Photo Needed:   Yes </w:t>
+          <w:sz w:val="10"/>
+          <w:szCs w:val="10"/>
+          <w:u w:val="single"/>
+        </w:rPr>
+      </w:pPr>
+    </w:p>
+    <w:p>
+      <w:pPr>
+        <w:rPr>
+          <w:rFonts w:ascii="Consolas" w:eastAsia="Consolas" w:hAnsi="Consolas" w:cs="Consolas"/>
+          <w:u w:val="single"/>
+          <w:lang w:val="en-US"/>
+        </w:rPr>
+      </w:pPr>
+      <w:r>
+        <w:rPr>
+          <w:rFonts w:ascii="Consolas" w:eastAsia="Consolas" w:hAnsi="Consolas" w:cs="Consolas"/>
+          <w:lang w:val="en-US"/>
+        </w:rPr>
+        <w:t xml:space="preserve">Updated Photo Needed:   </w:t>
+      </w:r>
+      <w:proofErr w:type="gramStart"/>
+      <w:r>
+        <w:rPr>
+          <w:rFonts w:ascii="Consolas" w:eastAsia="Consolas" w:hAnsi="Consolas" w:cs="Consolas"/>
+          <w:lang w:val="en-US"/>
+        </w:rPr>
+        <w:t xml:space="preserve">Yes </w:t>
       </w:r>
       <w:r>
         <w:rPr>
@@ -1387,12 +1770,21 @@
       <w:r>
         <w:tab/>
       </w:r>
-      <w:r>
-        <w:rPr>
-          <w:rFonts w:ascii="Consolas" w:eastAsia="Consolas" w:hAnsi="Consolas" w:cs="Consolas"/>
-          <w:lang w:val="en-US"/>
-        </w:rPr>
-        <w:t xml:space="preserve">   No </w:t>
+      <w:proofErr w:type="gramEnd"/>
+      <w:r>
+        <w:rPr>
+          <w:rFonts w:ascii="Consolas" w:eastAsia="Consolas" w:hAnsi="Consolas" w:cs="Consolas"/>
+          <w:lang w:val="en-US"/>
+        </w:rPr>
+        <w:t xml:space="preserve">   No</w:t>
+      </w:r>
+      <w:proofErr w:type="gramStart"/>
+      <w:r>
+        <w:rPr>
+          <w:rFonts w:ascii="Consolas" w:eastAsia="Consolas" w:hAnsi="Consolas" w:cs="Consolas"/>
+          <w:lang w:val="en-US"/>
+        </w:rPr>
+        <w:t xml:space="preserve"> </w:t>
       </w:r>
       <w:r>
         <w:rPr>
@@ -1403,6 +1795,7 @@
         <w:t xml:space="preserve">  {</w:t>
       </w:r>
       <w:proofErr w:type="spellStart"/>
+      <w:proofErr w:type="gramEnd"/>
       <w:r>
         <w:rPr>
           <w:rFonts w:ascii="Consolas" w:eastAsia="Consolas" w:hAnsi="Consolas" w:cs="Consolas"/>
@@ -1436,7 +1829,15 @@
           <w:rFonts w:ascii="Consolas" w:eastAsia="Consolas" w:hAnsi="Consolas" w:cs="Consolas"/>
           <w:lang w:val="en-US"/>
         </w:rPr>
-        <w:t xml:space="preserve">Emergency Contact Updated:   Yes </w:t>
+        <w:t xml:space="preserve">Emergency Contact Updated:   </w:t>
+      </w:r>
+      <w:proofErr w:type="gramStart"/>
+      <w:r>
+        <w:rPr>
+          <w:rFonts w:ascii="Consolas" w:eastAsia="Consolas" w:hAnsi="Consolas" w:cs="Consolas"/>
+          <w:lang w:val="en-US"/>
+        </w:rPr>
+        <w:t xml:space="preserve">Yes </w:t>
       </w:r>
       <w:r>
         <w:rPr>
@@ -1467,6 +1868,7 @@
       <w:r>
         <w:tab/>
       </w:r>
+      <w:proofErr w:type="gramEnd"/>
       <w:r>
         <w:rPr>
           <w:rFonts w:ascii="Consolas" w:eastAsia="Consolas" w:hAnsi="Consolas" w:cs="Consolas"/>
@@ -1474,6 +1876,7 @@
         </w:rPr>
         <w:t xml:space="preserve">   No</w:t>
       </w:r>
+      <w:proofErr w:type="gramStart"/>
       <w:r>
         <w:tab/>
       </w:r>
@@ -1506,6 +1909,7 @@
       <w:r>
         <w:tab/>
       </w:r>
+      <w:proofErr w:type="gramEnd"/>
       <w:r>
         <w:rPr>
           <w:rFonts w:ascii="Consolas" w:eastAsia="Consolas" w:hAnsi="Consolas" w:cs="Consolas"/>
@@ -1570,6 +1974,8 @@
       <w:pPr>
         <w:rPr>
           <w:rFonts w:ascii="Consolas" w:eastAsia="Consolas" w:hAnsi="Consolas" w:cs="Consolas"/>
+          <w:sz w:val="10"/>
+          <w:szCs w:val="10"/>
         </w:rPr>
       </w:pPr>
     </w:p>
@@ -1597,7 +2003,14 @@
         <w:rPr>
           <w:rFonts w:ascii="Consolas" w:eastAsia="Consolas" w:hAnsi="Consolas" w:cs="Consolas"/>
         </w:rPr>
-        <w:t xml:space="preserve">     Appeal: Yes </w:t>
+        <w:t xml:space="preserve">     Appeal: </w:t>
+      </w:r>
+      <w:proofErr w:type="gramStart"/>
+      <w:r>
+        <w:rPr>
+          <w:rFonts w:ascii="Consolas" w:eastAsia="Consolas" w:hAnsi="Consolas" w:cs="Consolas"/>
+        </w:rPr>
+        <w:t xml:space="preserve">Yes </w:t>
       </w:r>
       <w:r>
         <w:rPr>
@@ -1636,6 +2049,7 @@
         <w:t xml:space="preserve">  {</w:t>
       </w:r>
       <w:proofErr w:type="spellStart"/>
+      <w:proofErr w:type="gramEnd"/>
       <w:r>
         <w:rPr>
           <w:rFonts w:ascii="Consolas" w:eastAsia="Consolas" w:hAnsi="Consolas" w:cs="Consolas"/>
@@ -1700,7 +2114,23 @@
           <w:rFonts w:ascii="Consolas" w:eastAsia="Consolas" w:hAnsi="Consolas" w:cs="Consolas"/>
           <w:lang w:val="en-US"/>
         </w:rPr>
-        <w:t>If Yes provide appeal and copy to inmate</w:t>
+        <w:t xml:space="preserve">If </w:t>
+      </w:r>
+      <w:proofErr w:type="gramStart"/>
+      <w:r>
+        <w:rPr>
+          <w:rFonts w:ascii="Consolas" w:eastAsia="Consolas" w:hAnsi="Consolas" w:cs="Consolas"/>
+          <w:lang w:val="en-US"/>
+        </w:rPr>
+        <w:t>Yes</w:t>
+      </w:r>
+      <w:proofErr w:type="gramEnd"/>
+      <w:r>
+        <w:rPr>
+          <w:rFonts w:ascii="Consolas" w:eastAsia="Consolas" w:hAnsi="Consolas" w:cs="Consolas"/>
+          <w:lang w:val="en-US"/>
+        </w:rPr>
+        <w:t xml:space="preserve"> provide appeal and copy to inmate</w:t>
       </w:r>
       <w:r>
         <w:rPr>
@@ -1914,6 +2344,8 @@
       <w:pPr>
         <w:rPr>
           <w:rFonts w:ascii="Consolas" w:eastAsia="Consolas" w:hAnsi="Consolas" w:cs="Consolas"/>
+          <w:sz w:val="10"/>
+          <w:szCs w:val="10"/>
         </w:rPr>
       </w:pPr>
     </w:p>
@@ -1956,15 +2388,7 @@
           <w:u w:val="single"/>
           <w:lang w:val="en-US"/>
         </w:rPr>
-        <w:t>disagreementReasons</w:t>
-      </w:r>
-      <w:r>
-        <w:rPr>
-          <w:rFonts w:ascii="Consolas" w:eastAsia="Consolas" w:hAnsi="Consolas" w:cs="Consolas"/>
-          <w:u w:val="single"/>
-          <w:lang w:val="en-US"/>
-        </w:rPr>
-        <w:t>OneLine</w:t>
+        <w:t>disagreementReasonsOneLine</w:t>
       </w:r>
       <w:proofErr w:type="spellEnd"/>
       <w:r>
@@ -2116,6 +2540,8 @@
       <w:pPr>
         <w:rPr>
           <w:rFonts w:ascii="Consolas" w:eastAsia="Consolas" w:hAnsi="Consolas" w:cs="Consolas"/>
+          <w:sz w:val="10"/>
+          <w:szCs w:val="10"/>
         </w:rPr>
       </w:pPr>
     </w:p>
@@ -2169,15 +2595,7 @@
           <w:u w:val="single"/>
           <w:lang w:val="en-US"/>
         </w:rPr>
-        <w:t>denialReasons</w:t>
-      </w:r>
-      <w:r>
-        <w:rPr>
-          <w:rFonts w:ascii="Consolas" w:eastAsia="Consolas" w:hAnsi="Consolas" w:cs="Consolas"/>
-          <w:u w:val="single"/>
-          <w:lang w:val="en-US"/>
-        </w:rPr>
-        <w:t>OneLine</w:t>
+        <w:t>denialReasonsOneLine</w:t>
       </w:r>
       <w:proofErr w:type="spellEnd"/>
       <w:r>
@@ -3519,6 +3937,258 @@
           <w:szCs w:val="20"/>
         </w:rPr>
       </w:pPr>
+      <w:r>
+        <w:rPr>
+          <w:sz w:val="20"/>
+          <w:szCs w:val="20"/>
+        </w:rPr>
+        <w:br w:type="page"/>
+      </w:r>
+    </w:p>
+    <w:p>
+      <w:pPr>
+        <w:pStyle w:val="ListParagraph"/>
+        <w:numPr>
+          <w:ilvl w:val="0"/>
+          <w:numId w:val="2"/>
+        </w:numPr>
+        <w:rPr>
+          <w:b/>
+          <w:bCs/>
+          <w:sz w:val="20"/>
+          <w:szCs w:val="20"/>
+        </w:rPr>
+      </w:pPr>
+      <w:r>
+        <w:rPr>
+          <w:b/>
+          <w:bCs/>
+          <w:sz w:val="20"/>
+          <w:szCs w:val="20"/>
+        </w:rPr>
+        <w:lastRenderedPageBreak/>
+        <w:t>PROGRAM COMPLETIONS</w:t>
+      </w:r>
+    </w:p>
+    <w:p>
+      <w:pPr>
+        <w:rPr>
+          <w:sz w:val="20"/>
+          <w:szCs w:val="20"/>
+        </w:rPr>
+      </w:pPr>
+      <w:r>
+        <w:rPr>
+          <w:b/>
+          <w:bCs/>
+          <w:sz w:val="20"/>
+          <w:szCs w:val="20"/>
+        </w:rPr>
+        <w:tab/>
+      </w:r>
+      <w:r>
+        <w:rPr>
+          <w:sz w:val="20"/>
+          <w:szCs w:val="20"/>
+        </w:rPr>
+        <w:t>None _____________________________________________________________________________</w:t>
+      </w:r>
+      <w:proofErr w:type="gramStart"/>
+      <w:r>
+        <w:rPr>
+          <w:sz w:val="20"/>
+          <w:szCs w:val="20"/>
+        </w:rPr>
+        <w:t>_  0</w:t>
+      </w:r>
+      <w:proofErr w:type="gramEnd"/>
+    </w:p>
+    <w:p>
+      <w:pPr>
+        <w:rPr>
+          <w:sz w:val="20"/>
+          <w:szCs w:val="20"/>
+        </w:rPr>
+      </w:pPr>
+      <w:r>
+        <w:rPr>
+          <w:b/>
+          <w:bCs/>
+          <w:sz w:val="20"/>
+          <w:szCs w:val="20"/>
+        </w:rPr>
+        <w:tab/>
+      </w:r>
+      <w:r>
+        <w:rPr>
+          <w:sz w:val="20"/>
+          <w:szCs w:val="20"/>
+        </w:rPr>
+        <w:t>One _______________________________________________________________________________ -1</w:t>
+      </w:r>
+    </w:p>
+    <w:p>
+      <w:pPr>
+        <w:rPr>
+          <w:b/>
+          <w:bCs/>
+          <w:sz w:val="20"/>
+          <w:szCs w:val="20"/>
+        </w:rPr>
+      </w:pPr>
+      <w:r>
+        <w:rPr>
+          <w:b/>
+          <w:bCs/>
+          <w:sz w:val="20"/>
+          <w:szCs w:val="20"/>
+        </w:rPr>
+        <w:tab/>
+      </w:r>
+      <w:r>
+        <w:rPr>
+          <w:sz w:val="20"/>
+          <w:szCs w:val="20"/>
+        </w:rPr>
+        <w:t>Two _______________________________________________________________________________ -2</w:t>
+      </w:r>
+    </w:p>
+    <w:p>
+      <w:pPr>
+        <w:rPr>
+          <w:sz w:val="20"/>
+          <w:szCs w:val="20"/>
+        </w:rPr>
+      </w:pPr>
+      <w:r>
+        <w:rPr>
+          <w:b/>
+          <w:bCs/>
+          <w:sz w:val="20"/>
+          <w:szCs w:val="20"/>
+        </w:rPr>
+        <w:tab/>
+      </w:r>
+      <w:r>
+        <w:rPr>
+          <w:sz w:val="20"/>
+          <w:szCs w:val="20"/>
+        </w:rPr>
+        <w:t xml:space="preserve">Three ______________________________________________________________________________-3 </w:t>
+      </w:r>
+    </w:p>
+    <w:p>
+      <w:pPr>
+        <w:rPr>
+          <w:sz w:val="20"/>
+          <w:szCs w:val="20"/>
+        </w:rPr>
+      </w:pPr>
+      <w:r>
+        <w:rPr>
+          <w:b/>
+          <w:bCs/>
+          <w:sz w:val="20"/>
+          <w:szCs w:val="20"/>
+        </w:rPr>
+        <w:tab/>
+      </w:r>
+      <w:r>
+        <w:rPr>
+          <w:sz w:val="20"/>
+          <w:szCs w:val="20"/>
+        </w:rPr>
+        <w:t xml:space="preserve">Four _______________________________________________________________________________-4 </w:t>
+      </w:r>
+    </w:p>
+    <w:p>
+      <w:pPr>
+        <w:rPr>
+          <w:sz w:val="20"/>
+          <w:szCs w:val="20"/>
+        </w:rPr>
+      </w:pPr>
+      <w:r>
+        <w:rPr>
+          <w:b/>
+          <w:bCs/>
+          <w:sz w:val="20"/>
+          <w:szCs w:val="20"/>
+        </w:rPr>
+        <w:tab/>
+      </w:r>
+      <w:r>
+        <w:rPr>
+          <w:sz w:val="20"/>
+          <w:szCs w:val="20"/>
+        </w:rPr>
+        <w:t>Five or More ________________________________________________________________________ -5</w:t>
+      </w:r>
+      <w:r>
+        <w:rPr>
+          <w:sz w:val="20"/>
+          <w:szCs w:val="20"/>
+        </w:rPr>
+        <w:tab/>
+        <w:t>SCORE: {q7Score}</w:t>
+      </w:r>
+    </w:p>
+    <w:p>
+      <w:pPr>
+        <w:rPr>
+          <w:sz w:val="20"/>
+          <w:szCs w:val="20"/>
+        </w:rPr>
+      </w:pPr>
+      <w:r>
+        <w:rPr>
+          <w:sz w:val="20"/>
+          <w:szCs w:val="20"/>
+        </w:rPr>
+        <w:tab/>
+      </w:r>
+    </w:p>
+    <w:p>
+      <w:pPr>
+        <w:ind w:left="720"/>
+        <w:rPr>
+          <w:sz w:val="20"/>
+          <w:szCs w:val="20"/>
+        </w:rPr>
+      </w:pPr>
+      <w:r>
+        <w:rPr>
+          <w:b/>
+          <w:bCs/>
+          <w:sz w:val="20"/>
+          <w:szCs w:val="20"/>
+        </w:rPr>
+        <w:t>List programs:</w:t>
+      </w:r>
+    </w:p>
+    <w:p>
+      <w:pPr>
+        <w:ind w:left="720"/>
+        <w:rPr>
+          <w:sz w:val="20"/>
+          <w:szCs w:val="20"/>
+        </w:rPr>
+      </w:pPr>
+      <w:r>
+        <w:rPr>
+          <w:sz w:val="20"/>
+          <w:szCs w:val="20"/>
+        </w:rPr>
+        <w:t>{q7Notes}</w:t>
+      </w:r>
+    </w:p>
+    <w:p>
+      <w:pPr>
+        <w:rPr>
+          <w:sz w:val="20"/>
+          <w:szCs w:val="20"/>
+        </w:rPr>
+      </w:pPr>
     </w:p>
     <w:p>
       <w:pPr>
@@ -3787,7 +4457,23 @@
           <w:b/>
           <w:bCs/>
         </w:rPr>
-        <w:t xml:space="preserve">If the custody level is LOW (or staff recommend an override to LOW), please also fill out the Trustee Assessment. Inmates placed on low or trustee custody can be placed in an annex. </w:t>
+        <w:t xml:space="preserve">If the custody level is LOW (or staff recommend an override to LOW), please also fill out the Trustee Assessment. Inmates placed on </w:t>
+      </w:r>
+      <w:proofErr w:type="gramStart"/>
+      <w:r>
+        <w:rPr>
+          <w:b/>
+          <w:bCs/>
+        </w:rPr>
+        <w:t>low</w:t>
+      </w:r>
+      <w:proofErr w:type="gramEnd"/>
+      <w:r>
+        <w:rPr>
+          <w:b/>
+          <w:bCs/>
+        </w:rPr>
+        <w:t xml:space="preserve"> or trustee custody can be placed in an annex. </w:t>
       </w:r>
     </w:p>
     <w:p>
@@ -4026,6 +4712,53 @@
           <w:szCs w:val="20"/>
         </w:rPr>
       </w:pPr>
+    </w:p>
+    <w:p>
+      <w:pPr>
+        <w:rPr>
+          <w:b/>
+          <w:bCs/>
+          <w:sz w:val="20"/>
+          <w:szCs w:val="20"/>
+        </w:rPr>
+      </w:pPr>
+    </w:p>
+    <w:p>
+      <w:pPr>
+        <w:rPr>
+          <w:b/>
+          <w:bCs/>
+          <w:sz w:val="20"/>
+          <w:szCs w:val="20"/>
+        </w:rPr>
+      </w:pPr>
+    </w:p>
+    <w:p>
+      <w:pPr>
+        <w:rPr>
+          <w:b/>
+          <w:bCs/>
+          <w:sz w:val="20"/>
+          <w:szCs w:val="20"/>
+        </w:rPr>
+      </w:pPr>
+    </w:p>
+    <w:p>
+      <w:pPr>
+        <w:rPr>
+          <w:sz w:val="20"/>
+          <w:szCs w:val="20"/>
+          <w:u w:val="single"/>
+        </w:rPr>
+      </w:pPr>
+      <w:r>
+        <w:rPr>
+          <w:sz w:val="20"/>
+          <w:szCs w:val="20"/>
+          <w:u w:val="single"/>
+        </w:rPr>
+        <w:t>x                                                                                      </w:t>
+      </w:r>
     </w:p>
     <w:sectPr>
       <w:pgSz w:w="12240" w:h="15840"/>
@@ -4212,7 +4945,25 @@
         <w:szCs w:val="16"/>
         <w:lang w:val="en-US"/>
       </w:rPr>
-      <w:t>TOMIS ID: {omsId}</w:t>
+      <w:t>TOMIS ID: {</w:t>
+    </w:r>
+    <w:proofErr w:type="spellStart"/>
+    <w:r>
+      <w:rPr>
+        <w:sz w:val="16"/>
+        <w:szCs w:val="16"/>
+        <w:lang w:val="en-US"/>
+      </w:rPr>
+      <w:t>omsId</w:t>
+    </w:r>
+    <w:proofErr w:type="spellEnd"/>
+    <w:r>
+      <w:rPr>
+        <w:sz w:val="16"/>
+        <w:szCs w:val="16"/>
+        <w:lang w:val="en-US"/>
+      </w:rPr>
+      <w:t>}</w:t>
     </w:r>
   </w:p>
 </w:hdr>
@@ -4231,6 +4982,97 @@
 <file path=word/numbering.xml><?xml version="1.0" encoding="utf-8"?>
 <w:numbering xmlns:wpc="http://schemas.microsoft.com/office/word/2010/wordprocessingCanvas" xmlns:cx="http://schemas.microsoft.com/office/drawing/2014/chartex" xmlns:cx1="http://schemas.microsoft.com/office/drawing/2015/9/8/chartex" xmlns:cx2="http://schemas.microsoft.com/office/drawing/2015/10/21/chartex" xmlns:cx3="http://schemas.microsoft.com/office/drawing/2016/5/9/chartex" xmlns:cx4="http://schemas.microsoft.com/office/drawing/2016/5/10/chartex" xmlns:cx5="http://schemas.microsoft.com/office/drawing/2016/5/11/chartex" xmlns:cx6="http://schemas.microsoft.com/office/drawing/2016/5/12/chartex" xmlns:cx7="http://schemas.microsoft.com/office/drawing/2016/5/13/chartex" xmlns:cx8="http://schemas.microsoft.com/office/drawing/2016/5/14/chartex" xmlns:mc="http://schemas.openxmlformats.org/markup-compatibility/2006" xmlns:aink="http://schemas.microsoft.com/office/drawing/2016/ink" xmlns:am3d="http://schemas.microsoft.com/office/drawing/2017/model3d" xmlns:o="urn:schemas-microsoft-com:office:office" xmlns:oel="http://schemas.microsoft.com/office/2019/extlst" xmlns:r="http://schemas.openxmlformats.org/officeDocument/2006/relationships" xmlns:m="http://schemas.openxmlformats.org/officeDocument/2006/math" xmlns:v="urn:schemas-microsoft-com:vml" xmlns:wp14="http://schemas.microsoft.com/office/word/2010/wordprocessingDrawing" xmlns:wp="http://schemas.openxmlformats.org/drawingml/2006/wordprocessingDrawing" xmlns:w10="urn:schemas-microsoft-com:office:word" xmlns:w="http://schemas.openxmlformats.org/wordprocessingml/2006/main" xmlns:w14="http://schemas.microsoft.com/office/word/2010/wordml" xmlns:w15="http://schemas.microsoft.com/office/word/2012/wordml" xmlns:w16cex="http://schemas.microsoft.com/office/word/2018/wordml/cex" xmlns:w16cid="http://schemas.microsoft.com/office/word/2016/wordml/cid" xmlns:w16="http://schemas.microsoft.com/office/word/2018/wordml" xmlns:w16du="http://schemas.microsoft.com/office/word/2023/wordml/word16du" xmlns:w16sdtdh="http://schemas.microsoft.com/office/word/2020/wordml/sdtdatahash" xmlns:w16sdtfl="http://schemas.microsoft.com/office/word/2024/wordml/sdtformatlock" xmlns:w16se="http://schemas.microsoft.com/office/word/2015/wordml/symex" xmlns:wpg="http://schemas.microsoft.com/office/word/2010/wordprocessingGroup" xmlns:wpi="http://schemas.microsoft.com/office/word/2010/wordprocessingInk" xmlns:wne="http://schemas.microsoft.com/office/word/2006/wordml" xmlns:wps="http://schemas.microsoft.com/office/word/2010/wordprocessingShape" mc:Ignorable="w14 w15 w16se w16cid w16 w16cex w16sdtdh w16sdtfl w16du wp14">
   <w:abstractNum w:abstractNumId="0" w15:restartNumberingAfterBreak="0">
+    <w:nsid w:val="0A2F7176"/>
+    <w:multiLevelType w:val="hybridMultilevel"/>
+    <w:tmpl w:val="3E9C5360"/>
+    <w:lvl w:ilvl="0" w:tplc="E24033E4">
+      <w:start w:val="1"/>
+      <w:numFmt w:val="decimal"/>
+      <w:lvlText w:val="%1."/>
+      <w:lvlJc w:val="left"/>
+      <w:pPr>
+        <w:ind w:left="720" w:hanging="360"/>
+      </w:pPr>
+      <w:rPr>
+        <w:rFonts w:ascii="Consolas" w:hAnsi="Consolas" w:cs="Consolas" w:hint="default"/>
+        <w:color w:val="000000"/>
+        <w:sz w:val="22"/>
+      </w:rPr>
+    </w:lvl>
+    <w:lvl w:ilvl="1" w:tplc="04090019" w:tentative="1">
+      <w:start w:val="1"/>
+      <w:numFmt w:val="lowerLetter"/>
+      <w:lvlText w:val="%2."/>
+      <w:lvlJc w:val="left"/>
+      <w:pPr>
+        <w:ind w:left="1440" w:hanging="360"/>
+      </w:pPr>
+    </w:lvl>
+    <w:lvl w:ilvl="2" w:tplc="0409001B" w:tentative="1">
+      <w:start w:val="1"/>
+      <w:numFmt w:val="lowerRoman"/>
+      <w:lvlText w:val="%3."/>
+      <w:lvlJc w:val="right"/>
+      <w:pPr>
+        <w:ind w:left="2160" w:hanging="180"/>
+      </w:pPr>
+    </w:lvl>
+    <w:lvl w:ilvl="3" w:tplc="0409000F" w:tentative="1">
+      <w:start w:val="1"/>
+      <w:numFmt w:val="decimal"/>
+      <w:lvlText w:val="%4."/>
+      <w:lvlJc w:val="left"/>
+      <w:pPr>
+        <w:ind w:left="2880" w:hanging="360"/>
+      </w:pPr>
+    </w:lvl>
+    <w:lvl w:ilvl="4" w:tplc="04090019" w:tentative="1">
+      <w:start w:val="1"/>
+      <w:numFmt w:val="lowerLetter"/>
+      <w:lvlText w:val="%5."/>
+      <w:lvlJc w:val="left"/>
+      <w:pPr>
+        <w:ind w:left="3600" w:hanging="360"/>
+      </w:pPr>
+    </w:lvl>
+    <w:lvl w:ilvl="5" w:tplc="0409001B" w:tentative="1">
+      <w:start w:val="1"/>
+      <w:numFmt w:val="lowerRoman"/>
+      <w:lvlText w:val="%6."/>
+      <w:lvlJc w:val="right"/>
+      <w:pPr>
+        <w:ind w:left="4320" w:hanging="180"/>
+      </w:pPr>
+    </w:lvl>
+    <w:lvl w:ilvl="6" w:tplc="0409000F" w:tentative="1">
+      <w:start w:val="1"/>
+      <w:numFmt w:val="decimal"/>
+      <w:lvlText w:val="%7."/>
+      <w:lvlJc w:val="left"/>
+      <w:pPr>
+        <w:ind w:left="5040" w:hanging="360"/>
+      </w:pPr>
+    </w:lvl>
+    <w:lvl w:ilvl="7" w:tplc="04090019" w:tentative="1">
+      <w:start w:val="1"/>
+      <w:numFmt w:val="lowerLetter"/>
+      <w:lvlText w:val="%8."/>
+      <w:lvlJc w:val="left"/>
+      <w:pPr>
+        <w:ind w:left="5760" w:hanging="360"/>
+      </w:pPr>
+    </w:lvl>
+    <w:lvl w:ilvl="8" w:tplc="0409001B" w:tentative="1">
+      <w:start w:val="1"/>
+      <w:numFmt w:val="lowerRoman"/>
+      <w:lvlText w:val="%9."/>
+      <w:lvlJc w:val="right"/>
+      <w:pPr>
+        <w:ind w:left="6480" w:hanging="180"/>
+      </w:pPr>
+    </w:lvl>
+  </w:abstractNum>
+  <w:abstractNum w:abstractNumId="1" w15:restartNumberingAfterBreak="0">
     <w:nsid w:val="3168137B"/>
     <w:multiLevelType w:val="multilevel"/>
     <w:tmpl w:val="38462D9A"/>
@@ -4343,10 +5185,10 @@
       </w:rPr>
     </w:lvl>
   </w:abstractNum>
-  <w:abstractNum w:abstractNumId="1" w15:restartNumberingAfterBreak="0">
-    <w:nsid w:val="66E05AC4"/>
+  <w:abstractNum w:abstractNumId="2" w15:restartNumberingAfterBreak="0">
+    <w:nsid w:val="37C00D28"/>
     <w:multiLevelType w:val="multilevel"/>
-    <w:tmpl w:val="C464C03C"/>
+    <w:tmpl w:val="DDBADC72"/>
     <w:lvl w:ilvl="0">
       <w:start w:val="1"/>
       <w:numFmt w:val="decimal"/>
@@ -4456,11 +5298,130 @@
       </w:rPr>
     </w:lvl>
   </w:abstractNum>
+  <w:abstractNum w:abstractNumId="3" w15:restartNumberingAfterBreak="0">
+    <w:nsid w:val="66E05AC4"/>
+    <w:multiLevelType w:val="multilevel"/>
+    <w:tmpl w:val="C464C03C"/>
+    <w:lvl w:ilvl="0">
+      <w:start w:val="1"/>
+      <w:numFmt w:val="decimal"/>
+      <w:lvlText w:val="%1."/>
+      <w:lvlJc w:val="left"/>
+      <w:pPr>
+        <w:ind w:left="720" w:hanging="360"/>
+      </w:pPr>
+      <w:rPr>
+        <w:u w:val="none"/>
+      </w:rPr>
+    </w:lvl>
+    <w:lvl w:ilvl="1">
+      <w:start w:val="1"/>
+      <w:numFmt w:val="lowerLetter"/>
+      <w:lvlText w:val="%2."/>
+      <w:lvlJc w:val="left"/>
+      <w:pPr>
+        <w:ind w:left="1440" w:hanging="360"/>
+      </w:pPr>
+      <w:rPr>
+        <w:u w:val="none"/>
+      </w:rPr>
+    </w:lvl>
+    <w:lvl w:ilvl="2">
+      <w:start w:val="1"/>
+      <w:numFmt w:val="lowerRoman"/>
+      <w:lvlText w:val="%3."/>
+      <w:lvlJc w:val="right"/>
+      <w:pPr>
+        <w:ind w:left="2160" w:hanging="360"/>
+      </w:pPr>
+      <w:rPr>
+        <w:u w:val="none"/>
+      </w:rPr>
+    </w:lvl>
+    <w:lvl w:ilvl="3">
+      <w:start w:val="1"/>
+      <w:numFmt w:val="decimal"/>
+      <w:lvlText w:val="%4."/>
+      <w:lvlJc w:val="left"/>
+      <w:pPr>
+        <w:ind w:left="2880" w:hanging="360"/>
+      </w:pPr>
+      <w:rPr>
+        <w:u w:val="none"/>
+      </w:rPr>
+    </w:lvl>
+    <w:lvl w:ilvl="4">
+      <w:start w:val="1"/>
+      <w:numFmt w:val="lowerLetter"/>
+      <w:lvlText w:val="%5."/>
+      <w:lvlJc w:val="left"/>
+      <w:pPr>
+        <w:ind w:left="3600" w:hanging="360"/>
+      </w:pPr>
+      <w:rPr>
+        <w:u w:val="none"/>
+      </w:rPr>
+    </w:lvl>
+    <w:lvl w:ilvl="5">
+      <w:start w:val="1"/>
+      <w:numFmt w:val="lowerRoman"/>
+      <w:lvlText w:val="%6."/>
+      <w:lvlJc w:val="right"/>
+      <w:pPr>
+        <w:ind w:left="4320" w:hanging="360"/>
+      </w:pPr>
+      <w:rPr>
+        <w:u w:val="none"/>
+      </w:rPr>
+    </w:lvl>
+    <w:lvl w:ilvl="6">
+      <w:start w:val="1"/>
+      <w:numFmt w:val="decimal"/>
+      <w:lvlText w:val="%7."/>
+      <w:lvlJc w:val="left"/>
+      <w:pPr>
+        <w:ind w:left="5040" w:hanging="360"/>
+      </w:pPr>
+      <w:rPr>
+        <w:u w:val="none"/>
+      </w:rPr>
+    </w:lvl>
+    <w:lvl w:ilvl="7">
+      <w:start w:val="1"/>
+      <w:numFmt w:val="lowerLetter"/>
+      <w:lvlText w:val="%8."/>
+      <w:lvlJc w:val="left"/>
+      <w:pPr>
+        <w:ind w:left="5760" w:hanging="360"/>
+      </w:pPr>
+      <w:rPr>
+        <w:u w:val="none"/>
+      </w:rPr>
+    </w:lvl>
+    <w:lvl w:ilvl="8">
+      <w:start w:val="1"/>
+      <w:numFmt w:val="lowerRoman"/>
+      <w:lvlText w:val="%9."/>
+      <w:lvlJc w:val="right"/>
+      <w:pPr>
+        <w:ind w:left="6480" w:hanging="360"/>
+      </w:pPr>
+      <w:rPr>
+        <w:u w:val="none"/>
+      </w:rPr>
+    </w:lvl>
+  </w:abstractNum>
   <w:num w:numId="1" w16cid:durableId="204098353">
-    <w:abstractNumId w:val="0"/>
+    <w:abstractNumId w:val="1"/>
   </w:num>
   <w:num w:numId="2" w16cid:durableId="2039159021">
-    <w:abstractNumId w:val="1"/>
+    <w:abstractNumId w:val="3"/>
+  </w:num>
+  <w:num w:numId="3" w16cid:durableId="771125962">
+    <w:abstractNumId w:val="2"/>
+  </w:num>
+  <w:num w:numId="4" w16cid:durableId="1870139125">
+    <w:abstractNumId w:val="0"/>
   </w:num>
 </w:numbering>
 </file>
@@ -5147,6 +6108,17 @@
       <w:lang w:val="en-US"/>
     </w:rPr>
   </w:style>
+  <w:style w:type="paragraph" w:styleId="ListParagraph">
+    <w:name w:val="List Paragraph"/>
+    <w:basedOn w:val="Normal"/>
+    <w:uiPriority w:val="34"/>
+    <w:qFormat/>
+    <w:rsid w:val="00DC1DB6"/>
+    <w:pPr>
+      <w:ind w:left="720"/>
+      <w:contextualSpacing/>
+    </w:pPr>
+  </w:style>
 </w:styles>
 </file>
 

--- a/apps/staff/src/core/Paperwork/US_TN/UsTnDiangosticClassification2026/dcaf_template.docx
+++ b/apps/staff/src/core/Paperwork/US_TN/UsTnDiangosticClassification2026/dcaf_template.docx
@@ -4209,7 +4209,7 @@
           <w:b/>
           <w:bCs/>
         </w:rPr>
-        <w:t>1</w:t>
+        <w:t>5</w:t>
       </w:r>
       <w:r>
         <w:rPr>
@@ -4223,7 +4223,7 @@
           <w:b/>
           <w:bCs/>
         </w:rPr>
-        <w:t>1</w:t>
+        <w:t>5</w:t>
       </w:r>
       <w:r>
         <w:rPr>

--- a/apps/staff/src/core/Paperwork/US_TN/UsTnDiangosticClassification2026/dcaf_template.docx
+++ b/apps/staff/src/core/Paperwork/US_TN/UsTnDiangosticClassification2026/dcaf_template.docx
@@ -2690,48 +2690,53 @@
           <w:sz w:val="20"/>
           <w:szCs w:val="20"/>
         </w:rPr>
-        <w:t>Violent Felony Conviction in Last 24 Months _________________________________________________</w:t>
-      </w:r>
-      <w:proofErr w:type="gramStart"/>
-      <w:r>
-        <w:rPr>
-          <w:sz w:val="20"/>
-          <w:szCs w:val="20"/>
-        </w:rPr>
-        <w:t>_  4</w:t>
-      </w:r>
-      <w:proofErr w:type="gramEnd"/>
-      <w:r>
-        <w:rPr>
-          <w:sz w:val="20"/>
-          <w:szCs w:val="20"/>
-        </w:rPr>
-        <w:tab/>
+        <w:t xml:space="preserve">Violent Felony Conviction in Last 24 Months ______________________ </w:t>
+      </w:r>
+      <w:r>
+        <w:rPr>
+          <w:sz w:val="20"/>
+          <w:szCs w:val="20"/>
+        </w:rPr>
         <w:t xml:space="preserve"> </w:t>
       </w:r>
-    </w:p>
-    <w:p>
-      <w:pPr>
-        <w:rPr>
-          <w:sz w:val="20"/>
-          <w:szCs w:val="20"/>
-        </w:rPr>
-      </w:pPr>
-      <w:r>
-        <w:rPr>
-          <w:b/>
-          <w:bCs/>
-          <w:sz w:val="20"/>
-          <w:szCs w:val="20"/>
-        </w:rPr>
-        <w:tab/>
-      </w:r>
-      <w:r>
-        <w:rPr>
-          <w:sz w:val="20"/>
-          <w:szCs w:val="20"/>
-        </w:rPr>
-        <w:t>Violent Felony Conviction 24-60 Months Ago __________________________________________________ 3</w:t>
+      <w:r>
+        <w:rPr>
+          <w:sz w:val="20"/>
+          <w:szCs w:val="20"/>
+        </w:rPr>
+        <w:t>4</w:t>
+      </w:r>
+      <w:r>
+        <w:rPr>
+          <w:sz w:val="20"/>
+          <w:szCs w:val="20"/>
+        </w:rPr>
+        <w:tab/>
+        <w:t xml:space="preserve"> </w:t>
+      </w:r>
+    </w:p>
+    <w:p>
+      <w:pPr>
+        <w:rPr>
+          <w:sz w:val="20"/>
+          <w:szCs w:val="20"/>
+        </w:rPr>
+      </w:pPr>
+      <w:r>
+        <w:rPr>
+          <w:b/>
+          <w:bCs/>
+          <w:sz w:val="20"/>
+          <w:szCs w:val="20"/>
+        </w:rPr>
+        <w:tab/>
+      </w:r>
+      <w:r>
+        <w:rPr>
+          <w:sz w:val="20"/>
+          <w:szCs w:val="20"/>
+        </w:rPr>
+        <w:t>Violent Felony Conviction 24-60 Months Ago ______________________ 3</w:t>
       </w:r>
       <w:r>
         <w:rPr>
@@ -2892,83 +2897,134 @@
           <w:sz w:val="20"/>
           <w:szCs w:val="20"/>
         </w:rPr>
-        <w:t>Low ______________________________________________________________________________</w:t>
-      </w:r>
-      <w:proofErr w:type="gramStart"/>
-      <w:r>
-        <w:rPr>
-          <w:sz w:val="20"/>
-          <w:szCs w:val="20"/>
-        </w:rPr>
-        <w:t>_  10</w:t>
-      </w:r>
-      <w:proofErr w:type="gramEnd"/>
-    </w:p>
-    <w:p>
-      <w:pPr>
-        <w:rPr>
-          <w:sz w:val="20"/>
-          <w:szCs w:val="20"/>
-        </w:rPr>
-      </w:pPr>
-      <w:r>
-        <w:rPr>
-          <w:b/>
-          <w:bCs/>
-          <w:sz w:val="20"/>
-          <w:szCs w:val="20"/>
-        </w:rPr>
-        <w:tab/>
-      </w:r>
-      <w:r>
-        <w:rPr>
-          <w:sz w:val="20"/>
-          <w:szCs w:val="20"/>
-        </w:rPr>
-        <w:t>Moderate __________________________________________________________________________</w:t>
-      </w:r>
-      <w:proofErr w:type="gramStart"/>
-      <w:r>
-        <w:rPr>
-          <w:sz w:val="20"/>
-          <w:szCs w:val="20"/>
-        </w:rPr>
-        <w:t>_  11</w:t>
-      </w:r>
-      <w:proofErr w:type="gramEnd"/>
-    </w:p>
-    <w:p>
-      <w:pPr>
-        <w:rPr>
-          <w:b/>
-          <w:bCs/>
-          <w:sz w:val="20"/>
-          <w:szCs w:val="20"/>
-        </w:rPr>
-      </w:pPr>
-      <w:r>
-        <w:rPr>
-          <w:b/>
-          <w:bCs/>
-          <w:sz w:val="20"/>
-          <w:szCs w:val="20"/>
-        </w:rPr>
-        <w:tab/>
-      </w:r>
-      <w:r>
-        <w:rPr>
-          <w:sz w:val="20"/>
-          <w:szCs w:val="20"/>
-        </w:rPr>
-        <w:t>High ______________________________________________________________________________</w:t>
-      </w:r>
-      <w:proofErr w:type="gramStart"/>
-      <w:r>
-        <w:rPr>
-          <w:sz w:val="20"/>
-          <w:szCs w:val="20"/>
-        </w:rPr>
-        <w:t>_  1</w:t>
+        <w:t>Low ___________________________________________________</w:t>
+      </w:r>
+      <w:r>
+        <w:rPr>
+          <w:sz w:val="20"/>
+          <w:szCs w:val="20"/>
+        </w:rPr>
+        <w:t>_</w:t>
+      </w:r>
+      <w:r>
+        <w:rPr>
+          <w:sz w:val="20"/>
+          <w:szCs w:val="20"/>
+        </w:rPr>
+        <w:t xml:space="preserve"> </w:t>
+      </w:r>
+      <w:r>
+        <w:rPr>
+          <w:sz w:val="20"/>
+          <w:szCs w:val="20"/>
+        </w:rPr>
+        <w:t xml:space="preserve"> </w:t>
+      </w:r>
+      <w:r>
+        <w:rPr>
+          <w:sz w:val="20"/>
+          <w:szCs w:val="20"/>
+        </w:rPr>
+        <w:t>10</w:t>
+      </w:r>
+    </w:p>
+    <w:p>
+      <w:pPr>
+        <w:rPr>
+          <w:sz w:val="20"/>
+          <w:szCs w:val="20"/>
+        </w:rPr>
+      </w:pPr>
+      <w:r>
+        <w:rPr>
+          <w:b/>
+          <w:bCs/>
+          <w:sz w:val="20"/>
+          <w:szCs w:val="20"/>
+        </w:rPr>
+        <w:tab/>
+      </w:r>
+      <w:r>
+        <w:rPr>
+          <w:sz w:val="20"/>
+          <w:szCs w:val="20"/>
+        </w:rPr>
+        <w:t>Moderate _______________________________________________</w:t>
+      </w:r>
+      <w:r>
+        <w:rPr>
+          <w:sz w:val="20"/>
+          <w:szCs w:val="20"/>
+        </w:rPr>
+        <w:t>_</w:t>
+      </w:r>
+      <w:r>
+        <w:rPr>
+          <w:sz w:val="20"/>
+          <w:szCs w:val="20"/>
+        </w:rPr>
+        <w:t xml:space="preserve"> </w:t>
+      </w:r>
+      <w:r>
+        <w:rPr>
+          <w:sz w:val="20"/>
+          <w:szCs w:val="20"/>
+        </w:rPr>
+        <w:t xml:space="preserve"> </w:t>
+      </w:r>
+      <w:r>
+        <w:rPr>
+          <w:sz w:val="20"/>
+          <w:szCs w:val="20"/>
+        </w:rPr>
+        <w:t>11</w:t>
+      </w:r>
+    </w:p>
+    <w:p>
+      <w:pPr>
+        <w:rPr>
+          <w:b/>
+          <w:bCs/>
+          <w:sz w:val="20"/>
+          <w:szCs w:val="20"/>
+        </w:rPr>
+      </w:pPr>
+      <w:r>
+        <w:rPr>
+          <w:b/>
+          <w:bCs/>
+          <w:sz w:val="20"/>
+          <w:szCs w:val="20"/>
+        </w:rPr>
+        <w:tab/>
+      </w:r>
+      <w:r>
+        <w:rPr>
+          <w:sz w:val="20"/>
+          <w:szCs w:val="20"/>
+        </w:rPr>
+        <w:t>High ___________________________________________________</w:t>
+      </w:r>
+      <w:r>
+        <w:rPr>
+          <w:sz w:val="20"/>
+          <w:szCs w:val="20"/>
+        </w:rPr>
+        <w:t>_</w:t>
+      </w:r>
+      <w:r>
+        <w:rPr>
+          <w:sz w:val="20"/>
+          <w:szCs w:val="20"/>
+        </w:rPr>
+        <w:t xml:space="preserve"> </w:t>
+      </w:r>
+      <w:r>
+        <w:rPr>
+          <w:sz w:val="20"/>
+          <w:szCs w:val="20"/>
+        </w:rPr>
+        <w:t xml:space="preserve"> 1</w:t>
       </w:r>
       <w:r>
         <w:rPr>
@@ -2977,30 +3033,43 @@
         </w:rPr>
         <w:t>2</w:t>
       </w:r>
-      <w:proofErr w:type="gramEnd"/>
-    </w:p>
-    <w:p>
-      <w:pPr>
-        <w:rPr>
-          <w:sz w:val="20"/>
-          <w:szCs w:val="20"/>
-        </w:rPr>
-      </w:pPr>
-      <w:r>
-        <w:rPr>
-          <w:b/>
-          <w:bCs/>
-          <w:sz w:val="20"/>
-          <w:szCs w:val="20"/>
-        </w:rPr>
-        <w:tab/>
-      </w:r>
-      <w:r>
-        <w:rPr>
-          <w:sz w:val="20"/>
-          <w:szCs w:val="20"/>
-        </w:rPr>
-        <w:t>Highest ____________________________________________________________________________   1</w:t>
+    </w:p>
+    <w:p>
+      <w:pPr>
+        <w:rPr>
+          <w:sz w:val="20"/>
+          <w:szCs w:val="20"/>
+        </w:rPr>
+      </w:pPr>
+      <w:r>
+        <w:rPr>
+          <w:b/>
+          <w:bCs/>
+          <w:sz w:val="20"/>
+          <w:szCs w:val="20"/>
+        </w:rPr>
+        <w:tab/>
+      </w:r>
+      <w:r>
+        <w:rPr>
+          <w:sz w:val="20"/>
+          <w:szCs w:val="20"/>
+        </w:rPr>
+        <w:t>Highest ________________________________________________</w:t>
+      </w:r>
+      <w:r>
+        <w:rPr>
+          <w:sz w:val="20"/>
+          <w:szCs w:val="20"/>
+        </w:rPr>
+        <w:t xml:space="preserve">__ </w:t>
+      </w:r>
+      <w:r>
+        <w:rPr>
+          <w:sz w:val="20"/>
+          <w:szCs w:val="20"/>
+        </w:rPr>
+        <w:t>1</w:t>
       </w:r>
       <w:r>
         <w:rPr>
@@ -3014,8 +3083,21 @@
           <w:sz w:val="20"/>
           <w:szCs w:val="20"/>
         </w:rPr>
-        <w:tab/>
-        <w:t xml:space="preserve"> SCORE:</w:t>
+        <w:t xml:space="preserve"> </w:t>
+      </w:r>
+      <w:r>
+        <w:rPr>
+          <w:sz w:val="20"/>
+          <w:szCs w:val="20"/>
+        </w:rPr>
+        <w:tab/>
+      </w:r>
+      <w:r>
+        <w:rPr>
+          <w:sz w:val="20"/>
+          <w:szCs w:val="20"/>
+        </w:rPr>
+        <w:t>SCORE:</w:t>
       </w:r>
       <w:r>
         <w:rPr>
@@ -3134,15 +3216,14 @@
           <w:sz w:val="20"/>
           <w:szCs w:val="20"/>
         </w:rPr>
-        <w:t>Yes _______________________________________________________________________________</w:t>
-      </w:r>
-      <w:proofErr w:type="gramStart"/>
-      <w:r>
-        <w:rPr>
-          <w:sz w:val="20"/>
-          <w:szCs w:val="20"/>
-        </w:rPr>
-        <w:t xml:space="preserve">_  </w:t>
+        <w:t xml:space="preserve">Yes ____________________________________________________ </w:t>
+      </w:r>
+      <w:r>
+        <w:rPr>
+          <w:sz w:val="20"/>
+          <w:szCs w:val="20"/>
+        </w:rPr>
+        <w:t xml:space="preserve"> </w:t>
       </w:r>
       <w:r>
         <w:rPr>
@@ -3151,46 +3232,64 @@
         </w:rPr>
         <w:t>6</w:t>
       </w:r>
-      <w:proofErr w:type="gramEnd"/>
-    </w:p>
-    <w:p>
-      <w:pPr>
-        <w:rPr>
-          <w:sz w:val="20"/>
-          <w:szCs w:val="20"/>
-        </w:rPr>
-      </w:pPr>
-      <w:r>
-        <w:rPr>
-          <w:b/>
-          <w:bCs/>
-          <w:sz w:val="20"/>
-          <w:szCs w:val="20"/>
-        </w:rPr>
-        <w:tab/>
-      </w:r>
-      <w:r>
-        <w:rPr>
-          <w:sz w:val="20"/>
-          <w:szCs w:val="20"/>
-        </w:rPr>
-        <w:t>No _______________________________________________________________________________</w:t>
-      </w:r>
-      <w:proofErr w:type="gramStart"/>
-      <w:r>
-        <w:rPr>
-          <w:sz w:val="20"/>
-          <w:szCs w:val="20"/>
-        </w:rPr>
-        <w:t>_  -</w:t>
-      </w:r>
-      <w:proofErr w:type="gramEnd"/>
-      <w:r>
-        <w:rPr>
-          <w:sz w:val="20"/>
-          <w:szCs w:val="20"/>
-        </w:rPr>
-        <w:t>1      SCORE:</w:t>
+    </w:p>
+    <w:p>
+      <w:pPr>
+        <w:rPr>
+          <w:sz w:val="20"/>
+          <w:szCs w:val="20"/>
+        </w:rPr>
+      </w:pPr>
+      <w:r>
+        <w:rPr>
+          <w:b/>
+          <w:bCs/>
+          <w:sz w:val="20"/>
+          <w:szCs w:val="20"/>
+        </w:rPr>
+        <w:tab/>
+      </w:r>
+      <w:r>
+        <w:rPr>
+          <w:sz w:val="20"/>
+          <w:szCs w:val="20"/>
+        </w:rPr>
+        <w:t>No __________</w:t>
+      </w:r>
+      <w:r>
+        <w:rPr>
+          <w:sz w:val="20"/>
+          <w:szCs w:val="20"/>
+        </w:rPr>
+        <w:t>_</w:t>
+      </w:r>
+      <w:r>
+        <w:rPr>
+          <w:sz w:val="20"/>
+          <w:szCs w:val="20"/>
+        </w:rPr>
+        <w:t>__________________________________________ -1</w:t>
+      </w:r>
+      <w:r>
+        <w:rPr>
+          <w:sz w:val="20"/>
+          <w:szCs w:val="20"/>
+        </w:rPr>
+        <w:tab/>
+      </w:r>
+      <w:r>
+        <w:rPr>
+          <w:sz w:val="20"/>
+          <w:szCs w:val="20"/>
+        </w:rPr>
+        <w:tab/>
+      </w:r>
+      <w:r>
+        <w:rPr>
+          <w:sz w:val="20"/>
+          <w:szCs w:val="20"/>
+        </w:rPr>
+        <w:t>SCORE:</w:t>
       </w:r>
       <w:r>
         <w:rPr>
@@ -3243,13 +3342,14 @@
         </w:rPr>
         <w:t>{q3Notes}</w:t>
       </w:r>
-      <w:r>
-        <w:rPr>
-          <w:sz w:val="20"/>
-          <w:szCs w:val="20"/>
-        </w:rPr>
-        <w:br w:type="page"/>
-      </w:r>
+    </w:p>
+    <w:p>
+      <w:pPr>
+        <w:rPr>
+          <w:sz w:val="20"/>
+          <w:szCs w:val="20"/>
+        </w:rPr>
+      </w:pPr>
     </w:p>
     <w:p>
       <w:pPr>
@@ -3305,15 +3405,7 @@
           <w:sz w:val="20"/>
           <w:szCs w:val="20"/>
         </w:rPr>
-        <w:t>Yes _______________________________________________________________________________</w:t>
-      </w:r>
-      <w:proofErr w:type="gramStart"/>
-      <w:r>
-        <w:rPr>
-          <w:sz w:val="20"/>
-          <w:szCs w:val="20"/>
-        </w:rPr>
-        <w:t xml:space="preserve">_  </w:t>
+        <w:t xml:space="preserve">Yes ____________________________________________________ </w:t>
       </w:r>
       <w:r>
         <w:rPr>
@@ -3329,46 +3421,64 @@
         </w:rPr>
         <w:t>2</w:t>
       </w:r>
-      <w:proofErr w:type="gramEnd"/>
-    </w:p>
-    <w:p>
-      <w:pPr>
-        <w:rPr>
-          <w:sz w:val="20"/>
-          <w:szCs w:val="20"/>
-        </w:rPr>
-      </w:pPr>
-      <w:r>
-        <w:rPr>
-          <w:b/>
-          <w:bCs/>
-          <w:sz w:val="20"/>
-          <w:szCs w:val="20"/>
-        </w:rPr>
-        <w:tab/>
-      </w:r>
-      <w:r>
-        <w:rPr>
-          <w:sz w:val="20"/>
-          <w:szCs w:val="20"/>
-        </w:rPr>
-        <w:t>No _______________________________________________________________________________</w:t>
-      </w:r>
-      <w:proofErr w:type="gramStart"/>
-      <w:r>
-        <w:rPr>
-          <w:sz w:val="20"/>
-          <w:szCs w:val="20"/>
-        </w:rPr>
-        <w:t>_  -</w:t>
-      </w:r>
-      <w:proofErr w:type="gramEnd"/>
-      <w:r>
-        <w:rPr>
-          <w:sz w:val="20"/>
-          <w:szCs w:val="20"/>
-        </w:rPr>
-        <w:t>1      SCORE:</w:t>
+    </w:p>
+    <w:p>
+      <w:pPr>
+        <w:rPr>
+          <w:sz w:val="20"/>
+          <w:szCs w:val="20"/>
+        </w:rPr>
+      </w:pPr>
+      <w:r>
+        <w:rPr>
+          <w:b/>
+          <w:bCs/>
+          <w:sz w:val="20"/>
+          <w:szCs w:val="20"/>
+        </w:rPr>
+        <w:tab/>
+      </w:r>
+      <w:r>
+        <w:rPr>
+          <w:sz w:val="20"/>
+          <w:szCs w:val="20"/>
+        </w:rPr>
+        <w:t>No ____________________________________________</w:t>
+      </w:r>
+      <w:r>
+        <w:rPr>
+          <w:sz w:val="20"/>
+          <w:szCs w:val="20"/>
+        </w:rPr>
+        <w:t>_</w:t>
+      </w:r>
+      <w:r>
+        <w:rPr>
+          <w:sz w:val="20"/>
+          <w:szCs w:val="20"/>
+        </w:rPr>
+        <w:t>________ -1</w:t>
+      </w:r>
+      <w:r>
+        <w:rPr>
+          <w:sz w:val="20"/>
+          <w:szCs w:val="20"/>
+        </w:rPr>
+        <w:tab/>
+      </w:r>
+      <w:r>
+        <w:rPr>
+          <w:sz w:val="20"/>
+          <w:szCs w:val="20"/>
+        </w:rPr>
+        <w:tab/>
+      </w:r>
+      <w:r>
+        <w:rPr>
+          <w:sz w:val="20"/>
+          <w:szCs w:val="20"/>
+        </w:rPr>
+        <w:t>SCORE:</w:t>
       </w:r>
       <w:r>
         <w:rPr>
@@ -3438,6 +3548,29 @@
           <w:szCs w:val="16"/>
         </w:rPr>
         <w:t>{q4Notes}</w:t>
+      </w:r>
+    </w:p>
+    <w:p>
+      <w:pPr>
+        <w:rPr>
+          <w:sz w:val="20"/>
+          <w:szCs w:val="20"/>
+        </w:rPr>
+      </w:pPr>
+    </w:p>
+    <w:p>
+      <w:pPr>
+        <w:rPr>
+          <w:sz w:val="20"/>
+          <w:szCs w:val="20"/>
+        </w:rPr>
+      </w:pPr>
+      <w:r>
+        <w:rPr>
+          <w:sz w:val="20"/>
+          <w:szCs w:val="20"/>
+        </w:rPr>
+        <w:br w:type="page"/>
       </w:r>
     </w:p>
     <w:p>
@@ -3494,56 +3627,66 @@
           <w:sz w:val="20"/>
           <w:szCs w:val="20"/>
         </w:rPr>
-        <w:t>Yes _______________________________________________________________________________</w:t>
-      </w:r>
-      <w:proofErr w:type="gramStart"/>
-      <w:r>
-        <w:rPr>
-          <w:sz w:val="20"/>
-          <w:szCs w:val="20"/>
-        </w:rPr>
-        <w:t>_  30</w:t>
-      </w:r>
-      <w:proofErr w:type="gramEnd"/>
-    </w:p>
-    <w:p>
-      <w:pPr>
-        <w:rPr>
-          <w:sz w:val="20"/>
-          <w:szCs w:val="20"/>
-        </w:rPr>
-      </w:pPr>
-      <w:r>
-        <w:rPr>
-          <w:b/>
-          <w:bCs/>
-          <w:sz w:val="20"/>
-          <w:szCs w:val="20"/>
-        </w:rPr>
-        <w:tab/>
-      </w:r>
-      <w:r>
-        <w:rPr>
-          <w:sz w:val="20"/>
-          <w:szCs w:val="20"/>
-        </w:rPr>
-        <w:t>No _______________________________________________________________________________</w:t>
-      </w:r>
-      <w:proofErr w:type="gramStart"/>
-      <w:r>
-        <w:rPr>
-          <w:sz w:val="20"/>
-          <w:szCs w:val="20"/>
-        </w:rPr>
-        <w:t>_  -</w:t>
-      </w:r>
-      <w:proofErr w:type="gramEnd"/>
-      <w:r>
-        <w:rPr>
-          <w:sz w:val="20"/>
-          <w:szCs w:val="20"/>
-        </w:rPr>
-        <w:t>1      SCORE:</w:t>
+        <w:t>Yes ____________________________________________________ 30</w:t>
+      </w:r>
+    </w:p>
+    <w:p>
+      <w:pPr>
+        <w:rPr>
+          <w:sz w:val="20"/>
+          <w:szCs w:val="20"/>
+        </w:rPr>
+      </w:pPr>
+      <w:r>
+        <w:rPr>
+          <w:b/>
+          <w:bCs/>
+          <w:sz w:val="20"/>
+          <w:szCs w:val="20"/>
+        </w:rPr>
+        <w:tab/>
+      </w:r>
+      <w:r>
+        <w:rPr>
+          <w:sz w:val="20"/>
+          <w:szCs w:val="20"/>
+        </w:rPr>
+        <w:t>No _________________________________________________</w:t>
+      </w:r>
+      <w:r>
+        <w:rPr>
+          <w:sz w:val="20"/>
+          <w:szCs w:val="20"/>
+        </w:rPr>
+        <w:t>_</w:t>
+      </w:r>
+      <w:r>
+        <w:rPr>
+          <w:sz w:val="20"/>
+          <w:szCs w:val="20"/>
+        </w:rPr>
+        <w:t>___ -1</w:t>
+      </w:r>
+      <w:r>
+        <w:rPr>
+          <w:sz w:val="20"/>
+          <w:szCs w:val="20"/>
+        </w:rPr>
+        <w:tab/>
+      </w:r>
+      <w:r>
+        <w:rPr>
+          <w:sz w:val="20"/>
+          <w:szCs w:val="20"/>
+        </w:rPr>
+        <w:tab/>
+      </w:r>
+      <w:r>
+        <w:rPr>
+          <w:sz w:val="20"/>
+          <w:szCs w:val="20"/>
+        </w:rPr>
+        <w:t>SCORE:</w:t>
       </w:r>
       <w:r>
         <w:rPr>
@@ -3596,6 +3739,14 @@
         </w:rPr>
         <w:t>{q5Notes}</w:t>
       </w:r>
+    </w:p>
+    <w:p>
+      <w:pPr>
+        <w:rPr>
+          <w:sz w:val="20"/>
+          <w:szCs w:val="20"/>
+        </w:rPr>
+      </w:pPr>
     </w:p>
     <w:p>
       <w:pPr>
@@ -3649,15 +3800,7 @@
           <w:sz w:val="20"/>
           <w:szCs w:val="20"/>
         </w:rPr>
-        <w:t>21 or Younger ______________________________________________________________________</w:t>
-      </w:r>
-      <w:proofErr w:type="gramStart"/>
-      <w:r>
-        <w:rPr>
-          <w:sz w:val="20"/>
-          <w:szCs w:val="20"/>
-        </w:rPr>
-        <w:t>_  1</w:t>
+        <w:t>21 or Younger ___________________________________________ 1</w:t>
       </w:r>
       <w:r>
         <w:rPr>
@@ -3666,38 +3809,43 @@
         </w:rPr>
         <w:t>0</w:t>
       </w:r>
-      <w:proofErr w:type="gramEnd"/>
-    </w:p>
-    <w:p>
-      <w:pPr>
-        <w:rPr>
-          <w:sz w:val="20"/>
-          <w:szCs w:val="20"/>
-        </w:rPr>
-      </w:pPr>
-      <w:r>
-        <w:rPr>
-          <w:b/>
-          <w:bCs/>
-          <w:sz w:val="20"/>
-          <w:szCs w:val="20"/>
-        </w:rPr>
-        <w:tab/>
-      </w:r>
-      <w:r>
-        <w:rPr>
-          <w:sz w:val="20"/>
-          <w:szCs w:val="20"/>
-        </w:rPr>
-        <w:t>22 - 25 ____________________________________________________________________________</w:t>
-      </w:r>
-      <w:proofErr w:type="gramStart"/>
-      <w:r>
-        <w:rPr>
-          <w:sz w:val="20"/>
-          <w:szCs w:val="20"/>
-        </w:rPr>
-        <w:t xml:space="preserve">_  </w:t>
+    </w:p>
+    <w:p>
+      <w:pPr>
+        <w:rPr>
+          <w:sz w:val="20"/>
+          <w:szCs w:val="20"/>
+        </w:rPr>
+      </w:pPr>
+      <w:r>
+        <w:rPr>
+          <w:b/>
+          <w:bCs/>
+          <w:sz w:val="20"/>
+          <w:szCs w:val="20"/>
+        </w:rPr>
+        <w:tab/>
+      </w:r>
+      <w:r>
+        <w:rPr>
+          <w:sz w:val="20"/>
+          <w:szCs w:val="20"/>
+        </w:rPr>
+        <w:t>22 - 25 _________________________________________________</w:t>
+      </w:r>
+      <w:r>
+        <w:rPr>
+          <w:sz w:val="20"/>
+          <w:szCs w:val="20"/>
+        </w:rPr>
+        <w:t xml:space="preserve"> </w:t>
+      </w:r>
+      <w:r>
+        <w:rPr>
+          <w:sz w:val="20"/>
+          <w:szCs w:val="20"/>
+        </w:rPr>
+        <w:t xml:space="preserve"> </w:t>
       </w:r>
       <w:r>
         <w:rPr>
@@ -3706,73 +3854,104 @@
         </w:rPr>
         <w:t>5</w:t>
       </w:r>
-      <w:proofErr w:type="gramEnd"/>
-    </w:p>
-    <w:p>
-      <w:pPr>
-        <w:rPr>
-          <w:b/>
-          <w:bCs/>
-          <w:sz w:val="20"/>
-          <w:szCs w:val="20"/>
-        </w:rPr>
-      </w:pPr>
-      <w:r>
-        <w:rPr>
-          <w:b/>
-          <w:bCs/>
-          <w:sz w:val="20"/>
-          <w:szCs w:val="20"/>
-        </w:rPr>
-        <w:tab/>
-      </w:r>
-      <w:r>
-        <w:rPr>
-          <w:sz w:val="20"/>
-          <w:szCs w:val="20"/>
-        </w:rPr>
-        <w:t>26 - 30 ____________________________________________________________________________</w:t>
-      </w:r>
-      <w:proofErr w:type="gramStart"/>
-      <w:r>
-        <w:rPr>
-          <w:sz w:val="20"/>
-          <w:szCs w:val="20"/>
-        </w:rPr>
-        <w:t>_  2</w:t>
-      </w:r>
-      <w:proofErr w:type="gramEnd"/>
-    </w:p>
-    <w:p>
-      <w:pPr>
-        <w:rPr>
-          <w:sz w:val="20"/>
-          <w:szCs w:val="20"/>
-        </w:rPr>
-      </w:pPr>
-      <w:r>
-        <w:rPr>
-          <w:b/>
-          <w:bCs/>
-          <w:sz w:val="20"/>
-          <w:szCs w:val="20"/>
-        </w:rPr>
-        <w:tab/>
-      </w:r>
-      <w:r>
-        <w:rPr>
-          <w:sz w:val="20"/>
-          <w:szCs w:val="20"/>
-        </w:rPr>
-        <w:t>31 - 35 ____________________________________________________________________________</w:t>
-      </w:r>
-      <w:proofErr w:type="gramStart"/>
-      <w:r>
-        <w:rPr>
-          <w:sz w:val="20"/>
-          <w:szCs w:val="20"/>
-        </w:rPr>
-        <w:t xml:space="preserve">_  </w:t>
+    </w:p>
+    <w:p>
+      <w:pPr>
+        <w:rPr>
+          <w:b/>
+          <w:bCs/>
+          <w:sz w:val="20"/>
+          <w:szCs w:val="20"/>
+        </w:rPr>
+      </w:pPr>
+      <w:r>
+        <w:rPr>
+          <w:b/>
+          <w:bCs/>
+          <w:sz w:val="20"/>
+          <w:szCs w:val="20"/>
+        </w:rPr>
+        <w:tab/>
+      </w:r>
+      <w:r>
+        <w:rPr>
+          <w:sz w:val="20"/>
+          <w:szCs w:val="20"/>
+        </w:rPr>
+        <w:t xml:space="preserve">26 - 30 </w:t>
+      </w:r>
+      <w:r>
+        <w:rPr>
+          <w:sz w:val="20"/>
+          <w:szCs w:val="20"/>
+        </w:rPr>
+        <w:t>_________________________________________________</w:t>
+      </w:r>
+      <w:r>
+        <w:rPr>
+          <w:sz w:val="20"/>
+          <w:szCs w:val="20"/>
+        </w:rPr>
+        <w:t xml:space="preserve"> </w:t>
+      </w:r>
+      <w:r>
+        <w:rPr>
+          <w:sz w:val="20"/>
+          <w:szCs w:val="20"/>
+        </w:rPr>
+        <w:t xml:space="preserve"> </w:t>
+      </w:r>
+      <w:r>
+        <w:rPr>
+          <w:sz w:val="20"/>
+          <w:szCs w:val="20"/>
+        </w:rPr>
+        <w:t>2</w:t>
+      </w:r>
+    </w:p>
+    <w:p>
+      <w:pPr>
+        <w:rPr>
+          <w:sz w:val="20"/>
+          <w:szCs w:val="20"/>
+        </w:rPr>
+      </w:pPr>
+      <w:r>
+        <w:rPr>
+          <w:b/>
+          <w:bCs/>
+          <w:sz w:val="20"/>
+          <w:szCs w:val="20"/>
+        </w:rPr>
+        <w:tab/>
+      </w:r>
+      <w:r>
+        <w:rPr>
+          <w:sz w:val="20"/>
+          <w:szCs w:val="20"/>
+        </w:rPr>
+        <w:t xml:space="preserve">31 - 35 </w:t>
+      </w:r>
+      <w:r>
+        <w:rPr>
+          <w:sz w:val="20"/>
+          <w:szCs w:val="20"/>
+        </w:rPr>
+        <w:t>_________________________________________________</w:t>
+      </w:r>
+      <w:r>
+        <w:rPr>
+          <w:sz w:val="20"/>
+          <w:szCs w:val="20"/>
+        </w:rPr>
+        <w:t xml:space="preserve"> </w:t>
+      </w:r>
+      <w:r>
+        <w:rPr>
+          <w:sz w:val="20"/>
+          <w:szCs w:val="20"/>
+        </w:rPr>
+        <w:t xml:space="preserve"> </w:t>
       </w:r>
       <w:r>
         <w:rPr>
@@ -3781,40 +3960,52 @@
         </w:rPr>
         <w:t>1</w:t>
       </w:r>
-      <w:proofErr w:type="gramEnd"/>
-    </w:p>
-    <w:p>
-      <w:pPr>
-        <w:rPr>
-          <w:b/>
-          <w:bCs/>
-          <w:sz w:val="20"/>
-          <w:szCs w:val="20"/>
-        </w:rPr>
-      </w:pPr>
-      <w:r>
-        <w:rPr>
-          <w:b/>
-          <w:bCs/>
-          <w:sz w:val="20"/>
-          <w:szCs w:val="20"/>
-        </w:rPr>
-        <w:tab/>
-      </w:r>
-      <w:r>
-        <w:rPr>
-          <w:sz w:val="20"/>
-          <w:szCs w:val="20"/>
-        </w:rPr>
-        <w:t>36 - 40 ____________________________________________________________________________</w:t>
-      </w:r>
-      <w:proofErr w:type="gramStart"/>
-      <w:r>
-        <w:rPr>
-          <w:sz w:val="20"/>
-          <w:szCs w:val="20"/>
-        </w:rPr>
-        <w:t xml:space="preserve">_  </w:t>
+    </w:p>
+    <w:p>
+      <w:pPr>
+        <w:rPr>
+          <w:b/>
+          <w:bCs/>
+          <w:sz w:val="20"/>
+          <w:szCs w:val="20"/>
+        </w:rPr>
+      </w:pPr>
+      <w:r>
+        <w:rPr>
+          <w:b/>
+          <w:bCs/>
+          <w:sz w:val="20"/>
+          <w:szCs w:val="20"/>
+        </w:rPr>
+        <w:tab/>
+      </w:r>
+      <w:r>
+        <w:rPr>
+          <w:sz w:val="20"/>
+          <w:szCs w:val="20"/>
+        </w:rPr>
+        <w:t xml:space="preserve">36 - 40 </w:t>
+      </w:r>
+      <w:r>
+        <w:rPr>
+          <w:sz w:val="20"/>
+          <w:szCs w:val="20"/>
+        </w:rPr>
+        <w:t>_________________________________________________</w:t>
+      </w:r>
+      <w:r>
+        <w:rPr>
+          <w:sz w:val="20"/>
+          <w:szCs w:val="20"/>
+        </w:rPr>
+        <w:t xml:space="preserve"> </w:t>
+      </w:r>
+      <w:r>
+        <w:rPr>
+          <w:sz w:val="20"/>
+          <w:szCs w:val="20"/>
+        </w:rPr>
+        <w:t xml:space="preserve"> </w:t>
       </w:r>
       <w:r>
         <w:rPr>
@@ -3823,42 +4014,46 @@
         </w:rPr>
         <w:t>0</w:t>
       </w:r>
-      <w:proofErr w:type="gramEnd"/>
-    </w:p>
-    <w:p>
-      <w:pPr>
-        <w:rPr>
-          <w:b/>
-          <w:bCs/>
-          <w:sz w:val="20"/>
-          <w:szCs w:val="20"/>
-        </w:rPr>
-      </w:pPr>
-      <w:r>
-        <w:rPr>
-          <w:b/>
-          <w:bCs/>
-          <w:sz w:val="20"/>
-          <w:szCs w:val="20"/>
-        </w:rPr>
-        <w:tab/>
-      </w:r>
-      <w:r>
-        <w:rPr>
-          <w:sz w:val="20"/>
-          <w:szCs w:val="20"/>
-        </w:rPr>
-        <w:t>41 - 45 ____________________________________________________________________________</w:t>
-      </w:r>
-      <w:proofErr w:type="gramStart"/>
-      <w:r>
-        <w:rPr>
-          <w:sz w:val="20"/>
-          <w:szCs w:val="20"/>
-        </w:rPr>
-        <w:t>_  -</w:t>
-      </w:r>
-      <w:proofErr w:type="gramEnd"/>
+    </w:p>
+    <w:p>
+      <w:pPr>
+        <w:rPr>
+          <w:b/>
+          <w:bCs/>
+          <w:sz w:val="20"/>
+          <w:szCs w:val="20"/>
+        </w:rPr>
+      </w:pPr>
+      <w:r>
+        <w:rPr>
+          <w:b/>
+          <w:bCs/>
+          <w:sz w:val="20"/>
+          <w:szCs w:val="20"/>
+        </w:rPr>
+        <w:tab/>
+      </w:r>
+      <w:r>
+        <w:rPr>
+          <w:sz w:val="20"/>
+          <w:szCs w:val="20"/>
+        </w:rPr>
+        <w:t xml:space="preserve">41 - 45 </w:t>
+      </w:r>
+      <w:r>
+        <w:rPr>
+          <w:sz w:val="20"/>
+          <w:szCs w:val="20"/>
+        </w:rPr>
+        <w:t xml:space="preserve">_________________________________________________ </w:t>
+      </w:r>
+      <w:r>
+        <w:rPr>
+          <w:sz w:val="20"/>
+          <w:szCs w:val="20"/>
+        </w:rPr>
+        <w:t>-</w:t>
+      </w:r>
       <w:r>
         <w:rPr>
           <w:sz w:val="20"/>
@@ -3888,17 +4083,8 @@
           <w:sz w:val="20"/>
           <w:szCs w:val="20"/>
         </w:rPr>
-        <w:t>Older than 45 _______________________________________________________________________</w:t>
-      </w:r>
-      <w:proofErr w:type="gramStart"/>
-      <w:r>
-        <w:rPr>
-          <w:sz w:val="20"/>
-          <w:szCs w:val="20"/>
-        </w:rPr>
-        <w:t>_  -</w:t>
-      </w:r>
-      <w:proofErr w:type="gramEnd"/>
+        <w:t>Older than 45 ____________________________________________ -</w:t>
+      </w:r>
       <w:r>
         <w:rPr>
           <w:sz w:val="20"/>
@@ -3912,6 +4098,19 @@
           <w:szCs w:val="20"/>
         </w:rPr>
         <w:tab/>
+      </w:r>
+      <w:r>
+        <w:rPr>
+          <w:sz w:val="20"/>
+          <w:szCs w:val="20"/>
+        </w:rPr>
+        <w:tab/>
+      </w:r>
+      <w:r>
+        <w:rPr>
+          <w:sz w:val="20"/>
+          <w:szCs w:val="20"/>
+        </w:rPr>
         <w:t xml:space="preserve">SCORE: </w:t>
       </w:r>
       <w:r>
@@ -3937,13 +4136,6 @@
           <w:szCs w:val="20"/>
         </w:rPr>
       </w:pPr>
-      <w:r>
-        <w:rPr>
-          <w:sz w:val="20"/>
-          <w:szCs w:val="20"/>
-        </w:rPr>
-        <w:br w:type="page"/>
-      </w:r>
     </w:p>
     <w:p>
       <w:pPr>
@@ -3966,7 +4158,6 @@
           <w:sz w:val="20"/>
           <w:szCs w:val="20"/>
         </w:rPr>
-        <w:lastRenderedPageBreak/>
         <w:t>PROGRAM COMPLETIONS</w:t>
       </w:r>
     </w:p>
@@ -3991,145 +4182,205 @@
           <w:sz w:val="20"/>
           <w:szCs w:val="20"/>
         </w:rPr>
-        <w:t>None _____________________________________________________________________________</w:t>
-      </w:r>
-      <w:proofErr w:type="gramStart"/>
-      <w:r>
-        <w:rPr>
-          <w:sz w:val="20"/>
-          <w:szCs w:val="20"/>
-        </w:rPr>
-        <w:t>_  0</w:t>
-      </w:r>
-      <w:proofErr w:type="gramEnd"/>
-    </w:p>
-    <w:p>
-      <w:pPr>
-        <w:rPr>
-          <w:sz w:val="20"/>
-          <w:szCs w:val="20"/>
-        </w:rPr>
-      </w:pPr>
-      <w:r>
-        <w:rPr>
-          <w:b/>
-          <w:bCs/>
-          <w:sz w:val="20"/>
-          <w:szCs w:val="20"/>
-        </w:rPr>
-        <w:tab/>
-      </w:r>
-      <w:r>
-        <w:rPr>
-          <w:sz w:val="20"/>
-          <w:szCs w:val="20"/>
-        </w:rPr>
-        <w:t>One _______________________________________________________________________________ -1</w:t>
-      </w:r>
-    </w:p>
-    <w:p>
-      <w:pPr>
-        <w:rPr>
-          <w:b/>
-          <w:bCs/>
-          <w:sz w:val="20"/>
-          <w:szCs w:val="20"/>
-        </w:rPr>
-      </w:pPr>
-      <w:r>
-        <w:rPr>
-          <w:b/>
-          <w:bCs/>
-          <w:sz w:val="20"/>
-          <w:szCs w:val="20"/>
-        </w:rPr>
-        <w:tab/>
-      </w:r>
-      <w:r>
-        <w:rPr>
-          <w:sz w:val="20"/>
-          <w:szCs w:val="20"/>
-        </w:rPr>
-        <w:t>Two _______________________________________________________________________________ -2</w:t>
-      </w:r>
-    </w:p>
-    <w:p>
-      <w:pPr>
-        <w:rPr>
-          <w:sz w:val="20"/>
-          <w:szCs w:val="20"/>
-        </w:rPr>
-      </w:pPr>
-      <w:r>
-        <w:rPr>
-          <w:b/>
-          <w:bCs/>
-          <w:sz w:val="20"/>
-          <w:szCs w:val="20"/>
-        </w:rPr>
-        <w:tab/>
-      </w:r>
-      <w:r>
-        <w:rPr>
-          <w:sz w:val="20"/>
-          <w:szCs w:val="20"/>
-        </w:rPr>
-        <w:t xml:space="preserve">Three ______________________________________________________________________________-3 </w:t>
-      </w:r>
-    </w:p>
-    <w:p>
-      <w:pPr>
-        <w:rPr>
-          <w:sz w:val="20"/>
-          <w:szCs w:val="20"/>
-        </w:rPr>
-      </w:pPr>
-      <w:r>
-        <w:rPr>
-          <w:b/>
-          <w:bCs/>
-          <w:sz w:val="20"/>
-          <w:szCs w:val="20"/>
-        </w:rPr>
-        <w:tab/>
-      </w:r>
-      <w:r>
-        <w:rPr>
-          <w:sz w:val="20"/>
-          <w:szCs w:val="20"/>
-        </w:rPr>
-        <w:t xml:space="preserve">Four _______________________________________________________________________________-4 </w:t>
-      </w:r>
-    </w:p>
-    <w:p>
-      <w:pPr>
-        <w:rPr>
-          <w:sz w:val="20"/>
-          <w:szCs w:val="20"/>
-        </w:rPr>
-      </w:pPr>
-      <w:r>
-        <w:rPr>
-          <w:b/>
-          <w:bCs/>
-          <w:sz w:val="20"/>
-          <w:szCs w:val="20"/>
-        </w:rPr>
-        <w:tab/>
-      </w:r>
-      <w:r>
-        <w:rPr>
-          <w:sz w:val="20"/>
-          <w:szCs w:val="20"/>
-        </w:rPr>
-        <w:t>Five or More ________________________________________________________________________ -5</w:t>
-      </w:r>
-      <w:r>
-        <w:rPr>
-          <w:sz w:val="20"/>
-          <w:szCs w:val="20"/>
-        </w:rPr>
-        <w:tab/>
+        <w:t>None __________________________________________________  0</w:t>
+      </w:r>
+    </w:p>
+    <w:p>
+      <w:pPr>
+        <w:rPr>
+          <w:sz w:val="20"/>
+          <w:szCs w:val="20"/>
+        </w:rPr>
+      </w:pPr>
+      <w:r>
+        <w:rPr>
+          <w:b/>
+          <w:bCs/>
+          <w:sz w:val="20"/>
+          <w:szCs w:val="20"/>
+        </w:rPr>
+        <w:tab/>
+      </w:r>
+      <w:r>
+        <w:rPr>
+          <w:sz w:val="20"/>
+          <w:szCs w:val="20"/>
+        </w:rPr>
+        <w:t>One ___________________________________________________ -1</w:t>
+      </w:r>
+    </w:p>
+    <w:p>
+      <w:pPr>
+        <w:rPr>
+          <w:b/>
+          <w:bCs/>
+          <w:sz w:val="20"/>
+          <w:szCs w:val="20"/>
+        </w:rPr>
+      </w:pPr>
+      <w:r>
+        <w:rPr>
+          <w:b/>
+          <w:bCs/>
+          <w:sz w:val="20"/>
+          <w:szCs w:val="20"/>
+        </w:rPr>
+        <w:tab/>
+      </w:r>
+      <w:r>
+        <w:rPr>
+          <w:sz w:val="20"/>
+          <w:szCs w:val="20"/>
+        </w:rPr>
+        <w:t>Two ___________________________________________________ -2</w:t>
+      </w:r>
+    </w:p>
+    <w:p>
+      <w:pPr>
+        <w:rPr>
+          <w:sz w:val="20"/>
+          <w:szCs w:val="20"/>
+        </w:rPr>
+      </w:pPr>
+      <w:r>
+        <w:rPr>
+          <w:b/>
+          <w:bCs/>
+          <w:sz w:val="20"/>
+          <w:szCs w:val="20"/>
+        </w:rPr>
+        <w:tab/>
+      </w:r>
+      <w:r>
+        <w:rPr>
+          <w:sz w:val="20"/>
+          <w:szCs w:val="20"/>
+        </w:rPr>
+        <w:t>Three __________________________________________________</w:t>
+      </w:r>
+      <w:r>
+        <w:rPr>
+          <w:sz w:val="20"/>
+          <w:szCs w:val="20"/>
+        </w:rPr>
+        <w:t xml:space="preserve"> </w:t>
+      </w:r>
+      <w:r>
+        <w:rPr>
+          <w:sz w:val="20"/>
+          <w:szCs w:val="20"/>
+        </w:rPr>
+        <w:t xml:space="preserve">-3 </w:t>
+      </w:r>
+    </w:p>
+    <w:p>
+      <w:pPr>
+        <w:rPr>
+          <w:sz w:val="20"/>
+          <w:szCs w:val="20"/>
+        </w:rPr>
+      </w:pPr>
+      <w:r>
+        <w:rPr>
+          <w:b/>
+          <w:bCs/>
+          <w:sz w:val="20"/>
+          <w:szCs w:val="20"/>
+        </w:rPr>
+        <w:tab/>
+      </w:r>
+      <w:r>
+        <w:rPr>
+          <w:sz w:val="20"/>
+          <w:szCs w:val="20"/>
+        </w:rPr>
+        <w:t>Four ___________________________________________________</w:t>
+      </w:r>
+      <w:r>
+        <w:rPr>
+          <w:sz w:val="20"/>
+          <w:szCs w:val="20"/>
+        </w:rPr>
+        <w:t xml:space="preserve"> </w:t>
+      </w:r>
+      <w:r>
+        <w:rPr>
+          <w:sz w:val="20"/>
+          <w:szCs w:val="20"/>
+        </w:rPr>
+        <w:t xml:space="preserve">-4 </w:t>
+      </w:r>
+    </w:p>
+    <w:p>
+      <w:pPr>
+        <w:rPr>
+          <w:sz w:val="20"/>
+          <w:szCs w:val="20"/>
+        </w:rPr>
+      </w:pPr>
+      <w:r>
+        <w:rPr>
+          <w:b/>
+          <w:bCs/>
+          <w:sz w:val="20"/>
+          <w:szCs w:val="20"/>
+        </w:rPr>
+        <w:tab/>
+      </w:r>
+      <w:r>
+        <w:rPr>
+          <w:sz w:val="20"/>
+          <w:szCs w:val="20"/>
+        </w:rPr>
+        <w:t xml:space="preserve">Five or </w:t>
+      </w:r>
+      <w:r>
+        <w:rPr>
+          <w:sz w:val="20"/>
+          <w:szCs w:val="20"/>
+        </w:rPr>
+        <w:t>m</w:t>
+      </w:r>
+      <w:r>
+        <w:rPr>
+          <w:sz w:val="20"/>
+          <w:szCs w:val="20"/>
+        </w:rPr>
+        <w:t>ore ___________________________________________</w:t>
+      </w:r>
+      <w:r>
+        <w:rPr>
+          <w:sz w:val="20"/>
+          <w:szCs w:val="20"/>
+        </w:rPr>
+        <w:t>_</w:t>
+      </w:r>
+      <w:r>
+        <w:rPr>
+          <w:sz w:val="20"/>
+          <w:szCs w:val="20"/>
+        </w:rPr>
+        <w:t>_ -5</w:t>
+      </w:r>
+      <w:r>
+        <w:rPr>
+          <w:sz w:val="20"/>
+          <w:szCs w:val="20"/>
+        </w:rPr>
+        <w:tab/>
+      </w:r>
+      <w:r>
+        <w:rPr>
+          <w:sz w:val="20"/>
+          <w:szCs w:val="20"/>
+        </w:rPr>
+        <w:tab/>
+      </w:r>
+      <w:r>
+        <w:rPr>
+          <w:sz w:val="20"/>
+          <w:szCs w:val="20"/>
+        </w:rPr>
         <w:t>SCORE: {q7Score}</w:t>
       </w:r>
     </w:p>
@@ -4457,23 +4708,7 @@
           <w:b/>
           <w:bCs/>
         </w:rPr>
-        <w:t xml:space="preserve">If the custody level is LOW (or staff recommend an override to LOW), please also fill out the Trustee Assessment. Inmates placed on </w:t>
-      </w:r>
-      <w:proofErr w:type="gramStart"/>
-      <w:r>
-        <w:rPr>
-          <w:b/>
-          <w:bCs/>
-        </w:rPr>
-        <w:t>low</w:t>
-      </w:r>
-      <w:proofErr w:type="gramEnd"/>
-      <w:r>
-        <w:rPr>
-          <w:b/>
-          <w:bCs/>
-        </w:rPr>
-        <w:t xml:space="preserve"> or trustee custody can be placed in an annex. </w:t>
+        <w:t xml:space="preserve">If the custody level is LOW (or staff recommend an override to LOW), please also fill out the Trustee Assessment. Inmates placed on low or trustee custody can be placed in an annex. </w:t>
       </w:r>
     </w:p>
     <w:p>
@@ -4485,10 +4720,11 @@
           <w:szCs w:val="20"/>
         </w:rPr>
         <w:sectPr>
-          <w:pgSz w:w="15840" w:h="12240" w:orient="landscape"/>
+          <w:pgSz w:w="12240" w:h="15840"/>
           <w:pgMar w:top="1440" w:right="1440" w:bottom="1440" w:left="1440" w:header="720" w:footer="720" w:gutter="0"/>
           <w:pgNumType w:start="1"/>
           <w:cols w:space="720"/>
+          <w:docGrid w:linePitch="299"/>
         </w:sectPr>
       </w:pPr>
     </w:p>

--- a/apps/staff/src/core/Paperwork/US_TN/UsTnDiangosticClassification2026/dcaf_template.docx
+++ b/apps/staff/src/core/Paperwork/US_TN/UsTnDiangosticClassification2026/dcaf_template.docx
@@ -372,57 +372,27 @@
         <w:rPr>
           <w:rFonts w:ascii="Consolas" w:eastAsia="Times New Roman" w:hAnsi="Consolas" w:cs="Consolas"/>
         </w:rPr>
-        <w:t xml:space="preserve">Do they have more than 10 years remaining on their sentence? </w:t>
-      </w:r>
-      <w:proofErr w:type="gramStart"/>
+        <w:t>Do they have more than 10 years remaining on their sentence? YES</w:t>
+      </w:r>
       <w:r>
         <w:rPr>
           <w:rFonts w:ascii="Consolas" w:eastAsia="Times New Roman" w:hAnsi="Consolas" w:cs="Consolas"/>
-        </w:rPr>
-        <w:t>YES</w:t>
+          <w:u w:val="single"/>
+        </w:rPr>
+        <w:t>{pq3Y}</w:t>
       </w:r>
       <w:r>
         <w:rPr>
           <w:rFonts w:ascii="Consolas" w:eastAsia="Times New Roman" w:hAnsi="Consolas" w:cs="Consolas"/>
-          <w:u w:val="single"/>
-        </w:rPr>
-        <w:t>{</w:t>
-      </w:r>
-      <w:proofErr w:type="gramEnd"/>
+        </w:rPr>
+        <w:t xml:space="preserve"> NO</w:t>
+      </w:r>
       <w:r>
         <w:rPr>
           <w:rFonts w:ascii="Consolas" w:eastAsia="Times New Roman" w:hAnsi="Consolas" w:cs="Consolas"/>
           <w:u w:val="single"/>
         </w:rPr>
-        <w:t>pq3Y}</w:t>
-      </w:r>
-      <w:r>
-        <w:rPr>
-          <w:rFonts w:ascii="Consolas" w:eastAsia="Times New Roman" w:hAnsi="Consolas" w:cs="Consolas"/>
-        </w:rPr>
-        <w:t xml:space="preserve"> </w:t>
-      </w:r>
-      <w:proofErr w:type="gramStart"/>
-      <w:r>
-        <w:rPr>
-          <w:rFonts w:ascii="Consolas" w:eastAsia="Times New Roman" w:hAnsi="Consolas" w:cs="Consolas"/>
-        </w:rPr>
-        <w:t>NO</w:t>
-      </w:r>
-      <w:r>
-        <w:rPr>
-          <w:rFonts w:ascii="Consolas" w:eastAsia="Times New Roman" w:hAnsi="Consolas" w:cs="Consolas"/>
-          <w:u w:val="single"/>
-        </w:rPr>
-        <w:t>{</w:t>
-      </w:r>
-      <w:proofErr w:type="gramEnd"/>
-      <w:r>
-        <w:rPr>
-          <w:rFonts w:ascii="Consolas" w:eastAsia="Times New Roman" w:hAnsi="Consolas" w:cs="Consolas"/>
-          <w:u w:val="single"/>
-        </w:rPr>
-        <w:t>pq3N}</w:t>
+        <w:t>{pq3N}</w:t>
       </w:r>
     </w:p>
     <w:p>
@@ -492,17 +462,18 @@
           <w:color w:val="000000"/>
           <w:lang w:val="en-US"/>
         </w:rPr>
-        <w:t xml:space="preserve"> completed: </w:t>
-      </w:r>
-      <w:proofErr w:type="gramStart"/>
+        <w:t xml:space="preserve"> completed: YES</w:t>
+      </w:r>
       <w:r>
         <w:rPr>
           <w:rFonts w:ascii="Consolas" w:eastAsia="Times New Roman" w:hAnsi="Consolas" w:cs="Consolas"/>
           <w:color w:val="000000"/>
-          <w:lang w:val="en-US"/>
-        </w:rPr>
-        <w:t>YES</w:t>
-      </w:r>
+          <w:u w:val="single"/>
+          <w:lang w:val="en-US"/>
+        </w:rPr>
+        <w:t>{</w:t>
+      </w:r>
+      <w:proofErr w:type="spellStart"/>
       <w:r>
         <w:rPr>
           <w:rFonts w:ascii="Consolas" w:eastAsia="Times New Roman" w:hAnsi="Consolas" w:cs="Consolas"/>
@@ -510,10 +481,9 @@
           <w:u w:val="single"/>
           <w:lang w:val="en-US"/>
         </w:rPr>
-        <w:t>{</w:t>
-      </w:r>
-      <w:proofErr w:type="spellStart"/>
-      <w:proofErr w:type="gramEnd"/>
+        <w:t>ccY</w:t>
+      </w:r>
+      <w:proofErr w:type="spellEnd"/>
       <w:r>
         <w:rPr>
           <w:rFonts w:ascii="Consolas" w:eastAsia="Times New Roman" w:hAnsi="Consolas" w:cs="Consolas"/>
@@ -521,17 +491,15 @@
           <w:u w:val="single"/>
           <w:lang w:val="en-US"/>
         </w:rPr>
-        <w:t>ccY</w:t>
-      </w:r>
-      <w:proofErr w:type="spellEnd"/>
+        <w:t>}</w:t>
+      </w:r>
       <w:r>
         <w:rPr>
           <w:rFonts w:ascii="Consolas" w:eastAsia="Times New Roman" w:hAnsi="Consolas" w:cs="Consolas"/>
           <w:color w:val="000000"/>
-          <w:u w:val="single"/>
-          <w:lang w:val="en-US"/>
-        </w:rPr>
-        <w:t>}</w:t>
+          <w:lang w:val="en-US"/>
+        </w:rPr>
+        <w:t xml:space="preserve"> </w:t>
       </w:r>
       <w:r>
         <w:rPr>
@@ -539,28 +507,18 @@
           <w:color w:val="000000"/>
           <w:lang w:val="en-US"/>
         </w:rPr>
-        <w:t xml:space="preserve"> </w:t>
-      </w:r>
-      <w:proofErr w:type="gramStart"/>
+        <w:t>NO</w:t>
+      </w:r>
       <w:r>
         <w:rPr>
           <w:rFonts w:ascii="Consolas" w:eastAsia="Times New Roman" w:hAnsi="Consolas" w:cs="Consolas"/>
           <w:color w:val="000000"/>
-          <w:lang w:val="en-US"/>
-        </w:rPr>
-        <w:t>NO</w:t>
-      </w:r>
-      <w:r>
-        <w:rPr>
-          <w:rFonts w:ascii="Consolas" w:eastAsia="Times New Roman" w:hAnsi="Consolas" w:cs="Consolas"/>
-          <w:color w:val="000000"/>
           <w:u w:val="single"/>
           <w:lang w:val="en-US"/>
         </w:rPr>
         <w:t>{</w:t>
       </w:r>
       <w:proofErr w:type="spellStart"/>
-      <w:proofErr w:type="gramEnd"/>
       <w:r>
         <w:rPr>
           <w:rFonts w:ascii="Consolas" w:eastAsia="Times New Roman" w:hAnsi="Consolas" w:cs="Consolas"/>
@@ -777,7 +735,6 @@
         <w:t>Classification Type: {</w:t>
       </w:r>
       <w:proofErr w:type="spellStart"/>
-      <w:proofErr w:type="gramStart"/>
       <w:r>
         <w:rPr>
           <w:rFonts w:ascii="Consolas" w:eastAsia="Consolas" w:hAnsi="Consolas" w:cs="Consolas"/>
@@ -791,7 +748,6 @@
         </w:rPr>
         <w:t xml:space="preserve">}   </w:t>
       </w:r>
-      <w:proofErr w:type="gramEnd"/>
       <w:r>
         <w:rPr>
           <w:rFonts w:ascii="Consolas" w:eastAsia="Consolas" w:hAnsi="Consolas" w:cs="Consolas"/>
@@ -799,21 +755,12 @@
         <w:tab/>
         <w:t xml:space="preserve">    CAF Date: </w:t>
       </w:r>
-      <w:proofErr w:type="gramStart"/>
-      <w:r>
-        <w:rPr>
-          <w:rFonts w:ascii="Consolas" w:eastAsia="Consolas" w:hAnsi="Consolas" w:cs="Consolas"/>
-          <w:u w:val="single"/>
-        </w:rPr>
-        <w:t xml:space="preserve">   {</w:t>
-      </w:r>
-      <w:proofErr w:type="gramEnd"/>
-      <w:r>
-        <w:rPr>
-          <w:rFonts w:ascii="Consolas" w:eastAsia="Consolas" w:hAnsi="Consolas" w:cs="Consolas"/>
-          <w:u w:val="single"/>
-        </w:rPr>
-        <w:t xml:space="preserve">date}    </w:t>
+      <w:r>
+        <w:rPr>
+          <w:rFonts w:ascii="Consolas" w:eastAsia="Consolas" w:hAnsi="Consolas" w:cs="Consolas"/>
+          <w:u w:val="single"/>
+        </w:rPr>
+        <w:t xml:space="preserve">   {date}    </w:t>
       </w:r>
       <w:r>
         <w:rPr>
@@ -872,7 +819,6 @@
         <w:t xml:space="preserve"> {</w:t>
       </w:r>
       <w:proofErr w:type="spellStart"/>
-      <w:proofErr w:type="gramStart"/>
       <w:r>
         <w:rPr>
           <w:rFonts w:ascii="Consolas" w:eastAsia="Consolas" w:hAnsi="Consolas" w:cs="Consolas"/>
@@ -897,7 +843,6 @@
         </w:rPr>
         <w:t xml:space="preserve"> AS</w:t>
       </w:r>
-      <w:proofErr w:type="gramEnd"/>
       <w:r>
         <w:rPr>
           <w:rFonts w:ascii="Consolas" w:eastAsia="Consolas" w:hAnsi="Consolas" w:cs="Consolas"/>
@@ -907,7 +852,6 @@
         <w:t xml:space="preserve"> {</w:t>
       </w:r>
       <w:proofErr w:type="spellStart"/>
-      <w:proofErr w:type="gramStart"/>
       <w:r>
         <w:rPr>
           <w:rFonts w:ascii="Consolas" w:eastAsia="Consolas" w:hAnsi="Consolas" w:cs="Consolas"/>
@@ -932,7 +876,6 @@
         </w:rPr>
         <w:t xml:space="preserve"> PC</w:t>
       </w:r>
-      <w:proofErr w:type="gramEnd"/>
       <w:r>
         <w:rPr>
           <w:rFonts w:ascii="Consolas" w:eastAsia="Consolas" w:hAnsi="Consolas" w:cs="Consolas"/>
@@ -942,7 +885,6 @@
         <w:t xml:space="preserve"> {</w:t>
       </w:r>
       <w:proofErr w:type="spellStart"/>
-      <w:proofErr w:type="gramStart"/>
       <w:r>
         <w:rPr>
           <w:rFonts w:ascii="Consolas" w:eastAsia="Consolas" w:hAnsi="Consolas" w:cs="Consolas"/>
@@ -965,35 +907,17 @@
           <w:rFonts w:ascii="Consolas" w:eastAsia="Consolas" w:hAnsi="Consolas" w:cs="Consolas"/>
           <w:lang w:val="en-US"/>
         </w:rPr>
-        <w:t xml:space="preserve"> Other</w:t>
-      </w:r>
-      <w:proofErr w:type="gramEnd"/>
-      <w:r>
-        <w:rPr>
-          <w:rFonts w:ascii="Consolas" w:eastAsia="Consolas" w:hAnsi="Consolas" w:cs="Consolas"/>
-          <w:lang w:val="en-US"/>
-        </w:rPr>
-        <w:t xml:space="preserve"> </w:t>
-      </w:r>
-      <w:r>
-        <w:rPr>
-          <w:rFonts w:ascii="Consolas" w:eastAsia="Consolas" w:hAnsi="Consolas" w:cs="Consolas"/>
-          <w:u w:val="single"/>
-          <w:lang w:val="en-US"/>
-        </w:rPr>
-        <w:t xml:space="preserve">   </w:t>
-      </w:r>
-      <w:proofErr w:type="gramStart"/>
-      <w:r>
-        <w:rPr>
-          <w:rFonts w:ascii="Consolas" w:eastAsia="Consolas" w:hAnsi="Consolas" w:cs="Consolas"/>
-          <w:u w:val="single"/>
-          <w:lang w:val="en-US"/>
-        </w:rPr>
-        <w:t xml:space="preserve">   {</w:t>
+        <w:t xml:space="preserve"> Other </w:t>
+      </w:r>
+      <w:r>
+        <w:rPr>
+          <w:rFonts w:ascii="Consolas" w:eastAsia="Consolas" w:hAnsi="Consolas" w:cs="Consolas"/>
+          <w:u w:val="single"/>
+          <w:lang w:val="en-US"/>
+        </w:rPr>
+        <w:t xml:space="preserve">      {</w:t>
       </w:r>
       <w:proofErr w:type="spellStart"/>
-      <w:proofErr w:type="gramEnd"/>
       <w:r>
         <w:rPr>
           <w:rFonts w:ascii="Consolas" w:eastAsia="Consolas" w:hAnsi="Consolas" w:cs="Consolas"/>
@@ -1037,17 +961,8 @@
           <w:rFonts w:ascii="Consolas" w:eastAsia="Consolas" w:hAnsi="Consolas" w:cs="Consolas"/>
           <w:lang w:val="en-US"/>
         </w:rPr>
-        <w:t xml:space="preserve">Incompatibles: </w:t>
-      </w:r>
-      <w:proofErr w:type="gramStart"/>
-      <w:r>
-        <w:rPr>
-          <w:rFonts w:ascii="Consolas" w:eastAsia="Consolas" w:hAnsi="Consolas" w:cs="Consolas"/>
-          <w:lang w:val="en-US"/>
-        </w:rPr>
-        <w:t>Yes</w:t>
-      </w:r>
-      <w:proofErr w:type="gramEnd"/>
+        <w:t>Incompatibles: Yes</w:t>
+      </w:r>
       <w:r>
         <w:rPr>
           <w:rFonts w:ascii="Consolas" w:eastAsia="Consolas" w:hAnsi="Consolas" w:cs="Consolas"/>
@@ -1057,7 +972,6 @@
         <w:t xml:space="preserve"> {</w:t>
       </w:r>
       <w:proofErr w:type="spellStart"/>
-      <w:proofErr w:type="gramStart"/>
       <w:r>
         <w:rPr>
           <w:rFonts w:ascii="Consolas" w:eastAsia="Consolas" w:hAnsi="Consolas" w:cs="Consolas"/>
@@ -1082,7 +996,6 @@
         </w:rPr>
         <w:t xml:space="preserve"> No</w:t>
       </w:r>
-      <w:proofErr w:type="gramEnd"/>
       <w:r>
         <w:rPr>
           <w:rFonts w:ascii="Consolas" w:eastAsia="Consolas" w:hAnsi="Consolas" w:cs="Consolas"/>
@@ -1118,58 +1031,26 @@
           <w:rFonts w:ascii="Consolas" w:eastAsia="Consolas" w:hAnsi="Consolas" w:cs="Consolas"/>
           <w:lang w:val="en-US"/>
         </w:rPr>
-        <w:t xml:space="preserve">Inmate agrees to waive 48 hr. hearing </w:t>
-      </w:r>
-      <w:proofErr w:type="gramStart"/>
-      <w:r>
-        <w:rPr>
-          <w:rFonts w:ascii="Consolas" w:eastAsia="Consolas" w:hAnsi="Consolas" w:cs="Consolas"/>
-          <w:lang w:val="en-US"/>
-        </w:rPr>
-        <w:t>notice:_</w:t>
-      </w:r>
-      <w:proofErr w:type="gramEnd"/>
-      <w:r>
-        <w:rPr>
-          <w:rFonts w:ascii="Consolas" w:eastAsia="Consolas" w:hAnsi="Consolas" w:cs="Consolas"/>
-          <w:lang w:val="en-US"/>
-        </w:rPr>
-        <w:t>______</w:t>
-      </w:r>
-      <w:r>
-        <w:tab/>
-      </w:r>
-    </w:p>
-    <w:p>
-      <w:pPr>
-        <w:rPr>
-          <w:rFonts w:ascii="Consolas" w:eastAsia="Consolas" w:hAnsi="Consolas" w:cs="Consolas"/>
-          <w:u w:val="single"/>
-          <w:lang w:val="en-US"/>
-        </w:rPr>
-      </w:pPr>
-      <w:r>
-        <w:rPr>
-          <w:rFonts w:ascii="Consolas" w:eastAsia="Consolas" w:hAnsi="Consolas" w:cs="Consolas"/>
-          <w:lang w:val="en-US"/>
-        </w:rPr>
-        <w:t>{#</w:t>
-      </w:r>
-      <w:proofErr w:type="gramStart"/>
-      <w:r>
-        <w:rPr>
-          <w:rFonts w:ascii="Consolas" w:eastAsia="Consolas" w:hAnsi="Consolas" w:cs="Consolas"/>
-          <w:lang w:val="en-US"/>
-        </w:rPr>
-        <w:t>hasIncompatibles}Incompatibles</w:t>
-      </w:r>
-      <w:proofErr w:type="gramEnd"/>
-      <w:r>
-        <w:rPr>
-          <w:rFonts w:ascii="Consolas" w:eastAsia="Consolas" w:hAnsi="Consolas" w:cs="Consolas"/>
-          <w:lang w:val="en-US"/>
-        </w:rPr>
-        <w:t>: {</w:t>
+        <w:t>Inmate agrees to waive 48 hr. hearing notice:_______</w:t>
+      </w:r>
+      <w:r>
+        <w:tab/>
+      </w:r>
+    </w:p>
+    <w:p>
+      <w:pPr>
+        <w:rPr>
+          <w:rFonts w:ascii="Consolas" w:eastAsia="Consolas" w:hAnsi="Consolas" w:cs="Consolas"/>
+          <w:u w:val="single"/>
+          <w:lang w:val="en-US"/>
+        </w:rPr>
+      </w:pPr>
+      <w:r>
+        <w:rPr>
+          <w:rFonts w:ascii="Consolas" w:eastAsia="Consolas" w:hAnsi="Consolas" w:cs="Consolas"/>
+          <w:lang w:val="en-US"/>
+        </w:rPr>
+        <w:t>{#hasIncompatibles}Incompatibles: {</w:t>
       </w:r>
       <w:proofErr w:type="spellStart"/>
       <w:r>
@@ -1421,7 +1302,6 @@
         <w:t>{</w:t>
       </w:r>
       <w:proofErr w:type="spellStart"/>
-      <w:proofErr w:type="gramStart"/>
       <w:r>
         <w:rPr>
           <w:rFonts w:ascii="Consolas" w:eastAsia="Consolas" w:hAnsi="Consolas" w:cs="Consolas"/>
@@ -1444,25 +1324,8 @@
           <w:rFonts w:ascii="Consolas" w:eastAsia="Consolas" w:hAnsi="Consolas" w:cs="Consolas"/>
           <w:lang w:val="en-US"/>
         </w:rPr>
-        <w:t xml:space="preserve">   </w:t>
-      </w:r>
-      <w:proofErr w:type="gramEnd"/>
-      <w:r>
-        <w:rPr>
-          <w:rFonts w:ascii="Consolas" w:eastAsia="Consolas" w:hAnsi="Consolas" w:cs="Consolas"/>
-          <w:lang w:val="en-US"/>
-        </w:rPr>
-        <w:t xml:space="preserve">              Transfer: </w:t>
-      </w:r>
-      <w:proofErr w:type="gramStart"/>
-      <w:r>
-        <w:rPr>
-          <w:rFonts w:ascii="Consolas" w:eastAsia="Consolas" w:hAnsi="Consolas" w:cs="Consolas"/>
-          <w:lang w:val="en-US"/>
-        </w:rPr>
-        <w:t>Yes</w:t>
-      </w:r>
-      <w:proofErr w:type="gramEnd"/>
+        <w:t xml:space="preserve">                 Transfer: Yes</w:t>
+      </w:r>
       <w:r>
         <w:rPr>
           <w:rFonts w:ascii="Consolas" w:eastAsia="Consolas" w:hAnsi="Consolas" w:cs="Consolas"/>
@@ -1472,7 +1335,6 @@
         <w:t xml:space="preserve"> {</w:t>
       </w:r>
       <w:proofErr w:type="spellStart"/>
-      <w:proofErr w:type="gramStart"/>
       <w:r>
         <w:rPr>
           <w:rFonts w:ascii="Consolas" w:eastAsia="Consolas" w:hAnsi="Consolas" w:cs="Consolas"/>
@@ -1497,7 +1359,6 @@
         </w:rPr>
         <w:t xml:space="preserve"> No</w:t>
       </w:r>
-      <w:proofErr w:type="gramEnd"/>
       <w:r>
         <w:rPr>
           <w:rFonts w:ascii="Consolas" w:eastAsia="Consolas" w:hAnsi="Consolas" w:cs="Consolas"/>
@@ -1507,7 +1368,6 @@
         <w:t xml:space="preserve"> {</w:t>
       </w:r>
       <w:proofErr w:type="spellStart"/>
-      <w:proofErr w:type="gramStart"/>
       <w:r>
         <w:rPr>
           <w:rFonts w:ascii="Consolas" w:eastAsia="Consolas" w:hAnsi="Consolas" w:cs="Consolas"/>
@@ -1530,15 +1390,7 @@
           <w:rFonts w:ascii="Consolas" w:eastAsia="Consolas" w:hAnsi="Consolas" w:cs="Consolas"/>
           <w:lang w:val="en-US"/>
         </w:rPr>
-        <w:t xml:space="preserve"> Explain</w:t>
-      </w:r>
-      <w:proofErr w:type="gramEnd"/>
-      <w:r>
-        <w:rPr>
-          <w:rFonts w:ascii="Consolas" w:eastAsia="Consolas" w:hAnsi="Consolas" w:cs="Consolas"/>
-          <w:lang w:val="en-US"/>
-        </w:rPr>
-        <w:t xml:space="preserve"> Below:</w:t>
+        <w:t xml:space="preserve"> Explain Below:</w:t>
       </w:r>
     </w:p>
     <w:p>
@@ -1731,15 +1583,7 @@
           <w:rFonts w:ascii="Consolas" w:eastAsia="Consolas" w:hAnsi="Consolas" w:cs="Consolas"/>
           <w:lang w:val="en-US"/>
         </w:rPr>
-        <w:t xml:space="preserve">Updated Photo Needed:   </w:t>
-      </w:r>
-      <w:proofErr w:type="gramStart"/>
-      <w:r>
-        <w:rPr>
-          <w:rFonts w:ascii="Consolas" w:eastAsia="Consolas" w:hAnsi="Consolas" w:cs="Consolas"/>
-          <w:lang w:val="en-US"/>
-        </w:rPr>
-        <w:t xml:space="preserve">Yes </w:t>
+        <w:t xml:space="preserve">Updated Photo Needed:   Yes </w:t>
       </w:r>
       <w:r>
         <w:rPr>
@@ -1770,7 +1614,86 @@
       <w:r>
         <w:tab/>
       </w:r>
-      <w:proofErr w:type="gramEnd"/>
+      <w:r>
+        <w:rPr>
+          <w:rFonts w:ascii="Consolas" w:eastAsia="Consolas" w:hAnsi="Consolas" w:cs="Consolas"/>
+          <w:lang w:val="en-US"/>
+        </w:rPr>
+        <w:t xml:space="preserve">   No </w:t>
+      </w:r>
+      <w:r>
+        <w:rPr>
+          <w:rFonts w:ascii="Consolas" w:eastAsia="Consolas" w:hAnsi="Consolas" w:cs="Consolas"/>
+          <w:u w:val="single"/>
+          <w:lang w:val="en-US"/>
+        </w:rPr>
+        <w:t xml:space="preserve">  {</w:t>
+      </w:r>
+      <w:proofErr w:type="spellStart"/>
+      <w:r>
+        <w:rPr>
+          <w:rFonts w:ascii="Consolas" w:eastAsia="Consolas" w:hAnsi="Consolas" w:cs="Consolas"/>
+          <w:u w:val="single"/>
+          <w:lang w:val="en-US"/>
+        </w:rPr>
+        <w:t>photoN</w:t>
+      </w:r>
+      <w:proofErr w:type="spellEnd"/>
+      <w:r>
+        <w:rPr>
+          <w:rFonts w:ascii="Consolas" w:eastAsia="Consolas" w:hAnsi="Consolas" w:cs="Consolas"/>
+          <w:u w:val="single"/>
+          <w:lang w:val="en-US"/>
+        </w:rPr>
+        <w:t xml:space="preserve">}  </w:t>
+      </w:r>
+      <w:r>
+        <w:tab/>
+      </w:r>
+    </w:p>
+    <w:p>
+      <w:pPr>
+        <w:rPr>
+          <w:rFonts w:ascii="Consolas" w:eastAsia="Consolas" w:hAnsi="Consolas" w:cs="Consolas"/>
+          <w:lang w:val="en-US"/>
+        </w:rPr>
+      </w:pPr>
+      <w:r>
+        <w:rPr>
+          <w:rFonts w:ascii="Consolas" w:eastAsia="Consolas" w:hAnsi="Consolas" w:cs="Consolas"/>
+          <w:lang w:val="en-US"/>
+        </w:rPr>
+        <w:t xml:space="preserve">Emergency Contact Updated:   Yes </w:t>
+      </w:r>
+      <w:r>
+        <w:rPr>
+          <w:rFonts w:ascii="Consolas" w:eastAsia="Consolas" w:hAnsi="Consolas" w:cs="Consolas"/>
+          <w:u w:val="single"/>
+          <w:lang w:val="en-US"/>
+        </w:rPr>
+        <w:t xml:space="preserve">  {</w:t>
+      </w:r>
+      <w:proofErr w:type="spellStart"/>
+      <w:r>
+        <w:rPr>
+          <w:rFonts w:ascii="Consolas" w:eastAsia="Consolas" w:hAnsi="Consolas" w:cs="Consolas"/>
+          <w:u w:val="single"/>
+          <w:lang w:val="en-US"/>
+        </w:rPr>
+        <w:t>emeY</w:t>
+      </w:r>
+      <w:proofErr w:type="spellEnd"/>
+      <w:r>
+        <w:rPr>
+          <w:rFonts w:ascii="Consolas" w:eastAsia="Consolas" w:hAnsi="Consolas" w:cs="Consolas"/>
+          <w:u w:val="single"/>
+          <w:lang w:val="en-US"/>
+        </w:rPr>
+        <w:t xml:space="preserve">}  </w:t>
+      </w:r>
+      <w:r>
+        <w:tab/>
+      </w:r>
       <w:r>
         <w:rPr>
           <w:rFonts w:ascii="Consolas" w:eastAsia="Consolas" w:hAnsi="Consolas" w:cs="Consolas"/>
@@ -1778,13 +1701,8 @@
         </w:rPr>
         <w:t xml:space="preserve">   No</w:t>
       </w:r>
-      <w:proofErr w:type="gramStart"/>
-      <w:r>
-        <w:rPr>
-          <w:rFonts w:ascii="Consolas" w:eastAsia="Consolas" w:hAnsi="Consolas" w:cs="Consolas"/>
-          <w:lang w:val="en-US"/>
-        </w:rPr>
-        <w:t xml:space="preserve"> </w:t>
+      <w:r>
+        <w:tab/>
       </w:r>
       <w:r>
         <w:rPr>
@@ -1795,14 +1713,13 @@
         <w:t xml:space="preserve">  {</w:t>
       </w:r>
       <w:proofErr w:type="spellStart"/>
-      <w:proofErr w:type="gramEnd"/>
-      <w:r>
-        <w:rPr>
-          <w:rFonts w:ascii="Consolas" w:eastAsia="Consolas" w:hAnsi="Consolas" w:cs="Consolas"/>
-          <w:u w:val="single"/>
-          <w:lang w:val="en-US"/>
-        </w:rPr>
-        <w:t>photoN</w:t>
+      <w:r>
+        <w:rPr>
+          <w:rFonts w:ascii="Consolas" w:eastAsia="Consolas" w:hAnsi="Consolas" w:cs="Consolas"/>
+          <w:u w:val="single"/>
+          <w:lang w:val="en-US"/>
+        </w:rPr>
+        <w:t>emeN</w:t>
       </w:r>
       <w:proofErr w:type="spellEnd"/>
       <w:r>
@@ -1816,100 +1733,6 @@
       <w:r>
         <w:tab/>
       </w:r>
-    </w:p>
-    <w:p>
-      <w:pPr>
-        <w:rPr>
-          <w:rFonts w:ascii="Consolas" w:eastAsia="Consolas" w:hAnsi="Consolas" w:cs="Consolas"/>
-          <w:lang w:val="en-US"/>
-        </w:rPr>
-      </w:pPr>
-      <w:r>
-        <w:rPr>
-          <w:rFonts w:ascii="Consolas" w:eastAsia="Consolas" w:hAnsi="Consolas" w:cs="Consolas"/>
-          <w:lang w:val="en-US"/>
-        </w:rPr>
-        <w:t xml:space="preserve">Emergency Contact Updated:   </w:t>
-      </w:r>
-      <w:proofErr w:type="gramStart"/>
-      <w:r>
-        <w:rPr>
-          <w:rFonts w:ascii="Consolas" w:eastAsia="Consolas" w:hAnsi="Consolas" w:cs="Consolas"/>
-          <w:lang w:val="en-US"/>
-        </w:rPr>
-        <w:t xml:space="preserve">Yes </w:t>
-      </w:r>
-      <w:r>
-        <w:rPr>
-          <w:rFonts w:ascii="Consolas" w:eastAsia="Consolas" w:hAnsi="Consolas" w:cs="Consolas"/>
-          <w:u w:val="single"/>
-          <w:lang w:val="en-US"/>
-        </w:rPr>
-        <w:t xml:space="preserve">  {</w:t>
-      </w:r>
-      <w:proofErr w:type="spellStart"/>
-      <w:r>
-        <w:rPr>
-          <w:rFonts w:ascii="Consolas" w:eastAsia="Consolas" w:hAnsi="Consolas" w:cs="Consolas"/>
-          <w:u w:val="single"/>
-          <w:lang w:val="en-US"/>
-        </w:rPr>
-        <w:t>emeY</w:t>
-      </w:r>
-      <w:proofErr w:type="spellEnd"/>
-      <w:r>
-        <w:rPr>
-          <w:rFonts w:ascii="Consolas" w:eastAsia="Consolas" w:hAnsi="Consolas" w:cs="Consolas"/>
-          <w:u w:val="single"/>
-          <w:lang w:val="en-US"/>
-        </w:rPr>
-        <w:t xml:space="preserve">}  </w:t>
-      </w:r>
-      <w:r>
-        <w:tab/>
-      </w:r>
-      <w:proofErr w:type="gramEnd"/>
-      <w:r>
-        <w:rPr>
-          <w:rFonts w:ascii="Consolas" w:eastAsia="Consolas" w:hAnsi="Consolas" w:cs="Consolas"/>
-          <w:lang w:val="en-US"/>
-        </w:rPr>
-        <w:t xml:space="preserve">   No</w:t>
-      </w:r>
-      <w:proofErr w:type="gramStart"/>
-      <w:r>
-        <w:tab/>
-      </w:r>
-      <w:r>
-        <w:rPr>
-          <w:rFonts w:ascii="Consolas" w:eastAsia="Consolas" w:hAnsi="Consolas" w:cs="Consolas"/>
-          <w:u w:val="single"/>
-          <w:lang w:val="en-US"/>
-        </w:rPr>
-        <w:t xml:space="preserve">  {</w:t>
-      </w:r>
-      <w:proofErr w:type="spellStart"/>
-      <w:r>
-        <w:rPr>
-          <w:rFonts w:ascii="Consolas" w:eastAsia="Consolas" w:hAnsi="Consolas" w:cs="Consolas"/>
-          <w:u w:val="single"/>
-          <w:lang w:val="en-US"/>
-        </w:rPr>
-        <w:t>emeN</w:t>
-      </w:r>
-      <w:proofErr w:type="spellEnd"/>
-      <w:r>
-        <w:rPr>
-          <w:rFonts w:ascii="Consolas" w:eastAsia="Consolas" w:hAnsi="Consolas" w:cs="Consolas"/>
-          <w:u w:val="single"/>
-          <w:lang w:val="en-US"/>
-        </w:rPr>
-        <w:t xml:space="preserve">}  </w:t>
-      </w:r>
-      <w:r>
-        <w:tab/>
-      </w:r>
-      <w:proofErr w:type="gramEnd"/>
       <w:r>
         <w:rPr>
           <w:rFonts w:ascii="Consolas" w:eastAsia="Consolas" w:hAnsi="Consolas" w:cs="Consolas"/>
@@ -2003,14 +1826,7 @@
         <w:rPr>
           <w:rFonts w:ascii="Consolas" w:eastAsia="Consolas" w:hAnsi="Consolas" w:cs="Consolas"/>
         </w:rPr>
-        <w:t xml:space="preserve">     Appeal: </w:t>
-      </w:r>
-      <w:proofErr w:type="gramStart"/>
-      <w:r>
-        <w:rPr>
-          <w:rFonts w:ascii="Consolas" w:eastAsia="Consolas" w:hAnsi="Consolas" w:cs="Consolas"/>
-        </w:rPr>
-        <w:t xml:space="preserve">Yes </w:t>
+        <w:t xml:space="preserve">     Appeal: Yes </w:t>
       </w:r>
       <w:r>
         <w:rPr>
@@ -2049,7 +1865,6 @@
         <w:t xml:space="preserve">  {</w:t>
       </w:r>
       <w:proofErr w:type="spellStart"/>
-      <w:proofErr w:type="gramEnd"/>
       <w:r>
         <w:rPr>
           <w:rFonts w:ascii="Consolas" w:eastAsia="Consolas" w:hAnsi="Consolas" w:cs="Consolas"/>
@@ -2114,23 +1929,7 @@
           <w:rFonts w:ascii="Consolas" w:eastAsia="Consolas" w:hAnsi="Consolas" w:cs="Consolas"/>
           <w:lang w:val="en-US"/>
         </w:rPr>
-        <w:t xml:space="preserve">If </w:t>
-      </w:r>
-      <w:proofErr w:type="gramStart"/>
-      <w:r>
-        <w:rPr>
-          <w:rFonts w:ascii="Consolas" w:eastAsia="Consolas" w:hAnsi="Consolas" w:cs="Consolas"/>
-          <w:lang w:val="en-US"/>
-        </w:rPr>
-        <w:t>Yes</w:t>
-      </w:r>
-      <w:proofErr w:type="gramEnd"/>
-      <w:r>
-        <w:rPr>
-          <w:rFonts w:ascii="Consolas" w:eastAsia="Consolas" w:hAnsi="Consolas" w:cs="Consolas"/>
-          <w:lang w:val="en-US"/>
-        </w:rPr>
-        <w:t xml:space="preserve"> provide appeal and copy to inmate</w:t>
+        <w:t>If Yes provide appeal and copy to inmate</w:t>
       </w:r>
       <w:r>
         <w:rPr>
@@ -3885,21 +3684,7 @@
           <w:sz w:val="20"/>
           <w:szCs w:val="20"/>
         </w:rPr>
-        <w:t>_________________________________________________</w:t>
-      </w:r>
-      <w:r>
-        <w:rPr>
-          <w:sz w:val="20"/>
-          <w:szCs w:val="20"/>
-        </w:rPr>
-        <w:t xml:space="preserve"> </w:t>
-      </w:r>
-      <w:r>
-        <w:rPr>
-          <w:sz w:val="20"/>
-          <w:szCs w:val="20"/>
-        </w:rPr>
-        <w:t xml:space="preserve"> </w:t>
+        <w:t xml:space="preserve">_________________________________________________  </w:t>
       </w:r>
       <w:r>
         <w:rPr>
@@ -3937,21 +3722,7 @@
           <w:sz w:val="20"/>
           <w:szCs w:val="20"/>
         </w:rPr>
-        <w:t>_________________________________________________</w:t>
-      </w:r>
-      <w:r>
-        <w:rPr>
-          <w:sz w:val="20"/>
-          <w:szCs w:val="20"/>
-        </w:rPr>
-        <w:t xml:space="preserve"> </w:t>
-      </w:r>
-      <w:r>
-        <w:rPr>
-          <w:sz w:val="20"/>
-          <w:szCs w:val="20"/>
-        </w:rPr>
-        <w:t xml:space="preserve"> </w:t>
+        <w:t xml:space="preserve">_________________________________________________  </w:t>
       </w:r>
       <w:r>
         <w:rPr>
@@ -3991,21 +3762,7 @@
           <w:sz w:val="20"/>
           <w:szCs w:val="20"/>
         </w:rPr>
-        <w:t>_________________________________________________</w:t>
-      </w:r>
-      <w:r>
-        <w:rPr>
-          <w:sz w:val="20"/>
-          <w:szCs w:val="20"/>
-        </w:rPr>
-        <w:t xml:space="preserve"> </w:t>
-      </w:r>
-      <w:r>
-        <w:rPr>
-          <w:sz w:val="20"/>
-          <w:szCs w:val="20"/>
-        </w:rPr>
-        <w:t xml:space="preserve"> </w:t>
+        <w:t xml:space="preserve">_________________________________________________  </w:t>
       </w:r>
       <w:r>
         <w:rPr>
@@ -4910,6 +4667,26 @@
           <w:rFonts w:ascii="Consolas" w:eastAsia="Consolas" w:hAnsi="Consolas" w:cs="Consolas"/>
         </w:rPr>
         <w:t>Classification Date:</w:t>
+      </w:r>
+      <w:r>
+        <w:rPr>
+          <w:rFonts w:ascii="Consolas" w:eastAsia="Consolas" w:hAnsi="Consolas" w:cs="Consolas"/>
+        </w:rPr>
+        <w:t xml:space="preserve"> {</w:t>
+      </w:r>
+      <w:proofErr w:type="spellStart"/>
+      <w:r>
+        <w:rPr>
+          <w:rFonts w:ascii="Consolas" w:eastAsia="Consolas" w:hAnsi="Consolas" w:cs="Consolas"/>
+        </w:rPr>
+        <w:t>hearingClassificationDate</w:t>
+      </w:r>
+      <w:proofErr w:type="spellEnd"/>
+      <w:r>
+        <w:rPr>
+          <w:rFonts w:ascii="Consolas" w:eastAsia="Consolas" w:hAnsi="Consolas" w:cs="Consolas"/>
+        </w:rPr>
+        <w:t>}</w:t>
       </w:r>
     </w:p>
     <w:p>

--- a/apps/staff/src/core/Paperwork/US_TN/UsTnDiangosticClassification2026/dcaf_template.docx
+++ b/apps/staff/src/core/Paperwork/US_TN/UsTnDiangosticClassification2026/dcaf_template.docx
@@ -64,54 +64,6 @@
       <w:pPr>
         <w:spacing w:line="240" w:lineRule="auto"/>
         <w:rPr>
-          <w:rFonts w:ascii="Consolas" w:eastAsia="Times New Roman" w:hAnsi="Consolas" w:cs="Consolas"/>
-          <w:color w:val="000000"/>
-          <w:u w:val="single"/>
-          <w:lang w:val="en-US"/>
-        </w:rPr>
-      </w:pPr>
-      <w:r>
-        <w:rPr>
-          <w:rFonts w:ascii="Consolas" w:eastAsia="Times New Roman" w:hAnsi="Consolas" w:cs="Consolas"/>
-          <w:color w:val="000000"/>
-          <w:lang w:val="en-US"/>
-        </w:rPr>
-        <w:t xml:space="preserve">Name of Chief Counselor Finalizing Classification Form: </w:t>
-      </w:r>
-      <w:r>
-        <w:rPr>
-          <w:rFonts w:ascii="Consolas" w:eastAsia="Times New Roman" w:hAnsi="Consolas" w:cs="Consolas"/>
-          <w:color w:val="000000"/>
-          <w:u w:val="single"/>
-          <w:lang w:val="en-US"/>
-        </w:rPr>
-        <w:t>{</w:t>
-      </w:r>
-      <w:proofErr w:type="spellStart"/>
-      <w:r>
-        <w:rPr>
-          <w:rFonts w:ascii="Consolas" w:eastAsia="Times New Roman" w:hAnsi="Consolas" w:cs="Consolas"/>
-          <w:color w:val="000000"/>
-          <w:u w:val="single"/>
-          <w:lang w:val="en-US"/>
-        </w:rPr>
-        <w:t>finalizingCounselor</w:t>
-      </w:r>
-      <w:proofErr w:type="spellEnd"/>
-      <w:r>
-        <w:rPr>
-          <w:rFonts w:ascii="Consolas" w:eastAsia="Times New Roman" w:hAnsi="Consolas" w:cs="Consolas"/>
-          <w:color w:val="000000"/>
-          <w:u w:val="single"/>
-          <w:lang w:val="en-US"/>
-        </w:rPr>
-        <w:t>}</w:t>
-      </w:r>
-    </w:p>
-    <w:p>
-      <w:pPr>
-        <w:spacing w:line="240" w:lineRule="auto"/>
-        <w:rPr>
           <w:rFonts w:ascii="Times New Roman" w:eastAsia="Times New Roman" w:hAnsi="Times New Roman" w:cs="Times New Roman"/>
           <w:sz w:val="24"/>
           <w:szCs w:val="24"/>
@@ -124,26 +76,28 @@
           <w:color w:val="000000"/>
           <w:lang w:val="en-US"/>
         </w:rPr>
-        <w:t xml:space="preserve">Date of Final Approval and Entry in OMS / </w:t>
-      </w:r>
-      <w:proofErr w:type="spellStart"/>
+        <w:t xml:space="preserve">Name of Chief Counselor Finalizing Classification Form: </w:t>
+      </w:r>
       <w:r>
         <w:rPr>
           <w:rFonts w:ascii="Consolas" w:eastAsia="Times New Roman" w:hAnsi="Consolas" w:cs="Consolas"/>
           <w:color w:val="000000"/>
-          <w:lang w:val="en-US"/>
-        </w:rPr>
-        <w:t>Recidiviz</w:t>
-      </w:r>
-      <w:proofErr w:type="spellEnd"/>
+          <w:u w:val="single"/>
+          <w:lang w:val="en-US"/>
+        </w:rPr>
+        <w:t>{</w:t>
+      </w:r>
+      <w:proofErr w:type="spellStart"/>
       <w:r>
         <w:rPr>
           <w:rFonts w:ascii="Consolas" w:eastAsia="Times New Roman" w:hAnsi="Consolas" w:cs="Consolas"/>
           <w:color w:val="000000"/>
-          <w:lang w:val="en-US"/>
-        </w:rPr>
-        <w:t xml:space="preserve"> Tool, with any edits: </w:t>
-      </w:r>
+          <w:u w:val="single"/>
+          <w:lang w:val="en-US"/>
+        </w:rPr>
+        <w:t>finalizingCounselor</w:t>
+      </w:r>
+      <w:proofErr w:type="spellEnd"/>
       <w:r>
         <w:rPr>
           <w:rFonts w:ascii="Consolas" w:eastAsia="Times New Roman" w:hAnsi="Consolas" w:cs="Consolas"/>
@@ -151,248 +105,7 @@
           <w:u w:val="single"/>
           <w:lang w:val="en-US"/>
         </w:rPr>
-        <w:t>{</w:t>
-      </w:r>
-      <w:proofErr w:type="spellStart"/>
-      <w:r>
-        <w:rPr>
-          <w:rFonts w:ascii="Consolas" w:eastAsia="Times New Roman" w:hAnsi="Consolas" w:cs="Consolas"/>
-          <w:color w:val="000000"/>
-          <w:u w:val="single"/>
-          <w:lang w:val="en-US"/>
-        </w:rPr>
-        <w:t>finAppDate</w:t>
-      </w:r>
-      <w:proofErr w:type="spellEnd"/>
-      <w:r>
-        <w:rPr>
-          <w:rFonts w:ascii="Consolas" w:eastAsia="Times New Roman" w:hAnsi="Consolas" w:cs="Consolas"/>
-          <w:color w:val="000000"/>
-          <w:u w:val="single"/>
-          <w:lang w:val="en-US"/>
-        </w:rPr>
         <w:t>}</w:t>
-      </w:r>
-    </w:p>
-    <w:p>
-      <w:pPr>
-        <w:spacing w:line="240" w:lineRule="auto"/>
-        <w:rPr>
-          <w:rFonts w:ascii="Consolas" w:eastAsia="Times New Roman" w:hAnsi="Consolas" w:cs="Consolas"/>
-          <w:color w:val="000000"/>
-          <w:lang w:val="en-US"/>
-        </w:rPr>
-      </w:pPr>
-      <w:r>
-        <w:rPr>
-          <w:rFonts w:ascii="Consolas" w:eastAsia="Times New Roman" w:hAnsi="Consolas" w:cs="Consolas"/>
-          <w:color w:val="000000"/>
-          <w:lang w:val="en-US"/>
-        </w:rPr>
-        <w:t xml:space="preserve">If Offender scored or overridden to LOW: </w:t>
-      </w:r>
-    </w:p>
-    <w:p>
-      <w:pPr>
-        <w:pStyle w:val="ListParagraph"/>
-        <w:numPr>
-          <w:ilvl w:val="0"/>
-          <w:numId w:val="4"/>
-        </w:numPr>
-        <w:spacing w:line="240" w:lineRule="auto"/>
-        <w:rPr>
-          <w:rFonts w:ascii="Times New Roman" w:eastAsia="Times New Roman" w:hAnsi="Times New Roman" w:cs="Times New Roman"/>
-          <w:u w:val="single"/>
-          <w:lang w:val="en-US"/>
-        </w:rPr>
-      </w:pPr>
-      <w:r>
-        <w:rPr>
-          <w:rFonts w:ascii="Consolas" w:eastAsia="Times New Roman" w:hAnsi="Consolas" w:cs="Consolas"/>
-        </w:rPr>
-        <w:t xml:space="preserve">Were they ever convicted of </w:t>
-      </w:r>
-      <w:proofErr w:type="gramStart"/>
-      <w:r>
-        <w:rPr>
-          <w:rFonts w:ascii="Consolas" w:eastAsia="Times New Roman" w:hAnsi="Consolas" w:cs="Consolas"/>
-        </w:rPr>
-        <w:t>First Degree</w:t>
-      </w:r>
-      <w:proofErr w:type="gramEnd"/>
-      <w:r>
-        <w:rPr>
-          <w:rFonts w:ascii="Consolas" w:eastAsia="Times New Roman" w:hAnsi="Consolas" w:cs="Consolas"/>
-        </w:rPr>
-        <w:t xml:space="preserve"> Murder (or facilitation, solicitation, attempt, or conspiracy to commit first degree murder)?</w:t>
-      </w:r>
-      <w:r>
-        <w:rPr>
-          <w:rFonts w:ascii="Consolas" w:eastAsia="Times New Roman" w:hAnsi="Consolas" w:cs="Consolas"/>
-        </w:rPr>
-        <w:t xml:space="preserve"> </w:t>
-      </w:r>
-      <w:proofErr w:type="gramStart"/>
-      <w:r>
-        <w:rPr>
-          <w:rFonts w:ascii="Consolas" w:eastAsia="Times New Roman" w:hAnsi="Consolas" w:cs="Consolas"/>
-        </w:rPr>
-        <w:t>YES</w:t>
-      </w:r>
-      <w:r>
-        <w:rPr>
-          <w:rFonts w:ascii="Consolas" w:eastAsia="Times New Roman" w:hAnsi="Consolas" w:cs="Consolas"/>
-          <w:u w:val="single"/>
-        </w:rPr>
-        <w:t>{</w:t>
-      </w:r>
-      <w:proofErr w:type="gramEnd"/>
-      <w:r>
-        <w:rPr>
-          <w:rFonts w:ascii="Consolas" w:eastAsia="Times New Roman" w:hAnsi="Consolas" w:cs="Consolas"/>
-          <w:u w:val="single"/>
-        </w:rPr>
-        <w:t>pq1Y}</w:t>
-      </w:r>
-      <w:r>
-        <w:rPr>
-          <w:rFonts w:ascii="Consolas" w:eastAsia="Times New Roman" w:hAnsi="Consolas" w:cs="Consolas"/>
-        </w:rPr>
-        <w:t xml:space="preserve"> </w:t>
-      </w:r>
-      <w:proofErr w:type="gramStart"/>
-      <w:r>
-        <w:rPr>
-          <w:rFonts w:ascii="Consolas" w:eastAsia="Times New Roman" w:hAnsi="Consolas" w:cs="Consolas"/>
-        </w:rPr>
-        <w:t>NO</w:t>
-      </w:r>
-      <w:r>
-        <w:rPr>
-          <w:rFonts w:ascii="Consolas" w:eastAsia="Times New Roman" w:hAnsi="Consolas" w:cs="Consolas"/>
-          <w:u w:val="single"/>
-        </w:rPr>
-        <w:t>{</w:t>
-      </w:r>
-      <w:proofErr w:type="gramEnd"/>
-      <w:r>
-        <w:rPr>
-          <w:rFonts w:ascii="Consolas" w:eastAsia="Times New Roman" w:hAnsi="Consolas" w:cs="Consolas"/>
-          <w:u w:val="single"/>
-        </w:rPr>
-        <w:t>pq1N}</w:t>
-      </w:r>
-    </w:p>
-    <w:p>
-      <w:pPr>
-        <w:pStyle w:val="ListParagraph"/>
-        <w:numPr>
-          <w:ilvl w:val="0"/>
-          <w:numId w:val="4"/>
-        </w:numPr>
-        <w:spacing w:line="240" w:lineRule="auto"/>
-        <w:rPr>
-          <w:rFonts w:ascii="Times New Roman" w:eastAsia="Times New Roman" w:hAnsi="Times New Roman" w:cs="Times New Roman"/>
-          <w:u w:val="single"/>
-          <w:lang w:val="en-US"/>
-        </w:rPr>
-      </w:pPr>
-      <w:r>
-        <w:rPr>
-          <w:rFonts w:ascii="Consolas" w:eastAsia="Times New Roman" w:hAnsi="Consolas" w:cs="Consolas"/>
-        </w:rPr>
-        <w:t xml:space="preserve">Are they serving a Life Sentence? </w:t>
-      </w:r>
-      <w:proofErr w:type="gramStart"/>
-      <w:r>
-        <w:rPr>
-          <w:rFonts w:ascii="Consolas" w:eastAsia="Times New Roman" w:hAnsi="Consolas" w:cs="Consolas"/>
-        </w:rPr>
-        <w:t>YES</w:t>
-      </w:r>
-      <w:r>
-        <w:rPr>
-          <w:rFonts w:ascii="Consolas" w:eastAsia="Times New Roman" w:hAnsi="Consolas" w:cs="Consolas"/>
-          <w:u w:val="single"/>
-        </w:rPr>
-        <w:t>{</w:t>
-      </w:r>
-      <w:proofErr w:type="gramEnd"/>
-      <w:r>
-        <w:rPr>
-          <w:rFonts w:ascii="Consolas" w:eastAsia="Times New Roman" w:hAnsi="Consolas" w:cs="Consolas"/>
-          <w:u w:val="single"/>
-        </w:rPr>
-        <w:t>pq2Y}</w:t>
-      </w:r>
-      <w:r>
-        <w:rPr>
-          <w:rFonts w:ascii="Consolas" w:eastAsia="Times New Roman" w:hAnsi="Consolas" w:cs="Consolas"/>
-        </w:rPr>
-        <w:t xml:space="preserve"> </w:t>
-      </w:r>
-      <w:proofErr w:type="gramStart"/>
-      <w:r>
-        <w:rPr>
-          <w:rFonts w:ascii="Consolas" w:eastAsia="Times New Roman" w:hAnsi="Consolas" w:cs="Consolas"/>
-        </w:rPr>
-        <w:t>NO</w:t>
-      </w:r>
-      <w:r>
-        <w:rPr>
-          <w:rFonts w:ascii="Consolas" w:eastAsia="Times New Roman" w:hAnsi="Consolas" w:cs="Consolas"/>
-          <w:u w:val="single"/>
-        </w:rPr>
-        <w:t>{</w:t>
-      </w:r>
-      <w:proofErr w:type="gramEnd"/>
-      <w:r>
-        <w:rPr>
-          <w:rFonts w:ascii="Consolas" w:eastAsia="Times New Roman" w:hAnsi="Consolas" w:cs="Consolas"/>
-          <w:u w:val="single"/>
-        </w:rPr>
-        <w:t>pq2N}</w:t>
-      </w:r>
-    </w:p>
-    <w:p>
-      <w:pPr>
-        <w:pStyle w:val="ListParagraph"/>
-        <w:numPr>
-          <w:ilvl w:val="0"/>
-          <w:numId w:val="4"/>
-        </w:numPr>
-        <w:spacing w:line="240" w:lineRule="auto"/>
-        <w:rPr>
-          <w:rFonts w:ascii="Times New Roman" w:eastAsia="Times New Roman" w:hAnsi="Times New Roman" w:cs="Times New Roman"/>
-          <w:u w:val="single"/>
-          <w:lang w:val="en-US"/>
-        </w:rPr>
-      </w:pPr>
-      <w:r>
-        <w:rPr>
-          <w:rFonts w:ascii="Consolas" w:eastAsia="Times New Roman" w:hAnsi="Consolas" w:cs="Consolas"/>
-        </w:rPr>
-        <w:t>Do they have more than 10 years remaining on their sentence? YES</w:t>
-      </w:r>
-      <w:r>
-        <w:rPr>
-          <w:rFonts w:ascii="Consolas" w:eastAsia="Times New Roman" w:hAnsi="Consolas" w:cs="Consolas"/>
-          <w:u w:val="single"/>
-        </w:rPr>
-        <w:t>{pq3Y}</w:t>
-      </w:r>
-      <w:r>
-        <w:rPr>
-          <w:rFonts w:ascii="Consolas" w:eastAsia="Times New Roman" w:hAnsi="Consolas" w:cs="Consolas"/>
-        </w:rPr>
-        <w:t xml:space="preserve"> NO</w:t>
-      </w:r>
-      <w:r>
-        <w:rPr>
-          <w:rFonts w:ascii="Consolas" w:eastAsia="Times New Roman" w:hAnsi="Consolas" w:cs="Consolas"/>
-          <w:u w:val="single"/>
-        </w:rPr>
-        <w:t>{pq3N}</w:t>
       </w:r>
     </w:p>
     <w:p>
@@ -414,164 +127,44 @@
           <w:color w:val="000000"/>
           <w:lang w:val="en-US"/>
         </w:rPr>
-        <w:t>If all are No, please confirm that T</w:t>
-      </w:r>
+        <w:t xml:space="preserve">Date of Final Approval and Entry in OMS / </w:t>
+      </w:r>
+      <w:proofErr w:type="spellStart"/>
       <w:r>
         <w:rPr>
           <w:rFonts w:ascii="Consolas" w:eastAsia="Times New Roman" w:hAnsi="Consolas" w:cs="Consolas"/>
           <w:color w:val="000000"/>
           <w:lang w:val="en-US"/>
         </w:rPr>
-        <w:t>ruste</w:t>
-      </w:r>
+        <w:t>Recidiviz</w:t>
+      </w:r>
+      <w:proofErr w:type="spellEnd"/>
       <w:r>
         <w:rPr>
           <w:rFonts w:ascii="Consolas" w:eastAsia="Times New Roman" w:hAnsi="Consolas" w:cs="Consolas"/>
           <w:color w:val="000000"/>
           <w:lang w:val="en-US"/>
         </w:rPr>
-        <w:t xml:space="preserve">e </w:t>
+        <w:t xml:space="preserve"> Tool, with any edits: </w:t>
       </w:r>
       <w:r>
         <w:rPr>
           <w:rFonts w:ascii="Consolas" w:eastAsia="Times New Roman" w:hAnsi="Consolas" w:cs="Consolas"/>
           <w:color w:val="000000"/>
-          <w:lang w:val="en-US"/>
-        </w:rPr>
-        <w:t>C</w:t>
-      </w:r>
+          <w:u w:val="single"/>
+          <w:lang w:val="en-US"/>
+        </w:rPr>
+        <w:t>{</w:t>
+      </w:r>
+      <w:proofErr w:type="spellStart"/>
       <w:r>
         <w:rPr>
           <w:rFonts w:ascii="Consolas" w:eastAsia="Times New Roman" w:hAnsi="Consolas" w:cs="Consolas"/>
           <w:color w:val="000000"/>
-          <w:lang w:val="en-US"/>
-        </w:rPr>
-        <w:t>hecklist</w:t>
-      </w:r>
-      <w:r>
-        <w:rPr>
-          <w:rFonts w:ascii="Consolas" w:eastAsia="Times New Roman" w:hAnsi="Consolas" w:cs="Consolas"/>
-          <w:color w:val="000000"/>
-          <w:lang w:val="en-US"/>
-        </w:rPr>
-        <w:t xml:space="preserve"> was</w:t>
-      </w:r>
-      <w:r>
-        <w:rPr>
-          <w:rFonts w:ascii="Consolas" w:eastAsia="Times New Roman" w:hAnsi="Consolas" w:cs="Consolas"/>
-          <w:color w:val="000000"/>
-          <w:lang w:val="en-US"/>
-        </w:rPr>
-        <w:t xml:space="preserve"> completed: YES</w:t>
-      </w:r>
-      <w:r>
-        <w:rPr>
-          <w:rFonts w:ascii="Consolas" w:eastAsia="Times New Roman" w:hAnsi="Consolas" w:cs="Consolas"/>
-          <w:color w:val="000000"/>
-          <w:u w:val="single"/>
-          <w:lang w:val="en-US"/>
-        </w:rPr>
-        <w:t>{</w:t>
-      </w:r>
-      <w:proofErr w:type="spellStart"/>
-      <w:r>
-        <w:rPr>
-          <w:rFonts w:ascii="Consolas" w:eastAsia="Times New Roman" w:hAnsi="Consolas" w:cs="Consolas"/>
-          <w:color w:val="000000"/>
-          <w:u w:val="single"/>
-          <w:lang w:val="en-US"/>
-        </w:rPr>
-        <w:t>ccY</w:t>
-      </w:r>
-      <w:proofErr w:type="spellEnd"/>
-      <w:r>
-        <w:rPr>
-          <w:rFonts w:ascii="Consolas" w:eastAsia="Times New Roman" w:hAnsi="Consolas" w:cs="Consolas"/>
-          <w:color w:val="000000"/>
-          <w:u w:val="single"/>
-          <w:lang w:val="en-US"/>
-        </w:rPr>
-        <w:t>}</w:t>
-      </w:r>
-      <w:r>
-        <w:rPr>
-          <w:rFonts w:ascii="Consolas" w:eastAsia="Times New Roman" w:hAnsi="Consolas" w:cs="Consolas"/>
-          <w:color w:val="000000"/>
-          <w:lang w:val="en-US"/>
-        </w:rPr>
-        <w:t xml:space="preserve"> </w:t>
-      </w:r>
-      <w:r>
-        <w:rPr>
-          <w:rFonts w:ascii="Consolas" w:eastAsia="Times New Roman" w:hAnsi="Consolas" w:cs="Consolas"/>
-          <w:color w:val="000000"/>
-          <w:lang w:val="en-US"/>
-        </w:rPr>
-        <w:t>NO</w:t>
-      </w:r>
-      <w:r>
-        <w:rPr>
-          <w:rFonts w:ascii="Consolas" w:eastAsia="Times New Roman" w:hAnsi="Consolas" w:cs="Consolas"/>
-          <w:color w:val="000000"/>
-          <w:u w:val="single"/>
-          <w:lang w:val="en-US"/>
-        </w:rPr>
-        <w:t>{</w:t>
-      </w:r>
-      <w:proofErr w:type="spellStart"/>
-      <w:r>
-        <w:rPr>
-          <w:rFonts w:ascii="Consolas" w:eastAsia="Times New Roman" w:hAnsi="Consolas" w:cs="Consolas"/>
-          <w:color w:val="000000"/>
-          <w:u w:val="single"/>
-          <w:lang w:val="en-US"/>
-        </w:rPr>
-        <w:t>ccN</w:t>
-      </w:r>
-      <w:proofErr w:type="spellEnd"/>
-      <w:r>
-        <w:rPr>
-          <w:rFonts w:ascii="Consolas" w:eastAsia="Times New Roman" w:hAnsi="Consolas" w:cs="Consolas"/>
-          <w:color w:val="000000"/>
-          <w:u w:val="single"/>
-          <w:lang w:val="en-US"/>
-        </w:rPr>
-        <w:t>}</w:t>
-      </w:r>
-      <w:r>
-        <w:rPr>
-          <w:rFonts w:ascii="Consolas" w:eastAsia="Times New Roman" w:hAnsi="Consolas" w:cs="Consolas"/>
-          <w:color w:val="000000"/>
-          <w:lang w:val="en-US"/>
-        </w:rPr>
-        <w:t xml:space="preserve"> </w:t>
-      </w:r>
-      <w:r>
-        <w:rPr>
-          <w:rFonts w:ascii="Consolas" w:eastAsia="Times New Roman" w:hAnsi="Consolas" w:cs="Consolas"/>
-          <w:color w:val="000000"/>
-          <w:lang w:val="en-US"/>
-        </w:rPr>
-        <w:t>N/A</w:t>
-      </w:r>
-      <w:r>
-        <w:rPr>
-          <w:rFonts w:ascii="Consolas" w:eastAsia="Times New Roman" w:hAnsi="Consolas" w:cs="Consolas"/>
-          <w:color w:val="000000"/>
-          <w:u w:val="single"/>
-          <w:lang w:val="en-US"/>
-        </w:rPr>
-        <w:t>{</w:t>
-      </w:r>
-      <w:proofErr w:type="spellStart"/>
-      <w:r>
-        <w:rPr>
-          <w:rFonts w:ascii="Consolas" w:eastAsia="Times New Roman" w:hAnsi="Consolas" w:cs="Consolas"/>
-          <w:color w:val="000000"/>
-          <w:u w:val="single"/>
-          <w:lang w:val="en-US"/>
-        </w:rPr>
-        <w:t>ccNA</w:t>
+          <w:u w:val="single"/>
+          <w:lang w:val="en-US"/>
+        </w:rPr>
+        <w:t>finAppDate</w:t>
       </w:r>
       <w:proofErr w:type="spellEnd"/>
       <w:r>
@@ -2235,7 +1828,6 @@
           <w:u w:val="single"/>
           <w:lang w:val="en-US"/>
         </w:rPr>
-        <w:lastRenderedPageBreak/>
         <w:t xml:space="preserve">                         </w:t>
       </w:r>
       <w:r>
@@ -4426,56 +4018,6 @@
           <w:sz w:val="20"/>
           <w:szCs w:val="20"/>
         </w:rPr>
-      </w:pPr>
-      <w:r>
-        <w:rPr>
-          <w:b/>
-          <w:bCs/>
-          <w:sz w:val="20"/>
-          <w:szCs w:val="20"/>
-        </w:rPr>
-        <w:t>Maximum:</w:t>
-      </w:r>
-      <w:r>
-        <w:rPr>
-          <w:sz w:val="20"/>
-          <w:szCs w:val="20"/>
-        </w:rPr>
-        <w:t xml:space="preserve"> 4</w:t>
-      </w:r>
-      <w:r>
-        <w:rPr>
-          <w:sz w:val="20"/>
-          <w:szCs w:val="20"/>
-        </w:rPr>
-        <w:t>5</w:t>
-      </w:r>
-      <w:r>
-        <w:rPr>
-          <w:sz w:val="20"/>
-          <w:szCs w:val="20"/>
-        </w:rPr>
-        <w:t>+</w:t>
-      </w:r>
-    </w:p>
-    <w:p/>
-    <w:p>
-      <w:r>
-        <w:rPr>
-          <w:b/>
-          <w:bCs/>
-        </w:rPr>
-        <w:t xml:space="preserve">If the custody level is LOW (or staff recommend an override to LOW), please also fill out the Trustee Assessment. Inmates placed on low or trustee custody can be placed in an annex. </w:t>
-      </w:r>
-    </w:p>
-    <w:p>
-      <w:pPr>
-        <w:rPr>
-          <w:b/>
-          <w:bCs/>
-          <w:sz w:val="20"/>
-          <w:szCs w:val="20"/>
-        </w:rPr>
         <w:sectPr>
           <w:pgSz w:w="12240" w:h="15840"/>
           <w:pgMar w:top="1440" w:right="1440" w:bottom="1440" w:left="1440" w:header="720" w:footer="720" w:gutter="0"/>
@@ -4484,6 +4026,36 @@
           <w:docGrid w:linePitch="299"/>
         </w:sectPr>
       </w:pPr>
+      <w:r>
+        <w:rPr>
+          <w:b/>
+          <w:bCs/>
+          <w:sz w:val="20"/>
+          <w:szCs w:val="20"/>
+        </w:rPr>
+        <w:t>Maximum:</w:t>
+      </w:r>
+      <w:r>
+        <w:rPr>
+          <w:sz w:val="20"/>
+          <w:szCs w:val="20"/>
+        </w:rPr>
+        <w:t xml:space="preserve"> 4</w:t>
+      </w:r>
+      <w:r>
+        <w:rPr>
+          <w:sz w:val="20"/>
+          <w:szCs w:val="20"/>
+        </w:rPr>
+        <w:t>5</w:t>
+      </w:r>
+      <w:r>
+        <w:rPr>
+          <w:sz w:val="20"/>
+          <w:szCs w:val="20"/>
+        </w:rPr>
+        <w:t>+</w:t>
+      </w:r>
     </w:p>
     <w:p>
       <w:pPr>
